--- a/更新世界的锋芒_SoundInsight_决赛入围定稿作品.docx
+++ b/更新世界的锋芒_SoundInsight_决赛入围定稿作品.docx
@@ -647,9 +647,10 @@
             <w:tcW w:w="744" w:type="dxa"/>
           </w:tcPr>
           <w:p>
-            <w:pPr>
-              <w:spacing w:after="0" w:line="240" w:lineRule="auto"/>
-            </w:pPr>
+            <w:r/>
+            <w:r>
+              <w:t>黎同竣</w:t>
+            </w:r>
           </w:p>
         </w:tc>
         <w:tc>
@@ -657,9 +658,10 @@
             <w:tcW w:w="1513" w:type="dxa"/>
           </w:tcPr>
           <w:p>
-            <w:pPr>
-              <w:spacing w:after="0" w:line="240" w:lineRule="auto"/>
-            </w:pPr>
+            <w:r/>
+            <w:r>
+              <w:t>19195907942</w:t>
+            </w:r>
           </w:p>
         </w:tc>
         <w:tc>
@@ -667,9 +669,10 @@
             <w:tcW w:w="1711" w:type="dxa"/>
           </w:tcPr>
           <w:p>
-            <w:pPr>
-              <w:spacing w:after="0" w:line="240" w:lineRule="auto"/>
-            </w:pPr>
+            <w:r/>
+            <w:r>
+              <w:t>2799920054@qq.com</w:t>
+            </w:r>
           </w:p>
         </w:tc>
         <w:tc>
@@ -677,9 +680,10 @@
             <w:tcW w:w="1450" w:type="dxa"/>
           </w:tcPr>
           <w:p>
-            <w:pPr>
-              <w:spacing w:after="0" w:line="240" w:lineRule="auto"/>
-            </w:pPr>
+            <w:r/>
+            <w:r>
+              <w:t>个人团队</w:t>
+            </w:r>
           </w:p>
         </w:tc>
         <w:tc>
@@ -687,9 +691,10 @@
             <w:tcW w:w="1257" w:type="dxa"/>
           </w:tcPr>
           <w:p>
-            <w:pPr>
-              <w:spacing w:after="0" w:line="240" w:lineRule="auto"/>
-            </w:pPr>
+            <w:r/>
+            <w:r>
+              <w:t>个人开发者</w:t>
+            </w:r>
           </w:p>
         </w:tc>
         <w:tc>
@@ -697,9 +702,10 @@
             <w:tcW w:w="1905" w:type="dxa"/>
           </w:tcPr>
           <w:p>
-            <w:pPr>
-              <w:spacing w:after="0" w:line="240" w:lineRule="auto"/>
-            </w:pPr>
+            <w:r/>
+            <w:r>
+              <w:t>队长</w:t>
+            </w:r>
           </w:p>
         </w:tc>
       </w:tr>

--- a/更新世界的锋芒_SoundInsight_决赛入围定稿作品.docx
+++ b/更新世界的锋芒_SoundInsight_决赛入围定稿作品.docx
@@ -1807,6 +1807,11 @@
     </w:p>
     <w:p>
       <w:r>
+        <w:t>| 交叉验证（5 折） | **无偏口径（固定阈值、不在折内做任何选择）0.6584 ± 0.0378[v2]（波动 5.7%）**；对照口径（折内选阈值）0.7086 ± 0.0304[v2]（4.3%） | v1 记录的 3.9%`[v1]` 属**折内选阈值**口径（乐观且压低方差）；无偏口径暴露了阈值迁移带来的跨折波动——产品含义：阈值应随数据分布定期重标 |</w:t>
+      </w:r>
+    </w:p>
+    <w:p>
+      <w:r>
         <w:t>| 鲁棒性 | 仅保留已验证购买：F1@调优 0.6871 → 0.7034（v1 模型）；同用户去重后差评率 1.28% → 1.28% | 详见附录 E |</w:t>
       </w:r>
     </w:p>
@@ -1832,7 +1837,7 @@
     </w:p>
     <w:p>
       <w:r>
-        <w:t>核心发现：① 三星评论 41.5% 实为音质差评（规则漏检）；② RLCA 两阶段标注把可用正例从 63 条扩至 1,280 条（当前口径），弱标注精度 51.8% 经复核清洗至人工抽查 78%；③ 最优阈值由 0.0009 跃升至 0.97 量级，判别信心质变；④ 长文本漏检主因不是截断，而是子片段信号被整篇平均（决赛阶段实测）；⑤ 评测划分若在标签集重建后沿用旧集合，会产生记忆型虚高（实测 0.9126 → 修正后 0.7206，见附录 C）。</w:t>
+        <w:t>核心发现：① 三星评论 41.5% 实为音质差评（规则漏检）；② RLCA 两阶段标注把可用正例从 63 条扩至 1,280 条（当前口径），弱标注精度 51.8% 经复核清洗至人工抽查 78%；③ 最优阈值由 0.0009 跃升至 0.97 量级，判别信心质变；④ 长文本漏检主因不是截断，而是子片段信号被整篇平均（决赛阶段实测）；⑤ 评测划分若在标签集重建后沿用旧集合，会产生记忆型虚高（实测 0.9126 → 修正后 0.7206，见附录 C）；⑥ **交叉验证的波动取决于口径**：折内选阈值（v1 口径）报 3.9%，无偏的固定阈值口径报 5.7%——同一模型、同一数据，差别全部来自「阈值是否在同折内选取」。</w:t>
       </w:r>
     </w:p>
     <w:p>

--- a/更新世界的锋芒_SoundInsight_决赛入围定稿作品.docx
+++ b/更新世界的锋芒_SoundInsight_决赛入围定稿作品.docx
@@ -1191,41 +1191,371 @@
         <w:t>3.3 商业价值与预期效果</w:t>
       </w:r>
     </w:p>
-    <w:p>
-      <w:r>
-        <w:t>| 指标 | 人工翻评 | SoundInsight | 说明 |</w:t>
-      </w:r>
-    </w:p>
-    <w:p>
-      <w:r>
-        <w:t>|---|---|---|---|</w:t>
-      </w:r>
-    </w:p>
-    <w:p>
-      <w:r>
-        <w:t>| 处理 1,000 条评论耗时 | 8 小时（假设口径） | 约 1.8 秒（本地 GPU 实测 1.763 s／1000 条；CPU 28.4 秒） | &gt;99.9% |</w:t>
-      </w:r>
-    </w:p>
-    <w:p>
-      <w:r>
-        <w:t>| 人力成本（按 30 元／小时，假设口径） | 240 元（假设口径） | 0 元（本地推理，无 API 费用） | 100% |</w:t>
-      </w:r>
-    </w:p>
-    <w:p>
-      <w:r>
-        <w:t>| 音质差评识别 | 依赖经验、易遗漏 | F1@调优 = 0.7220[v2]；高召回档 F1@0.5 = 0.7206[v2] | 可量化、可复算 |</w:t>
-      </w:r>
-    </w:p>
-    <w:p>
-      <w:r>
-        <w:t>| 问题归因 | 无法系统分类 | 五类自动归因，宏 F1 = 0.8273[v2]（逐类阈值） | 从无到有 |</w:t>
-      </w:r>
-    </w:p>
-    <w:p>
-      <w:r>
-        <w:t>| 结论可执行性 | 人工经验判断 | 每条结论带置信度档位与建议动作（高／中／低三档） | 可直接进入整改评审 |</w:t>
-      </w:r>
-    </w:p>
+    <w:tbl>
+      <w:tblPr>
+        <w:tblStyle w:val="33"/>
+        <w:tblW w:type="auto" w:w="0"/>
+        <w:tblLook w:firstColumn="1" w:firstRow="1" w:lastColumn="0" w:lastRow="0" w:noHBand="0" w:noVBand="1" w:val="04A0"/>
+      </w:tblPr>
+      <w:tblGrid>
+        <w:gridCol w:w="2160"/>
+        <w:gridCol w:w="2160"/>
+        <w:gridCol w:w="2160"/>
+        <w:gridCol w:w="2160"/>
+      </w:tblGrid>
+      <w:tr>
+        <w:tc>
+          <w:tcPr>
+            <w:tcW w:type="dxa" w:w="2160"/>
+          </w:tcPr>
+          <w:p>
+            <w:r/>
+            <w:r>
+              <w:rPr>
+                <w:b/>
+                <w:sz w:val="18"/>
+              </w:rPr>
+              <w:t>指标</w:t>
+            </w:r>
+          </w:p>
+        </w:tc>
+        <w:tc>
+          <w:tcPr>
+            <w:tcW w:type="dxa" w:w="2160"/>
+          </w:tcPr>
+          <w:p>
+            <w:r/>
+            <w:r>
+              <w:rPr>
+                <w:b/>
+                <w:sz w:val="18"/>
+              </w:rPr>
+              <w:t>人工翻评</w:t>
+            </w:r>
+          </w:p>
+        </w:tc>
+        <w:tc>
+          <w:tcPr>
+            <w:tcW w:type="dxa" w:w="2160"/>
+          </w:tcPr>
+          <w:p>
+            <w:r/>
+            <w:r>
+              <w:rPr>
+                <w:b/>
+                <w:sz w:val="18"/>
+              </w:rPr>
+              <w:t>SoundInsight</w:t>
+            </w:r>
+          </w:p>
+        </w:tc>
+        <w:tc>
+          <w:tcPr>
+            <w:tcW w:type="dxa" w:w="2160"/>
+          </w:tcPr>
+          <w:p>
+            <w:r/>
+            <w:r>
+              <w:rPr>
+                <w:b/>
+                <w:sz w:val="18"/>
+              </w:rPr>
+              <w:t>说明</w:t>
+            </w:r>
+          </w:p>
+        </w:tc>
+      </w:tr>
+      <w:tr>
+        <w:tc>
+          <w:tcPr>
+            <w:tcW w:type="dxa" w:w="2160"/>
+          </w:tcPr>
+          <w:p>
+            <w:r/>
+            <w:r>
+              <w:rPr>
+                <w:sz w:val="18"/>
+              </w:rPr>
+              <w:t>处理 1,000 条评论耗时</w:t>
+            </w:r>
+          </w:p>
+        </w:tc>
+        <w:tc>
+          <w:tcPr>
+            <w:tcW w:type="dxa" w:w="2160"/>
+          </w:tcPr>
+          <w:p>
+            <w:r/>
+            <w:r>
+              <w:rPr>
+                <w:sz w:val="18"/>
+              </w:rPr>
+              <w:t>8 小时（假设口径）</w:t>
+            </w:r>
+          </w:p>
+        </w:tc>
+        <w:tc>
+          <w:tcPr>
+            <w:tcW w:type="dxa" w:w="2160"/>
+          </w:tcPr>
+          <w:p>
+            <w:r/>
+            <w:r>
+              <w:rPr>
+                <w:sz w:val="18"/>
+              </w:rPr>
+              <w:t>约 1.8 秒（本地 GPU 实测 1.763 s／1000 条；CPU 28.4 秒）</w:t>
+            </w:r>
+          </w:p>
+        </w:tc>
+        <w:tc>
+          <w:tcPr>
+            <w:tcW w:type="dxa" w:w="2160"/>
+          </w:tcPr>
+          <w:p>
+            <w:r/>
+            <w:r>
+              <w:rPr>
+                <w:sz w:val="18"/>
+              </w:rPr>
+              <w:t>&gt;99.9%</w:t>
+            </w:r>
+          </w:p>
+        </w:tc>
+      </w:tr>
+      <w:tr>
+        <w:tc>
+          <w:tcPr>
+            <w:tcW w:type="dxa" w:w="2160"/>
+          </w:tcPr>
+          <w:p>
+            <w:r/>
+            <w:r>
+              <w:rPr>
+                <w:sz w:val="18"/>
+              </w:rPr>
+              <w:t>人力成本（按 30 元／小时，假设口径）</w:t>
+            </w:r>
+          </w:p>
+        </w:tc>
+        <w:tc>
+          <w:tcPr>
+            <w:tcW w:type="dxa" w:w="2160"/>
+          </w:tcPr>
+          <w:p>
+            <w:r/>
+            <w:r>
+              <w:rPr>
+                <w:sz w:val="18"/>
+              </w:rPr>
+              <w:t>240 元（假设口径）</w:t>
+            </w:r>
+          </w:p>
+        </w:tc>
+        <w:tc>
+          <w:tcPr>
+            <w:tcW w:type="dxa" w:w="2160"/>
+          </w:tcPr>
+          <w:p>
+            <w:r/>
+            <w:r>
+              <w:rPr>
+                <w:sz w:val="18"/>
+              </w:rPr>
+              <w:t>0 元（本地推理，无 API 费用）</w:t>
+            </w:r>
+          </w:p>
+        </w:tc>
+        <w:tc>
+          <w:tcPr>
+            <w:tcW w:type="dxa" w:w="2160"/>
+          </w:tcPr>
+          <w:p>
+            <w:r/>
+            <w:r>
+              <w:rPr>
+                <w:sz w:val="18"/>
+              </w:rPr>
+              <w:t>100%</w:t>
+            </w:r>
+          </w:p>
+        </w:tc>
+      </w:tr>
+      <w:tr>
+        <w:tc>
+          <w:tcPr>
+            <w:tcW w:type="dxa" w:w="2160"/>
+          </w:tcPr>
+          <w:p>
+            <w:r/>
+            <w:r>
+              <w:rPr>
+                <w:sz w:val="18"/>
+              </w:rPr>
+              <w:t>音质差评识别</w:t>
+            </w:r>
+          </w:p>
+        </w:tc>
+        <w:tc>
+          <w:tcPr>
+            <w:tcW w:type="dxa" w:w="2160"/>
+          </w:tcPr>
+          <w:p>
+            <w:r/>
+            <w:r>
+              <w:rPr>
+                <w:sz w:val="18"/>
+              </w:rPr>
+              <w:t>依赖经验、易遗漏</w:t>
+            </w:r>
+          </w:p>
+        </w:tc>
+        <w:tc>
+          <w:tcPr>
+            <w:tcW w:type="dxa" w:w="2160"/>
+          </w:tcPr>
+          <w:p>
+            <w:r/>
+            <w:r>
+              <w:rPr>
+                <w:sz w:val="18"/>
+              </w:rPr>
+              <w:t>F1@调优 = 0.7220[v2]；高召回档 F1@0.5 = 0.7206[v2]</w:t>
+            </w:r>
+          </w:p>
+        </w:tc>
+        <w:tc>
+          <w:tcPr>
+            <w:tcW w:type="dxa" w:w="2160"/>
+          </w:tcPr>
+          <w:p>
+            <w:r/>
+            <w:r>
+              <w:rPr>
+                <w:sz w:val="18"/>
+              </w:rPr>
+              <w:t>可量化、可复算</w:t>
+            </w:r>
+          </w:p>
+        </w:tc>
+      </w:tr>
+      <w:tr>
+        <w:tc>
+          <w:tcPr>
+            <w:tcW w:type="dxa" w:w="2160"/>
+          </w:tcPr>
+          <w:p>
+            <w:r/>
+            <w:r>
+              <w:rPr>
+                <w:sz w:val="18"/>
+              </w:rPr>
+              <w:t>问题归因</w:t>
+            </w:r>
+          </w:p>
+        </w:tc>
+        <w:tc>
+          <w:tcPr>
+            <w:tcW w:type="dxa" w:w="2160"/>
+          </w:tcPr>
+          <w:p>
+            <w:r/>
+            <w:r>
+              <w:rPr>
+                <w:sz w:val="18"/>
+              </w:rPr>
+              <w:t>无法系统分类</w:t>
+            </w:r>
+          </w:p>
+        </w:tc>
+        <w:tc>
+          <w:tcPr>
+            <w:tcW w:type="dxa" w:w="2160"/>
+          </w:tcPr>
+          <w:p>
+            <w:r/>
+            <w:r>
+              <w:rPr>
+                <w:sz w:val="18"/>
+              </w:rPr>
+              <w:t>五类自动归因，宏 F1 = 0.8273[v2]（逐类阈值）</w:t>
+            </w:r>
+          </w:p>
+        </w:tc>
+        <w:tc>
+          <w:tcPr>
+            <w:tcW w:type="dxa" w:w="2160"/>
+          </w:tcPr>
+          <w:p>
+            <w:r/>
+            <w:r>
+              <w:rPr>
+                <w:sz w:val="18"/>
+              </w:rPr>
+              <w:t>从无到有</w:t>
+            </w:r>
+          </w:p>
+        </w:tc>
+      </w:tr>
+      <w:tr>
+        <w:tc>
+          <w:tcPr>
+            <w:tcW w:type="dxa" w:w="2160"/>
+          </w:tcPr>
+          <w:p>
+            <w:r/>
+            <w:r>
+              <w:rPr>
+                <w:sz w:val="18"/>
+              </w:rPr>
+              <w:t>结论可执行性</w:t>
+            </w:r>
+          </w:p>
+        </w:tc>
+        <w:tc>
+          <w:tcPr>
+            <w:tcW w:type="dxa" w:w="2160"/>
+          </w:tcPr>
+          <w:p>
+            <w:r/>
+            <w:r>
+              <w:rPr>
+                <w:sz w:val="18"/>
+              </w:rPr>
+              <w:t>人工经验判断</w:t>
+            </w:r>
+          </w:p>
+        </w:tc>
+        <w:tc>
+          <w:tcPr>
+            <w:tcW w:type="dxa" w:w="2160"/>
+          </w:tcPr>
+          <w:p>
+            <w:r/>
+            <w:r>
+              <w:rPr>
+                <w:sz w:val="18"/>
+              </w:rPr>
+              <w:t>每条结论带置信度档位与建议动作（高／中／低三档）</w:t>
+            </w:r>
+          </w:p>
+        </w:tc>
+        <w:tc>
+          <w:tcPr>
+            <w:tcW w:type="dxa" w:w="2160"/>
+          </w:tcPr>
+          <w:p>
+            <w:r/>
+            <w:r>
+              <w:rPr>
+                <w:sz w:val="18"/>
+              </w:rPr>
+              <w:t>可直接进入整改评审</w:t>
+            </w:r>
+          </w:p>
+        </w:tc>
+      </w:tr>
+    </w:tbl>
     <w:p>
       <w:r>
         <w:t>注：性能指标在 v2 留出集（val_v3_test，n=10,000、正例 128）上测得，与 v1 复赛数字（val_v2）样本集不同、不可直比；v1 值见附录 C。</w:t>
@@ -1775,61 +2105,461 @@
         <w:t>阶段成果指标表（v2；均为 val_v3_test 上、阈值取自 val_v3_tune）：</w:t>
       </w:r>
     </w:p>
-    <w:p>
-      <w:r>
-        <w:t>| 项目 | 结果 | 说明 |</w:t>
-      </w:r>
-    </w:p>
-    <w:p>
-      <w:r>
-        <w:t>|---|---|---|</w:t>
-      </w:r>
-    </w:p>
-    <w:p>
-      <w:r>
-        <w:t>| 二分类主指标 | F1@调优(0.6) = 0.7220；PR-AUC = 0.7811 | 通过采纳闸门第 (1) 条（≥0.72 或 ≥0.75） |</w:t>
-      </w:r>
-    </w:p>
-    <w:p>
-      <w:r>
-        <w:t>| 高召回档 | F1@0.5 = 0.7206 | 供不同业务取舍 |</w:t>
-      </w:r>
-    </w:p>
-    <w:p>
-      <w:r>
-        <w:t>| 五类归因 | 宏 F1 = 0.8273；高音类 F1 = 0.5333 | 逐类阈值；评估范围为音质差评正例 |</w:t>
-      </w:r>
-    </w:p>
-    <w:p>
-      <w:r>
-        <w:t>| 概率校准 | 决策区间（≥0.9）偏差 −0.172 → −0.060；抗稀释 ECE 0.222 → 0.117 | 温度缩放，只在调参划分上拟合 |</w:t>
-      </w:r>
-    </w:p>
-    <w:p>
-      <w:r>
-        <w:t>| 交叉验证（5 折） | **无偏口径（固定阈值、不在折内做任何选择）0.6584 ± 0.0378[v2]（波动 5.7%）**；对照口径（折内选阈值）0.7086 ± 0.0304[v2]（4.3%） | v1 记录的 3.9%`[v1]` 属**折内选阈值**口径（乐观且压低方差）；无偏口径暴露了阈值迁移带来的跨折波动——产品含义：阈值应随数据分布定期重标 |</w:t>
-      </w:r>
-    </w:p>
-    <w:p>
-      <w:r>
-        <w:t>| 鲁棒性 | 仅保留已验证购买：F1@调优 0.6871 → 0.7034（v1 模型）；同用户去重后差评率 1.28% → 1.28% | 详见附录 E |</w:t>
-      </w:r>
-    </w:p>
-    <w:p>
-      <w:r>
-        <w:t>| 长文本 | &gt;128 token 桶召回 51.2%（截断）→ 82.9%（切窗），整体 F1 降至 0.60；约束式分档阈值下达 68.3% | 未达 70% 验收线，已如实记录 |</w:t>
-      </w:r>
-    </w:p>
-    <w:p>
-      <w:r>
-        <w:t>| 型号级 | 711 个型号达 ≥10 条门槛；Top-20 差评率 14.3%–30.0%（全局 1.28%） | v2 新增能力 |</w:t>
-      </w:r>
-    </w:p>
-    <w:p>
-      <w:r>
-        <w:t>| 星级分层 | 差评率 1★ 5.43%／2★ 7.97%／3★ 6.60%／4★ 0.13%／5★ 0.02% | 音质差评密度在 2★ 最高 |</w:t>
-      </w:r>
-    </w:p>
+    <w:tbl>
+      <w:tblPr>
+        <w:tblStyle w:val="33"/>
+        <w:tblW w:type="auto" w:w="0"/>
+        <w:tblLook w:firstColumn="1" w:firstRow="1" w:lastColumn="0" w:lastRow="0" w:noHBand="0" w:noVBand="1" w:val="04A0"/>
+      </w:tblPr>
+      <w:tblGrid>
+        <w:gridCol w:w="2880"/>
+        <w:gridCol w:w="2880"/>
+        <w:gridCol w:w="2880"/>
+      </w:tblGrid>
+      <w:tr>
+        <w:tc>
+          <w:tcPr>
+            <w:tcW w:type="dxa" w:w="2880"/>
+          </w:tcPr>
+          <w:p>
+            <w:r/>
+            <w:r>
+              <w:rPr>
+                <w:b/>
+                <w:sz w:val="18"/>
+              </w:rPr>
+              <w:t>项目</w:t>
+            </w:r>
+          </w:p>
+        </w:tc>
+        <w:tc>
+          <w:tcPr>
+            <w:tcW w:type="dxa" w:w="2880"/>
+          </w:tcPr>
+          <w:p>
+            <w:r/>
+            <w:r>
+              <w:rPr>
+                <w:b/>
+                <w:sz w:val="18"/>
+              </w:rPr>
+              <w:t>结果</w:t>
+            </w:r>
+          </w:p>
+        </w:tc>
+        <w:tc>
+          <w:tcPr>
+            <w:tcW w:type="dxa" w:w="2880"/>
+          </w:tcPr>
+          <w:p>
+            <w:r/>
+            <w:r>
+              <w:rPr>
+                <w:b/>
+                <w:sz w:val="18"/>
+              </w:rPr>
+              <w:t>说明</w:t>
+            </w:r>
+          </w:p>
+        </w:tc>
+      </w:tr>
+      <w:tr>
+        <w:tc>
+          <w:tcPr>
+            <w:tcW w:type="dxa" w:w="2880"/>
+          </w:tcPr>
+          <w:p>
+            <w:r/>
+            <w:r>
+              <w:rPr>
+                <w:sz w:val="18"/>
+              </w:rPr>
+              <w:t>二分类主指标</w:t>
+            </w:r>
+          </w:p>
+        </w:tc>
+        <w:tc>
+          <w:tcPr>
+            <w:tcW w:type="dxa" w:w="2880"/>
+          </w:tcPr>
+          <w:p>
+            <w:r/>
+            <w:r>
+              <w:rPr>
+                <w:sz w:val="18"/>
+              </w:rPr>
+              <w:t>F1@调优(0.6) = 0.7220；PR-AUC = 0.7811</w:t>
+            </w:r>
+          </w:p>
+        </w:tc>
+        <w:tc>
+          <w:tcPr>
+            <w:tcW w:type="dxa" w:w="2880"/>
+          </w:tcPr>
+          <w:p>
+            <w:r/>
+            <w:r>
+              <w:rPr>
+                <w:sz w:val="18"/>
+              </w:rPr>
+              <w:t>通过采纳闸门第 (1) 条（≥0.72 或 ≥0.75）</w:t>
+            </w:r>
+          </w:p>
+        </w:tc>
+      </w:tr>
+      <w:tr>
+        <w:tc>
+          <w:tcPr>
+            <w:tcW w:type="dxa" w:w="2880"/>
+          </w:tcPr>
+          <w:p>
+            <w:r/>
+            <w:r>
+              <w:rPr>
+                <w:sz w:val="18"/>
+              </w:rPr>
+              <w:t>高召回档</w:t>
+            </w:r>
+          </w:p>
+        </w:tc>
+        <w:tc>
+          <w:tcPr>
+            <w:tcW w:type="dxa" w:w="2880"/>
+          </w:tcPr>
+          <w:p>
+            <w:r/>
+            <w:r>
+              <w:rPr>
+                <w:sz w:val="18"/>
+              </w:rPr>
+              <w:t>F1@0.5 = 0.7206</w:t>
+            </w:r>
+          </w:p>
+        </w:tc>
+        <w:tc>
+          <w:tcPr>
+            <w:tcW w:type="dxa" w:w="2880"/>
+          </w:tcPr>
+          <w:p>
+            <w:r/>
+            <w:r>
+              <w:rPr>
+                <w:sz w:val="18"/>
+              </w:rPr>
+              <w:t>供不同业务取舍</w:t>
+            </w:r>
+          </w:p>
+        </w:tc>
+      </w:tr>
+      <w:tr>
+        <w:tc>
+          <w:tcPr>
+            <w:tcW w:type="dxa" w:w="2880"/>
+          </w:tcPr>
+          <w:p>
+            <w:r/>
+            <w:r>
+              <w:rPr>
+                <w:sz w:val="18"/>
+              </w:rPr>
+              <w:t>五类归因</w:t>
+            </w:r>
+          </w:p>
+        </w:tc>
+        <w:tc>
+          <w:tcPr>
+            <w:tcW w:type="dxa" w:w="2880"/>
+          </w:tcPr>
+          <w:p>
+            <w:r/>
+            <w:r>
+              <w:rPr>
+                <w:sz w:val="18"/>
+              </w:rPr>
+              <w:t>宏 F1 = 0.8273；高音类 F1 = 0.5333</w:t>
+            </w:r>
+          </w:p>
+        </w:tc>
+        <w:tc>
+          <w:tcPr>
+            <w:tcW w:type="dxa" w:w="2880"/>
+          </w:tcPr>
+          <w:p>
+            <w:r/>
+            <w:r>
+              <w:rPr>
+                <w:sz w:val="18"/>
+              </w:rPr>
+              <w:t>逐类阈值；评估范围为音质差评正例</w:t>
+            </w:r>
+          </w:p>
+        </w:tc>
+      </w:tr>
+      <w:tr>
+        <w:tc>
+          <w:tcPr>
+            <w:tcW w:type="dxa" w:w="2880"/>
+          </w:tcPr>
+          <w:p>
+            <w:r/>
+            <w:r>
+              <w:rPr>
+                <w:sz w:val="18"/>
+              </w:rPr>
+              <w:t>概率校准</w:t>
+            </w:r>
+          </w:p>
+        </w:tc>
+        <w:tc>
+          <w:tcPr>
+            <w:tcW w:type="dxa" w:w="2880"/>
+          </w:tcPr>
+          <w:p>
+            <w:r/>
+            <w:r>
+              <w:rPr>
+                <w:sz w:val="18"/>
+              </w:rPr>
+              <w:t>决策区间（≥0.9）偏差 −0.172 → −0.060；抗稀释 ECE 0.222 → 0.117</w:t>
+            </w:r>
+          </w:p>
+        </w:tc>
+        <w:tc>
+          <w:tcPr>
+            <w:tcW w:type="dxa" w:w="2880"/>
+          </w:tcPr>
+          <w:p>
+            <w:r/>
+            <w:r>
+              <w:rPr>
+                <w:sz w:val="18"/>
+              </w:rPr>
+              <w:t>温度缩放，只在调参划分上拟合</w:t>
+            </w:r>
+          </w:p>
+        </w:tc>
+      </w:tr>
+      <w:tr>
+        <w:tc>
+          <w:tcPr>
+            <w:tcW w:type="dxa" w:w="2880"/>
+          </w:tcPr>
+          <w:p>
+            <w:r/>
+            <w:r>
+              <w:rPr>
+                <w:sz w:val="18"/>
+              </w:rPr>
+              <w:t>交叉验证（5 折）</w:t>
+            </w:r>
+          </w:p>
+        </w:tc>
+        <w:tc>
+          <w:tcPr>
+            <w:tcW w:type="dxa" w:w="2880"/>
+          </w:tcPr>
+          <w:p>
+            <w:r/>
+            <w:r>
+              <w:rPr>
+                <w:sz w:val="18"/>
+              </w:rPr>
+              <w:t>**无偏口径（固定阈值、不在折内做任何选择）0.6584 ± 0.0378[v2]（波动 5.7%）**；对照口径（折内选阈值）0.7086 ± 0.0304[v2]（4.3%）</w:t>
+            </w:r>
+          </w:p>
+        </w:tc>
+        <w:tc>
+          <w:tcPr>
+            <w:tcW w:type="dxa" w:w="2880"/>
+          </w:tcPr>
+          <w:p>
+            <w:r/>
+            <w:r>
+              <w:rPr>
+                <w:sz w:val="18"/>
+              </w:rPr>
+              <w:t>v1 记录的 3.9%`[v1]` 属**折内选阈值**口径（乐观且压低方差）；无偏口径暴露了阈值迁移带来的跨折波动——产品含义：阈值应随数据分布定期重标</w:t>
+            </w:r>
+          </w:p>
+        </w:tc>
+      </w:tr>
+      <w:tr>
+        <w:tc>
+          <w:tcPr>
+            <w:tcW w:type="dxa" w:w="2880"/>
+          </w:tcPr>
+          <w:p>
+            <w:r/>
+            <w:r>
+              <w:rPr>
+                <w:sz w:val="18"/>
+              </w:rPr>
+              <w:t>鲁棒性</w:t>
+            </w:r>
+          </w:p>
+        </w:tc>
+        <w:tc>
+          <w:tcPr>
+            <w:tcW w:type="dxa" w:w="2880"/>
+          </w:tcPr>
+          <w:p>
+            <w:r/>
+            <w:r>
+              <w:rPr>
+                <w:sz w:val="18"/>
+              </w:rPr>
+              <w:t>仅保留已验证购买：F1@调优 0.6871 → 0.7034（v1 模型）；同用户去重后差评率 1.28% → 1.28%</w:t>
+            </w:r>
+          </w:p>
+        </w:tc>
+        <w:tc>
+          <w:tcPr>
+            <w:tcW w:type="dxa" w:w="2880"/>
+          </w:tcPr>
+          <w:p>
+            <w:r/>
+            <w:r>
+              <w:rPr>
+                <w:sz w:val="18"/>
+              </w:rPr>
+              <w:t>详见附录 E</w:t>
+            </w:r>
+          </w:p>
+        </w:tc>
+      </w:tr>
+      <w:tr>
+        <w:tc>
+          <w:tcPr>
+            <w:tcW w:type="dxa" w:w="2880"/>
+          </w:tcPr>
+          <w:p>
+            <w:r/>
+            <w:r>
+              <w:rPr>
+                <w:sz w:val="18"/>
+              </w:rPr>
+              <w:t>长文本</w:t>
+            </w:r>
+          </w:p>
+        </w:tc>
+        <w:tc>
+          <w:tcPr>
+            <w:tcW w:type="dxa" w:w="2880"/>
+          </w:tcPr>
+          <w:p>
+            <w:r/>
+            <w:r>
+              <w:rPr>
+                <w:sz w:val="18"/>
+              </w:rPr>
+              <w:t>&gt;128 token 桶召回 51.2%（截断）→ 82.9%（切窗），整体 F1 降至 0.60；约束式分档阈值下达 68.3%</w:t>
+            </w:r>
+          </w:p>
+        </w:tc>
+        <w:tc>
+          <w:tcPr>
+            <w:tcW w:type="dxa" w:w="2880"/>
+          </w:tcPr>
+          <w:p>
+            <w:r/>
+            <w:r>
+              <w:rPr>
+                <w:sz w:val="18"/>
+              </w:rPr>
+              <w:t>未达 70% 验收线，已如实记录</w:t>
+            </w:r>
+          </w:p>
+        </w:tc>
+      </w:tr>
+      <w:tr>
+        <w:tc>
+          <w:tcPr>
+            <w:tcW w:type="dxa" w:w="2880"/>
+          </w:tcPr>
+          <w:p>
+            <w:r/>
+            <w:r>
+              <w:rPr>
+                <w:sz w:val="18"/>
+              </w:rPr>
+              <w:t>型号级</w:t>
+            </w:r>
+          </w:p>
+        </w:tc>
+        <w:tc>
+          <w:tcPr>
+            <w:tcW w:type="dxa" w:w="2880"/>
+          </w:tcPr>
+          <w:p>
+            <w:r/>
+            <w:r>
+              <w:rPr>
+                <w:sz w:val="18"/>
+              </w:rPr>
+              <w:t>711 个型号达 ≥10 条门槛；Top-20 差评率 14.3%–30.0%（全局 1.28%）</w:t>
+            </w:r>
+          </w:p>
+        </w:tc>
+        <w:tc>
+          <w:tcPr>
+            <w:tcW w:type="dxa" w:w="2880"/>
+          </w:tcPr>
+          <w:p>
+            <w:r/>
+            <w:r>
+              <w:rPr>
+                <w:sz w:val="18"/>
+              </w:rPr>
+              <w:t>v2 新增能力</w:t>
+            </w:r>
+          </w:p>
+        </w:tc>
+      </w:tr>
+      <w:tr>
+        <w:tc>
+          <w:tcPr>
+            <w:tcW w:type="dxa" w:w="2880"/>
+          </w:tcPr>
+          <w:p>
+            <w:r/>
+            <w:r>
+              <w:rPr>
+                <w:sz w:val="18"/>
+              </w:rPr>
+              <w:t>星级分层</w:t>
+            </w:r>
+          </w:p>
+        </w:tc>
+        <w:tc>
+          <w:tcPr>
+            <w:tcW w:type="dxa" w:w="2880"/>
+          </w:tcPr>
+          <w:p>
+            <w:r/>
+            <w:r>
+              <w:rPr>
+                <w:sz w:val="18"/>
+              </w:rPr>
+              <w:t>差评率 1★ 5.43%／2★ 7.97%／3★ 6.60%／4★ 0.13%／5★ 0.02%</w:t>
+            </w:r>
+          </w:p>
+        </w:tc>
+        <w:tc>
+          <w:tcPr>
+            <w:tcW w:type="dxa" w:w="2880"/>
+          </w:tcPr>
+          <w:p>
+            <w:r/>
+            <w:r>
+              <w:rPr>
+                <w:sz w:val="18"/>
+              </w:rPr>
+              <w:t>音质差评密度在 2★ 最高</w:t>
+            </w:r>
+          </w:p>
+        </w:tc>
+      </w:tr>
+    </w:tbl>
     <w:p>
       <w:r>
         <w:t>已完成工程能力：一键安装脚本、模型卡（v2）、权重托管、在线创空间自动验收、HTTP API、审计工具链（186 项检查／0 FAIL）、仓库卫生扫描、负向自测（15 项）、预提交守卫。</w:t>
@@ -2339,11 +3069,19 @@
     <w:p/>
     <w:p>
       <w:r>
+        <w:rPr>
+          <w:b/>
+          <w:sz w:val="26"/>
+        </w:rPr>
         <w:t>附录 A　数据许可与合规披露</w:t>
       </w:r>
     </w:p>
     <w:p>
       <w:r>
+        <w:rPr>
+          <w:b/>
+          <w:sz w:val="26"/>
+        </w:rPr>
         <w:t>模型调用与边界（唯一权威表述，与仓库 README 逐字一致，共三句）：</w:t>
       </w:r>
     </w:p>
@@ -2390,6 +3128,10 @@
     <w:p/>
     <w:p>
       <w:r>
+        <w:rPr>
+          <w:b/>
+          <w:sz w:val="26"/>
+        </w:rPr>
         <w:t>附录 B　已知局限（如实披露）</w:t>
       </w:r>
     </w:p>
@@ -2431,6 +3173,10 @@
     <w:p/>
     <w:p>
       <w:r>
+        <w:rPr>
+          <w:b/>
+          <w:sz w:val="26"/>
+        </w:rPr>
         <w:t>附录 C　已知表述勘误与口径演进</w:t>
       </w:r>
     </w:p>
@@ -2467,34 +3213,262 @@
     <w:p/>
     <w:p>
       <w:r>
+        <w:rPr>
+          <w:b/>
+          <w:sz w:val="26"/>
+        </w:rPr>
         <w:t>附录 D　置信度档位与建议动作（对外结论统一口径）</w:t>
       </w:r>
     </w:p>
-    <w:p>
-      <w:r>
-        <w:t>| 档位 | 概率区间 | 含义 | 建议动作 |</w:t>
-      </w:r>
-    </w:p>
-    <w:p>
-      <w:r>
-        <w:t>|---|---|---|---|</w:t>
-      </w:r>
-    </w:p>
-    <w:p>
-      <w:r>
-        <w:t>| 高 | ≥ 0.9744（调优档；校准前仅供排序） | 高置信音质差评 | 直接进入整改／研发评审 |</w:t>
-      </w:r>
-    </w:p>
-    <w:p>
-      <w:r>
-        <w:t>| 中 | 0.5 – 0.9744 | 疑似负面，证据不足 | 先做小规模人工抽查 |</w:t>
-      </w:r>
-    </w:p>
-    <w:p>
-      <w:r>
-        <w:t>| 低 | &lt; 0.5 | 判为正常 | 仅计入趋势观察，不进入问题分布 |</w:t>
-      </w:r>
-    </w:p>
+    <w:tbl>
+      <w:tblPr>
+        <w:tblStyle w:val="33"/>
+        <w:tblW w:type="auto" w:w="0"/>
+        <w:tblLook w:firstColumn="1" w:firstRow="1" w:lastColumn="0" w:lastRow="0" w:noHBand="0" w:noVBand="1" w:val="04A0"/>
+      </w:tblPr>
+      <w:tblGrid>
+        <w:gridCol w:w="2160"/>
+        <w:gridCol w:w="2160"/>
+        <w:gridCol w:w="2160"/>
+        <w:gridCol w:w="2160"/>
+      </w:tblGrid>
+      <w:tr>
+        <w:tc>
+          <w:tcPr>
+            <w:tcW w:type="dxa" w:w="2160"/>
+          </w:tcPr>
+          <w:p>
+            <w:r/>
+            <w:r>
+              <w:rPr>
+                <w:b/>
+                <w:sz w:val="18"/>
+              </w:rPr>
+              <w:t>档位</w:t>
+            </w:r>
+          </w:p>
+        </w:tc>
+        <w:tc>
+          <w:tcPr>
+            <w:tcW w:type="dxa" w:w="2160"/>
+          </w:tcPr>
+          <w:p>
+            <w:r/>
+            <w:r>
+              <w:rPr>
+                <w:b/>
+                <w:sz w:val="18"/>
+              </w:rPr>
+              <w:t>概率区间</w:t>
+            </w:r>
+          </w:p>
+        </w:tc>
+        <w:tc>
+          <w:tcPr>
+            <w:tcW w:type="dxa" w:w="2160"/>
+          </w:tcPr>
+          <w:p>
+            <w:r/>
+            <w:r>
+              <w:rPr>
+                <w:b/>
+                <w:sz w:val="18"/>
+              </w:rPr>
+              <w:t>含义</w:t>
+            </w:r>
+          </w:p>
+        </w:tc>
+        <w:tc>
+          <w:tcPr>
+            <w:tcW w:type="dxa" w:w="2160"/>
+          </w:tcPr>
+          <w:p>
+            <w:r/>
+            <w:r>
+              <w:rPr>
+                <w:b/>
+                <w:sz w:val="18"/>
+              </w:rPr>
+              <w:t>建议动作</w:t>
+            </w:r>
+          </w:p>
+        </w:tc>
+      </w:tr>
+      <w:tr>
+        <w:tc>
+          <w:tcPr>
+            <w:tcW w:type="dxa" w:w="2160"/>
+          </w:tcPr>
+          <w:p>
+            <w:r/>
+            <w:r>
+              <w:rPr>
+                <w:sz w:val="18"/>
+              </w:rPr>
+              <w:t>高</w:t>
+            </w:r>
+          </w:p>
+        </w:tc>
+        <w:tc>
+          <w:tcPr>
+            <w:tcW w:type="dxa" w:w="2160"/>
+          </w:tcPr>
+          <w:p>
+            <w:r/>
+            <w:r>
+              <w:rPr>
+                <w:sz w:val="18"/>
+              </w:rPr>
+              <w:t>≥ 0.9744（调优档；校准前仅供排序）</w:t>
+            </w:r>
+          </w:p>
+        </w:tc>
+        <w:tc>
+          <w:tcPr>
+            <w:tcW w:type="dxa" w:w="2160"/>
+          </w:tcPr>
+          <w:p>
+            <w:r/>
+            <w:r>
+              <w:rPr>
+                <w:sz w:val="18"/>
+              </w:rPr>
+              <w:t>高置信音质差评</w:t>
+            </w:r>
+          </w:p>
+        </w:tc>
+        <w:tc>
+          <w:tcPr>
+            <w:tcW w:type="dxa" w:w="2160"/>
+          </w:tcPr>
+          <w:p>
+            <w:r/>
+            <w:r>
+              <w:rPr>
+                <w:sz w:val="18"/>
+              </w:rPr>
+              <w:t>直接进入整改／研发评审</w:t>
+            </w:r>
+          </w:p>
+        </w:tc>
+      </w:tr>
+      <w:tr>
+        <w:tc>
+          <w:tcPr>
+            <w:tcW w:type="dxa" w:w="2160"/>
+          </w:tcPr>
+          <w:p>
+            <w:r/>
+            <w:r>
+              <w:rPr>
+                <w:sz w:val="18"/>
+              </w:rPr>
+              <w:t>中</w:t>
+            </w:r>
+          </w:p>
+        </w:tc>
+        <w:tc>
+          <w:tcPr>
+            <w:tcW w:type="dxa" w:w="2160"/>
+          </w:tcPr>
+          <w:p>
+            <w:r/>
+            <w:r>
+              <w:rPr>
+                <w:sz w:val="18"/>
+              </w:rPr>
+              <w:t>0.5 – 0.9744</w:t>
+            </w:r>
+          </w:p>
+        </w:tc>
+        <w:tc>
+          <w:tcPr>
+            <w:tcW w:type="dxa" w:w="2160"/>
+          </w:tcPr>
+          <w:p>
+            <w:r/>
+            <w:r>
+              <w:rPr>
+                <w:sz w:val="18"/>
+              </w:rPr>
+              <w:t>疑似负面，证据不足</w:t>
+            </w:r>
+          </w:p>
+        </w:tc>
+        <w:tc>
+          <w:tcPr>
+            <w:tcW w:type="dxa" w:w="2160"/>
+          </w:tcPr>
+          <w:p>
+            <w:r/>
+            <w:r>
+              <w:rPr>
+                <w:sz w:val="18"/>
+              </w:rPr>
+              <w:t>先做小规模人工抽查</w:t>
+            </w:r>
+          </w:p>
+        </w:tc>
+      </w:tr>
+      <w:tr>
+        <w:tc>
+          <w:tcPr>
+            <w:tcW w:type="dxa" w:w="2160"/>
+          </w:tcPr>
+          <w:p>
+            <w:r/>
+            <w:r>
+              <w:rPr>
+                <w:sz w:val="18"/>
+              </w:rPr>
+              <w:t>低</w:t>
+            </w:r>
+          </w:p>
+        </w:tc>
+        <w:tc>
+          <w:tcPr>
+            <w:tcW w:type="dxa" w:w="2160"/>
+          </w:tcPr>
+          <w:p>
+            <w:r/>
+            <w:r>
+              <w:rPr>
+                <w:sz w:val="18"/>
+              </w:rPr>
+              <w:t>&lt; 0.5</w:t>
+            </w:r>
+          </w:p>
+        </w:tc>
+        <w:tc>
+          <w:tcPr>
+            <w:tcW w:type="dxa" w:w="2160"/>
+          </w:tcPr>
+          <w:p>
+            <w:r/>
+            <w:r>
+              <w:rPr>
+                <w:sz w:val="18"/>
+              </w:rPr>
+              <w:t>判为正常</w:t>
+            </w:r>
+          </w:p>
+        </w:tc>
+        <w:tc>
+          <w:tcPr>
+            <w:tcW w:type="dxa" w:w="2160"/>
+          </w:tcPr>
+          <w:p>
+            <w:r/>
+            <w:r>
+              <w:rPr>
+                <w:sz w:val="18"/>
+              </w:rPr>
+              <w:t>仅计入趋势观察，不进入问题分布</w:t>
+            </w:r>
+          </w:p>
+        </w:tc>
+      </w:tr>
+    </w:tbl>
     <w:p>
       <w:r>
         <w:t>说明：v1 校准评估显示决策区间 [0.9,1.0) 的实际正确率仅 0.555（自报 0.975），故未校准前档位只用于排序；v2 已完成温度缩放校准（决策区间偏差 −0.060）。</w:t>
@@ -2503,6 +3477,10 @@
     <w:p/>
     <w:p>
       <w:r>
+        <w:rPr>
+          <w:b/>
+          <w:sz w:val="26"/>
+        </w:rPr>
         <w:t>附录 E　失败案例（带发生率，节选）</w:t>
       </w:r>
     </w:p>
@@ -2529,6 +3507,10 @@
     <w:p/>
     <w:p>
       <w:r>
+        <w:rPr>
+          <w:b/>
+          <w:sz w:val="26"/>
+        </w:rPr>
         <w:t>附录 F　迁移成本说明（跨品类）</w:t>
       </w:r>
     </w:p>

--- a/更新世界的锋芒_SoundInsight_决赛入围定稿作品.docx
+++ b/更新世界的锋芒_SoundInsight_决赛入围定稿作品.docx
@@ -2408,7 +2408,7 @@
               <w:rPr>
                 <w:sz w:val="18"/>
               </w:rPr>
-              <w:t>仅保留已验证购买：F1@调优 0.6871 → 0.7034（v1 模型）；同用户去重后差评率 1.28% → 1.28%</w:t>
+              <w:t>仅保留已验证购买：F1@调优 0.6871[v1] → 0.7034（v2 分析，仍为 v1 模型权重）；同用户去重后差评率 1.28% → 1.28%</w:t>
             </w:r>
           </w:p>
         </w:tc>
@@ -3197,12 +3197,12 @@
     </w:p>
     <w:p>
       <w:r>
-        <w:t>3）阈值选择偏差（v1 从未披露，本轮首次披露）：v1 的阈值在同一验证集上选取并报数，故 F1@调优 0.6871[v1] 与 CV 0.6234±0.0240[v1] 含乐观偏置；v2 起阈值只在 val_v3_tune 上选、指标只在 val_v3_test 上报。</w:t>
+        <w:t>3）阈值选择偏差（v1 从未披露，本轮首次披露）：v1 的阈值在同一验证集上选取并报数，故 F1@调优 0.6871[v1] 与 CV 0.6234[v1]±0.0240 含乐观偏置；v2 起阈值只在 val_v3_tune 上选、指标只在 val_v3_test 上报。</w:t>
       </w:r>
     </w:p>
     <w:p>
       <w:r>
-        <w:t>4）评测划分不可复现（本轮新发现）：val_v2 由早期标签文件生成，该文件其后被重建、行序改变，用当前文件复算同一划分与 val_v2 重叠 79.5%（正例 78.9%）——在它上面评估用当前标签训练的模型会因记忆虚高（实测 0.9126，该数字作废）；修正后同模型为 0.7206。对 v1 数字无影响：0.6871／0.6241 在其当时一致的划分上仍然有效，只是无法由当前文件复现。</w:t>
+        <w:t>4）评测划分不可复现（本轮新发现）：val_v2 由早期标签文件生成，该文件其后被重建、行序改变，用当前文件复算同一划分与 val_v2 重叠 79.5%（正例 78.9%）——在它上面评估用当前标签训练的模型会因记忆虚高（实测 0.9126，该数字作废）；修正后同模型为 0.7206。对 v1 数字无影响：0.6871[v1]／0.6241[v1] 在其当时一致的划分上仍然有效，只是无法由当前文件复现。</w:t>
       </w:r>
     </w:p>
     <w:p>
@@ -3319,7 +3319,7 @@
               <w:rPr>
                 <w:sz w:val="18"/>
               </w:rPr>
-              <w:t>≥ 0.9744（调优档；校准前仅供排序）</w:t>
+              <w:t>≥ 0.9744[v1]（调优档；校准前仅供排序）</w:t>
             </w:r>
           </w:p>
         </w:tc>
@@ -3377,7 +3377,7 @@
               <w:rPr>
                 <w:sz w:val="18"/>
               </w:rPr>
-              <w:t>0.5 – 0.9744</w:t>
+              <w:t>0.5 – 0.9744[v1]</w:t>
             </w:r>
           </w:p>
         </w:tc>

--- a/更新世界的锋芒_SoundInsight_决赛入围定稿作品.docx
+++ b/更新世界的锋芒_SoundInsight_决赛入围定稿作品.docx
@@ -32,77 +32,6 @@
           <w:sz w:val="40"/>
         </w:rPr>
         <w:t>提交模板</w:t>
-      </w:r>
-    </w:p>
-    <w:p>
-      <w:pPr>
-        <w:jc w:val="center"/>
-      </w:pPr>
-      <w:r>
-        <w:rPr>
-          <w:rFonts w:hint="eastAsia" w:ascii="Times New Roman" w:hAnsi="Times New Roman" w:eastAsia="宋体"/>
-          <w:b w:val="0"/>
-          <w:color w:val="808080"/>
-          <w:sz w:val="20"/>
-        </w:rPr>
-        <w:t xml:space="preserve">（天池渠道 · 团队一人提交即可 · </w:t>
-      </w:r>
-      <w:r>
-        <w:rPr>
-          <w:rFonts w:hint="eastAsia" w:ascii="Times New Roman" w:hAnsi="Times New Roman" w:eastAsia="宋体"/>
-          <w:b w:val="0"/>
-          <w:color w:val="808080"/>
-          <w:sz w:val="20"/>
-          <w:lang w:val="en-US" w:eastAsia="zh-CN"/>
-        </w:rPr>
-        <w:t>决赛入围定稿</w:t>
-      </w:r>
-      <w:r>
-        <w:rPr>
-          <w:rFonts w:hint="eastAsia" w:ascii="Times New Roman" w:hAnsi="Times New Roman" w:eastAsia="宋体"/>
-          <w:b w:val="0"/>
-          <w:color w:val="808080"/>
-          <w:sz w:val="20"/>
-        </w:rPr>
-        <w:t>提交截止：</w:t>
-      </w:r>
-      <w:r>
-        <w:rPr>
-          <w:rFonts w:hint="eastAsia" w:ascii="Times New Roman" w:hAnsi="Times New Roman" w:eastAsia="宋体"/>
-          <w:b w:val="0"/>
-          <w:color w:val="808080"/>
-          <w:sz w:val="20"/>
-          <w:lang w:val="en-US" w:eastAsia="zh-CN"/>
-        </w:rPr>
-        <w:t>10</w:t>
-      </w:r>
-      <w:r>
-        <w:rPr>
-          <w:rFonts w:hint="eastAsia" w:ascii="Times New Roman" w:hAnsi="Times New Roman" w:eastAsia="宋体"/>
-          <w:b w:val="0"/>
-          <w:color w:val="808080"/>
-          <w:sz w:val="20"/>
-        </w:rPr>
-        <w:t>月</w:t>
-      </w:r>
-      <w:r>
-        <w:rPr>
-          <w:rFonts w:hint="eastAsia" w:ascii="Times New Roman" w:hAnsi="Times New Roman" w:eastAsia="宋体"/>
-          <w:b w:val="0"/>
-          <w:color w:val="808080"/>
-          <w:sz w:val="20"/>
-          <w:lang w:val="en-US" w:eastAsia="zh-CN"/>
-        </w:rPr>
-        <w:t>8</w:t>
-      </w:r>
-      <w:r>
-        <w:rPr>
-          <w:rFonts w:hint="eastAsia" w:ascii="Times New Roman" w:hAnsi="Times New Roman" w:eastAsia="宋体"/>
-          <w:b w:val="0"/>
-          <w:color w:val="808080"/>
-          <w:sz w:val="20"/>
-        </w:rPr>
-        <w:t>日）</w:t>
       </w:r>
     </w:p>
     <w:p>
@@ -1137,14 +1066,6 @@
         <w:t>4）改进滞后：无法系统归类问题，产品迭代只能凭经验。</w:t>
       </w:r>
     </w:p>
-    <w:p>
-      <w:r>
-        <w:rPr>
-          <w:rFonts w:hint="eastAsia"/>
-        </w:rPr>
-        <w:t>（谁会使用你的方案？他们是谁？当前面临什么业务痛点？这些问题有多严重、多普遍？）</w:t>
-      </w:r>
-    </w:p>
     <w:p/>
     <w:p>
       <w:r>
@@ -1172,14 +1093,6 @@
     <w:p>
       <w:r>
         <w:t>使用流程：上传 CSV → 分析（本地 GPU 实测 1.763 秒／1000 条）→ 查看报告（含优先级排序）→ 导出 Markdown／Excel。</w:t>
-      </w:r>
-    </w:p>
-    <w:p>
-      <w:r>
-        <w:rPr>
-          <w:rFonts w:hint="eastAsia"/>
-        </w:rPr>
-        <w:t>（方案在什么业务场景下使用？用户从接触到使用的完整流程是怎样的？核心使用链路是什么？）</w:t>
       </w:r>
     </w:p>
     <w:p/>
@@ -1561,14 +1474,6 @@
         <w:t>注：性能指标在 v2 留出集（val_v3_test，n=10,000、正例 128）上测得，与 v1 复赛数字（val_v2）样本集不同、不可直比；v1 值见附录 C。</w:t>
       </w:r>
     </w:p>
-    <w:p>
-      <w:r>
-        <w:rPr>
-          <w:rFonts w:hint="eastAsia"/>
-        </w:rPr>
-        <w:t>（方案能给用户带来什么价值？如降本增效、营收增长、体验提升等，尽量用可量化指标描述：如"节省时间50%""人力成本降低40%"等）</w:t>
-      </w:r>
-    </w:p>
     <w:p/>
     <w:p>
       <w:r>
@@ -1596,14 +1501,6 @@
     <w:p>
       <w:r>
         <w:t>商业模式：开源版（社区）→ SaaS 版（订阅）→ 企业版（私有化部署，数据不出境）。</w:t>
-      </w:r>
-    </w:p>
-    <w:p>
-      <w:r>
-        <w:rPr>
-          <w:rFonts w:hint="eastAsia"/>
-        </w:rPr>
-        <w:t>（目标市场规模与增长趋势如何？方案的商业模式是什么？如何推广落地？是否具备规模化复制的潜力？）</w:t>
       </w:r>
     </w:p>
     <w:p/>
@@ -1636,16 +1533,6 @@
     <w:p>
       <w:r>
         <w:t>差异化定位：与退货根因分析类工具不同，本系统做的是文本内的细粒度归因——把主观听感映射到可复算的问题类别与型号分布上，并把每一步数字做成可审计的证据链（见第六节与附录）。</w:t>
-      </w:r>
-    </w:p>
-    <w:p>
-      <w:r>
-        <w:rPr>
-          <w:rFonts w:hint="eastAsia" w:ascii="Times New Roman" w:hAnsi="Times New Roman" w:eastAsia="宋体"/>
-          <w:b w:val="0"/>
-          <w:sz w:val="22"/>
-        </w:rPr>
-        <w:t>（用3-5句话介绍产品是什么、解决了什么业务问题、目标用户是谁）</w:t>
       </w:r>
     </w:p>
     <w:p/>
@@ -1682,46 +1569,6 @@
     <w:p>
       <w:r>
         <w:rPr>
-          <w:rFonts w:ascii="Times New Roman" w:hAnsi="Times New Roman" w:eastAsia="宋体"/>
-          <w:b w:val="0"/>
-          <w:sz w:val="22"/>
-        </w:rPr>
-        <w:t xml:space="preserve">1. </w:t>
-      </w:r>
-    </w:p>
-    <w:p>
-      <w:r>
-        <w:rPr>
-          <w:rFonts w:ascii="Times New Roman" w:hAnsi="Times New Roman" w:eastAsia="宋体"/>
-          <w:b w:val="0"/>
-          <w:sz w:val="22"/>
-        </w:rPr>
-        <w:t xml:space="preserve">2. </w:t>
-      </w:r>
-    </w:p>
-    <w:p>
-      <w:r>
-        <w:rPr>
-          <w:rFonts w:ascii="Times New Roman" w:hAnsi="Times New Roman" w:eastAsia="宋体"/>
-          <w:b w:val="0"/>
-          <w:sz w:val="22"/>
-        </w:rPr>
-        <w:t xml:space="preserve">3. </w:t>
-      </w:r>
-    </w:p>
-    <w:p>
-      <w:r>
-        <w:rPr>
-          <w:rFonts w:ascii="Times New Roman" w:hAnsi="Times New Roman" w:eastAsia="宋体"/>
-          <w:b w:val="0"/>
-          <w:sz w:val="22"/>
-        </w:rPr>
-        <w:t xml:space="preserve">4. </w:t>
-      </w:r>
-    </w:p>
-    <w:p>
-      <w:r>
-        <w:rPr>
           <w:rFonts w:hint="eastAsia" w:ascii="Times New Roman" w:hAnsi="Times New Roman" w:eastAsia="黑体"/>
           <w:b/>
           <w:sz w:val="24"/>
@@ -1742,16 +1589,6 @@
     <w:p>
       <w:r>
         <w:t>截图：单条判定页、批量分析页、Agent 报告页（各 1 张，见附件其他材料）。</w:t>
-      </w:r>
-    </w:p>
-    <w:p>
-      <w:r>
-        <w:rPr>
-          <w:rFonts w:hint="eastAsia" w:ascii="Times New Roman" w:hAnsi="Times New Roman" w:eastAsia="宋体"/>
-          <w:b w:val="0"/>
-          <w:sz w:val="22"/>
-        </w:rPr>
-        <w:t>（如何安装、运行、操作，可配截图）</w:t>
       </w:r>
     </w:p>
     <w:p/>
@@ -1794,16 +1631,6 @@
     <w:p>
       <w:r>
         <w:t>标注层：关键词规则初筛 → LLM 逐条复核去伪 → 三星／四五星补漏复核；模型层：1:10 欠采样、阈值扫描、5 折交叉验证；评测层：tune/test 分离（阈值只在调参划分上选）、长度分桶、校准评估、统计检验。</w:t>
-      </w:r>
-    </w:p>
-    <w:p>
-      <w:r>
-        <w:rPr>
-          <w:rFonts w:hint="eastAsia" w:ascii="Times New Roman" w:hAnsi="Times New Roman" w:eastAsia="宋体"/>
-          <w:b w:val="0"/>
-          <w:sz w:val="22"/>
-        </w:rPr>
-        <w:t>（插入架构图/流程图，或文字描述系统模块组成）</w:t>
       </w:r>
     </w:p>
     <w:p/>
@@ -2041,16 +1868,6 @@
     <w:p>
       <w:r>
         <w:t>评测与审计：check_doc_numbers.py 数字审计（186 项检查／0 FAIL）、scan_repo_hygiene.py 仓库卫生扫描（密钥 0）、test_audit_checks.py 负向自测（15 项）。</w:t>
-      </w:r>
-    </w:p>
-    <w:p>
-      <w:r>
-        <w:rPr>
-          <w:rFonts w:hint="eastAsia" w:ascii="Times New Roman" w:hAnsi="Times New Roman" w:eastAsia="宋体"/>
-          <w:b w:val="0"/>
-          <w:sz w:val="22"/>
-        </w:rPr>
-        <w:t>（前端技术栈 / 后端技术栈 / 数据库 / 向量库 / Agent框架或工作流 / 数据处理方式等）</w:t>
       </w:r>
     </w:p>
     <w:p/>
@@ -2580,16 +2397,6 @@
         <w:t>后续迭代计划：时序趋势与批次预警、跨品类迁移实证、多语言适配（XLM-R 基座）、长文本切片级打分与学习式聚合、在线持续学习机制。</w:t>
       </w:r>
     </w:p>
-    <w:p>
-      <w:r>
-        <w:rPr>
-          <w:rFonts w:hint="eastAsia" w:ascii="Times New Roman" w:hAnsi="Times New Roman" w:eastAsia="宋体"/>
-          <w:b w:val="0"/>
-          <w:sz w:val="22"/>
-        </w:rPr>
-        <w:t>（简述开发过程、目前已完成的功能、遇到的挑战及解决方案、后续迭代计划）</w:t>
-      </w:r>
-    </w:p>
     <w:p/>
     <w:p>
       <w:r>
@@ -2849,16 +2656,6 @@
           <w:sz w:val="22"/>
         </w:rPr>
       </w:pPr>
-    </w:p>
-    <w:p>
-      <w:r>
-        <w:rPr>
-          <w:rFonts w:hint="eastAsia" w:ascii="Times New Roman" w:hAnsi="Times New Roman" w:eastAsia="宋体"/>
-          <w:b w:val="0"/>
-          <w:sz w:val="22"/>
-        </w:rPr>
-        <w:t>（请将各链接粘贴到对应行）💡 建议：在 Word 中将链接设置为超链接（选中链接→按 Ctrl+K），评委点击即可直接打开查看。</w:t>
-      </w:r>
     </w:p>
     <w:p>
       <w:pPr>

--- a/更新世界的锋芒_SoundInsight_决赛入围定稿作品.docx
+++ b/更新世界的锋芒_SoundInsight_决赛入围定稿作品.docx
@@ -12,7 +12,7 @@
           <w:b/>
           <w:sz w:val="40"/>
         </w:rPr>
-        <w:t xml:space="preserve">AI+跨境黑客松巅峰赛 · </w:t>
+        <w:t>AI+跨境黑客松巅峰赛 · 决赛入围定稿作品</w:t>
       </w:r>
       <w:bookmarkStart w:id="0" w:name="_GoBack"/>
       <w:r>
@@ -22,7 +22,6 @@
           <w:sz w:val="40"/>
           <w:lang w:val="en-US" w:eastAsia="zh-CN"/>
         </w:rPr>
-        <w:t>决赛入围定稿</w:t>
       </w:r>
       <w:bookmarkEnd w:id="0"/>
       <w:r>
@@ -31,7 +30,15 @@
           <w:b/>
           <w:sz w:val="40"/>
         </w:rPr>
-        <w:t>提交模板</w:t>
+      </w:r>
+    </w:p>
+    <w:p>
+      <w:r>
+        <w:rPr>
+          <w:b/>
+          <w:sz w:val="24"/>
+        </w:rPr>
+        <w:t>SoundInsight —— 蓝牙耳机音质差评智能归因系统　｜　团队：更新世界的锋芒　｜　参赛场景：AI 市场洞察</w:t>
       </w:r>
     </w:p>
     <w:p>
@@ -2421,7 +2428,7 @@
           <w:b w:val="0"/>
           <w:sz w:val="22"/>
         </w:rPr>
-        <w:t>☐ 本模板（含基本信息 + 说明类内容，见第三/四/五部分）</w:t>
+        <w:t>☑ 本模板（含基本信息 + 说明类内容，见第三/四/五部分）</w:t>
       </w:r>
     </w:p>
     <w:p>
@@ -2431,7 +2438,7 @@
           <w:b w:val="0"/>
           <w:sz w:val="22"/>
         </w:rPr>
-        <w:t>☐ 可运行的产品 Demo / 核心功能原型（附件：Demo 压缩包，命名见第七部分）</w:t>
+        <w:t>☑ 可运行的产品 Demo / 核心功能原型（附件：Demo 压缩包，命名见第七部分）</w:t>
       </w:r>
     </w:p>
     <w:p>
@@ -2441,7 +2448,7 @@
           <w:b w:val="0"/>
           <w:sz w:val="22"/>
         </w:rPr>
-        <w:t>☐ GitCode 代码仓库地址（可选，链接请填下表）</w:t>
+        <w:t>☑ GitCode 代码仓库地址（可选，链接请填下表）</w:t>
       </w:r>
     </w:p>
     <w:p>
@@ -2451,7 +2458,7 @@
           <w:b w:val="0"/>
           <w:sz w:val="22"/>
         </w:rPr>
-        <w:t>☐ 产品演示视频（附件：视频文件，建议 3-5 分钟，命名见第七部分）</w:t>
+        <w:t>☑ 产品演示视频（附件：视频文件，建议 3-5 分钟，命名见第七部分）</w:t>
       </w:r>
     </w:p>
     <w:p>

--- a/更新世界的锋芒_SoundInsight_决赛入围定稿作品.docx
+++ b/更新世界的锋芒_SoundInsight_决赛入围定稿作品.docx
@@ -2946,7 +2946,7 @@
     </w:p>
     <w:p>
       <w:r>
-        <w:t>2）高音类别：逐类阈值下 F1 0.5333（v1 为 0，属零触发）；该类关键词漏检率 62.6%，仍为最弱类别。</w:t>
+        <w:t>2）高音类别：逐类阈值下 F1 0.5333（v1 为 0，属零触发）；该类**分类关键词**漏检率 72.6%（扩充词表后 54.0%），而**一阶筛选的入库漏检为 0.0%**——两套词表的区别见 `docs/w13_keyword_miss_rate.md`。仍为最弱类别。</w:t>
       </w:r>
     </w:p>
     <w:p>
@@ -2972,6 +2972,11 @@
     <w:p>
       <w:r>
         <w:t>7）跨品类泛化：尚无实证（迁移成本可估算，见附录 F，但未做真实跨品类实验）。</w:t>
+      </w:r>
+    </w:p>
+    <w:p>
+      <w:r>
+        <w:t>8）**评测集继承关键词闸门（结构性局限，本轮实测发现）**：标签集由「关键词初筛 → LLM 复核」产生，因此 `val_v3_test` 的 **128 条正例 100% 含一阶关键词**；不含关键词的评论（占语料 **86.9%**）在构造上不可能被标为正例。后果：现有全部指标（F1@调优 0.7220 等）的适用范围是「**关键词可达子集**」（占语料 13.1%），**闸门之外的真阳性率我们从未测量**——这不等于「没有」，而是「未测」。改进路径（下一阶段）：无关键词抽样复核，或把闸门改为模型概率直判。详见 `docs/difficulty_stratification.md`。</w:t>
       </w:r>
     </w:p>
     <w:p/>

--- a/更新世界的锋芒_SoundInsight_决赛入围定稿作品.docx
+++ b/更新世界的锋芒_SoundInsight_决赛入围定稿作品.docx
@@ -2976,7 +2976,7 @@
     </w:p>
     <w:p>
       <w:r>
-        <w:t>8）**评测集继承关键词闸门（结构性局限，本轮实测发现）**：标签集由「关键词初筛 → LLM 复核」产生，因此 `val_v3_test` 的 **128 条正例 100% 含一阶关键词**；不含关键词的评论（占语料 **86.9%**）在构造上不可能被标为正例。后果：现有全部指标（F1@调优 0.7220 等）的适用范围是「**关键词可达子集**」（占语料 13.1%），**闸门之外的真阳性率我们从未测量**——这不等于「没有」，而是「未测」。改进路径（下一阶段）：无关键词抽样复核，或把闸门改为模型概率直判。详见 `docs/difficulty_stratification.md`。</w:t>
+        <w:t>8）**评测集继承关键词闸门（结构性局限，本轮实测发现）**：标签集由「关键词初筛 → LLM 复核」产生，因此 `val_v3_test` 的 **128 条正例 100% 含一阶关键词**；不含关键词的评论（占语料 **86.9%**）在构造上不可能被标为正例。后果：现有全部指标（F1@调优 0.7220 等）的适用范围是「**关键词可达子集**」（占语料 13.1%），**闸门之外的真阳性率尚未测量**——这不等于「没有」，而是「未测」。**已做的代理测量**：模型在闸门外评论上的判正率仅 **0.03%**（3/8,687，Wilson 95% CI 0.01–0.10%；对照闸门内误报率 1.94%），故**去掉闸门在当前无收益**（预计仅新增 ≈30 条误报、召回不变，精确率 79.1%→77.0%）。**定论仍需**无关键词抽样 + LLM 复核（下一阶段）。详见 `docs/difficulty_stratification.md`、`docs/outside_gate_fp.md`。</w:t>
       </w:r>
     </w:p>
     <w:p/>

--- a/更新世界的锋芒_SoundInsight_决赛入围定稿作品.docx
+++ b/更新世界的锋芒_SoundInsight_决赛入围定稿作品.docx
@@ -858,21 +858,6 @@
         <w:t>二、参赛信息</w:t>
       </w:r>
     </w:p>
-    <w:p>
-      <w:r>
-        <w:t>参赛场景：AI市场洞察</w:t>
-      </w:r>
-    </w:p>
-    <w:p>
-      <w:r>
-        <w:t>方案名称：SoundInsight（蓝牙耳机音质差评智能归因系统）</w:t>
-      </w:r>
-    </w:p>
-    <w:p>
-      <w:r>
-        <w:t>一句话定义：为跨境电商耳机卖家提供音质差评自动识别与五类问题归因的一站式洞察工具，把人工数小时的差评梳理压缩到分钟级；产品推理 100% 本地，卖家数据不出境。</w:t>
-      </w:r>
-    </w:p>
     <w:tbl>
       <w:tblPr>
         <w:tblStyle w:val="33"/>
@@ -1007,7 +992,7 @@
           <w:b/>
           <w:sz w:val="22"/>
         </w:rPr>
-        <w:t>一句话定义（为谁解决什么问题，核心价值）：</w:t>
+        <w:t>一句话定义：为跨境电商耳机卖家提供音质差评自动识别与五类问题归因的一站式洞察工具，把人工数小时的差评梳理压缩到分钟级；产品推理 100% 本地，卖家数据不出境。</w:t>
       </w:r>
     </w:p>
     <w:p/>

--- a/更新世界的锋芒_SoundInsight_决赛入围定稿作品.docx
+++ b/更新世界的锋芒_SoundInsight_决赛入围定稿作品.docx
@@ -1570,7 +1570,7 @@
     </w:p>
     <w:p>
       <w:r>
-        <w:t>安装：pip install -r requirements.txt；启动 Demo：python demo_sound_v2.py；启动 Agent：python soundinsight_agent.py --csv test.csv；HTTP API：uvicorn api_server:app（GET /health、POST /predict）。</w:t>
+        <w:t>安装：pip install -r requirements.txt；启动 Demo：python demo_sound_v2.py；启动 Agent：python soundinsight_agent.py --csv test.csv；HTTP API：`uvicorn api_server:app`（默认 127.0.0.1:7860）；`GET /health` 返回状态与阈值，`POST /predict` 请求体为 `{"texts": ["评论1", "评论2"]}`，返回 `n`／`n_negative`／`n_unsupported`／`results[]`（每条含 `prob`、`pred`、`issues`）。</w:t>
       </w:r>
     </w:p>
     <w:p>

--- a/更新世界的锋芒_SoundInsight_决赛入围定稿作品.docx
+++ b/更新世界的锋芒_SoundInsight_决赛入围定稿作品.docx
@@ -2961,7 +2961,7 @@
     </w:p>
     <w:p>
       <w:r>
-        <w:t>8）**评测集继承关键词闸门（结构性局限，本轮实测发现）**：标签集由「关键词初筛 → LLM 复核」产生，因此 `val_v3_test` 的 **128 条正例 100% 含一阶关键词**；不含关键词的评论（占语料 **86.9%**）在构造上不可能被标为正例。后果：现有全部指标（F1@调优 0.7220 等）的适用范围是「**关键词可达子集**」（占语料 13.1%），**闸门之外的真阳性率尚未测量**——这不等于「没有」，而是「未测」。**已做的代理测量**：模型在闸门外评论上的判正率仅 **0.03%**（3/8,687，Wilson 95% CI 0.01–0.10%；对照闸门内误报率 1.94%），故**去掉闸门在当前无收益**（预计仅新增 ≈30 条误报、召回不变，精确率 79.1%→77.0%）。**定论仍需**无关键词抽样 + LLM 复核（下一阶段）。详见 `docs/difficulty_stratification.md`、`docs/outside_gate_fp.md`。</w:t>
+        <w:t>8）**覆盖边界：评测集只覆盖「关键词可达 × 已复核星级」的子集（本轮实测，含数值）**：标签集由「关键词初筛 → LLM 复核（限低星）」产生，故 `val_v3_test` 的 **128 条正例 100% 含一阶关键词**，四五星与无关键词评论在构造上都不会被标为正例。**凭证到位后已完成两处实测**（DeepSeek 官方 API，共 599 次判定，约 0.02 美元）：① **四五星候选池**（12,744 条）分层抽样 299 条 → LLM 判正 27 条，其中**耳机音质类 14 条（4.7%）**→ 外推 **≈456 条**（95% CI 212–701）从未被复核；同一批样本上 **v2 模型判正 0 条（召回 0%）**，即「表面正面、实为抱怨」是模型的系统性盲区；② **关键词之外**（87,071 条）随机抽 300 条 → LLM 判正 6 条，其中**耳机音质类 4 条（1.33%）**→ 外推 **≈1,161 条**（95% CI 452–2,941）**根本不会进入管线**。**含义**：语料内耳机音质差评总量约 **2,897 条**（1,280 已标 + 456 + 1,161），现有标签集约占 **44%**；故 F1@调优 0.7220 等指标的适用范围是「关键词可达 + 已复核星级」子集，**全语料召回显著更低**（上界口径 ≈ 现有值 × 44%）。**这不是指标错误，而是实测出的覆盖边界**；补充人群尚未并入训练/评估，故对现有指标无追溯影响。改进路径（下一阶段，属 v3 工作量）：加「是否耳机」前置过滤（LLM 命中中约 37% 为跨品类）、去掉星级筛选、闸门改为模型概率直判并抽样校验。详见 `docs/scoped_findings.md`、`v2/scoped_estimates.json`。</w:t>
       </w:r>
     </w:p>
     <w:p/>

--- a/更新世界的锋芒_SoundInsight_决赛入围定稿作品.docx
+++ b/更新世界的锋芒_SoundInsight_决赛入围定稿作品.docx
@@ -2961,10 +2961,9 @@
     </w:p>
     <w:p>
       <w:r>
-        <w:t>8）**覆盖边界：评测集只覆盖「关键词可达 × 已复核星级」的子集（本轮实测，含数值）**：标签集由「关键词初筛 → LLM 复核（限低星）」产生，故 `val_v3_test` 的 **128 条正例 100% 含一阶关键词**，四五星与无关键词评论在构造上都不会被标为正例。**凭证到位后已完成两处实测**（DeepSeek 官方 API，共 599 次判定，约 0.02 美元）：① **四五星候选池**（12,744 条）分层抽样 299 条 → LLM 判正 27 条，其中**耳机音质类 14 条（4.7%）**→ 外推 **≈456 条**（95% CI 212–701）从未被复核；同一批样本上 **v2 模型判正 0 条（召回 0%）**，即「表面正面、实为抱怨」是模型的系统性盲区；② **关键词之外**（87,071 条）随机抽 300 条 → LLM 判正 6 条，其中**耳机音质类 4 条（1.33%）**→ 外推 **≈1,161 条**（95% CI 452–2,941）**根本不会进入管线**。**含义**：语料内耳机音质差评总量约 **2,897 条**（1,280 已标 + 456 + 1,161），现有标签集约占 **44%**；故 F1@调优 0.7220 等指标的适用范围是「关键词可达 + 已复核星级」子集，**全语料召回显著更低**（上界口径 ≈ 现有值 × 44%）。**这不是指标错误，而是实测出的覆盖边界**；补充人群尚未并入训练/评估，故对现有指标无追溯影响。改进路径（下一阶段，属 v3 工作量）：加「是否耳机」前置过滤（LLM 命中中约 37% 为跨品类）、去掉星级筛选、闸门改为模型概率直判并抽样校验。详见 `docs/scoped_findings.md`、`v2/scoped_estimates.json`。</w:t>
+        <w:t>8）**覆盖边界：评测集只覆盖「关键词可达 × 已复核星级」子集（实测 + AI 判定口径）**：标签集由「关键词初筛 → LLM 复核（限低星）」产生，故 `val_v3_test` 的 128 条正例 100% 含一阶关键词，四五星与无关键词评论在构造上都不会被标为正例。凭证到位后完成两处实测（DeepSeek API，599 次判定，约 0.02 美元；**分类由执行方 AI 逐条判定、未经人工复核**）：① **四五星候选池**（12,744 条）按（星级×关键词）分层抽 293 条 → LLM 判正 31 条，其中**明确耳机音质类 3 条、无法判断 6 条、其余 22 条为跨品类**（便携音箱/收音机/显示器/风扇等）→ 分层估计 **≈20 条（严格，95% CI 0–50）／≈95 条（宽松，含无法判断，CI 19–171）**未被复核；② **关键词之外**（87,071 条）随机抽 300 条 → **明确耳机音质类 4 条（1.33%）** → 外推 **≈1,161 条（95% CI 452–2,941）**根本不会进入管线。**含义**：语料内耳机音质差评总量约 **2,460–2,730 条**，现有标签集约占 **47%–52%**；故 F1@调优 0.7220 等指标的适用范围是「关键词可达 × 已复核星级」子集，**全语料召回显著更低**。**这不是指标错误，而是实测出的覆盖边界**（主要缺口在关键词之外）；补充人群未并入训练/评估，对现有指标无追溯影响。改进路径（v3 工作量）：加「是否耳机」前置过滤、去掉星级筛选、闸门改为模型概率直判。详见 `docs/scoped_findings.md`、`v2/scoped_estimates.json`、`v2/ai_scope_classification.json`。</w:t>
       </w:r>
     </w:p>
-    <w:p/>
     <w:p>
       <w:r>
         <w:rPr>

--- a/更新世界的锋芒_SoundInsight_决赛入围定稿作品.docx
+++ b/更新世界的锋芒_SoundInsight_决赛入围定稿作品.docx
@@ -2961,7 +2961,7 @@
     </w:p>
     <w:p>
       <w:r>
-        <w:t>8）**覆盖边界：评测集只覆盖「关键词可达 × 已复核星级」子集（实测 + AI 判定口径）**：标签集由「关键词初筛 → LLM 复核（限低星）」产生，故 `val_v3_test` 的 128 条正例 100% 含一阶关键词，四五星与无关键词评论在构造上都不会被标为正例。凭证到位后完成两处实测（DeepSeek API，599 次判定，约 0.02 美元；**分类由执行方 AI 逐条判定、未经人工复核**）：① **四五星候选池**（12,744 条）按（星级×关键词）分层抽 293 条 → LLM 判正 31 条，其中**明确耳机音质类 3 条、无法判断 6 条、其余 22 条为跨品类**（便携音箱/收音机/显示器/风扇等）→ 分层估计 **≈20 条（严格，95% CI 0–50）／≈95 条（宽松，含无法判断，CI 19–171）**未被复核；② **关键词之外**（87,071 条）随机抽 300 条 → **明确耳机音质类 4 条（1.33%）** → 外推 **≈1,161 条（95% CI 452–2,941）**根本不会进入管线。**含义**：语料内耳机音质差评总量约 **2,460–2,730 条**，现有标签集约占 **47%–52%**；故 F1@调优 0.7220 等指标的适用范围是「关键词可达 × 已复核星级」子集，**全语料召回显著更低**。**这不是指标错误，而是实测出的覆盖边界**（主要缺口在关键词之外）；补充人群未并入训练/评估，对现有指标无追溯影响。改进路径（v3 工作量）：加「是否耳机」前置过滤、去掉星级筛选、闸门改为模型概率直判。详见 `docs/scoped_findings.md`、`v2/scoped_estimates.json`、`v2/ai_scope_classification.json`。</w:t>
+        <w:t>8）**覆盖边界：评测集只覆盖「关键词可达 × 已复核星级」子集（实测 + AI 判定口径）**：标签集由「关键词初筛 → LLM 复核（限低星）」产生，故 `val_v3_test` 的 128 条正例 100% 含一阶关键词，四五星与无关键词评论在构造上都不会被标为正例。凭证到位后完成两处实测（DeepSeek API，599 次判定，约 0.02 美元；**分类由执行方 AI 逐条判定、未经人工复核**）：① **四五星候选池**（12,744 条）按（星级×关键词）分层抽 293 条 → LLM 判正 31 条，其中**明确耳机音质类 3 条、无法判断 6 条、其余 22 条为跨品类**（便携音箱/收音机/显示器/风扇等）→ 分层估计 **≈20 条（严格，95% CI 0–50）／≈95 条（宽松，含无法判断，CI 19–171）**未被复核；② **关键词之外**（87,071 条）随机抽 300 条 → **明确耳机音质类 4 条（1.33%）** → 外推 **≈1,161 条（95% CI 452–2,941）**根本不会进入管线。**含义（口径必须成对，不得混用）**：语料内耳机音质差评总量约 **2,461–2,826 条**，现有标签集约占 **52.0%–45.3%**；故 F1@调优 0.7220 等指标的适用范围是「关键词可达 × 已复核星级」子集，**全语料召回显著更低**。**这不是指标错误，而是实测出的覆盖边界**（主要缺口在关键词之外）；补充人群未并入训练/评估，对现有指标无追溯影响。改进路径（v3 工作量）：加「是否耳机」前置过滤、去掉星级筛选、闸门改为模型概率直判。详见 `docs/scoped_findings.md`、`v2/scoped_estimates.json`、`v2/ai_scope_classification.json`。</w:t>
       </w:r>
     </w:p>
     <w:p>

--- a/更新世界的锋芒_SoundInsight_决赛入围定稿作品.docx
+++ b/更新世界的锋芒_SoundInsight_决赛入围定稿作品.docx
@@ -2961,7 +2961,7 @@
     </w:p>
     <w:p>
       <w:r>
-        <w:t>8）**覆盖边界：评测集只覆盖「关键词可达 × 已复核星级」子集（实测 + AI 判定口径）**：标签集由「关键词初筛 → LLM 复核（限低星）」产生，故 `val_v3_test` 的 128 条正例 100% 含一阶关键词，四五星与无关键词评论在构造上都不会被标为正例。凭证到位后完成两处实测（DeepSeek API，599 次判定，约 0.02 美元；**分类由执行方 AI 逐条判定、未经人工复核**）：① **四五星候选池**（12,744 条）按（星级×关键词）分层抽 293 条 → LLM 判正 31 条，其中**明确耳机音质类 3 条、无法判断 6 条、其余 22 条为跨品类**（便携音箱/收音机/显示器/风扇等）→ 分层估计 **≈20 条（严格，95% CI 0–50）／≈95 条（宽松，含无法判断，CI 19–171）**未被复核；② **关键词之外**（87,071 条）随机抽 300 条 → **明确耳机音质类 4 条（1.33%）** → 外推 **≈1,161 条（95% CI 452–2,941）**根本不会进入管线。**含义（口径必须成对，不得混用）**：语料内耳机音质差评总量约 **2,461–2,826 条**，现有标签集约占 **52.0%–45.3%**；故 F1@调优 0.7220 等指标的适用范围是「关键词可达 × 已复核星级」子集，**全语料召回显著更低**。**这不是指标错误，而是实测出的覆盖边界**（主要缺口在关键词之外）；补充人群未并入训练/评估，对现有指标无追溯影响。改进路径（v3 工作量）：加「是否耳机」前置过滤、去掉星级筛选、闸门改为模型概率直判。详见 `docs/scoped_findings.md`、`v2/scoped_estimates.json`、`v2/ai_scope_classification.json`。</w:t>
+        <w:t>8）**覆盖边界：评测集只覆盖「关键词可达 × 已复核星级」子集（实测；分类与判定均为 LLM／AI 口径，未经人工校准）**：标签集由「关键词初筛 → LLM 复核（限低星）」产生，故 `val_v3_test` 的 128 条正例 100% 含一阶关键词，四五星与无关键词评论在构造上都不会被标为正例。凭证到位后完成两处实测（DeepSeek API，599 次判定，约 0.02 美元；**分类由执行方 AI 逐条判定、未经人工复核**）：① **四五星候选池**（12,744 条）按（星级×关键词）分层抽 293 条 → LLM 判正 31 条，其中**明确耳机音质类 3 条、无法判断 6 条、其余 22 条为跨品类**（便携音箱/收音机/显示器/风扇等）→ 分层估计 **≈20 条（严格，95% CI 0–50）／≈95 条（宽松，含无法判断，CI 19–171）**未被复核；② **关键词之外**（87,071 条）随机抽 300 条 → **明确耳机音质类 4 条（1.33%）** → 外推 **≈1,161 条（95% CI 452–2,941）**根本不会进入管线。**含义（口径必须成对，不得混用）**：语料内耳机音质差评总量约 **2,461–2,826 条**，现有标签集约占 **52.0%–45.3%**；故 F1@调优 0.7220 等指标的适用范围是「关键词可达 × 已复核星级」子集，**全语料召回显著更低**。**这不是指标错误，而是实测出的覆盖边界**（主要缺口在关键词之外）；补充人群未并入训练/评估，对现有指标无追溯影响。改进路径（v3 工作量）：加「是否耳机」前置过滤、去掉星级筛选、闸门改为模型概率直判。详见 `docs/scoped_findings.md`、`v2/scoped_estimates.json`、`v2/ai_scope_classification.json`。</w:t>
       </w:r>
     </w:p>
     <w:p>
@@ -2971,6 +2971,11 @@
           <w:sz w:val="26"/>
         </w:rPr>
         <w:t>附录 C　已知表述勘误与口径演进</w:t>
+      </w:r>
+    </w:p>
+    <w:p>
+      <w:r>
+        <w:t>6）**覆盖总量区间口径（本轮新增勘误）**：该区间先后出现过三个版本——初版 **2,460–2,730／47%–52%**、重估文档初稿 **2,460–2,540／51%–45%**、现版 **2,461（严格–严格，52.0%）／2,826（宽松–宽松，45.3%）**。前两版的共同错误是**两端混用分类口径**（宽松 W4 配严格闸门外）。现已在 `docs/scoped_findings.md` 写明**成对规则**，并新增机械检查 `check_paired_totals` 防止再犯。数字更正不影响任何模型指标（该区间是覆盖边界的估计，不是模型性能）。</w:t>
       </w:r>
     </w:p>
     <w:p>

--- a/更新世界的锋芒_SoundInsight_决赛入围定稿作品.docx
+++ b/更新世界的锋芒_SoundInsight_决赛入围定稿作品.docx
@@ -2975,7 +2975,17 @@
     </w:p>
     <w:p>
       <w:r>
+        <w:t>9）**两代模型的关系：不可比，且本报告不主张 v2 优于 v1（2026-10-01 补充实测）**：把 v1（复赛产品模型）与 v2（决赛候选）放在**同一个** `val_v3_test` 上、阈值按同一规则在 `val_v3_tune` 上选，得：**v1 0.7759（95% CI 0.721–0.826）vs v2 0.7220（0.655–0.786）**——点估计偏向 v1，两者区间重叠，**差异统计上不可分辨**；固定 0.5 档为 v1 0.6893 / v2 0.7206。此外 v1 的数字另有疑点：v1 训练所用标签文件在评测重建前，**对称推理**显示当前测试集可能有约 80% 的行落在 v1 的早期训练集内（镜像泄漏，本仓库无法验证，因早期文件已不在）。复刻 v1 的 1:10 欠采样配方重训 v2 得 0.6273，说明**配方差异也不是 v2 得分较低的解释**。**归因数字的来源同样须点明**：本报告引用的归因宏 F1 0.8273 与高音 0.5333 出自**未更换权重的 v1 归因模型**，只是改用了逐类阈值（tune 选）——同一模型在统一 0.5 档为宏 F1 0.7180、高音 0.0000，故该跳变主要来自**阈值选择与测试集切换**，不是模型能力提升；且两侧标签同源（LLM），**未经人工校准**。详见 `docs/three_stage_comparison.md` §3.2–3.3。</w:t>
+      </w:r>
+    </w:p>
+    <w:p>
+      <w:r>
         <w:t>6）**覆盖总量区间口径（本轮新增勘误）**：该区间先后出现过三个版本——初版 **2,460–2,730／47%–52%**、重估文档初稿 **2,460–2,540／51%–45%**、现版 **2,461（严格–严格，52.0%）／2,826（宽松–宽松，45.3%）**。前两版的共同错误是**两端混用分类口径**（宽松 W4 配严格闸门外）。现已在 `docs/scoped_findings.md` 写明**成对规则**，并新增机械检查 `check_paired_totals` 防止再犯。数字更正不影响任何模型指标（该区间是覆盖边界的估计，不是模型性能）。</w:t>
+      </w:r>
+    </w:p>
+    <w:p>
+      <w:r>
+        <w:t>7）**叙事层更正（2026-10-01，红队质询后）**：内部对照材料曾把三阶段的指标排成「0.37 → 0.6871 → 0.7220」的上升线，并称 v2 的提升来自长文本窗口与标签修正。**两处均已撤回**：① 三个数不同语料、不同验证集、不同正例数（13/251/128），**不可排成上升线**；② 同基准实验显示 **v2 并不优于 v1**（v1 0.7759 vs v2 0.7220，CI 重叠），复刻 v1 配方重训亦仅 0.6273 → **原归因无证据支持**。本报告正文与附录 A/B 从未包含该提升断言，此条仅记录内部材料的更正，以确保读者不会从别处读到已被撤回的说法。</w:t>
       </w:r>
     </w:p>
     <w:p>

--- a/更新世界的锋芒_SoundInsight_决赛入围定稿作品.docx
+++ b/更新世界的锋芒_SoundInsight_决赛入围定稿作品.docx
@@ -1859,7 +1859,7 @@
     </w:p>
     <w:p>
       <w:r>
-        <w:t>评测与审计：check_doc_numbers.py 数字审计（186 项检查／0 FAIL）、scan_repo_hygiene.py 仓库卫生扫描（密钥 0）、test_audit_checks.py 负向自测（15 项）。</w:t>
+        <w:t>评测与审计：check_doc_numbers.py 数字审计（全部检查项（项数以 `number_audit.md` 为准）检查／0 FAIL）、scan_repo_hygiene.py 仓库卫生扫描（密钥 0）、test_audit_checks.py 负向自测（15 项）。</w:t>
       </w:r>
     </w:p>
     <w:p/>
@@ -2371,7 +2371,7 @@
     </w:tbl>
     <w:p>
       <w:r>
-        <w:t>已完成工程能力：一键安装脚本、模型卡（v2）、权重托管、在线创空间自动验收、HTTP API、审计工具链（186 项检查／0 FAIL）、仓库卫生扫描、负向自测（15 项）、预提交守卫。</w:t>
+        <w:t>已完成工程能力：一键安装脚本、模型卡（v2）、权重托管、在线创空间自动验收、HTTP API、审计工具链（全部检查项（项数以 `number_audit.md` 为准）检查／0 FAIL）、仓库卫生扫描、负向自测（15 项）、预提交守卫。</w:t>
       </w:r>
     </w:p>
     <w:p>
@@ -2951,7 +2951,7 @@
     </w:p>
     <w:p>
       <w:r>
-        <w:t>6）语言覆盖：仅英文；非英文评论被显式拒绝并计数。</w:t>
+        <w:t>6）**语言覆盖（边界已实测精确化，2026-10-01）**：系统按英文训练。实际过滤规则是「**非拉丁字母**文本（中文／日文／韩文／西里尔／希腊／阿拉伯等）占比 &gt; 30% 或全无拉丁字母时显式拒绝并计数」——它**不是语种识别器**：**德文／法文／西班牙文／印尼文等拉丁字母语言不会被拒绝**，而会照常进入判定，其表现**未经测试**（实测例：德文句子被判为「音质正常 0.0%」）。多语言支持需真正的语种识别与相应训练数据，属后续工作。</w:t>
       </w:r>
     </w:p>
     <w:p>
@@ -3000,7 +3000,7 @@
     </w:p>
     <w:p>
       <w:r>
-        <w:t>2）非英文评论行为：v1 文档第 9.1 节写会被静默判为正常属过时陈述；代码行为是显式拒绝并计数（与该文档 4.2 节一致）。不影响任何指标。</w:t>
+        <w:t>2）非英文评论行为（**两次更正，第二次为 2026-10-01**）：v1 文档第 9.1 节写「会被静默判为正常」属过时陈述，代码行为是显式拒绝并计数（与该文档 4.2 节一致）。**但「非英文」一词本身也不准确**：实现过滤的是**非拉丁字母文本**，拉丁字母的其他语言（德/法/西等）不被拒绝——该边界已写入附录 B 第 6 条与 `text_utils.py` 注释。不影响任何已报指标（评测语料为英文）。代码行为是显式拒绝并计数（与该文档 4.2 节一致）。不影响任何指标。</w:t>
       </w:r>
     </w:p>
     <w:p>

--- a/更新世界的锋芒_SoundInsight_决赛入围定稿作品.docx
+++ b/更新世界的锋芒_SoundInsight_决赛入围定稿作品.docx
@@ -2990,6 +2990,11 @@
     </w:p>
     <w:p>
       <w:r>
+        <w:t>8）**人工金标首轮（2026-10-02，独立于 LLM 的真值）**：决策方逐条判定 300 条（S1 闸门外随机／S2 四五星池／S3 已标注集各 100，随机种子 42）。要点：① 总体一致率 83.5%、κ 0.328；② **S1 人工真阳性率 3.03%（95% CI 1.04%–8.53%），原 LLM 口径为 1.33%**——两区间重叠故**不能推翻**原估计，但若采用人工点估计，覆盖总量口径下的覆盖率由 52.0%／45.3%降至约 32%（CI 14.5%–58.1%），**引用覆盖数字时须并列两个口径**；③ **S3 显示已标注正例的 LLM 精确率仅 30.2%（CI 18.6%–45.1%）**，召回 86.7%；误判的 30 条中 **28 条为口径外产品**（条形音箱／蓝牙音箱／线缆／天线／音频眼镜等），仅 2 条为耳机类真误标——故「1,280 正例」应改述为「**声学相关抱怨集**」，相应指标口径须加「声学抱怨（非严格耳机音质）」限定；④ **S2 层 κ 为 −0.072（低于随机）**，W4 的 ≈20／≈95 估计**未获独立支持**，应标注为仅 LLM 口径。详见 `docs/gold_set/gold_standard_findings.md`（含决策队列 D-Q8：是否按产品类型收紧口径）。</w:t>
+      </w:r>
+    </w:p>
+    <w:p>
+      <w:r>
         <w:t>本附录为表述层更正：数字本身不变，改的是描述方式，并写明影响范围。</w:t>
       </w:r>
     </w:p>

--- a/更新世界的锋芒_SoundInsight_决赛入围定稿作品.docx
+++ b/更新世界的锋芒_SoundInsight_决赛入围定稿作品.docx
@@ -2990,7 +2990,7 @@
     </w:p>
     <w:p>
       <w:r>
-        <w:t>8）**人工金标首轮（2026-10-02，独立于 LLM 的真值）**：决策方逐条判定 300 条（S1 闸门外随机／S2 四五星池／S3 已标注集各 100，随机种子 42）。要点：① 总体一致率 83.5%、κ 0.328；② **S1 人工真阳性率 3.03%（95% CI 1.04%–8.53%），原 LLM 口径为 1.33%**——两区间重叠故**不能推翻**原估计，但若采用人工点估计，覆盖总量口径下的覆盖率由 52.0%／45.3%降至约 32%（CI 14.5%–58.1%），**引用覆盖数字时须并列两个口径**；③ **S3 显示已标注正例的 LLM 精确率仅 30.2%（CI 18.6%–45.1%）**，召回 86.7%；误判的 30 条中 **28 条为口径外产品**（条形音箱／蓝牙音箱／线缆／天线／音频眼镜等），仅 2 条为耳机类真误标——故「1,280 正例」应改述为「**声学相关抱怨集**」，相应指标口径须加「声学抱怨（非严格耳机音质）」限定；④ **S2 层 κ 为 −0.072（低于随机）**，W4 的 ≈20／≈95 估计**未获独立支持**，应标注为仅 LLM 口径。详见 `docs/gold_set/gold_standard_findings.md`（含决策队列 D-Q8：是否按产品类型收紧口径）。</w:t>
+        <w:t>8）**人工金标首轮（2026-10-02，独立于 LLM 的真值）**：决策方逐条判定 300 条（S1 闸门外随机／S2 四五星池／S3 已标注集各 100，随机种子 42）。要点：① 总体一致率 83.5%、κ 0.328；② **闸门外真阳性率已获独立人工佐证（2026-10-02，两轮共 195 条人工判定）**：首轮 100 条人工 3.16%（n=95），追加 100 条**人工 0 条正例**，合并 **3/195 = 1.54%（95% CI 0.52%–4.42%）**，与原 LLM 口径 **1.33% 相容**；据此覆盖为 **48.5%（严格）／42.0%（宽松）**（CI 24.8%–72.9%），与原报 52.0%／45.3% 相差约 3.5 个百分点，**引用时并列两个口径**；另有判定稳定性数据：同一批 300 条在两份不同卡上一致率 91.0%、改判 9.0% 且**无一条翻向「是」**（更保守，属安全方向）；③ **S3 显示已标注正例的 LLM 精确率仅 30.2%（CI 18.6%–45.1%）**，召回 86.7%；误判的 30 条中 **28 条为口径外产品**（条形音箱／蓝牙音箱／线缆／天线／音频眼镜等），仅 2 条为耳机类真误标——故「1,280 正例」应改述为「**声学相关抱怨集**」，相应指标口径须加「声学抱怨（非严格耳机音质）」限定；④ **S2 层 κ 为 −0.072（低于随机）**，W4 的 ≈20／≈95 估计**未获独立支持**，应标注为仅 LLM 口径。详见 `docs/gold_set/gold_standard_findings.md`（含决策队列 D-Q8：是否按产品类型收紧口径）。</w:t>
       </w:r>
     </w:p>
     <w:p>

--- a/更新世界的锋芒_SoundInsight_决赛入围定稿作品.docx
+++ b/更新世界的锋芒_SoundInsight_决赛入围定稿作品.docx
@@ -2376,7 +2376,7 @@
     </w:p>
     <w:p>
       <w:r>
-        <w:t>核心发现：① 三星评论 41.5% 实为音质差评（规则漏检）；② RLCA 两阶段标注把可用正例从 63 条扩至 1,280 条（当前口径），弱标注精度 51.8% 经复核清洗至人工抽查 78%；③ 最优阈值由 0.0009 跃升至 0.97 量级，判别信心质变；④ 长文本漏检主因不是截断，而是子片段信号被整篇平均（决赛阶段实测）；⑤ 评测划分若在标签集重建后沿用旧集合，会产生记忆型虚高（实测 0.9126 → 修正后 0.7206，见附录 C）；⑥ **交叉验证的波动取决于口径**：折内选阈值（v1 口径）报 3.9%，无偏的固定阈值口径报 5.7%——同一模型、同一数据，差别全部来自「阈值是否在同折内选取」。</w:t>
+        <w:t>核心发现：① 三星评论 41.5% 实为音质差评（规则漏检）；② RLCA 两阶段标注把可用正例从 63 条扩至 **1,280 条（当前口径）**——**该集合的准确称谓是「声学相关抱怨集」而非「耳机音质差评集」**（见附录 C 第 8 条）：按产品口径判定，其中**耳机家族（头戴/入耳/耳塞）约 530 条（41.4%）**，经人工抽样校准后估计**约 380–400 条**为真实的耳机音质差评；弱标注精度 51.8% 经复核清洗至人工抽查 78%；③ 最优阈值由 0.0009 跃升至 0.97 量级，判别信心质变；④ 长文本漏检主因不是截断，而是子片段信号被整篇平均（决赛阶段实测）；⑤ 评测划分若在标签集重建后沿用旧集合，会产生记忆型虚高（实测 0.9126 → 修正后 0.7206，见附录 C）；⑥ **交叉验证的波动取决于口径**：折内选阈值（v1 口径）报 3.9%，无偏的固定阈值口径报 5.7%——同一模型、同一数据，差别全部来自「阈值是否在同折内选取」。</w:t>
       </w:r>
     </w:p>
     <w:p>
@@ -2990,12 +2990,12 @@
     </w:p>
     <w:p>
       <w:r>
-        <w:t>8）**人工金标首轮（2026-10-02，独立于 LLM 的真值）**：决策方逐条判定 300 条（S1 闸门外随机／S2 四五星池／S3 已标注集各 100，随机种子 42）。要点：① 总体一致率 83.5%、κ 0.328；② **闸门外真阳性率已获独立人工佐证（2026-10-02，两轮共 195 条人工判定）**：首轮 100 条人工 3.16%（n=95），追加 100 条**人工 0 条正例**，合并 **3/195 = 1.54%（95% CI 0.52%–4.42%）**，与原 LLM 口径 **1.33% 相容**；据此覆盖为 **48.5%（严格）／42.0%（宽松）**（CI 24.8%–72.9%），与原报 52.0%／45.3% 相差约 3.5 个百分点，**引用时并列两个口径**；另有判定稳定性数据：同一批 300 条在两份不同卡上一致率 91.0%、改判 9.0% 且**无一条翻向「是」**（更保守，属安全方向）；③ **S3 显示已标注正例的 LLM 精确率仅 30.2%（CI 18.6%–45.1%）**，召回 86.7%；误判的 30 条中 **28 条为口径外产品**（条形音箱／蓝牙音箱／线缆／天线／音频眼镜等），仅 2 条为耳机类真误标——故「1,280 正例」应改述为「**声学相关抱怨集**」，相应指标口径须加「声学抱怨（非严格耳机音质）」限定；④ **S2 层 κ 为 −0.072（低于随机）**，W4 的 ≈20／≈95 估计**未获独立支持**，应标注为仅 LLM 口径。详见 `docs/gold_set/gold_standard_findings.md`（含决策队列 D-Q8：是否按产品类型收紧口径）。</w:t>
+        <w:t>8）**人工金标首轮（2026-10-02，独立于 LLM 的真值）**：决策方逐条判定 300 条（S1 闸门外随机／S2 四五星池／S3 已标注集各 100，随机种子 42）。要点：① 总体一致率 83.5%、κ 0.328；② **闸门外真阳性率已获独立人工佐证（2026-10-02，两轮共 195 条人工判定）**：首轮 100 条人工 3.16%（n=95），追加 100 条**人工 0 条正例**，合并 **3/195 = 1.54%（95% CI 0.52%–4.42%）**，与原 LLM 口径 **1.33% 相容**；据此覆盖为 **48.5%（严格）／42.0%（宽松）**（CI 24.8%–72.9%），与原报 52.0%／45.3% 相差约 3.5 个百分点，**引用时并列两个口径**；另有判定稳定性数据：同一批 300 条在两份不同卡上一致率 91.0%、改判 9.0% 且**无一条翻向「是」**（更保守，属安全方向）；③ **S3 显示已标注正例的 LLM 精确率仅 30.2%（CI 18.6%–45.1%）**，召回 86.7%；误判的 30 条中 **28 条为口径外产品**（条形音箱／蓝牙音箱／线缆／天线／音频眼镜等），仅 2 条为耳机类真误标——故「1,280 正例」应改述为「**声学相关抱怨集**」，相应指标口径须加「声学抱怨（非严格耳机音质）」限定；④ **S2 层 κ 为 −0.072（低于随机）**，W4 的 ≈20／≈95 估计**未获独立支持**，应标注为仅 LLM 口径。详见 `docs/gold_set/gold_standard_findings.md`（含决策队列 D-Q8）。**口径全量量化（2026-10-02）**：对 1,280 条已标注正例做产品口径判定（分类器经人工真值验证：召回 92%、误报 17%）——其中**耳机家族仅约 530 条（41.4%）**，其余为音箱（255）、其他音频（162）、非音频（109）、线缆（53）、无法判断（136）等；故本报告统一改述为「**声学相关抱怨集**」，相应指标口径须读作「声学抱怨（非严格耳机音质）」。</w:t>
       </w:r>
     </w:p>
     <w:p>
       <w:r>
-        <w:t>本附录为表述层更正：数字本身不变，改的是描述方式，并写明影响范围。</w:t>
+        <w:t>9）**范围内重评（2026-10-02，纯后处理）**：把冻结点测集按产品口径切分后分别报告（阈值取自 `v2/threshold.json`，使用现成概率缓存，未重跑模型）：全测试集 10,000 条／正例 128 → **F1@0.5 0.7206、F1@调优 0.7220、PR-AUC 0.7811**；**耳机家族 778 条／正例 48 → F1@0.5 0.6966、F1@调优 0.6897、PR-AUC 0.7783**；明确口径外 6,858 条／正例 64 → 0.7302／0.7317／0.7918；无法判断 2,364 条／正例 16 → 0.7500／0.7742／0.7936。**两点必须同时读**：① 测试集 128 条正例中 **80 条（62.5%）并非耳机音质差评**；② **限定到耳机口径并不会让指标变好**（F1 0.6966 &lt; 0.7220，且组内仅 48 条正例）——故本项目**不主张**「收紧口径可提升性能」；该表回答的是「限定范围后指标长什么样」，不是新模型结果。详见 `docs/inscope_reeval.md`。</w:t>
       </w:r>
     </w:p>
     <w:p>

--- a/更新世界的锋芒_SoundInsight_决赛入围定稿作品.docx
+++ b/更新世界的锋芒_SoundInsight_决赛入围定稿作品.docx
@@ -2099,7 +2099,7 @@
               <w:rPr>
                 <w:sz w:val="18"/>
               </w:rPr>
-              <w:t>逐类阈值；评估范围为音质差评正例</w:t>
+              <w:t>逐类阈值；评估范围为**声学相关抱怨正例**（非严格耳机音质，口径见附录 C 第 8–9 条）</w:t>
             </w:r>
           </w:p>
         </w:tc>
@@ -2961,7 +2961,7 @@
     </w:p>
     <w:p>
       <w:r>
-        <w:t>8）**覆盖边界：评测集只覆盖「关键词可达 × 已复核星级」子集（实测；分类与判定均为 LLM／AI 口径，未经人工校准）**：标签集由「关键词初筛 → LLM 复核（限低星）」产生，故 `val_v3_test` 的 128 条正例 100% 含一阶关键词，四五星与无关键词评论在构造上都不会被标为正例。凭证到位后完成两处实测（DeepSeek API，599 次判定，约 0.02 美元；**分类由执行方 AI 逐条判定、未经人工复核**）：① **四五星候选池**（12,744 条）按（星级×关键词）分层抽 293 条 → LLM 判正 31 条，其中**明确耳机音质类 3 条、无法判断 6 条、其余 22 条为跨品类**（便携音箱/收音机/显示器/风扇等）→ 分层估计 **≈20 条（严格，95% CI 0–50）／≈95 条（宽松，含无法判断，CI 19–171）**未被复核；② **关键词之外**（87,071 条）随机抽 300 条 → **明确耳机音质类 4 条（1.33%）** → 外推 **≈1,161 条（95% CI 452–2,941）**根本不会进入管线。**含义（口径必须成对，不得混用）**：语料内耳机音质差评总量约 **2,461–2,826 条**，现有标签集约占 **52.0%–45.3%**；故 F1@调优 0.7220 等指标的适用范围是「关键词可达 × 已复核星级」子集，**全语料召回显著更低**。**这不是指标错误，而是实测出的覆盖边界**（主要缺口在关键词之外）；补充人群未并入训练/评估，对现有指标无追溯影响。改进路径（v3 工作量）：加「是否耳机」前置过滤、去掉星级筛选、闸门改为模型概率直判。详见 `docs/scoped_findings.md`、`v2/scoped_estimates.json`、`v2/ai_scope_classification.json`。</w:t>
+        <w:t>8）**覆盖边界：评测集只覆盖「关键词可达 × 已复核星级」子集（实测；分类与判定均为 LLM／AI 口径，未经人工校准）**：标签集由「关键词初筛 → LLM 复核（限低星）」产生，故 `val_v3_test` 的 128 条正例 100% 含一阶关键词，四五星与无关键词评论在构造上都不会被标为正例。凭证到位后完成两处实测（DeepSeek API，599 次判定，约 0.02 美元；**分类由执行方 AI 逐条判定、未经人工复核**）：① **四五星候选池**（12,744 条）按（星级×关键词）分层抽 293 条 → LLM 判正 31 条，其中**明确耳机音质类 3 条、无法判断 6 条、其余 22 条为跨品类**（便携音箱/收音机/显示器/风扇等）→ 分层估计 **≈20 条（严格，95% CI 0–50）／≈95 条（宽松，含无法判断，CI 19–171）**未被复核；② **关键词之外**（87,071 条）随机抽 300 条 → **明确耳机音质类 4 条（1.33%）** → 外推 **≈1,161 条（95% CI 452–2,941）**根本不会进入管线。**含义（口径必须成对，不得混用）**：语料内**声学相关抱怨**总量约 **2,461–2,826 条**（**并非全部是耳机音质差评**：已标注正例中耳机家族约 **41.4%**，人工校准后估计真实耳机音质差评约 **380–400 条**），现有标签集约占 **52.0%–45.3%**（人工佐证口径 **48.5%–42.0%**）；故 F1@调优 0.7220 等指标的适用范围是「关键词可达 × 已复核星级」子集，**全语料召回显著更低**。**这不是指标错误，而是实测出的覆盖边界**（主要缺口在关键词之外）；补充人群未并入训练/评估，对现有指标无追溯影响。改进路径（v3 工作量）：加「是否耳机」前置过滤、去掉星级筛选、闸门改为模型概率直判。详见 `docs/scoped_findings.md`、`v2/scoped_estimates.json`、`v2/ai_scope_classification.json`。</w:t>
       </w:r>
     </w:p>
     <w:p>

--- a/更新世界的锋芒_SoundInsight_决赛入围定稿作品.docx
+++ b/更新世界的锋芒_SoundInsight_决赛入围定稿作品.docx
@@ -2990,7 +2990,12 @@
     </w:p>
     <w:p>
       <w:r>
-        <w:t>8）**人工金标首轮（2026-10-02，独立于 LLM 的真值）**：决策方逐条判定 300 条（S1 闸门外随机／S2 四五星池／S3 已标注集各 100，随机种子 42）。要点：① 总体一致率 83.5%、κ 0.328；② **闸门外真阳性率已获独立人工佐证（2026-10-02，两轮共 195 条人工判定）**：首轮 100 条人工 3.16%（n=95），追加 100 条**人工 0 条正例**，合并 **3/195 = 1.54%（95% CI 0.52%–4.42%）**，与原 LLM 口径 **1.33% 相容**；据此覆盖为 **48.5%（严格）／42.0%（宽松）**（CI 24.8%–72.9%），与原报 52.0%／45.3% 相差约 3.5 个百分点，**引用时并列两个口径**；另有判定稳定性数据：同一批 300 条在两份不同卡上一致率 91.0%、改判 9.0% 且**无一条翻向「是」**（更保守，属安全方向）；③ **S3 显示已标注正例的 LLM 精确率仅 30.2%（CI 18.6%–45.1%）**，召回 86.7%；误判的 30 条中 **28 条为口径外产品**（条形音箱／蓝牙音箱／线缆／天线／音频眼镜等），仅 2 条为耳机类真误标——故「1,280 正例」应改述为「**声学相关抱怨集**」，相应指标口径须加「声学抱怨（非严格耳机音质）」限定；④ **S2 层 κ 为 −0.072（低于随机）**，W4 的 ≈20／≈95 估计**未获独立支持**，应标注为仅 LLM 口径。详见 `docs/gold_set/gold_standard_findings.md`（含决策队列 D-Q8）。**口径全量量化（2026-10-02）**：对 1,280 条已标注正例做产品口径判定（分类器经人工真值验证：召回 92%、误报 17%）——其中**耳机家族仅约 530 条（41.4%）**，其余为音箱（255）、其他音频（162）、非音频（109）、线缆（53）、无法判断（136）等；故本报告统一改述为「**声学相关抱怨集**」，相应指标口径须读作「声学抱怨（非严格耳机音质）」。</w:t>
+        <w:t>8）**人工金标首轮（2026-10-02，独立于 LLM 的真值）**：决策方逐条判定 300 条（S1 闸门外随机／S2 四五星池／S3 已标注集各 100，随机种子 42）。要点：① 总体一致率 83.5%、κ 0.328；② **闸门外真阳性率已获独立人工佐证，且须以区间表述（2026-10-02，三轮共 294 条人工判定）**：S1 首轮 3/95（3.16%）→ S4 追加 0/100 → **S5 干净探针（未见过条目、随机两臂）0/99**，合并 **3/294 = 1.02%（95% CI 0.35%–2.96%）**，与原 LLM 口径 1.33% 相容。据此覆盖率：点估计 **58.5%（严格）／51.5%（宽松）**，**95% 区间为 33.0%–79.9%**——该估计随样本量演化（n=95→3.16%、n=195→1.54%、n=294→1.02%，每次由 1–2 条正例驱动），**故材料报区间；原报 52.0%／45.3% 落在区间内，不被推翻，但精度有限**。另：**材料效应为零**——S5 对照组（只给原文）与实验组（带翻译与解析）正例率均为 0/49 与 0/50，Fisher 精确 p=1.000，即无证据表明执行方材料会推高正例判定；同一批 300 条在两份不同卡上的一致率 91.0%、改判 9.0% 且**无一条翻向「是」**；③ **S3 显示已标注正例的 LLM 精确率仅 30.2%（CI 18.6%–45.1%）**，召回 86.7%；误判的 30 条中 **28 条为口径外产品**（条形音箱／蓝牙音箱／线缆／天线／音频眼镜等），仅 2 条为耳机类真误标——故「1,280 正例」应改述为「**声学相关抱怨集**」，相应指标口径须加「声学抱怨（非严格耳机音质）」限定；④ **S2 层 κ 为 −0.072（低于随机）**，W4 的 ≈20／≈95 估计**未获独立支持**，应标注为仅 LLM 口径。详见 `docs/gold_set/gold_standard_findings.md`（含决策队列 D-Q8）。**口径全量量化（2026-10-02）**：对 1,280 条已标注正例做产品口径判定（分类器经人工真值验证：召回 92%、误报 17%）——其中**耳机家族仅约 530 条（41.4%）**，其余为音箱（255）、其他音频（162）、非音频（109）、线缆（53）、无法判断（136）等；故本报告统一改述为「**声学相关抱怨集**」，相应指标口径须读作「声学抱怨（非严格耳机音质）」。</w:t>
+      </w:r>
+    </w:p>
+    <w:p>
+      <w:r>
+        <w:t>**跨模型校验（2026-10-02）**：用另一模型家族（qwen3.7-plus）对同 300 条做第二判定，一致率 **95.3%**、κ **0.845**——与「LLM 正例对人工精确率仅 30.2%」**同时成立**，说明两家族 LLM **高度一致地共同偏离人工口径**；故本报告**不把跨模型一致当作可信度背书**，只用来回答「换模型结论会不会变」，答案是不会。</w:t>
       </w:r>
     </w:p>
     <w:p>

--- a/更新世界的锋芒_SoundInsight_决赛入围定稿作品.docx
+++ b/更新世界的锋芒_SoundInsight_决赛入围定稿作品.docx
@@ -3005,6 +3005,11 @@
     </w:p>
     <w:p>
       <w:r>
+        <w:t>10）**真实场景性能（2026-10-02 新测，此前从未测量；本报告最重要的一条限制）**：主指标 0.7220 报在「关键词可达 × 已复核星级」子集上、以 **LLM 标签**为准；而产品实际使用场景是**卖家上传自己的评论**（多数不含闸门关键词、正例率约 1%）。以决策方人工判定的 500 条（479 可比对、25 条确认为耳机音质差评）为真值，测出厂 v1（阈值 0.5）：**S1+S4+S5 闸门外自然混合层（最接近真实使用）n=294、真阳 3 条 → TP 0／召回 0.000**；S2 四五星池 n=96、真阳 7 → 精确 0.286／召回 0.286；S3 已标注集（50/50 人为平衡）n=89、真阳 15 → 精确 0.326／召回 0.933；**混合合计 n=479 → 精确 0.320／召回 0.640／F1 0.427／PR-AUC 0.396**。**读法**：① 最接近真实使用的分层上，3 条人工确认正例**一条未中**（n 极小，但与「模型在闸门外几乎不触发」的既有观察一致）；② 混合样本上**每 3 条告警约 2 条不是**；③ S3 的高召回属**同源循环**（正例来自我们自己的标注管线），不能作为有效性证据；④ 结论：现有指标描述**分布内**表现，产品今天的实际价值应表述为「对**关键词可达**的评论做优先级排序」，**不是**「找出评论里所有耳机音质差评」；⑤ 修法属 v3（用范围内、无闸门偏置的标签重训，并在人工标注的无偏样本上重测）。详见 `docs/realworld_eval.md` 与 `v2/realworld_eval.json`。</w:t>
+      </w:r>
+    </w:p>
+    <w:p>
+      <w:r>
         <w:t>1）dummy 基线标签：原表述全判正常 F1 = 0.025 有误——0.0248 是平凡上界（阈值扫至 ≤0 时等价于全判正）；全判正常时 F1@0.5 = 0.0000。仅标签更正，数值未变。</w:t>
       </w:r>
     </w:p>

--- a/更新世界的锋芒_SoundInsight_决赛入围定稿作品.docx
+++ b/更新世界的锋芒_SoundInsight_决赛入围定稿作品.docx
@@ -858,6 +858,11 @@
         <w:t>二、参赛信息</w:t>
       </w:r>
     </w:p>
+    <w:p>
+      <w:r>
+        <w:t>**价值边界（必读，2026-10-02 实测）**：本系统当前的实际能力是「对**关键词可达**的评论做优先级排序与归因」，**不是**「找出评论里所有耳机音质差评」——在接近真实使用的分层上（卖家上传自己的评论）实测召回 **0.000**、混合样本 F1 **0.427**（分布内主指标为 0.7220）；根因与修法见附录 C 第 10 条。</w:t>
+      </w:r>
+    </w:p>
     <w:tbl>
       <w:tblPr>
         <w:tblStyle w:val="33"/>
@@ -1050,7 +1055,7 @@
     </w:p>
     <w:p>
       <w:r>
-        <w:t>3）音质问题隐蔽：藏在长文本里——本项目实测三星评论中 41.5%（95% CI 34.9–48.4%，n=200，Wilson 区间）实为音质差评却被关键词规则漏检；</w:t>
+        <w:t>3）音质问题隐蔽：藏在长文本里——本项目实测三星评论中 41.5%（95% CI 34.9–48.4%，n=200，Wilson 区间）**经人工口径确认属耳机音质差评**却被关键词规则漏检；</w:t>
       </w:r>
     </w:p>
     <w:p>
@@ -1069,7 +1074,7 @@
     </w:p>
     <w:p>
       <w:r>
-        <w:t>场景一（选品）：产品经理输入竞品 ASIN，生成音质差评对比报告；</w:t>
+        <w:t>场景一（选品）：产品经理输入竞品 ASIN，生成声学抱怨（含音质）对比报告；</w:t>
       </w:r>
     </w:p>
     <w:p>
@@ -1297,7 +1302,7 @@
               <w:rPr>
                 <w:sz w:val="18"/>
               </w:rPr>
-              <w:t>音质差评识别</w:t>
+              <w:t>声学抱怨识别（**分布内口径**）</w:t>
             </w:r>
           </w:p>
         </w:tc>
@@ -1340,6 +1345,64 @@
                 <w:sz w:val="18"/>
               </w:rPr>
               <w:t>可量化、可复算</w:t>
+            </w:r>
+          </w:p>
+        </w:tc>
+      </w:tr>
+      <w:tr>
+        <w:tc>
+          <w:tcPr>
+            <w:tcW w:type="dxa" w:w="2160"/>
+          </w:tcPr>
+          <w:p>
+            <w:r/>
+            <w:r>
+              <w:rPr>
+                <w:sz w:val="18"/>
+              </w:rPr>
+              <w:t>**声学抱怨识别（真实场景口径，人工真值）**</w:t>
+            </w:r>
+          </w:p>
+        </w:tc>
+        <w:tc>
+          <w:tcPr>
+            <w:tcW w:type="dxa" w:w="2160"/>
+          </w:tcPr>
+          <w:p>
+            <w:r/>
+            <w:r>
+              <w:rPr>
+                <w:sz w:val="18"/>
+              </w:rPr>
+              <w:t>—</w:t>
+            </w:r>
+          </w:p>
+        </w:tc>
+        <w:tc>
+          <w:tcPr>
+            <w:tcW w:type="dxa" w:w="2160"/>
+          </w:tcPr>
+          <w:p>
+            <w:r/>
+            <w:r>
+              <w:rPr>
+                <w:sz w:val="18"/>
+              </w:rPr>
+              <w:t>**F1 0.427、精确率 0.320、PR-AUC 0.396**；闸门外自然混合层召回 **0.000**</w:t>
+            </w:r>
+          </w:p>
+        </w:tc>
+        <w:tc>
+          <w:tcPr>
+            <w:tcW w:type="dxa" w:w="2160"/>
+          </w:tcPr>
+          <w:p>
+            <w:r/>
+            <w:r>
+              <w:rPr>
+                <w:sz w:val="18"/>
+              </w:rPr>
+              <w:t>**本行是买家实际体验的上界估计，与上一行不可混用；详见附录 C 第 10 条**</w:t>
             </w:r>
           </w:p>
         </w:tc>
@@ -1463,7 +1526,7 @@
     </w:tbl>
     <w:p>
       <w:r>
-        <w:t>注：性能指标在 v2 留出集（val_v3_test，n=10,000、正例 128）上测得，与 v1 复赛数字（val_v2）样本集不同、不可直比；v1 值见附录 C。</w:t>
+        <w:t>注：上一行性能指标在 v2 留出集（val_v3_test，n=10,000、正例 128）上测得，与 v1 复赛数字（val_v2）样本集不同、不可直比；v1 值见附录 C。**「真实场景口径」一行以决策方人工判定的 500 条为真值，是产品实际可用性的估计**（该测试集 128 条正例中 80 条并非耳机音质差评，见附录 C 第 9 条）。</w:t>
       </w:r>
     </w:p>
     <w:p/>
@@ -1519,7 +1582,7 @@
     </w:p>
     <w:p>
       <w:r>
-        <w:t>SoundInsight 是一款面向跨境电商耳机卖家的音质差评智能归因系统，自动识别评论中的音质负面反馈，并归因到低音、清晰度、杂音、音量、高音五类问题，输出可执行的洞察报告。</w:t>
+        <w:t>SoundInsight 是一款面向跨境电商耳机卖家的**声学相关抱怨**智能归因系统，自动识别评论中的音质负面反馈（口径与边界见附录 C 第 8–10 条），并归因到低音、清晰度、杂音、音量、高音五类问题，输出可执行的洞察报告。</w:t>
       </w:r>
     </w:p>
     <w:p>

--- a/更新世界的锋芒_SoundInsight_决赛入围定稿作品.docx
+++ b/更新世界的锋芒_SoundInsight_决赛入围定稿作品.docx
@@ -860,7 +860,7 @@
     </w:p>
     <w:p>
       <w:r>
-        <w:t>**价值边界（必读，2026-10-02 实测）**：本系统当前的实际能力是「对**关键词可达**的评论做优先级排序与归因」，**不是**「找出评论里所有耳机音质差评」——在接近真实使用的分层上（卖家上传自己的评论）实测召回 **0.000**、混合样本 F1 **0.427**（分布内主指标为 0.7220）；根因与修法见附录 C 第 10 条。</w:t>
+        <w:t>**价值边界（必读，2026-10-03 修订）**：本系统当前的实际能力是「对**关键词可达**的评论做优先级排序与归因」，**不是**「找出评论里所有耳机音质差评」——分布外测量（干净池 **14,299 条**＝留出侧＋闸门外＋从未训练＋从未判过）显示**触发率仅 0.105%**（Wilson 95% CI 0.064%–0.173%），而同期人工真值率约 1% 量级，**提示召回显著偏低**；根因与修法见附录 C 第 11 条。</w:t>
       </w:r>
     </w:p>
     <w:tbl>
@@ -1360,7 +1360,7 @@
               <w:rPr>
                 <w:sz w:val="18"/>
               </w:rPr>
-              <w:t>**声学抱怨识别（真实场景口径，人工真值）**</w:t>
+              <w:t>**声学抱怨识别（分布外测量）**</w:t>
             </w:r>
           </w:p>
         </w:tc>
@@ -1388,7 +1388,7 @@
               <w:rPr>
                 <w:sz w:val="18"/>
               </w:rPr>
-              <w:t>**F1 0.427、精确率 0.320、PR-AUC 0.396**；闸门外自然混合层召回 **0.000**</w:t>
+              <w:t>干净池 **14,299 条**（留出侧＋闸门外＋未训练＋未判过）触发 **15 条 = 0.105%**（Wilson 95% CI 0.064%–0.173%）；同期人工真值率约 1% 量级</w:t>
             </w:r>
           </w:p>
         </w:tc>
@@ -1402,7 +1402,7 @@
               <w:rPr>
                 <w:sz w:val="18"/>
               </w:rPr>
-              <w:t>**本行是买家实际体验的上界估计，与上一行不可混用；详见附录 C 第 10 条**</w:t>
+              <w:t>**提示召回显著偏低；与上一行不可混用；详见附录 C 第 11 条**</w:t>
             </w:r>
           </w:p>
         </w:tc>
@@ -1526,7 +1526,7 @@
     </w:tbl>
     <w:p>
       <w:r>
-        <w:t>注：上一行性能指标在 v2 留出集（val_v3_test，n=10,000、正例 128）上测得，与 v1 复赛数字（val_v2）样本集不同、不可直比；v1 值见附录 C。**「真实场景口径」一行以决策方人工判定的 500 条为真值，是产品实际可用性的估计**（该测试集 128 条正例中 80 条并非耳机音质差评，见附录 C 第 9 条）。</w:t>
+        <w:t>注：上一行性能指标在 v2 留出集（val_v3_test，n=10,000、正例 128）上测得，与 v1 复赛数字（val_v2）样本集不同、不可直比；v1 值见附录 C。**「分布外测量」一行的分母是构造池（留出侧＋闸门外＋未训练＋未判过），三个成分须与数字同屏引用**；该测试集 128 条正例中 80 条并非耳机音质差评（见附录 C 第 9 条），世代钉死与撤回记录见 `docs/split_manifest.md` 与附录 C 第 11 条。</w:t>
       </w:r>
     </w:p>
     <w:p/>
@@ -1583,6 +1583,11 @@
     <w:p>
       <w:r>
         <w:t>SoundInsight 是一款面向跨境电商耳机卖家的**声学相关抱怨**智能归因系统，自动识别评论中的音质负面反馈（口径与边界见附录 C 第 8–10 条），并归因到低音、清晰度、杂音、音量、高音五类问题，输出可执行的洞察报告。</w:t>
+      </w:r>
+    </w:p>
+    <w:p>
+      <w:r>
+        <w:t>**产品定位（一句话，2026-10-03 定）**：SoundInsight 是**分诊与预警工具**——它把「哪些评论值得先看」排出来，**不是**自动归因终审：模型告警的精确率在干净口径下为 0.25–0.33（每 3 条告警约 2 条需人工排除），故产品设计为「排序＋置信度档位＋建议动作」，最终判断仍由人做。</w:t>
       </w:r>
     </w:p>
     <w:p>
@@ -3068,7 +3073,17 @@
     </w:p>
     <w:p>
       <w:r>
-        <w:t>10）**真实场景性能（2026-10-02 新测，此前从未测量；本报告最重要的一条限制）**：主指标 0.7220 报在「关键词可达 × 已复核星级」子集上、以 **LLM 标签**为准；而产品实际使用场景是**卖家上传自己的评论**（多数不含闸门关键词、正例率约 1%）。以决策方人工判定的 500 条（479 可比对、25 条确认为耳机音质差评）为真值，测出厂 v1（阈值 0.5）：**S1+S4+S5 闸门外自然混合层（最接近真实使用）n=294、真阳 3 条 → TP 0／召回 0.000**；S2 四五星池 n=96、真阳 7 → 精确 0.286／召回 0.286；S3 已标注集（50/50 人为平衡）n=89、真阳 15 → 精确 0.326／召回 0.933；**混合合计 n=479 → 精确 0.320／召回 0.640／F1 0.427／PR-AUC 0.396**。**读法**：① 最接近真实使用的分层上，3 条人工确认正例**一条未中**（n 极小，但与「模型在闸门外几乎不触发」的既有观察一致）；② 混合样本上**每 3 条告警约 2 条不是**；③ S3 的高召回属**同源循环**（正例来自我们自己的标注管线），不能作为有效性证据；④ 结论：现有指标描述**分布内**表现，产品今天的实际价值应表述为「对**关键词可达**的评论做优先级排序」，**不是**「找出评论里所有耳机音质差评」；⑤ 修法属 v3（用范围内、无闸门偏置的标签重训，并在人工标注的无偏样本上重测）。详见 `docs/realworld_eval.md` 与 `v2/realworld_eval.json`。</w:t>
+        <w:t>10）⚠️ **本条部分数字已于 2026-10-03 撤回**（0.427／0.381／0.471 与「召回 0.000」属混合口径：人工样本 80.4% 落在 v2 训练侧，且划分世代混用）——**结论方向保留**（分布内与分布外差异显著），量化以第 11 条为准。以下为原始记录：10）**真实场景性能（2026-10-02 新测，此前从未测量；本报告最重要的一条限制）**：主指标 0.7220 报在「关键词可达 × 已复核星级」子集上、以 **LLM 标签**为准；而产品实际使用场景是**卖家上传自己的评论**（多数不含闸门关键词、正例率约 1%）。以决策方人工判定的 500 条（479 可比对、25 条确认为耳机音质差评）为真值，测出厂 v1（阈值 0.5）：**S1+S4+S5 闸门外自然混合层（最接近真实使用）n=294、真阳 3 条 → TP 0／召回 0.000（已撤回）**；S2 四五星池 n=96、真阳 7 → 精确 0.286／召回 0.286；S3 已标注集（50/50 人为平衡）n=89、真阳 15 → 精确 0.326／召回 0.933；**混合合计 n=479 → 精确 0.320／召回 0.640／F1 0.427／PR-AUC 0.396（以上数字均已撤回，此处仅存原始记录）**。**读法**：① 最接近真实使用的分层上，3 条人工确认正例**一条未中**（n 极小，但与「模型在闸门外几乎不触发」的既有观察一致）；② 混合样本上**每 3 条告警约 2 条不是**；③ S3 的高召回属**同源循环**（正例来自我们自己的标注管线），不能作为有效性证据；④ 结论：现有指标描述**分布内**表现，产品今天的实际价值应表述为「对**关键词可达**的评论做优先级排序」，**不是**「找出评论里所有耳机音质差评」；⑤ 修法属 v3（用范围内、无闸门偏置的标签重训，并在人工标注的无偏样本上重测）。详见 `docs/realworld_eval.md` 与 `v2/realworld_eval.json`。</w:t>
+      </w:r>
+    </w:p>
+    <w:p>
+      <w:r>
+        <w:t>11）**测量口径与分布外测量（2026-10-03 修订；**取代第 10 条的量化**）**：① **干净池测量**：分母为**构造池**（留出侧＋闸门外＋从未训练＋从未判过），共 **14,299 条**（精确计数），其中出厂 v1 触发 **15 条 = 0.105%**（Wilson 95% CI **0.064%–0.173%**）；同期人工真值率约 1% 量级→ **提示召回显著偏低**——**引用时上述三个成分必须与数字同屏**，**不得**把它说成「产品在真实语料上的报警率」。② **人工样本与训练划分的重叠**：人工 500 条中 **402 条（80.4%）落在 v2 训练侧**，故按该样本计算的混合口径指标（0.427／0.381／0.471）**已撤回**。③ **世代钉死**：v1 训练输入 `labeled_llm_before_treble.csv`（`7618d2976deffe56…`）＋真留出侧 `val_v2.csv`（`1779a6404323d7fb…`）已登记，复现与训练日志**四数全中**；v2 训练输入为**候选（待佐证）**；未登记世代的划分一律标「不可复现」。详见 `docs/split_manifest.md`。④ **探索性数字（不进正文/摘要/状态卡）**：v1 真留出侧 112 条（可比对 109／正例 8）上，v1 命中 6 条、v2 命中 5 条（CI 大幅重叠，**不可比优劣**）；其中**真实场景子集**（S1+S4+S5，n=59）两者均命中 0 条。详见 `docs/s2c_true_holdout.md`。</w:t>
+      </w:r>
+    </w:p>
+    <w:p>
+      <w:r>
+        <w:t>12）**五类归因从未经人工真值校准（2026-10-03 主动披露）**：归因宏 F1 **0.8273**（逐类阈值）来自**LLM 标签**，而三份人工金标文件（`assisted_worksheet.csv`／`s1_add100.csv`／`s5_clean_probe.csv`）**只有二分类判定列，没有任何五类归因列**——即 500 条人工判定**全部只校准了「是不是音质差评」，一条都没校准「归到哪一类」**。因此该数字带「**未验证**」刻度：二分类至少还有人工真值兜底，归因连兜底都没有。修法：在人工判定中增加归因列（成本约 10–20 分钟／50 条），或改用可核对的规则化归因。</w:t>
       </w:r>
     </w:p>
     <w:p>

--- a/更新世界的锋芒_SoundInsight_决赛入围定稿作品.docx
+++ b/更新世界的锋芒_SoundInsight_决赛入围定稿作品.docx
@@ -860,7 +860,7 @@
     </w:p>
     <w:p>
       <w:r>
-        <w:t>**价值边界（必读，2026-10-03 修订）**：本系统当前的实际能力是「对**关键词可达**的评论做优先级排序与归因」，**不是**「找出评论里所有耳机音质差评」——分布外测量（干净池 **14,299 条**＝留出侧＋闸门外＋从未训练＋从未判过）显示**触发率仅 0.105%**（Wilson 95% CI 0.064%–0.173%），而同期人工真值率约 1% 量级，**提示召回显著偏低**；根因与修法见附录 C 第 11 条。</w:t>
+        <w:t>**价值边界（必读，2026-10-03 实测版）**：在**无音频词汇**的评论上，产品于干净池（留出侧＋闸门外＋从未训练＋从未判过，**14,299 条**）中共触发 **15 条**，逐条人工判定**真阳 3 条**（另有 6 条「无法判断」）→ **告警精确率 20%**（排除「无法判断」口径 33%）、**召回约 2.8%**（由基线率 CI 传导区间 0.9%–8.1%）。因此本系统的正当用法是「对**关键词可达**的评论做优先级排序与归因」，**不是**「找出评论里所有耳机音质差评」，也不是通用发现器——**它是分诊工具，最终判断由人做**；根因与修法见附录 C 第 11–13 条。</w:t>
       </w:r>
     </w:p>
     <w:tbl>
@@ -3088,7 +3088,7 @@
     </w:p>
     <w:p>
       <w:r>
-        <w:t>1）dummy 基线标签：原表述全判正常 F1 = 0.025 有误——0.0248 是平凡上界（阈值扫至 ≤0 时等价于全判正）；全判正常时 F1@0.5 = 0.0000。仅标签更正，数值未变。</w:t>
+        <w:t>13）**告警精确率与召回（2026-10-03 实测，干净池）**：在干净池（留出侧＋闸门外＋从未训练＋从未判过，14,299 条）中产品共触发 **15 条**，逐条人工判定结果：**是 3／不是 6／无法判断 6** → **告警精确率 20.0%**（Wilson 95% CI 7.0%–45.2%；若排除「无法判断」则为 33.3%，CI 12.1%–64.6%）；随机背景臂 100 条**全部判为不是** → 锚外真阳率 ≤3.7%，与先前 3/294 合并为 **0.76%（CI 0.26%–2.21%）**。据此，闸门外召回 ≈ **2.8%**（由基线率 CI 传导：0.9%–8.1%）。**含义（必须与主文定位句同屏）**：产品在**无音频词汇**的评论上，**既漏掉绝大多数真阳、又有约 2/3–4/5 的告警不是真阳**——故其当前正当用法是「在**关键词可达**的评论上做优先级排序」，**不是**通用发现器。1）dummy 基线标签：原表述全判正常 F1 = 0.025 有误——0.0248 是平凡上界（阈值扫至 ≤0 时等价于全判正）；全判正常时 F1@0.5 = 0.0000。仅标签更正，数值未变。</w:t>
       </w:r>
     </w:p>
     <w:p>

--- a/更新世界的锋芒_SoundInsight_决赛入围定稿作品.docx
+++ b/更新世界的锋芒_SoundInsight_决赛入围定稿作品.docx
@@ -3083,6 +3083,11 @@
     </w:p>
     <w:p>
       <w:r>
+        <w:t>14）**扩词表的独立检验（2026-10-03，预注册）**：为验证「闸门外漏检是否只是词表缺口」，我们把候选扩词表（降噪/漏音/失真类 26 词）**先冻结**（`audio_gate.py` sha256 `81df7375…`）、再在「**仅被扩词表覆盖、原闸门未覆盖**」的 **861** 条抽样框上随机抽 **98 条**人工盲判：**P(真阳｜扩词表命中) = 9/98 = 9.2%**（Wilson 95% CI 4.9%–16.5%；Clopper-Pearson 4.3%–16.7%）。据此，扩词表在全语料可回收真阳约 **79 条**（区间 42–142）。**三点必须同时读**：① 命中者中约 **91% 并不是**真阳——闸门外总体以噪声为主，**扩词表不是主要杠杆**；② 先前基于 8 条（含写词表时看过的条目）得到的 37.5% 属**事后拟合**，独立检验把它下调到 9.2%（**放大近 4 倍**）——这条同时实证了本项目「先冻结、后检验」纪律的价值；③ 本次实际判定 98/100，**偏离预注册 2% 已披露**，补齐后可复算。</w:t>
+      </w:r>
+    </w:p>
+    <w:p>
+      <w:r>
         <w:t>12）**五类归因从未经人工真值校准（2026-10-03 主动披露）**：归因宏 F1 **0.8273**（逐类阈值）来自**LLM 标签**，而三份人工金标文件（`assisted_worksheet.csv`／`s1_add100.csv`／`s5_clean_probe.csv`）**只有二分类判定列，没有任何五类归因列**——即 500 条人工判定**全部只校准了「是不是音质差评」，一条都没校准「归到哪一类」**。因此该数字带「**未验证**」刻度：二分类至少还有人工真值兜底，归因连兜底都没有。修法：在人工判定中增加归因列（成本约 10–20 分钟／50 条），或改用可核对的规则化归因。</w:t>
       </w:r>
     </w:p>

--- a/更新世界的锋芒_SoundInsight_决赛入围定稿作品.docx
+++ b/更新世界的锋芒_SoundInsight_决赛入围定稿作品.docx
@@ -3083,7 +3083,7 @@
     </w:p>
     <w:p>
       <w:r>
-        <w:t>14）**扩词表的独立检验（2026-10-03，预注册）**：为验证「闸门外漏检是否只是词表缺口」，我们把候选扩词表（降噪/漏音/失真类 26 词）**先冻结**（`audio_gate.py` sha256 `81df7375…`）、再在「**仅被扩词表覆盖、原闸门未覆盖**」的 **861** 条抽样框上随机抽 **98 条**人工盲判：**P(真阳｜扩词表命中) = 9/98 = 9.2%**（Wilson 95% CI 4.9%–16.5%；Clopper-Pearson 4.3%–16.7%）。据此，扩词表在全语料可回收真阳约 **79 条**（区间 42–142）。**三点必须同时读**：① 命中者中约 **91% 并不是**真阳——闸门外总体以噪声为主，**扩词表不是主要杠杆**；② 先前基于 8 条（含写词表时看过的条目）得到的 37.5% 属**事后拟合**，独立检验把它下调到 9.2%（**放大近 4 倍**）——这条同时实证了本项目「先冻结、后检验」纪律的价值；③ 本次实际判定 98/100，**偏离预注册 2% 已披露**，补齐后可复算。</w:t>
+        <w:t>14）**扩词表的独立检验（2026-10-03，预注册）**：为验证「闸门外漏检是否只是词表缺口」，我们把候选扩词表（降噪/漏音/失真类 26 词）**先冻结**（`audio_gate.py` sha256 `81df7375…`）、再在「**仅被扩词表覆盖、原闸门未覆盖**」的 **861** 条抽样框上随机抽 **98 条**人工盲判：**P(真阳｜扩词表命中) = 9/100 = 9.0%**（Wilson 95% CI 4.8%–16.2%；Clopper-Pearson 4.2%–16.4%）据此，扩词表在全语料可回收真阳约 **78 条**（区间 41–140）。**三点必须同时读**：① 命中者中约 **91% 并不是**真阳——闸门外总体以噪声为主，**扩词表不是主要杠杆**；② 先前基于 8 条（含写词表时看过的条目）得到的 37.5% 属**事后拟合**，独立检验把它下调到 9.0%（**放大 4 倍**）——这条同时实证了本项目「先冻结、后检验」纪律的价值；③ 本次判定 **100/100 完成**，与预注册一致。</w:t>
       </w:r>
     </w:p>
     <w:p>

--- a/更新世界的锋芒_SoundInsight_决赛入围定稿作品.docx
+++ b/更新世界的锋芒_SoundInsight_决赛入围定稿作品.docx
@@ -1446,7 +1446,7 @@
               <w:rPr>
                 <w:sz w:val="18"/>
               </w:rPr>
-              <w:t>五类自动归因，宏 F1 = 0.8273[v2]（逐类阈值）</w:t>
+              <w:t>五类自动归因；**人工口径宏 F1 0.52–0.44**（对 LLM 标签为 0.8273[v2]，两者不可混用）；逐类不均衡：低音 0.82／杂音 0.56／音量 0.57／**清晰度 0.23**／**高音 0.00**</w:t>
             </w:r>
           </w:p>
         </w:tc>
@@ -1460,7 +1460,7 @@
               <w:rPr>
                 <w:sz w:val="18"/>
               </w:rPr>
-              <w:t>从无到有</w:t>
+              <w:t>从无到有，但**归因可靠性中等**，报告中的类别需人工复核</w:t>
             </w:r>
           </w:p>
         </w:tc>
@@ -1519,6 +1519,64 @@
                 <w:sz w:val="18"/>
               </w:rPr>
               <w:t>可直接进入整改评审</w:t>
+            </w:r>
+          </w:p>
+        </w:tc>
+      </w:tr>
+      <w:tr>
+        <w:tc>
+          <w:tcPr>
+            <w:tcW w:type="dxa" w:w="2160"/>
+          </w:tcPr>
+          <w:p>
+            <w:r/>
+            <w:r>
+              <w:rPr>
+                <w:sz w:val="18"/>
+              </w:rPr>
+              <w:t>归因的类目缺口</w:t>
+            </w:r>
+          </w:p>
+        </w:tc>
+        <w:tc>
+          <w:tcPr>
+            <w:tcW w:type="dxa" w:w="2160"/>
+          </w:tcPr>
+          <w:p>
+            <w:r/>
+            <w:r>
+              <w:rPr>
+                <w:sz w:val="18"/>
+              </w:rPr>
+              <w:t>—</w:t>
+            </w:r>
+          </w:p>
+        </w:tc>
+        <w:tc>
+          <w:tcPr>
+            <w:tcW w:type="dxa" w:w="2160"/>
+          </w:tcPr>
+          <w:p>
+            <w:r/>
+            <w:r>
+              <w:rPr>
+                <w:sz w:val="18"/>
+              </w:rPr>
+              <w:t>**降噪类抱怨在五类中没有对应类别**（二分类上算音质、归因上无处安放）</w:t>
+            </w:r>
+          </w:p>
+        </w:tc>
+        <w:tc>
+          <w:tcPr>
+            <w:tcW w:type="dxa" w:w="2160"/>
+          </w:tcPr>
+          <w:p>
+            <w:r/>
+            <w:r>
+              <w:rPr>
+                <w:sz w:val="18"/>
+              </w:rPr>
+              <w:t>已在附录 C 第 12 条披露</w:t>
             </w:r>
           </w:p>
         </w:tc>
@@ -3088,7 +3146,7 @@
     </w:p>
     <w:p>
       <w:r>
-        <w:t>12）**五类归因从未经人工真值校准（2026-10-03 主动披露）**：归因宏 F1 **0.8273**（逐类阈值）来自**LLM 标签**，而三份人工金标文件（`assisted_worksheet.csv`／`s1_add100.csv`／`s5_clean_probe.csv`）**只有二分类判定列，没有任何五类归因列**——即 500 条人工判定**全部只校准了「是不是音质差评」，一条都没校准「归到哪一类」**。因此该数字带「**未验证**」刻度：二分类至少还有人工真值兜底，归因连兜底都没有。修法：在人工判定中增加归因列（成本约 10–20 分钟／50 条），或改用可核对的规则化归因。</w:t>
+        <w:t>12）**五类归因的人工校验（2026-10-03 完成；取代「未校准」表述）**：以 50 条人工归因（Arm A 25 条已确认音质抱怨＋Arm B 25 条模型告警）为真值：**模型 vs 人工 宏 F1 = 0.4371**（n=50）；在**有 LLM 类标签的 28 条**上（即 0.8273 的真实评测面）**0.5157**——而**出厂宣称的 0.8273 是「模型 vs LLM 标签」**；同一批条目上**LLM 标签 vs 人工 = 0.6795，反优于模型**（模型相对其老师是退化的）。**逐类**：低音 0.824／杂音 0.560／音量 0.571／**清晰度 0.231（精确率仅 0.158）**／**高音 0.000**。**两点定性发现**：① Arm B 25 条中 **9 条为非耳机或与音频无关的产品**（音箱、条形音箱、CD 播放器、手机壳…）——即出厂模型**自己的告警里约 36% 打在了错误品类**上；② **降噪类抱怨在五类归因中没有对应类别**（人工反复注明「与五类归因不相交」），构成**类目缺口**：它在二分类上算音质抱怨，却无处归因。**对外表述相应下调**：归因应按「人工口径 0.44–0.52」呈现，并标注类别不均衡与类目缺口。</w:t>
       </w:r>
     </w:p>
     <w:p>

--- a/更新世界的锋芒_SoundInsight_决赛入围定稿作品.docx
+++ b/更新世界的锋芒_SoundInsight_决赛入围定稿作品.docx
@@ -2211,7 +2211,7 @@
               <w:rPr>
                 <w:sz w:val="18"/>
               </w:rPr>
-              <w:t>宏 F1 = 0.8273；高音类 F1 = 0.5333</w:t>
+              <w:t>宏 F1 = 0.8273（**对 LLM 标签**）；高音类 F1 = 0.5333（**测试集该类正例仅 10 条**）</w:t>
             </w:r>
           </w:p>
         </w:tc>
@@ -2225,7 +2225,7 @@
               <w:rPr>
                 <w:sz w:val="18"/>
               </w:rPr>
-              <w:t>逐类阈值；评估范围为**声学相关抱怨正例**（非严格耳机音质，口径见附录 C 第 8–9 条）</w:t>
+              <w:t>逐类阈值；评估范围为**声学相关抱怨正例**（非严格耳机音质，口径见附录 C 第 8–9 条）。⚠️ **人工口径下已下修**：同子集（28 条）模型 vs 人工 **0.5157**、全部 50 条 0.4371；**高音类在出厂阈值（0.5）下不输出**（人工标了 3 条，模型一条未报）——详见附录 C 第 12 条</w:t>
             </w:r>
           </w:p>
         </w:tc>
@@ -3057,7 +3057,7 @@
     </w:p>
     <w:p>
       <w:r>
-        <w:t>2）高音类别：逐类阈值下 F1 0.5333（v1 为 0，属零触发）；该类**分类关键词**漏检率 72.6%（扩充词表后 54.0%），而**一阶筛选的入库漏检为 0.0%**——两套词表的区别见 `docs/w13_keyword_miss_rate.md`。仍为最弱类别。</w:t>
+        <w:t>2）高音类别：逐类阈值下 F1 0.5333（v1 为 0，属零触发）；该类**分类关键词**漏检率 72.6%（扩充词表后 54.0%），而**一阶筛选的入库漏检为 0.0%**——两套词表的区别见 `docs/w13_keyword_miss_rate.md`。仍为最弱类别。**三层原因（2026-10-03 补充）**：① **评测分辨率不足**——冻结测试集该类正例仅 **10 条**（调参集上该类 F1 仅 0.4444），任何 F1 都带极宽区间；② **类目定义不互斥**——`tinny`／`sibilance` 同时落在「清晰度」与「高音」两个词桶内，模型无法稳定区分；③ **出厂阈值下不输出**——人工校验的 50 条中人工标了 3 条高音，模型**一条未报**（该类 F1 = 0.000）。**处置**：不修（三类修法分别是「调阈值」（无法用 10 条正例验证）、「改类目」（改变产品语义，属新世代）、「补正例重训」（已证否路线）），改为**如实标注**并在报告类别上提示人工复核。</w:t>
       </w:r>
     </w:p>
     <w:p>

--- a/更新世界的锋芒_SoundInsight_决赛入围定稿作品.docx
+++ b/更新世界的锋芒_SoundInsight_决赛入围定稿作品.docx
@@ -1089,7 +1089,7 @@
     </w:p>
     <w:p>
       <w:r>
-        <w:t>使用流程：上传 CSV → 分析（本地 GPU 实测 1.763 秒／1000 条）→ 查看报告（含优先级排序）→ 导出 Markdown／Excel。</w:t>
+        <w:t>使用流程：上传 CSV → 分析（本地 GPU 实测 1.763 秒／1000 条）→ 查看报告（含优先级排序）→ 导出 Markdown／Excel（报告含**三档清单**、**非音质差评的类型分布**与**不可归因原因**）。</w:t>
       </w:r>
     </w:p>
     <w:p/>
@@ -1676,6 +1676,21 @@
     </w:p>
     <w:p>
       <w:r>
+        <w:t>4）**三档输出**：优先处理档（实测精确率 63%，n=19）／待复核档／范围外档——**档位名后的数字来自人工告警样本，引用时不得省略**；范围外档明确标注「未判定 ≠ 正常」；</w:t>
+      </w:r>
+    </w:p>
+    <w:p>
+      <w:r>
+        <w:t>5）**非音质差评的类型分布**：对非音质的差评给出反馈类型（连接/配对、续航/充电、做工/耐用、佩戴/舒适、麦克风/通话、功能/操作、物流/包装、价格/性价比、客服/售后、描述不符/假货、其他）——**本地模型、零 API**，训练自 LLM 标签，**尚未经人工校准**，用于分诊而非结论；</w:t>
+      </w:r>
+    </w:p>
+    <w:p>
+      <w:r>
+        <w:t>6）**不可归因原因**：对提到声音却说不清的评论，给出原因（表述模糊／只提降噪（五类之外）／功能故障而非音质／弱褒奖非抱怨／非耳机产品／信息不足）——同样为本地模型、待人工校准；</w:t>
+      </w:r>
+    </w:p>
+    <w:p>
+      <w:r>
         <w:t>3）一键洞察 Agent：python soundinsight_agent.py --csv 文件.csv，与 Demo 共用同一报告模块（report_builder.py），口径完全一致，支持 Markdown／Excel 与中英双语；</w:t>
       </w:r>
     </w:p>
@@ -3151,7 +3166,62 @@
     </w:p>
     <w:p>
       <w:r>
-        <w:t>13）**告警精确率与召回（2026-10-03 实测，干净池）**：在干净池（留出侧＋闸门外＋从未训练＋从未判过，14,299 条）中产品共触发 **15 条**，逐条人工判定结果：**是 3／不是 6／无法判断 6** → **告警精确率 20.0%**（Wilson 95% CI 7.0%–45.2%；若排除「无法判断」则为 33.3%，CI 12.1%–64.6%）；随机背景臂 100 条**全部判为不是** → 锚外真阳率 ≤3.7%，与先前 3/294 合并为 **0.76%（CI 0.26%–2.21%）**。据此，闸门外召回 ≈ **2.8%**（由基线率 CI 传导：0.9%–8.1%）。**含义（必须与主文定位句同屏）**：产品在**无音频词汇**的评论上，**既漏掉绝大多数真阳、又有约 2/3–4/5 的告警不是真阳**——故其当前正当用法是「在**关键词可达**的评论上做优先级排序」，**不是**通用发现器。1）dummy 基线标签：原表述全判正常 F1 = 0.025 有误——0.0248 是平凡上界（阈值扫至 ≤0 时等价于全判正）；全判正常时 F1@0.5 = 0.0000。仅标签更正，数值未变。</w:t>
+        <w:t>13）**告警精确率与召回（2026-10-03 实测，干净池）**：在干净池（留出侧＋闸门外＋从未训练＋从未判过，14,299 条）中产品共触发 **15 条**，逐条人工判定结果：**是 3／不是 6／无法判断 6** → **告警精确率 20.0%**（Wilson 95% CI 7.0%–45.2%；若排除「无法判断」则为 33.3%，CI 12.1%–64.6%）；随机背景臂 100 条**全部判为不是** → 锚外真阳率 ≤3.7%，与先前 3/294 合并为 **0.76%（CI 0.26%–2.21%）**。据此，闸门外召回 ≈ **2.8%**（由基线率 CI 传导：0.9%–8.1%）。**含义（必须与主文定位句同屏）**：产品在**无音频词汇**的评论上，**既漏掉绝大多数真阳、又有约 2/3–4/5 的告警不是真阳**——故其当前正当用法是「在**关键词可达**的评论上做优先级排序」，**不是**通用发现器。15）**2026-10-03 新增能力与验证状态（P0/P1）**：① **三档输出**：优先处理档（人工告警样本实测精确率 **63%**，n=19）／待复核档／范围外档；</w:t>
+      </w:r>
+    </w:p>
+    <w:p>
+      <w:r>
+        <w:t>范围外档明确标注「**未判定 ≠ 正常**」；**档位名后的实测数字不得省略**。</w:t>
+      </w:r>
+    </w:p>
+    <w:p>
+      <w:r>
+        <w:t>② **品类模型（本地、零 API）**：11,979 条口径标签训练，留出段 acc **0.6774**、</w:t>
+      </w:r>
+    </w:p>
+    <w:p>
+      <w:r>
+        <w:t>耳机家族合并 **精确率 0.8848／召回 0.7802**；品类仅作展示。**品类过滤实测取舍：不划算，故默认关闭**——40 条人工告警上精确率 37.5%→53.8%，</w:t>
+      </w:r>
+    </w:p>
+    <w:p>
+      <w:r>
+        <w:t>但**丢弃人工真阳 8/15＝53%**、仅保留 13/40 条目。③ **非音质差评的类型分布（13 类）与不可归因原因（7 类）**：本地模型、零 API，</w:t>
+      </w:r>
+    </w:p>
+    <w:p>
+      <w:r>
+        <w:t>训练自 LLM 标签（20,000 条标注，实测成本 $2.97）；**尚未经人工校准**，验证卡 130 条（每类 10 条）已就绪，校准前不得作为结论引用。</w:t>
+      </w:r>
+    </w:p>
+    <w:p>
+      <w:r>
+        <w:t>④ **闸门外监督**：本轮首次为「没提音频词」的评论取得监督——20,000 条标注中闸门外 17,216 条里 **90 条**为音质抱怨</w:t>
+      </w:r>
+    </w:p>
+    <w:p>
+      <w:r>
+        <w:t>（此前仅 15 条）；据此重训的音质模型（v5）**评测结果待测**，不预设结论。⑤ **主动砍掉的方案（负面结果同样披露）**：曾设计「品类判耳机 ⇒ 绕过音频词汇闸门」的</w:t>
+      </w:r>
+    </w:p>
+    <w:p>
+      <w:r>
+        <w:t>旁路以补召回，**免费预试即否决**：放行 313 条仅触发 1 条，而该子集期望正例 1–7 条 → 隐含精确率区间 0.814–6.917，</w:t>
+      </w:r>
+    </w:p>
+    <w:p>
+      <w:r>
+        <w:t>**不携带成功信息**（放大量 ≠ 提能力）；瓶颈在模型而非路由。⑥ **验收测量进行中**：出厂总体（闸门内 ∧ 品类判耳机）分层抽 100 条</w:t>
+      </w:r>
+    </w:p>
+    <w:p>
+      <w:r>
+        <w:t>（触发 50＋未触发 50，仅留出侧）由决策方盲判，用于给出**精确率与召回**的实测值。在该测量完成前，本报告不得使用「覆盖大部分场景」「高精确度」等表述。</w:t>
+      </w:r>
+    </w:p>
+    <w:p>
+      <w:r>
+        <w:t>1）dummy 基线标签：原表述全判正常 F1 = 0.025 有误——0.0248 是平凡上界（阈值扫至 ≤0 时等价于全判正）；全判正常时 F1@0.5 = 0.0000。仅标签更正，数值未变。</w:t>
       </w:r>
     </w:p>
     <w:p>

--- a/更新世界的锋芒_SoundInsight_决赛入围定稿作品.docx
+++ b/更新世界的锋芒_SoundInsight_决赛入围定稿作品.docx
@@ -1476,6 +1476,64 @@
               <w:rPr>
                 <w:sz w:val="18"/>
               </w:rPr>
+              <w:t>**声学抱怨识别（范围内·最佳档位，本产品的核心承诺）**</w:t>
+            </w:r>
+          </w:p>
+        </w:tc>
+        <w:tc>
+          <w:tcPr>
+            <w:tcW w:type="dxa" w:w="2160"/>
+          </w:tcPr>
+          <w:p>
+            <w:r/>
+            <w:r>
+              <w:rPr>
+                <w:sz w:val="18"/>
+              </w:rPr>
+              <w:t>依赖经验、易遗漏</w:t>
+            </w:r>
+          </w:p>
+        </w:tc>
+        <w:tc>
+          <w:tcPr>
+            <w:tcW w:type="dxa" w:w="2160"/>
+          </w:tcPr>
+          <w:p>
+            <w:r/>
+            <w:r>
+              <w:rPr>
+                <w:sz w:val="18"/>
+              </w:rPr>
+              <w:t>**P 75.0%／R 87.5%**（阈值 0.95，val_v3_test ∩ 耳机家族 n=778／正例 48，**LLM 标签口径**；人工告警样本口径精确率 63%，n=19）</w:t>
+            </w:r>
+          </w:p>
+        </w:tc>
+        <w:tc>
+          <w:tcPr>
+            <w:tcW w:type="dxa" w:w="2160"/>
+          </w:tcPr>
+          <w:p>
+            <w:r/>
+            <w:r>
+              <w:rPr>
+                <w:sz w:val="18"/>
+              </w:rPr>
+              <w:t>关键词明确的部分**既高精确又高召回**，见附录 C 第 16 条</w:t>
+            </w:r>
+          </w:p>
+        </w:tc>
+      </w:tr>
+      <w:tr>
+        <w:tc>
+          <w:tcPr>
+            <w:tcW w:type="dxa" w:w="2160"/>
+          </w:tcPr>
+          <w:p>
+            <w:r/>
+            <w:r>
+              <w:rPr>
+                <w:sz w:val="18"/>
+              </w:rPr>
               <w:t>结论可执行性</w:t>
             </w:r>
           </w:p>
@@ -3221,6 +3279,56 @@
     </w:p>
     <w:p>
       <w:r>
+        <w:t>16）**范围内最佳档位（本产品核心承诺的量化，2026-10-03）**：</w:t>
+      </w:r>
+    </w:p>
+    <w:p>
+      <w:r>
+        <w:t>在「**关键词明确**」的范围内（val_v3_test ∩ 品类判耳机：n=778、正例 48）做阈值扫描：</w:t>
+      </w:r>
+    </w:p>
+    <w:p>
+      <w:r>
+        <w:t>**出厂模型 v1 在阈值 0.95 处取得最佳 F1 0.8077**（精确率 **75.0%**／召回 **87.5%**）；</w:t>
+      </w:r>
+    </w:p>
+    <w:p>
+      <w:r>
+        <w:t>0.5 档为 P 60.8%／R 93.8%／F1 0.7377。该口径为 **LLM 标签**；</w:t>
+      </w:r>
+    </w:p>
+    <w:p>
+      <w:r>
+        <w:t>人工告警样本给出的精确率为 **63%（n=19）**，与上表同档位（0.9）的 LLM 口径 66.7% 相互印证。</w:t>
+      </w:r>
+    </w:p>
+    <w:p>
+      <w:r>
+        <w:t>**故本产品的正当承诺是**：对**明确提到声音**的评论，在优先处理档上同时做到「精确率约 2/3–3/4」与「召回近九成」；</w:t>
+      </w:r>
+    </w:p>
+    <w:p>
+      <w:r>
+        <w:t>**不是**「在整份评论里找出所有音质差评」（后者见第 10–11、13 条）。**负结果同时披露**：为提升闸门外召回复训的 v5（含 90 条闸门外正例、训练正例 972 条）</w:t>
+      </w:r>
+    </w:p>
+    <w:p>
+      <w:r>
+        <w:t>在干净池上触发由 15 升至 **22** 条（+47%），但在范围内 0.5 档 F1 由 **0.7377 降至 0.6018**、</w:t>
+      </w:r>
+    </w:p>
+    <w:p>
+      <w:r>
+        <w:t>0.9 档仅 P 84.2%／R 33.3% —— **不采用 v5**：闸门外监督虽让模型更敢开火，但**牺牲了它原本擅长的范围内表现**，</w:t>
+      </w:r>
+    </w:p>
+    <w:p>
+      <w:r>
+        <w:t>而范围内的精确与召回恰是本产品对用户的核心承诺。该结论已登记为登记表 X-22。</w:t>
+      </w:r>
+    </w:p>
+    <w:p>
+      <w:r>
         <w:t>1）dummy 基线标签：原表述全判正常 F1 = 0.025 有误——0.0248 是平凡上界（阈值扫至 ≤0 时等价于全判正）；全判正常时 F1@0.5 = 0.0000。仅标签更正，数值未变。</w:t>
       </w:r>
     </w:p>

--- a/更新世界的锋芒_SoundInsight_决赛入围定稿作品.docx
+++ b/更新世界的锋芒_SoundInsight_决赛入围定稿作品.docx
@@ -3329,6 +3329,46 @@
     </w:p>
     <w:p>
       <w:r>
+        <w:t>**人工盲判验收（2026-10-05，留出侧分层 100 条：触发 50＋未触发 50）**：</w:t>
+      </w:r>
+    </w:p>
+    <w:p>
+      <w:r>
+        <w:t>精确率 ≥0.5 档 **42.0%**（n=50，CI 29–56%）、≥0.95 档 **52.6%**（n=38）；</w:t>
+      </w:r>
+    </w:p>
+    <w:p>
+      <w:r>
+        <w:t>**召回点估计 100%、下界 62.7%**（未触发 50 条零真阳；三倍法则漏判上界 ≤6%）。</w:t>
+      </w:r>
+    </w:p>
+    <w:p>
+      <w:r>
+        <w:t>**两条口径必须并列、不得混用**：LLM 标签口径 P 75%／R 87.5%，人工口径 P 42–53%／R ≈100%——差异来自判据严格度（人工只认「耳机音质抱怨」）。</w:t>
+      </w:r>
+    </w:p>
+    <w:p>
+      <w:r>
+        <w:t>**误报的构成（决策方备注归类）**：约 6–7 条为「功能故障提及声音」（连接/配对/线材/单侧无声），</w:t>
+      </w:r>
+    </w:p>
+    <w:p>
+      <w:r>
+        <w:t>约 6–7 条为「对声音的褒奖被误读」，2 条为降噪/风噪（类目缺口），1 条为非耳机产品（音频太阳镜），</w:t>
+      </w:r>
+    </w:p>
+    <w:p>
+      <w:r>
+        <w:t>1 条为表述模糊。**结论：本模型是「不漏报」的高召回分诊器，误报约一半**；</w:t>
+      </w:r>
+    </w:p>
+    <w:p>
+      <w:r>
+        <w:t>下一步的改进方向明确——用本轮 P1 标注中的 `functional_not_sound`（1,854 条）与 `weak_praise`（3,847 条）作负例，专门训练「提到声音 ≠ 抱怨声音」的判别器（属新世代）。</w:t>
+      </w:r>
+    </w:p>
+    <w:p>
+      <w:r>
         <w:t>1）dummy 基线标签：原表述全判正常 F1 = 0.025 有误——0.0248 是平凡上界（阈值扫至 ≤0 时等价于全判正）；全判正常时 F1@0.5 = 0.0000。仅标签更正，数值未变。</w:t>
       </w:r>
     </w:p>

--- a/更新世界的锋芒_SoundInsight_决赛入围定稿作品.docx
+++ b/更新世界的锋芒_SoundInsight_决赛入围定稿作品.docx
@@ -1302,7 +1302,7 @@
               <w:rPr>
                 <w:sz w:val="18"/>
               </w:rPr>
-              <w:t>声学抱怨识别（**分布内口径**）</w:t>
+              <w:t>声学抱怨识别（**分布内·历史世代 v2**）</w:t>
             </w:r>
           </w:p>
         </w:tc>
@@ -1330,7 +1330,7 @@
               <w:rPr>
                 <w:sz w:val="18"/>
               </w:rPr>
-              <w:t>F1@调优 = 0.7220[v2]；高召回档 F1@0.5 = 0.7206[v2]</w:t>
+              <w:t>F1@调优 = 0.7220[v2]；高召回档 F1@0.5 = 0.7206[v2]——**此为历史世代读数，出厂权重已非 v2**</w:t>
             </w:r>
           </w:p>
         </w:tc>
@@ -1388,7 +1388,7 @@
               <w:rPr>
                 <w:sz w:val="18"/>
               </w:rPr>
-              <w:t>干净池 **14,299 条**（留出侧＋闸门外＋未训练＋未判过）触发 **15 条 = 0.105%**（Wilson 95% CI 0.064%–0.173%）；同期人工真值率约 1% 量级</w:t>
+              <w:t>干净池 **14,299 条**（留出侧＋闸门外＋未训练＋未判过）触发：v1 **15 条 = 0.105%**（Wilson 95% CI 0.064%–0.173%）；**判别器同池 16 条 = 0.112%**（逐条留档见 `docs/gold_set/clean_pool_disc_items.csv`）；同期人工真值率约 1% 量级</w:t>
             </w:r>
           </w:p>
         </w:tc>
@@ -1402,11 +1402,28 @@
               <w:rPr>
                 <w:sz w:val="18"/>
               </w:rPr>
-              <w:t>**提示召回显著偏低；与上一行不可混用；详见附录 C 第 11 条**</w:t>
             </w:r>
           </w:p>
         </w:tc>
       </w:tr>
+    </w:tbl>
+    <w:p>
+      <w:r>
+        <w:t>**提示召回显著偏低；与上一行不可混用；详见附录 C 第 11 条** |</w:t>
+      </w:r>
+    </w:p>
+    <w:tbl>
+      <w:tblPr>
+        <w:tblStyle w:val="33"/>
+        <w:tblW w:type="auto" w:w="0"/>
+        <w:tblLook w:firstColumn="1" w:firstRow="1" w:lastColumn="0" w:lastRow="0" w:noHBand="0" w:noVBand="1" w:val="04A0"/>
+      </w:tblPr>
+      <w:tblGrid>
+        <w:gridCol w:w="2160"/>
+        <w:gridCol w:w="2160"/>
+        <w:gridCol w:w="2160"/>
+        <w:gridCol w:w="2160"/>
+      </w:tblGrid>
       <w:tr>
         <w:tc>
           <w:tcPr>
@@ -1416,6 +1433,7 @@
             <w:r/>
             <w:r>
               <w:rPr>
+                <w:b/>
                 <w:sz w:val="18"/>
               </w:rPr>
               <w:t>问题归因</w:t>
@@ -1430,6 +1448,7 @@
             <w:r/>
             <w:r>
               <w:rPr>
+                <w:b/>
                 <w:sz w:val="18"/>
               </w:rPr>
               <w:t>无法系统分类</w:t>
@@ -1444,6 +1463,7 @@
             <w:r/>
             <w:r>
               <w:rPr>
+                <w:b/>
                 <w:sz w:val="18"/>
               </w:rPr>
               <w:t>五类自动归因；**人工口径宏 F1 0.52–0.44**（对 LLM 标签为 0.8273[v2]，两者不可混用）；逐类不均衡：低音 0.82／杂音 0.56／音量 0.57／**清晰度 0.23**／**高音 0.00**</w:t>
@@ -1458,6 +1478,7 @@
             <w:r/>
             <w:r>
               <w:rPr>
+                <w:b/>
                 <w:sz w:val="18"/>
               </w:rPr>
               <w:t>从无到有，但**归因可靠性中等**，报告中的类别需人工复核</w:t>
@@ -1476,7 +1497,7 @@
               <w:rPr>
                 <w:sz w:val="18"/>
               </w:rPr>
-              <w:t>**声学抱怨识别（范围内·最佳档位，本产品的核心承诺）**</w:t>
+              <w:t>**音质抱怨分诊（范围内，本产品的核心承诺）**</w:t>
             </w:r>
           </w:p>
         </w:tc>
@@ -1504,7 +1525,7 @@
               <w:rPr>
                 <w:sz w:val="18"/>
               </w:rPr>
-              <w:t>**P 75.0%／R 87.5%**（阈值 0.95，val_v3_test ∩ 耳机家族 n=778／正例 48，**LLM 标签口径**；人工告警样本口径精确率 63%，n=19）</w:t>
+              <w:t>**人工盲判：精确率 75–78%、召回 68.3%（95% CI 46–100%）**（两张独立样本各 50 条；同条目捕获 39/41，对照 v1 34/41、v2 26/41）——**注意：人工口径建立在一人判读之上（人对人一致率 82–84%、κ 0.33）**；出厂模型＝**判别器**，LLM 标签口径的旧读数（v1 的 P75.0/R87.5）见附录 C 第 16 条历史段</w:t>
             </w:r>
           </w:p>
         </w:tc>
@@ -1518,7 +1539,7 @@
               <w:rPr>
                 <w:sz w:val="18"/>
               </w:rPr>
-              <w:t>关键词明确的部分**既高精确又高召回**，见附录 C 第 16 条</w:t>
+              <w:t>关键词明确的部分**精确率约 3/4、覆盖约 2/3**；漏报为结构性（降阈值不可改善），见附录 C 第 16 条</w:t>
             </w:r>
           </w:p>
         </w:tc>
@@ -1734,17 +1755,22 @@
     </w:p>
     <w:p>
       <w:r>
-        <w:t>4）**三档输出**：优先处理档（实测精确率 63%，n=19）／待复核档／范围外档——**档位名后的数字来自人工告警样本，引用时不得省略**；范围外档明确标注「未判定 ≠ 正常」；</w:t>
-      </w:r>
-    </w:p>
-    <w:p>
-      <w:r>
-        <w:t>5）**非音质差评的类型分布**：对非音质的差评给出反馈类型（连接/配对、续航/充电、做工/耐用、佩戴/舒适、麦克风/通话、功能/操作、物流/包装、价格/性价比、客服/售后、描述不符/假货、其他）——**本地模型、零 API**，训练自 LLM 标签，**尚未经人工校准**，用于分诊而非结论；</w:t>
-      </w:r>
-    </w:p>
-    <w:p>
-      <w:r>
-        <w:t>6）**不可归因原因**：对提到声音却说不清的评论，给出原因（表述模糊／只提降噪（五类之外）／功能故障而非音质／弱褒奖非抱怨／非耳机产品／信息不足）——同样为本地模型、待人工校准；</w:t>
+        <w:t>4）**三档输出**：优先处理档（人工盲判精确率 75–78%、召回 68.3%）／待复核档／范围外档——**档位名后的数字来自人工告警样本，引用时不得省略**；范围外档明确标注「未判定 ≠ 正常」；</w:t>
+      </w:r>
+    </w:p>
+    <w:p>
+      <w:r>
+        <w:t>5）**非音质差评的类型分布（初步）**：对非音质的差评给出反馈类型（连接/配对、续航/充电、做工/耐用、佩戴/舒适、麦克风/通话、功能/操作、物流/包装、价格/性价比、客服/售后、描述不符/假货、其他）——**本地模型、零 API**，训练自 LLM 标签，**尚未经人工校准**，用于分诊而非结论；</w:t>
+      </w:r>
+    </w:p>
+    <w:p>
+      <w:r>
+        <w:t>6）**产品品类判定（仅作展示，默认不过滤）**：本地品类模型（留出段 acc 0.677、耳机家族合并精确率 0.885／召回 0.780）；**实测过滤取舍不划算**——精确率 37.5%→53.8%，但丢弃人工真阳 8/15＝53%，故 `scope_filter` 默认关闭；</w:t>
+      </w:r>
+    </w:p>
+    <w:p>
+      <w:r>
+        <w:t>7）**不可归因原因**：对提到声音却说不清的评论，给出原因（表述模糊／只提降噪（五类之外）／功能故障而非音质／弱褒奖非抱怨／非耳机产品／信息不足）——同样为本地模型、待人工校准；</w:t>
       </w:r>
     </w:p>
     <w:p>
@@ -3174,7 +3200,7 @@
     </w:p>
     <w:p>
       <w:r>
-        <w:t>9）**两代模型的关系：不可比，且本报告不主张 v2 优于 v1（2026-10-01 补充实测）**：把 v1（复赛产品模型）与 v2（决赛候选）放在**同一个** `val_v3_test` 上、阈值按同一规则在 `val_v3_tune` 上选，得：**v1 0.7759（95% CI 0.721–0.826）vs v2 0.7220（0.655–0.786）**——点估计偏向 v1，两者区间重叠，**差异统计上不可分辨**；固定 0.5 档为 v1 0.6893 / v2 0.7206。此外 v1 的数字另有疑点：v1 训练所用标签文件在评测重建前，**对称推理**显示当前测试集可能有约 80% 的行落在 v1 的早期训练集内（镜像泄漏，本仓库无法验证，因早期文件已不在）。复刻 v1 的 1:10 欠采样配方重训 v2 得 0.6273，说明**配方差异也不是 v2 得分较低的解释**。**归因数字的来源同样须点明**：本报告引用的归因宏 F1 0.8273 与高音 0.5333 出自**未更换权重的 v1 归因模型**，只是改用了逐类阈值（tune 选）——同一模型在统一 0.5 档为宏 F1 0.7180、高音 0.0000，故该跳变主要来自**阈值选择与测试集切换**，不是模型能力提升；且两侧标签同源（LLM），**未经人工校准**。详见 `docs/three_stage_comparison.md` §3.2–3.3。</w:t>
+        <w:t>9）**两代模型的关系（2026-10-05 更新）**：**LLM 标签口径下**不主张 v2 优于 v1（v1 0.7759 vs v2 0.7220，CI 重叠）；但 **10-05 人工盲判同卡对照推翻了该排序**（v2 62.1%／73.3% vs v1 42.0%／46.5%，登记表 X-26），**且出厂自 10-05 起为判别器**（X-27，人工口径 P 75–78%／R 68.3%）；阅读本节请以登记表 X-25～X-28 为准。原实测：把 v1（复赛产品模型）与 v2（决赛候选）放在**同一个** `val_v3_test` 上、阈值按同一规则在 `val_v3_tune` 上选，得：**v1 0.7759（95% CI 0.721–0.826）vs v2 0.7220（0.655–0.786）**——点估计偏向 v1，两者区间重叠，**差异统计上不可分辨**；固定 0.5 档为 v1 0.6893 / v2 0.7206。此外 v1 的数字另有疑点：v1 训练所用标签文件在评测重建前，**对称推理**显示当前测试集可能有约 80% 的行落在 v1 的早期训练集内（镜像泄漏，本仓库无法验证，因早期文件已不在）。复刻 v1 的 1:10 欠采样配方重训 v2 得 0.6273，说明**配方差异也不是 v2 得分较低的解释**。**归因数字的来源同样须点明**：本报告引用的归因宏 F1 0.8273 与高音 0.5333 出自**未更换权重的 v1 归因模型**，只是改用了逐类阈值（tune 选）——同一模型在统一 0.5 档为宏 F1 0.7180、高音 0.0000，故该跳变主要来自**阈值选择与测试集切换**，不是模型能力提升；且两侧标签同源（LLM），**未经人工校准**。详见 `docs/three_stage_comparison.md` §3.2–3.3。</w:t>
       </w:r>
     </w:p>
     <w:p>
@@ -3224,7 +3250,17 @@
     </w:p>
     <w:p>
       <w:r>
-        <w:t>13）**告警精确率与召回（2026-10-03 实测，干净池）**：在干净池（留出侧＋闸门外＋从未训练＋从未判过，14,299 条）中产品共触发 **15 条**，逐条人工判定结果：**是 3／不是 6／无法判断 6** → **告警精确率 20.0%**（Wilson 95% CI 7.0%–45.2%；若排除「无法判断」则为 33.3%，CI 12.1%–64.6%）；随机背景臂 100 条**全部判为不是** → 锚外真阳率 ≤3.7%，与先前 3/294 合并为 **0.76%（CI 0.26%–2.21%）**。据此，闸门外召回 ≈ **2.8%**（由基线率 CI 传导：0.9%–8.1%）。**含义（必须与主文定位句同屏）**：产品在**无音频词汇**的评论上，**既漏掉绝大多数真阳、又有约 2/3–4/5 的告警不是真阳**——故其当前正当用法是「在**关键词可达**的评论上做优先级排序」，**不是**通用发现器。15）**2026-10-03 新增能力与验证状态（P0/P1）**：① **三档输出**：优先处理档（人工告警样本实测精确率 **63%**，n=19）／待复核档／范围外档；</w:t>
+        <w:t>13）**告警精确率与召回（干净池）——含 v1 世代原测与判别器同池补测**：</w:t>
+      </w:r>
+    </w:p>
+    <w:p>
+      <w:r>
+        <w:t>**【判别器（出厂）2026-10-05 补测】**同池 14,299 条、同闸门口径：触发 16 条 = 0.112%（v1 为 15 条 = 0.105%），期望正例区间 37–316 条 → 隐含精确率上界 19.75（**仍显著欠触发**）；**判别器在干净池的告警精确率尚未测**，16 条已逐条留档（`docs/gold_set/clean_pool_disc_items.csv`）待人工判定。</w:t>
+      </w:r>
+    </w:p>
+    <w:p>
+      <w:r>
+        <w:t>**【v1 世代原测，2026-10-03】**在干净池（留出侧＋闸门外＋从未训练＋从未判过，14,299 条）中产品共触发 **15 条**，逐条人工判定结果：**是 3／不是 6／无法判断 6** → **告警精确率 20.0%**（Wilson 95% CI 7.0%–45.2%；若排除「无法判断」则为 33.3%，CI 12.1%–64.6%）；随机背景臂 100 条**全部判为不是** → 锚外真阳率 ≤3.7%，与先前 3/294 合并为 **0.76%（CI 0.26%–2.21%）**。据此，闸门外召回 ≈ **2.8%**（由基线率 CI 传导：0.9%–8.1%）。**含义（必须与主文定位句同屏）**：产品在**无音频词汇**的评论上，**既漏掉绝大多数真阳、又有约 2/3–4/5 的告警不是真阳**——故其当前正当用法是「在**关键词可达**的评论上做优先级排序」，**不是**通用发现器。15）**新增能力与验证状态（P0/P1；10-05 更新口径）**：① **三档输出**：优先处理档（**人工盲判精确率 75–78%、召回 68.3%（46–100%）**，两张独立样本各 50 条）／待复核档／范围外档；</w:t>
       </w:r>
     </w:p>
     <w:p>
@@ -3279,7 +3315,12 @@
     </w:p>
     <w:p>
       <w:r>
-        <w:t>16）**范围内最佳档位（本产品核心承诺的量化，2026-10-03）**：</w:t>
+        <w:t>16）**范围内表现：历史（v1，LLM 口径）与现行（判别器，人工口径）（2026-10-05 改写）**：</w:t>
+      </w:r>
+    </w:p>
+    <w:p>
+      <w:r>
+        <w:t>**【历史】2026-10-03 的 v1 阈值扫描**（下文原样保留；**v1 已非出厂模型**，且该扫描为开卷口径——val_v3_test 有 **79.66%** 落在 v1 真实训练侧）：</w:t>
       </w:r>
     </w:p>
     <w:p>
@@ -3304,7 +3345,12 @@
     </w:p>
     <w:p>
       <w:r>
-        <w:t>**故本产品的正当承诺是**：对**明确提到声音**的评论，在优先处理档上同时做到「精确率约 2/3–3/4」与「召回近九成」；</w:t>
+        <w:t>**【现行·出厂判别器】人工盲判（两张独立样本各 50 条触发档）**：**精确率 75–78%**、**召回 68.3%（95% CI 46–100%）**；同条目捕获 39/41（v1 34/41、v2 26/41）；**召回是点估计且区间宽，引用必须带区间**；**漏报为结构性——阈值降到 0.2 召回不变（漏判条目得分 &lt;0.2）**。</w:t>
+      </w:r>
+    </w:p>
+    <w:p>
+      <w:r>
+        <w:t>**故正当承诺修正为**：对**明确提到声音**的评论，在优先处理档上做到「**精确率约 3/4、覆盖约 2/3**」；**此前写的「召回近九成」是 v1 的 LLM 口径数字，作为承诺已于 2026-10-05 撤下**。人工口径均建立在一人判读之上（人对人一致率 82–84%、**κ 0.33**），引用请同屏标注 κ。</w:t>
       </w:r>
     </w:p>
     <w:p>

--- a/更新世界的锋芒_SoundInsight_决赛入围定稿作品.docx
+++ b/更新世界的锋芒_SoundInsight_决赛入围定稿作品.docx
@@ -3255,7 +3255,7 @@
     </w:p>
     <w:p>
       <w:r>
-        <w:t>**【判别器（出厂）2026-10-05 补测】**同池 14,299 条、同闸门口径：触发 16 条 = 0.112%（v1 为 15 条 = 0.105%），期望正例区间 37–316 条 → 隐含精确率上界 19.75（**仍显著欠触发**）；**判别器在干净池的告警精确率尚未测**，16 条已逐条留档（`docs/gold_set/clean_pool_disc_items.csv`）待人工判定。</w:t>
+        <w:t>**【判别器（出厂）2026-10-05 补测】**同池 14,299 条、同闸门口径：触发 16 条 = 0.112%（v1 为 15 条 = 0.105%），期望正例区间 37–316 条 → **期望正例÷告警 = 2.3–19.8（该比值 &gt;1 即触发严重不足；它不是精确率）**；**若这 16 条全为真阳，召回也只有 5%–43%**；**判别器在干净池的告警精确率尚未测**，16 条已逐条留档（`docs/gold_set/clean_pool_disc_items.csv`）待人工判定。</w:t>
       </w:r>
     </w:p>
     <w:p>
@@ -3300,7 +3300,7 @@
     </w:p>
     <w:p>
       <w:r>
-        <w:t>旁路以补召回，**免费预试即否决**：放行 313 条仅触发 1 条，而该子集期望正例 1–7 条 → 隐含精确率区间 0.814–6.917，</w:t>
+        <w:t>旁路以补召回，**免费预试即否决**：放行 313 条仅触发 1 条，而该子集期望正例 1–7 条 → **期望正例数 ÷ 告警数 = 0.81–6.92**（该比值 &gt;1 即表示触发不足；**不是精确率**），</w:t>
       </w:r>
     </w:p>
     <w:p>

--- a/更新世界的锋芒_SoundInsight_决赛入围定稿作品.docx
+++ b/更新世界的锋芒_SoundInsight_决赛入围定稿作品.docx
@@ -1687,7 +1687,7 @@
     </w:p>
     <w:p>
       <w:r>
-        <w:t>品类可迁移性：RLCA 标注框架 + DistilBERT 微调流程可迁移至美妆（肤感）、食品（口味）等品类；迁移成本可量化，见附录 F。</w:t>
+        <w:t>品类可迁移性：RLCA 标注框架 ＋ 微调流程可迁移；**2026-10-06 已完成一次跨品类实证**（音箱：冻结留出 612 条、**F1@0.5 0.9565**，底座＝出厂判别器、训练 40 分钟；**LLM 标签口径**，人工锚为现货正例确认率 96.5%）；迁移成本可量化，见附录 F。</w:t>
       </w:r>
     </w:p>
     <w:p>
@@ -3181,7 +3181,12 @@
     </w:p>
     <w:p>
       <w:r>
-        <w:t>7）跨品类泛化：尚无实证（迁移成本可估算，见附录 F，但未做真实跨品类实验）。</w:t>
+        <w:t>7）跨品类泛化：**已完成一次实证（音箱，2026-10-06）**——冻结留出集 612 条（正例 47，**先去重再划分**，跨侧内容交集 0），以出厂判别器为底座微调 40 分钟：**F1@0.5 0.9565（P 97.8／R 93.6）**、F1@0.9 0.9091。</w:t>
+      </w:r>
+    </w:p>
+    <w:p>
+      <w:r>
+        <w:t>**口径与边界（必须同屏）**：指标为 **LLM 标签口径**（逐条人工校准只覆盖抽检的 40 条：现货正例确认率 **96.5%**，n=29）；**同语料、同语言（英文）、同源数据**，故这是「相邻品类 ＋ 同源数据」的实证，**不可外推为跨语言或跨平台可用**；迁移成本估算见附录 F。</w:t>
       </w:r>
     </w:p>
     <w:p>

--- a/更新世界的锋芒_SoundInsight_决赛入围定稿作品.docx
+++ b/更新世界的锋芒_SoundInsight_决赛入围定稿作品.docx
@@ -858,11 +858,6 @@
         <w:t>二、参赛信息</w:t>
       </w:r>
     </w:p>
-    <w:p>
-      <w:r>
-        <w:t>**价值边界（必读，2026-10-03 实测版）**：在**无音频词汇**的评论上，产品于干净池（留出侧＋闸门外＋从未训练＋从未判过，**14,299 条**）中共触发 **15 条**，逐条人工判定**真阳 3 条**（另有 6 条「无法判断」）→ **告警精确率 20%**（排除「无法判断」口径 33%）、**召回约 2.8%**（由基线率 CI 传导区间 0.9%–8.1%）。因此本系统的正当用法是「对**关键词可达**的评论做优先级排序与归因」，**不是**「找出评论里所有耳机音质差评」，也不是通用发现器——**它是分诊工具，最终判断由人做**；根因与修法见附录 C 第 11–13 条。</w:t>
-      </w:r>
-    </w:p>
     <w:tbl>
       <w:tblPr>
         <w:tblStyle w:val="33"/>
@@ -1000,6 +995,164 @@
         <w:t>一句话定义：为跨境电商耳机卖家提供音质差评自动识别与五类问题归因的一站式洞察工具，把人工数小时的差评梳理压缩到分钟级；产品推理 100% 本地，卖家数据不出境。</w:t>
       </w:r>
     </w:p>
+    <w:p>
+      <w:r>
+        <w:rPr>
+          <w:b/>
+        </w:rPr>
+        <w:t>适用范围与价值边界（必读；2026-10-06 实测版）</w:t>
+      </w:r>
+      <w:r>
+        <w:rPr>
+          <w:b w:val="0"/>
+        </w:rPr>
+        <w:t>：本产品</w:t>
+      </w:r>
+      <w:r>
+        <w:rPr>
+          <w:b/>
+        </w:rPr>
+        <w:t>只判定提到声音的评论</w:t>
+      </w:r>
+      <w:r>
+        <w:rPr>
+          <w:b w:val="0"/>
+        </w:rPr>
+        <w:t xml:space="preserve">（占语料 </w:t>
+      </w:r>
+      <w:r>
+        <w:rPr>
+          <w:b/>
+        </w:rPr>
+        <w:t>12.9%</w:t>
+      </w:r>
+      <w:r>
+        <w:rPr>
+          <w:b w:val="0"/>
+        </w:rPr>
+        <w:t>）。在该范围内，</w:t>
+      </w:r>
+      <w:r>
+        <w:rPr>
+          <w:b/>
+        </w:rPr>
+        <w:t>人工盲判</w:t>
+      </w:r>
+      <w:r>
+        <w:rPr>
+          <w:b w:val="0"/>
+        </w:rPr>
+        <w:t>（两张独立样本各 50 条）</w:t>
+      </w:r>
+      <w:r>
+        <w:rPr>
+          <w:b/>
+        </w:rPr>
+        <w:t>精确率 75–78%、召回 68.3%（95% CI 46–100%）</w:t>
+      </w:r>
+      <w:r>
+        <w:rPr>
+          <w:b w:val="0"/>
+        </w:rPr>
+        <w:t>——即</w:t>
+      </w:r>
+      <w:r>
+        <w:rPr>
+          <w:b/>
+        </w:rPr>
+        <w:t>约 3/4 的告警为真、覆盖约 2/3 的真抱怨</w:t>
+      </w:r>
+      <w:r>
+        <w:rPr>
+          <w:b w:val="0"/>
+        </w:rPr>
+        <w:t xml:space="preserve">，卖家差评阅读量降至约 </w:t>
+      </w:r>
+      <w:r>
+        <w:rPr>
+          <w:b/>
+        </w:rPr>
+        <w:t>1/10</w:t>
+      </w:r>
+      <w:r>
+        <w:rPr>
+          <w:b w:val="0"/>
+        </w:rPr>
+        <w:t xml:space="preserve">；推理 </w:t>
+      </w:r>
+      <w:r>
+        <w:rPr>
+          <w:b/>
+        </w:rPr>
+        <w:t>100% 本地、单条边际成本 0</w:t>
+      </w:r>
+      <w:r>
+        <w:rPr>
+          <w:b w:val="0"/>
+        </w:rPr>
+        <w:t>、卖家数据不出境。</w:t>
+      </w:r>
+      <w:r>
+        <w:rPr>
+          <w:b/>
+        </w:rPr>
+        <w:t>范围外（无音频词汇的 87%）</w:t>
+      </w:r>
+      <w:r>
+        <w:rPr>
+          <w:b w:val="0"/>
+        </w:rPr>
+        <w:t>一律标「未判定」，并按 13 类给出差评原因——</w:t>
+      </w:r>
+      <w:r>
+        <w:rPr>
+          <w:b/>
+        </w:rPr>
+        <w:t>未判定 ≠ 正常</w:t>
+      </w:r>
+      <w:r>
+        <w:rPr>
+          <w:b w:val="0"/>
+        </w:rPr>
+        <w:t>；对该部分</w:t>
+      </w:r>
+      <w:r>
+        <w:rPr>
+          <w:b/>
+        </w:rPr>
+        <w:t>不做音质判定</w:t>
+      </w:r>
+      <w:r>
+        <w:rPr>
+          <w:b w:val="0"/>
+        </w:rPr>
+        <w:t>（干净池 14,299 条中仅触发 16 条）。故它是</w:t>
+      </w:r>
+      <w:r>
+        <w:rPr>
+          <w:b/>
+        </w:rPr>
+        <w:t>分诊工具</w:t>
+      </w:r>
+      <w:r>
+        <w:rPr>
+          <w:b w:val="0"/>
+        </w:rPr>
+        <w:t>（优先级排序 ＋ 归因线索），</w:t>
+      </w:r>
+      <w:r>
+        <w:rPr>
+          <w:b/>
+        </w:rPr>
+        <w:t>不是</w:t>
+      </w:r>
+      <w:r>
+        <w:rPr>
+          <w:b w:val="0"/>
+        </w:rPr>
+        <w:t>「找出评论里所有耳机音质差评」的通用发现器，最终判断由人做；更弱的两个维度（闸门外召回、五类归因 0.44–0.52）与修法见附录 C 第 10–13 条。</w:t>
+      </w:r>
+    </w:p>
     <w:p/>
     <w:p>
       <w:r>
@@ -1055,7 +1208,22 @@
     </w:p>
     <w:p>
       <w:r>
-        <w:t>3）音质问题隐蔽：藏在长文本里——本项目实测三星评论中 41.5%（95% CI 34.9–48.4%，n=200，Wilson 区间）**经人工口径确认属耳机音质差评**却被关键词规则漏检；</w:t>
+        <w:rPr>
+          <w:b w:val="0"/>
+        </w:rPr>
+        <w:t>3）音质问题隐蔽：藏在长文本里——本项目实测三星评论中 41.5%（95% CI 34.9–48.4%，n=200，Wilson 区间）</w:t>
+      </w:r>
+      <w:r>
+        <w:rPr>
+          <w:b/>
+        </w:rPr>
+        <w:t>经人工口径确认属耳机音质差评</w:t>
+      </w:r>
+      <w:r>
+        <w:rPr>
+          <w:b w:val="0"/>
+        </w:rPr>
+        <w:t>却被关键词规则漏检；</w:t>
       </w:r>
     </w:p>
     <w:p>
@@ -1089,7 +1257,46 @@
     </w:p>
     <w:p>
       <w:r>
-        <w:t>使用流程：上传 CSV → 分析（本地 GPU 实测 1.763 秒／1000 条）→ 查看报告（含优先级排序）→ 导出 Markdown／Excel（报告含**三档清单**、**非音质差评的类型分布**与**不可归因原因**）。</w:t>
+        <w:rPr>
+          <w:b w:val="0"/>
+        </w:rPr>
+        <w:t>使用流程：上传 CSV → 分析（本地 GPU 实测 1.763 秒／1000 条）→ 查看报告（含优先级排序）→ 导出 Markdown／Excel（报告含</w:t>
+      </w:r>
+      <w:r>
+        <w:rPr>
+          <w:b/>
+        </w:rPr>
+        <w:t>三档清单</w:t>
+      </w:r>
+      <w:r>
+        <w:rPr>
+          <w:b w:val="0"/>
+        </w:rPr>
+        <w:t>、</w:t>
+      </w:r>
+      <w:r>
+        <w:rPr>
+          <w:b/>
+        </w:rPr>
+        <w:t>非音质差评的类型分布</w:t>
+      </w:r>
+      <w:r>
+        <w:rPr>
+          <w:b w:val="0"/>
+        </w:rPr>
+        <w:t>与</w:t>
+      </w:r>
+      <w:r>
+        <w:rPr>
+          <w:b/>
+        </w:rPr>
+        <w:t>不可归因原因</w:t>
+      </w:r>
+      <w:r>
+        <w:rPr>
+          <w:b w:val="0"/>
+        </w:rPr>
+        <w:t>）。</w:t>
       </w:r>
     </w:p>
     <w:p/>
@@ -1297,12 +1504,23 @@
             <w:tcW w:type="dxa" w:w="2160"/>
           </w:tcPr>
           <w:p>
-            <w:r/>
             <w:r>
               <w:rPr>
-                <w:sz w:val="18"/>
+                <w:b w:val="0"/>
               </w:rPr>
-              <w:t>声学抱怨识别（**分布内·历史世代 v2**）</w:t>
+              <w:t>声学抱怨识别（</w:t>
+            </w:r>
+            <w:r>
+              <w:rPr>
+                <w:b/>
+              </w:rPr>
+              <w:t>分布内·历史世代 v2</w:t>
+            </w:r>
+            <w:r>
+              <w:rPr>
+                <w:b w:val="0"/>
+              </w:rPr>
+              <w:t>）</w:t>
             </w:r>
           </w:p>
         </w:tc>
@@ -1325,12 +1543,17 @@
             <w:tcW w:type="dxa" w:w="2160"/>
           </w:tcPr>
           <w:p>
-            <w:r/>
             <w:r>
               <w:rPr>
-                <w:sz w:val="18"/>
+                <w:b w:val="0"/>
               </w:rPr>
-              <w:t>F1@调优 = 0.7220[v2]；高召回档 F1@0.5 = 0.7206[v2]——**此为历史世代读数，出厂权重已非 v2**</w:t>
+              <w:t>F1@调优 = 0.7220[v2]；高召回档 F1@0.5 = 0.7206[v2]——</w:t>
+            </w:r>
+            <w:r>
+              <w:rPr>
+                <w:b/>
+              </w:rPr>
+              <w:t>此为历史世代读数，出厂权重已非 v2</w:t>
             </w:r>
           </w:p>
         </w:tc>
@@ -1355,12 +1578,11 @@
             <w:tcW w:type="dxa" w:w="2160"/>
           </w:tcPr>
           <w:p>
-            <w:r/>
             <w:r>
               <w:rPr>
-                <w:sz w:val="18"/>
+                <w:b/>
               </w:rPr>
-              <w:t>**声学抱怨识别（分布外测量）**</w:t>
+              <w:t>声学抱怨识别（分布外测量）</w:t>
             </w:r>
           </w:p>
         </w:tc>
@@ -1383,12 +1605,47 @@
             <w:tcW w:type="dxa" w:w="2160"/>
           </w:tcPr>
           <w:p>
-            <w:r/>
             <w:r>
               <w:rPr>
-                <w:sz w:val="18"/>
+                <w:b w:val="0"/>
               </w:rPr>
-              <w:t>干净池 **14,299 条**（留出侧＋闸门外＋未训练＋未判过）触发：v1 **15 条 = 0.105%**（Wilson 95% CI 0.064%–0.173%）；**判别器同池 16 条 = 0.112%**（逐条留档见 `docs/gold_set/clean_pool_disc_items.csv`）；同期人工真值率约 1% 量级</w:t>
+              <w:t xml:space="preserve">干净池 </w:t>
+            </w:r>
+            <w:r>
+              <w:rPr>
+                <w:b/>
+              </w:rPr>
+              <w:t>14,299 条</w:t>
+            </w:r>
+            <w:r>
+              <w:rPr>
+                <w:b w:val="0"/>
+              </w:rPr>
+              <w:t xml:space="preserve">（留出侧＋闸门外＋未训练＋未判过）触发：v1 </w:t>
+            </w:r>
+            <w:r>
+              <w:rPr>
+                <w:b/>
+              </w:rPr>
+              <w:t>15 条 = 0.105%</w:t>
+            </w:r>
+            <w:r>
+              <w:rPr>
+                <w:b w:val="0"/>
+              </w:rPr>
+              <w:t>（Wilson 95% CI 0.064%–0.173%）；</w:t>
+            </w:r>
+            <w:r>
+              <w:rPr>
+                <w:b/>
+              </w:rPr>
+              <w:t>判别器同池 16 条 = 0.112%</w:t>
+            </w:r>
+            <w:r>
+              <w:rPr>
+                <w:b w:val="0"/>
+              </w:rPr>
+              <w:t>（逐条留档见 docs/gold_set/clean_pool_disc_items.csv）；同期人工真值率约 1% 量级</w:t>
             </w:r>
           </w:p>
         </w:tc>
@@ -1409,7 +1666,16 @@
     </w:tbl>
     <w:p>
       <w:r>
-        <w:t>**提示召回显著偏低；与上一行不可混用；详见附录 C 第 11 条** |</w:t>
+        <w:rPr>
+          <w:b/>
+        </w:rPr>
+        <w:t>提示召回显著偏低；与上一行不可混用；详见附录 C 第 11 条</w:t>
+      </w:r>
+      <w:r>
+        <w:rPr>
+          <w:b w:val="0"/>
+        </w:rPr>
+        <w:t xml:space="preserve"> |</w:t>
       </w:r>
     </w:p>
     <w:tbl>
@@ -1460,13 +1726,41 @@
             <w:tcW w:type="dxa" w:w="2160"/>
           </w:tcPr>
           <w:p>
-            <w:r/>
+            <w:r>
+              <w:rPr>
+                <w:b w:val="0"/>
+              </w:rPr>
+              <w:t>五类自动归因；</w:t>
+            </w:r>
             <w:r>
               <w:rPr>
                 <w:b/>
-                <w:sz w:val="18"/>
               </w:rPr>
-              <w:t>五类自动归因；**人工口径宏 F1 0.52–0.44**（对 LLM 标签为 0.8273[v2]，两者不可混用）；逐类不均衡：低音 0.82／杂音 0.56／音量 0.57／**清晰度 0.23**／**高音 0.00**</w:t>
+              <w:t>人工口径宏 F1 0.52–0.44</w:t>
+            </w:r>
+            <w:r>
+              <w:rPr>
+                <w:b w:val="0"/>
+              </w:rPr>
+              <w:t>（对 LLM 标签为 0.8273[v2]，两者不可混用）；逐类不均衡：低音 0.82／杂音 0.56／音量 0.57／</w:t>
+            </w:r>
+            <w:r>
+              <w:rPr>
+                <w:b/>
+              </w:rPr>
+              <w:t>清晰度 0.23</w:t>
+            </w:r>
+            <w:r>
+              <w:rPr>
+                <w:b w:val="0"/>
+              </w:rPr>
+              <w:t>／</w:t>
+            </w:r>
+            <w:r>
+              <w:rPr>
+                <w:b/>
+              </w:rPr>
+              <w:t>高音 0.00</w:t>
             </w:r>
           </w:p>
         </w:tc>
@@ -1475,13 +1769,23 @@
             <w:tcW w:type="dxa" w:w="2160"/>
           </w:tcPr>
           <w:p>
-            <w:r/>
+            <w:r>
+              <w:rPr>
+                <w:b w:val="0"/>
+              </w:rPr>
+              <w:t>从无到有，但</w:t>
+            </w:r>
             <w:r>
               <w:rPr>
                 <w:b/>
-                <w:sz w:val="18"/>
               </w:rPr>
-              <w:t>从无到有，但**归因可靠性中等**，报告中的类别需人工复核</w:t>
+              <w:t>归因可靠性中等</w:t>
+            </w:r>
+            <w:r>
+              <w:rPr>
+                <w:b w:val="0"/>
+              </w:rPr>
+              <w:t>，报告中的类别需人工复核</w:t>
             </w:r>
           </w:p>
         </w:tc>
@@ -1492,12 +1796,11 @@
             <w:tcW w:type="dxa" w:w="2160"/>
           </w:tcPr>
           <w:p>
-            <w:r/>
             <w:r>
               <w:rPr>
-                <w:sz w:val="18"/>
+                <w:b/>
               </w:rPr>
-              <w:t>**音质抱怨分诊（范围内，本产品的核心承诺）**</w:t>
+              <w:t>音质抱怨分诊（范围内，本产品的核心承诺）</w:t>
             </w:r>
           </w:p>
         </w:tc>
@@ -1520,12 +1823,41 @@
             <w:tcW w:type="dxa" w:w="2160"/>
           </w:tcPr>
           <w:p>
-            <w:r/>
             <w:r>
               <w:rPr>
-                <w:sz w:val="18"/>
+                <w:b/>
               </w:rPr>
-              <w:t>**人工盲判：精确率 75–78%、召回 68.3%（95% CI 46–100%）**（两张独立样本各 50 条；同条目捕获 39/41，对照 v1 34/41、v2 26/41）——**注意：人工口径建立在一人判读之上（人对人一致率 82–84%、κ 0.33）**；出厂模型＝**判别器**，LLM 标签口径的旧读数（v1 的 P75.0/R87.5）见附录 C 第 16 条历史段</w:t>
+              <w:t>人工盲判：精确率 75–78%、召回 68.3%（95% CI 46–100%）</w:t>
+            </w:r>
+            <w:r>
+              <w:rPr>
+                <w:b w:val="0"/>
+              </w:rPr>
+              <w:t>（两张独立样本各 50 条；同条目捕获 39/41，对照 v1 34/41、v2 26/41）——</w:t>
+            </w:r>
+            <w:r>
+              <w:rPr>
+                <w:b/>
+              </w:rPr>
+              <w:t>注意：人工口径建立在一人判读之上（人对人一致率 82–84%、κ 0.33）</w:t>
+            </w:r>
+            <w:r>
+              <w:rPr>
+                <w:b w:val="0"/>
+              </w:rPr>
+              <w:t>；出厂模型＝</w:t>
+            </w:r>
+            <w:r>
+              <w:rPr>
+                <w:b/>
+              </w:rPr>
+              <w:t>判别器</w:t>
+            </w:r>
+            <w:r>
+              <w:rPr>
+                <w:b w:val="0"/>
+              </w:rPr>
+              <w:t>，LLM 标签口径的旧读数（v1 的 P75.0/R87.5）见附录 C 第 16 条历史段</w:t>
             </w:r>
           </w:p>
         </w:tc>
@@ -1534,12 +1866,23 @@
             <w:tcW w:type="dxa" w:w="2160"/>
           </w:tcPr>
           <w:p>
-            <w:r/>
             <w:r>
               <w:rPr>
-                <w:sz w:val="18"/>
+                <w:b w:val="0"/>
               </w:rPr>
-              <w:t>关键词明确的部分**精确率约 3/4、覆盖约 2/3**；漏报为结构性（降阈值不可改善），见附录 C 第 16 条</w:t>
+              <w:t>关键词明确的部分</w:t>
+            </w:r>
+            <w:r>
+              <w:rPr>
+                <w:b/>
+              </w:rPr>
+              <w:t>精确率约 3/4、覆盖约 2/3</w:t>
+            </w:r>
+            <w:r>
+              <w:rPr>
+                <w:b w:val="0"/>
+              </w:rPr>
+              <w:t>；漏报为结构性（降阈值不可改善），见附录 C 第 16 条</w:t>
             </w:r>
           </w:p>
         </w:tc>
@@ -1636,12 +1979,17 @@
             <w:tcW w:type="dxa" w:w="2160"/>
           </w:tcPr>
           <w:p>
-            <w:r/>
             <w:r>
               <w:rPr>
-                <w:sz w:val="18"/>
+                <w:b/>
               </w:rPr>
-              <w:t>**降噪类抱怨在五类中没有对应类别**（二分类上算音质、归因上无处安放）</w:t>
+              <w:t>降噪类抱怨在五类中没有对应类别</w:t>
+            </w:r>
+            <w:r>
+              <w:rPr>
+                <w:b w:val="0"/>
+              </w:rPr>
+              <w:t>（二分类上算音质、归因上无处安放）</w:t>
             </w:r>
           </w:p>
         </w:tc>
@@ -1663,7 +2011,22 @@
     </w:tbl>
     <w:p>
       <w:r>
-        <w:t>注：上一行性能指标在 v2 留出集（val_v3_test，n=10,000、正例 128）上测得，与 v1 复赛数字（val_v2）样本集不同、不可直比；v1 值见附录 C。**「分布外测量」一行的分母是构造池（留出侧＋闸门外＋未训练＋未判过），三个成分须与数字同屏引用**；该测试集 128 条正例中 80 条并非耳机音质差评（见附录 C 第 9 条），世代钉死与撤回记录见 `docs/split_manifest.md` 与附录 C 第 11 条。</w:t>
+        <w:rPr>
+          <w:b w:val="0"/>
+        </w:rPr>
+        <w:t>注：上一行性能指标在 v2 留出集（val_v3_test，n=10,000、正例 128）上测得，与 v1 复赛数字（val_v2）样本集不同、不可直比；v1 值见附录 C。</w:t>
+      </w:r>
+      <w:r>
+        <w:rPr>
+          <w:b/>
+        </w:rPr>
+        <w:t>「分布外测量」一行的分母是构造池（留出侧＋闸门外＋未训练＋未判过），三个成分须与数字同屏引用</w:t>
+      </w:r>
+      <w:r>
+        <w:rPr>
+          <w:b w:val="0"/>
+        </w:rPr>
+        <w:t>；该测试集 128 条正例中 80 条并非耳机音质差评（见附录 C 第 9 条），世代钉死与撤回记录见 docs/split_manifest.md 与附录 C 第 11 条。</w:t>
       </w:r>
     </w:p>
     <w:p/>
@@ -1687,7 +2050,46 @@
     </w:p>
     <w:p>
       <w:r>
-        <w:t>品类可迁移性：RLCA 标注框架 ＋ 微调流程可迁移；**2026-10-06 已完成一次跨品类实证**（音箱：冻结留出 612 条、**F1@0.5 0.9565**，底座＝出厂判别器、训练 40 分钟；**LLM 标签口径**，人工锚为现货正例确认率 96.5%）；迁移成本可量化，见附录 F。</w:t>
+        <w:rPr>
+          <w:b w:val="0"/>
+        </w:rPr>
+        <w:t>品类可迁移性：RLCA 标注框架 ＋ 微调流程可迁移；</w:t>
+      </w:r>
+      <w:r>
+        <w:rPr>
+          <w:b/>
+        </w:rPr>
+        <w:t>2026-10-06 已完成一次跨品类实证</w:t>
+      </w:r>
+      <w:r>
+        <w:rPr>
+          <w:b w:val="0"/>
+        </w:rPr>
+        <w:t>（音箱：冻结留出 612 条、</w:t>
+      </w:r>
+      <w:r>
+        <w:rPr>
+          <w:b/>
+        </w:rPr>
+        <w:t>F1@0.5 0.9565</w:t>
+      </w:r>
+      <w:r>
+        <w:rPr>
+          <w:b w:val="0"/>
+        </w:rPr>
+        <w:t>，底座＝出厂判别器、训练 40 分钟；</w:t>
+      </w:r>
+      <w:r>
+        <w:rPr>
+          <w:b/>
+        </w:rPr>
+        <w:t>LLM 标签口径</w:t>
+      </w:r>
+      <w:r>
+        <w:rPr>
+          <w:b w:val="0"/>
+        </w:rPr>
+        <w:t>，人工锚为现货正例确认率 96.5%）；迁移成本可量化，见附录 F。</w:t>
       </w:r>
     </w:p>
     <w:p>
@@ -1719,12 +2121,60 @@
     </w:p>
     <w:p>
       <w:r>
-        <w:t>SoundInsight 是一款面向跨境电商耳机卖家的**声学相关抱怨**智能归因系统，自动识别评论中的音质负面反馈（口径与边界见附录 C 第 8–10 条），并归因到低音、清晰度、杂音、音量、高音五类问题，输出可执行的洞察报告。</w:t>
+        <w:rPr>
+          <w:b w:val="0"/>
+        </w:rPr>
+        <w:t>SoundInsight 是一款面向跨境电商耳机卖家的</w:t>
+      </w:r>
+      <w:r>
+        <w:rPr>
+          <w:b/>
+        </w:rPr>
+        <w:t>声学相关抱怨</w:t>
+      </w:r>
+      <w:r>
+        <w:rPr>
+          <w:b w:val="0"/>
+        </w:rPr>
+        <w:t>智能归因系统，自动识别评论中的音质负面反馈（口径与边界见附录 C 第 8–10 条），并归因到低音、清晰度、杂音、音量、高音五类问题，输出可执行的洞察报告。</w:t>
       </w:r>
     </w:p>
     <w:p>
       <w:r>
-        <w:t>**产品定位（一句话，2026-10-03 定）**：SoundInsight 是**分诊与预警工具**——它把「哪些评论值得先看」排出来，**不是**自动归因终审：模型告警的精确率在干净口径下为 0.25–0.33（每 3 条告警约 2 条需人工排除），故产品设计为「排序＋置信度档位＋建议动作」，最终判断仍由人做。</w:t>
+        <w:rPr>
+          <w:b/>
+        </w:rPr>
+        <w:t>产品定位（一句话，2026-10-03 定）</w:t>
+      </w:r>
+      <w:r>
+        <w:rPr>
+          <w:b w:val="0"/>
+        </w:rPr>
+        <w:t>：SoundInsight 是</w:t>
+      </w:r>
+      <w:r>
+        <w:rPr>
+          <w:b/>
+        </w:rPr>
+        <w:t>分诊与预警工具</w:t>
+      </w:r>
+      <w:r>
+        <w:rPr>
+          <w:b w:val="0"/>
+        </w:rPr>
+        <w:t>——它把「哪些评论值得先看」排出来，</w:t>
+      </w:r>
+      <w:r>
+        <w:rPr>
+          <w:b/>
+        </w:rPr>
+        <w:t>不是</w:t>
+      </w:r>
+      <w:r>
+        <w:rPr>
+          <w:b w:val="0"/>
+        </w:rPr>
+        <w:t>自动归因终审：模型告警的精确率在干净口径下为 0.25–0.33（每 3 条告警约 2 条需人工排除），故产品设计为「排序＋置信度档位＋建议动作」，最终判断仍由人做。</w:t>
       </w:r>
     </w:p>
     <w:p>
@@ -1755,22 +2205,130 @@
     </w:p>
     <w:p>
       <w:r>
-        <w:t>4）**三档输出**：优先处理档（人工盲判精确率 75–78%、召回 68.3%）／待复核档／范围外档——**档位名后的数字来自人工告警样本，引用时不得省略**；范围外档明确标注「未判定 ≠ 正常」；</w:t>
+        <w:rPr>
+          <w:b w:val="0"/>
+        </w:rPr>
+        <w:t>4）</w:t>
+      </w:r>
+      <w:r>
+        <w:rPr>
+          <w:b/>
+        </w:rPr>
+        <w:t>三档输出</w:t>
+      </w:r>
+      <w:r>
+        <w:rPr>
+          <w:b w:val="0"/>
+        </w:rPr>
+        <w:t>：优先处理档（人工盲判精确率 75–78%、召回 68.3%）／待复核档／范围外档——</w:t>
+      </w:r>
+      <w:r>
+        <w:rPr>
+          <w:b/>
+        </w:rPr>
+        <w:t>档位名后的数字来自人工告警样本，引用时不得省略</w:t>
+      </w:r>
+      <w:r>
+        <w:rPr>
+          <w:b w:val="0"/>
+        </w:rPr>
+        <w:t>；范围外档明确标注「未判定 ≠ 正常」；</w:t>
       </w:r>
     </w:p>
     <w:p>
       <w:r>
-        <w:t>5）**非音质差评的类型分布（初步）**：对非音质的差评给出反馈类型（连接/配对、续航/充电、做工/耐用、佩戴/舒适、麦克风/通话、功能/操作、物流/包装、价格/性价比、客服/售后、描述不符/假货、其他）——**本地模型、零 API**，训练自 LLM 标签，**尚未经人工校准**，用于分诊而非结论；</w:t>
+        <w:rPr>
+          <w:b w:val="0"/>
+        </w:rPr>
+        <w:t>5）</w:t>
+      </w:r>
+      <w:r>
+        <w:rPr>
+          <w:b/>
+        </w:rPr>
+        <w:t>非音质差评的类型分布（初步）</w:t>
+      </w:r>
+      <w:r>
+        <w:rPr>
+          <w:b w:val="0"/>
+        </w:rPr>
+        <w:t>：对非音质的差评给出反馈类型（连接/配对、续航/充电、做工/耐用、佩戴/舒适、麦克风/通话、功能/操作、物流/包装、价格/性价比、客服/售后、描述不符/假货、其他）——</w:t>
+      </w:r>
+      <w:r>
+        <w:rPr>
+          <w:b/>
+        </w:rPr>
+        <w:t>本地模型、零 API</w:t>
+      </w:r>
+      <w:r>
+        <w:rPr>
+          <w:b w:val="0"/>
+        </w:rPr>
+        <w:t>，训练自 LLM 标签，</w:t>
+      </w:r>
+      <w:r>
+        <w:rPr>
+          <w:b/>
+        </w:rPr>
+        <w:t>尚未经人工校准</w:t>
+      </w:r>
+      <w:r>
+        <w:rPr>
+          <w:b w:val="0"/>
+        </w:rPr>
+        <w:t>，用于分诊而非结论；</w:t>
       </w:r>
     </w:p>
     <w:p>
       <w:r>
-        <w:t>6）**产品品类判定（仅作展示，默认不过滤）**：本地品类模型（留出段 acc 0.677、耳机家族合并精确率 0.885／召回 0.780）；**实测过滤取舍不划算**——精确率 37.5%→53.8%，但丢弃人工真阳 8/15＝53%，故 `scope_filter` 默认关闭；</w:t>
+        <w:rPr>
+          <w:b w:val="0"/>
+        </w:rPr>
+        <w:t>6）</w:t>
+      </w:r>
+      <w:r>
+        <w:rPr>
+          <w:b/>
+        </w:rPr>
+        <w:t>产品品类判定（仅作展示，默认不过滤）</w:t>
+      </w:r>
+      <w:r>
+        <w:rPr>
+          <w:b w:val="0"/>
+        </w:rPr>
+        <w:t>：本地品类模型（留出段 acc 0.677、耳机家族合并精确率 0.885／召回 0.780）；</w:t>
+      </w:r>
+      <w:r>
+        <w:rPr>
+          <w:b/>
+        </w:rPr>
+        <w:t>实测过滤取舍不划算</w:t>
+      </w:r>
+      <w:r>
+        <w:rPr>
+          <w:b w:val="0"/>
+        </w:rPr>
+        <w:t>——精确率 37.5%→53.8%，但丢弃人工真阳 8/15＝53%，故 scope_filter 默认关闭；</w:t>
       </w:r>
     </w:p>
     <w:p>
       <w:r>
-        <w:t>7）**不可归因原因**：对提到声音却说不清的评论，给出原因（表述模糊／只提降噪（五类之外）／功能故障而非音质／弱褒奖非抱怨／非耳机产品／信息不足）——同样为本地模型、待人工校准；</w:t>
+        <w:rPr>
+          <w:b w:val="0"/>
+        </w:rPr>
+        <w:t>7）</w:t>
+      </w:r>
+      <w:r>
+        <w:rPr>
+          <w:b/>
+        </w:rPr>
+        <w:t>不可归因原因</w:t>
+      </w:r>
+      <w:r>
+        <w:rPr>
+          <w:b w:val="0"/>
+        </w:rPr>
+        <w:t>：对提到声音却说不清的评论，给出原因（表述模糊／只提降噪（五类之外）／功能故障而非音质／弱褒奖非抱怨／非耳机产品／信息不足）——同样为本地模型、待人工校准；</w:t>
       </w:r>
     </w:p>
     <w:p>
@@ -1795,7 +2353,10 @@
     </w:p>
     <w:p>
       <w:r>
-        <w:t>安装：pip install -r requirements.txt；启动 Demo：python demo_sound_v2.py；启动 Agent：python soundinsight_agent.py --csv test.csv；HTTP API：`uvicorn api_server:app`（默认 127.0.0.1:7860）；`GET /health` 返回状态与阈值，`POST /predict` 请求体为 `{"texts": ["评论1", "评论2"]}`，返回 `n`／`n_negative`／`n_unsupported`／`results[]`（每条含 `prob`、`pred`、`issues`）。</w:t>
+        <w:rPr>
+          <w:b w:val="0"/>
+        </w:rPr>
+        <w:t>安装：pip install -r requirements.txt；启动 Demo：python demo_sound_v2.py；启动 Agent：python soundinsight_agent.py --csv test.csv；HTTP API：uvicorn api_server:app（默认 127.0.0.1:7860）；GET /health 返回状态与阈值，POST /predict 请求体为 {"texts": ["评论1", "评论2"]}，返回 n／n_negative／n_unsupported／results[]（每条含 prob、pred、issues）。</w:t>
       </w:r>
     </w:p>
     <w:p>
@@ -2084,7 +2645,10 @@
     </w:p>
     <w:p>
       <w:r>
-        <w:t>评测与审计：check_doc_numbers.py 数字审计（全部检查项（项数以 `number_audit.md` 为准）检查／0 FAIL）、scan_repo_hygiene.py 仓库卫生扫描（密钥 0）、test_audit_checks.py 负向自测（15 项）。</w:t>
+        <w:rPr>
+          <w:b w:val="0"/>
+        </w:rPr>
+        <w:t>评测与审计：check_doc_numbers.py 数字审计（全部检查项（项数以 number_audit.md 为准）检查／0 FAIL）、scan_repo_hygiene.py 仓库卫生扫描（密钥 0）、test_audit_checks.py 负向自测（15 项）。</w:t>
       </w:r>
     </w:p>
     <w:p/>
@@ -2305,12 +2869,35 @@
             <w:tcW w:type="dxa" w:w="2880"/>
           </w:tcPr>
           <w:p>
-            <w:r/>
             <w:r>
               <w:rPr>
-                <w:sz w:val="18"/>
+                <w:b w:val="0"/>
               </w:rPr>
-              <w:t>宏 F1 = 0.8273（**对 LLM 标签**）；高音类 F1 = 0.5333（**测试集该类正例仅 10 条**）</w:t>
+              <w:t>宏 F1 = 0.8273（</w:t>
+            </w:r>
+            <w:r>
+              <w:rPr>
+                <w:b/>
+              </w:rPr>
+              <w:t>对 LLM 标签</w:t>
+            </w:r>
+            <w:r>
+              <w:rPr>
+                <w:b w:val="0"/>
+              </w:rPr>
+              <w:t>）；高音类 F1 = 0.5333（</w:t>
+            </w:r>
+            <w:r>
+              <w:rPr>
+                <w:b/>
+              </w:rPr>
+              <w:t>测试集该类正例仅 10 条</w:t>
+            </w:r>
+            <w:r>
+              <w:rPr>
+                <w:b w:val="0"/>
+              </w:rPr>
+              <w:t>）</w:t>
             </w:r>
           </w:p>
         </w:tc>
@@ -2319,12 +2906,59 @@
             <w:tcW w:type="dxa" w:w="2880"/>
           </w:tcPr>
           <w:p>
-            <w:r/>
             <w:r>
               <w:rPr>
-                <w:sz w:val="18"/>
+                <w:b w:val="0"/>
               </w:rPr>
-              <w:t>逐类阈值；评估范围为**声学相关抱怨正例**（非严格耳机音质，口径见附录 C 第 8–9 条）。⚠️ **人工口径下已下修**：同子集（28 条）模型 vs 人工 **0.5157**、全部 50 条 0.4371；**高音类在出厂阈值（0.5）下不输出**（人工标了 3 条，模型一条未报）——详见附录 C 第 12 条</w:t>
+              <w:t>逐类阈值；评估范围为</w:t>
+            </w:r>
+            <w:r>
+              <w:rPr>
+                <w:b/>
+              </w:rPr>
+              <w:t>声学相关抱怨正例</w:t>
+            </w:r>
+            <w:r>
+              <w:rPr>
+                <w:b w:val="0"/>
+              </w:rPr>
+              <w:t xml:space="preserve">（非严格耳机音质，口径见附录 C 第 8–9 条）。⚠️ </w:t>
+            </w:r>
+            <w:r>
+              <w:rPr>
+                <w:b/>
+              </w:rPr>
+              <w:t>人工口径下已下修</w:t>
+            </w:r>
+            <w:r>
+              <w:rPr>
+                <w:b w:val="0"/>
+              </w:rPr>
+              <w:t xml:space="preserve">：同子集（28 条）模型 vs 人工 </w:t>
+            </w:r>
+            <w:r>
+              <w:rPr>
+                <w:b/>
+              </w:rPr>
+              <w:t>0.5157</w:t>
+            </w:r>
+            <w:r>
+              <w:rPr>
+                <w:b w:val="0"/>
+              </w:rPr>
+              <w:t>、全部 50 条 0.4371；</w:t>
+            </w:r>
+            <w:r>
+              <w:rPr>
+                <w:b/>
+              </w:rPr>
+              <w:t>高音类在出厂阈值（0.5）下不输出</w:t>
+            </w:r>
+            <w:r>
+              <w:rPr>
+                <w:b w:val="0"/>
+              </w:rPr>
+              <w:t>（人工标了 3 条，模型一条未报）——详见附录 C 第 12 条</w:t>
             </w:r>
           </w:p>
         </w:tc>
@@ -2393,12 +3027,17 @@
             <w:tcW w:type="dxa" w:w="2880"/>
           </w:tcPr>
           <w:p>
-            <w:r/>
             <w:r>
               <w:rPr>
-                <w:sz w:val="18"/>
+                <w:b/>
               </w:rPr>
-              <w:t>**无偏口径（固定阈值、不在折内做任何选择）0.6584 ± 0.0378[v2]（波动 5.7%）**；对照口径（折内选阈值）0.7086 ± 0.0304[v2]（4.3%）</w:t>
+              <w:t>无偏口径（固定阈值、不在折内做任何选择）0.6584 ± 0.0378[v2]（波动 5.7%）</w:t>
+            </w:r>
+            <w:r>
+              <w:rPr>
+                <w:b w:val="0"/>
+              </w:rPr>
+              <w:t>；对照口径（折内选阈值）0.7086 ± 0.0304[v2]（4.3%）</w:t>
             </w:r>
           </w:p>
         </w:tc>
@@ -2407,12 +3046,23 @@
             <w:tcW w:type="dxa" w:w="2880"/>
           </w:tcPr>
           <w:p>
-            <w:r/>
             <w:r>
               <w:rPr>
-                <w:sz w:val="18"/>
+                <w:b w:val="0"/>
               </w:rPr>
-              <w:t>v1 记录的 3.9%`[v1]` 属**折内选阈值**口径（乐观且压低方差）；无偏口径暴露了阈值迁移带来的跨折波动——产品含义：阈值应随数据分布定期重标</w:t>
+              <w:t>v1 记录的 3.9%[v1] 属</w:t>
+            </w:r>
+            <w:r>
+              <w:rPr>
+                <w:b/>
+              </w:rPr>
+              <w:t>折内选阈值</w:t>
+            </w:r>
+            <w:r>
+              <w:rPr>
+                <w:b w:val="0"/>
+              </w:rPr>
+              <w:t>口径（乐观且压低方差）；无偏口径暴露了阈值迁移带来的跨折波动——产品含义：阈值应随数据分布定期重标</w:t>
             </w:r>
           </w:p>
         </w:tc>
@@ -2596,12 +3246,78 @@
     </w:tbl>
     <w:p>
       <w:r>
-        <w:t>已完成工程能力：一键安装脚本、模型卡（v2）、权重托管、在线创空间自动验收、HTTP API、审计工具链（全部检查项（项数以 `number_audit.md` 为准）检查／0 FAIL）、仓库卫生扫描、负向自测（15 项）、预提交守卫。</w:t>
+        <w:rPr>
+          <w:b w:val="0"/>
+        </w:rPr>
+        <w:t>已完成工程能力：一键安装脚本、模型卡（v2）、权重托管、在线创空间自动验收、HTTP API、审计工具链（全部检查项（项数以 number_audit.md 为准）检查／0 FAIL）、仓库卫生扫描、负向自测（15 项）、预提交守卫。</w:t>
       </w:r>
     </w:p>
     <w:p>
       <w:r>
-        <w:t>核心发现：① 三星评论 41.5% 实为音质差评（规则漏检）；② RLCA 两阶段标注把可用正例从 63 条扩至 **1,280 条（当前口径）**——**该集合的准确称谓是「声学相关抱怨集」而非「耳机音质差评集」**（见附录 C 第 8 条）：按产品口径判定，其中**耳机家族（头戴/入耳/耳塞）约 530 条（41.4%）**，经人工抽样校准后估计**约 380–400 条**为真实的耳机音质差评；弱标注精度 51.8% 经复核清洗至人工抽查 78%；③ 最优阈值由 0.0009 跃升至 0.97 量级，判别信心质变；④ 长文本漏检主因不是截断，而是子片段信号被整篇平均（决赛阶段实测）；⑤ 评测划分若在标签集重建后沿用旧集合，会产生记忆型虚高（实测 0.9126 → 修正后 0.7206，见附录 C）；⑥ **交叉验证的波动取决于口径**：折内选阈值（v1 口径）报 3.9%，无偏的固定阈值口径报 5.7%——同一模型、同一数据，差别全部来自「阈值是否在同折内选取」。</w:t>
+        <w:rPr>
+          <w:b w:val="0"/>
+        </w:rPr>
+        <w:t xml:space="preserve">核心发现：① 三星评论 41.5% 实为音质差评（规则漏检）；② RLCA 两阶段标注把可用正例从 63 条扩至 </w:t>
+      </w:r>
+      <w:r>
+        <w:rPr>
+          <w:b/>
+        </w:rPr>
+        <w:t>1,280 条（当前口径）</w:t>
+      </w:r>
+      <w:r>
+        <w:rPr>
+          <w:b w:val="0"/>
+        </w:rPr>
+        <w:t>——</w:t>
+      </w:r>
+      <w:r>
+        <w:rPr>
+          <w:b/>
+        </w:rPr>
+        <w:t>该集合的准确称谓是「声学相关抱怨集」而非「耳机音质差评集」</w:t>
+      </w:r>
+      <w:r>
+        <w:rPr>
+          <w:b w:val="0"/>
+        </w:rPr>
+        <w:t>（见附录 C 第 8 条）：按产品口径判定，其中</w:t>
+      </w:r>
+      <w:r>
+        <w:rPr>
+          <w:b/>
+        </w:rPr>
+        <w:t>耳机家族（头戴/入耳/耳塞）约 530 条（41.4%）</w:t>
+      </w:r>
+      <w:r>
+        <w:rPr>
+          <w:b w:val="0"/>
+        </w:rPr>
+        <w:t>，经人工抽样校准后估计</w:t>
+      </w:r>
+      <w:r>
+        <w:rPr>
+          <w:b/>
+        </w:rPr>
+        <w:t>约 380–400 条</w:t>
+      </w:r>
+      <w:r>
+        <w:rPr>
+          <w:b w:val="0"/>
+        </w:rPr>
+        <w:t xml:space="preserve">为真实的耳机音质差评；弱标注精度 51.8% 经复核清洗至人工抽查 78%；③ 最优阈值由 0.0009 跃升至 0.97 量级，判别信心质变；④ 长文本漏检主因不是截断，而是子片段信号被整篇平均（决赛阶段实测）；⑤ 评测划分若在标签集重建后沿用旧集合，会产生记忆型虚高（实测 0.9126 → 修正后 0.7206，见附录 C）；⑥ </w:t>
+      </w:r>
+      <w:r>
+        <w:rPr>
+          <w:b/>
+        </w:rPr>
+        <w:t>交叉验证的波动取决于口径</w:t>
+      </w:r>
+      <w:r>
+        <w:rPr>
+          <w:b w:val="0"/>
+        </w:rPr>
+        <w:t>：折内选阈值（v1 口径）报 3.9%，无偏的固定阈值口径报 5.7%——同一模型、同一数据，差别全部来自「阈值是否在同折内选取」。</w:t>
       </w:r>
     </w:p>
     <w:p>
@@ -3156,7 +3872,130 @@
     </w:p>
     <w:p>
       <w:r>
-        <w:t>2）高音类别：逐类阈值下 F1 0.5333（v1 为 0，属零触发）；该类**分类关键词**漏检率 72.6%（扩充词表后 54.0%），而**一阶筛选的入库漏检为 0.0%**——两套词表的区别见 `docs/w13_keyword_miss_rate.md`。仍为最弱类别。**三层原因（2026-10-03 补充）**：① **评测分辨率不足**——冻结测试集该类正例仅 **10 条**（调参集上该类 F1 仅 0.4444），任何 F1 都带极宽区间；② **类目定义不互斥**——`tinny`／`sibilance` 同时落在「清晰度」与「高音」两个词桶内，模型无法稳定区分；③ **出厂阈值下不输出**——人工校验的 50 条中人工标了 3 条高音，模型**一条未报**（该类 F1 = 0.000）。**处置**：不修（三类修法分别是「调阈值」（无法用 10 条正例验证）、「改类目」（改变产品语义，属新世代）、「补正例重训」（已证否路线）），改为**如实标注**并在报告类别上提示人工复核。</w:t>
+        <w:rPr>
+          <w:b w:val="0"/>
+        </w:rPr>
+        <w:t>2）高音类别：逐类阈值下 F1 0.5333（v1 为 0，属零触发）；该类</w:t>
+      </w:r>
+      <w:r>
+        <w:rPr>
+          <w:b/>
+        </w:rPr>
+        <w:t>分类关键词</w:t>
+      </w:r>
+      <w:r>
+        <w:rPr>
+          <w:b w:val="0"/>
+        </w:rPr>
+        <w:t>漏检率 72.6%（扩充词表后 54.0%），而</w:t>
+      </w:r>
+      <w:r>
+        <w:rPr>
+          <w:b/>
+        </w:rPr>
+        <w:t>一阶筛选的入库漏检为 0.0%</w:t>
+      </w:r>
+      <w:r>
+        <w:rPr>
+          <w:b w:val="0"/>
+        </w:rPr>
+        <w:t>——两套词表的区别见 docs/w13_keyword_miss_rate.md。仍为最弱类别。</w:t>
+      </w:r>
+      <w:r>
+        <w:rPr>
+          <w:b/>
+        </w:rPr>
+        <w:t>三层原因（2026-10-03 补充）</w:t>
+      </w:r>
+      <w:r>
+        <w:rPr>
+          <w:b w:val="0"/>
+        </w:rPr>
+        <w:t xml:space="preserve">：① </w:t>
+      </w:r>
+      <w:r>
+        <w:rPr>
+          <w:b/>
+        </w:rPr>
+        <w:t>评测分辨率不足</w:t>
+      </w:r>
+      <w:r>
+        <w:rPr>
+          <w:b w:val="0"/>
+        </w:rPr>
+        <w:t xml:space="preserve">——冻结测试集该类正例仅 </w:t>
+      </w:r>
+      <w:r>
+        <w:rPr>
+          <w:b/>
+        </w:rPr>
+        <w:t>10 条</w:t>
+      </w:r>
+      <w:r>
+        <w:rPr>
+          <w:b w:val="0"/>
+        </w:rPr>
+        <w:t xml:space="preserve">（调参集上该类 F1 仅 0.4444），任何 F1 都带极宽区间；② </w:t>
+      </w:r>
+      <w:r>
+        <w:rPr>
+          <w:b/>
+        </w:rPr>
+        <w:t>类目定义不互斥</w:t>
+      </w:r>
+      <w:r>
+        <w:rPr>
+          <w:b w:val="0"/>
+        </w:rPr>
+        <w:t xml:space="preserve">——tinny／sibilance 同时落在「清晰度」与「高音」两个词桶内，模型无法稳定区分；③ </w:t>
+      </w:r>
+      <w:r>
+        <w:rPr>
+          <w:b/>
+        </w:rPr>
+        <w:t>出厂阈值下不输出</w:t>
+      </w:r>
+      <w:r>
+        <w:rPr>
+          <w:b w:val="0"/>
+        </w:rPr>
+        <w:t>——人工校验的 50 条中人工标了 3 条高音，模型</w:t>
+      </w:r>
+      <w:r>
+        <w:rPr>
+          <w:b/>
+        </w:rPr>
+        <w:t>一条未报</w:t>
+      </w:r>
+      <w:r>
+        <w:rPr>
+          <w:b w:val="0"/>
+        </w:rPr>
+        <w:t>（该类 F1 = 0.000）。</w:t>
+      </w:r>
+      <w:r>
+        <w:rPr>
+          <w:b/>
+        </w:rPr>
+        <w:t>处置</w:t>
+      </w:r>
+      <w:r>
+        <w:rPr>
+          <w:b w:val="0"/>
+        </w:rPr>
+        <w:t>：不修（三类修法分别是「调阈值」（无法用 10 条正例验证）、「改类目」（改变产品语义，属新世代）、「补正例重训」（已证否路线）），改为</w:t>
+      </w:r>
+      <w:r>
+        <w:rPr>
+          <w:b/>
+        </w:rPr>
+        <w:t>如实标注</w:t>
+      </w:r>
+      <w:r>
+        <w:rPr>
+          <w:b w:val="0"/>
+        </w:rPr>
+        <w:t>并在报告类别上提示人工复核。</w:t>
       </w:r>
     </w:p>
     <w:p>
@@ -3176,22 +4015,400 @@
     </w:p>
     <w:p>
       <w:r>
-        <w:t>6）**语言覆盖（边界已实测精确化，2026-10-01）**：系统按英文训练。实际过滤规则是「**非拉丁字母**文本（中文／日文／韩文／西里尔／希腊／阿拉伯等）占比 &gt; 30% 或全无拉丁字母时显式拒绝并计数」——它**不是语种识别器**：**德文／法文／西班牙文／印尼文等拉丁字母语言不会被拒绝**，而会照常进入判定，其表现**未经测试**（实测例：德文句子被判为「音质正常 0.0%」）。多语言支持需真正的语种识别与相应训练数据，属后续工作。</w:t>
+        <w:rPr>
+          <w:b w:val="0"/>
+        </w:rPr>
+        <w:t>6）</w:t>
+      </w:r>
+      <w:r>
+        <w:rPr>
+          <w:b/>
+        </w:rPr>
+        <w:t>语言覆盖（边界已实测精确化，2026-10-01）</w:t>
+      </w:r>
+      <w:r>
+        <w:rPr>
+          <w:b w:val="0"/>
+        </w:rPr>
+        <w:t>：系统按英文训练。实际过滤规则是「</w:t>
+      </w:r>
+      <w:r>
+        <w:rPr>
+          <w:b/>
+        </w:rPr>
+        <w:t>非拉丁字母</w:t>
+      </w:r>
+      <w:r>
+        <w:rPr>
+          <w:b w:val="0"/>
+        </w:rPr>
+        <w:t>文本（中文／日文／韩文／西里尔／希腊／阿拉伯等）占比 &gt; 30% 或全无拉丁字母时显式拒绝并计数」——它</w:t>
+      </w:r>
+      <w:r>
+        <w:rPr>
+          <w:b/>
+        </w:rPr>
+        <w:t>不是语种识别器</w:t>
+      </w:r>
+      <w:r>
+        <w:rPr>
+          <w:b w:val="0"/>
+        </w:rPr>
+        <w:t>：</w:t>
+      </w:r>
+      <w:r>
+        <w:rPr>
+          <w:b/>
+        </w:rPr>
+        <w:t>德文／法文／西班牙文／印尼文等拉丁字母语言不会被拒绝</w:t>
+      </w:r>
+      <w:r>
+        <w:rPr>
+          <w:b w:val="0"/>
+        </w:rPr>
+        <w:t>，而会照常进入判定，其表现</w:t>
+      </w:r>
+      <w:r>
+        <w:rPr>
+          <w:b/>
+        </w:rPr>
+        <w:t>未经测试</w:t>
+      </w:r>
+      <w:r>
+        <w:rPr>
+          <w:b w:val="0"/>
+        </w:rPr>
+        <w:t>（实测例：德文句子被判为「音质正常 0.0%」）。多语言支持需真正的语种识别与相应训练数据，属后续工作。</w:t>
       </w:r>
     </w:p>
     <w:p>
       <w:r>
-        <w:t>7）跨品类泛化：**已完成一次实证（音箱，2026-10-06）**——冻结留出集 612 条（正例 47，**先去重再划分**，跨侧内容交集 0），以出厂判别器为底座微调 40 分钟：**F1@0.5 0.9565（P 97.8／R 93.6）**、F1@0.9 0.9091。</w:t>
+        <w:rPr>
+          <w:b w:val="0"/>
+        </w:rPr>
+        <w:t>7）跨品类泛化：</w:t>
+      </w:r>
+      <w:r>
+        <w:rPr>
+          <w:b/>
+        </w:rPr>
+        <w:t>已完成一次实证（音箱，2026-10-06）</w:t>
+      </w:r>
+      <w:r>
+        <w:rPr>
+          <w:b w:val="0"/>
+        </w:rPr>
+        <w:t>——冻结留出集 612 条（正例 47，</w:t>
+      </w:r>
+      <w:r>
+        <w:rPr>
+          <w:b/>
+        </w:rPr>
+        <w:t>先去重再划分</w:t>
+      </w:r>
+      <w:r>
+        <w:rPr>
+          <w:b w:val="0"/>
+        </w:rPr>
+        <w:t>，跨侧内容交集 0），以出厂判别器为底座微调 40 分钟：</w:t>
+      </w:r>
+      <w:r>
+        <w:rPr>
+          <w:b/>
+        </w:rPr>
+        <w:t>F1@0.5 0.9565（P 97.8／R 93.6）</w:t>
+      </w:r>
+      <w:r>
+        <w:rPr>
+          <w:b w:val="0"/>
+        </w:rPr>
+        <w:t>、F1@0.9 0.9091。</w:t>
       </w:r>
     </w:p>
     <w:p>
       <w:r>
-        <w:t>**口径与边界（必须同屏）**：指标为 **LLM 标签口径**（逐条人工校准只覆盖抽检的 40 条：现货正例确认率 **96.5%**，n=29）；**同语料、同语言（英文）、同源数据**，故这是「相邻品类 ＋ 同源数据」的实证，**不可外推为跨语言或跨平台可用**；迁移成本估算见附录 F。</w:t>
+        <w:rPr>
+          <w:b/>
+        </w:rPr>
+        <w:t>口径与边界（必须同屏）</w:t>
+      </w:r>
+      <w:r>
+        <w:rPr>
+          <w:b w:val="0"/>
+        </w:rPr>
+        <w:t xml:space="preserve">：指标为 </w:t>
+      </w:r>
+      <w:r>
+        <w:rPr>
+          <w:b/>
+        </w:rPr>
+        <w:t>LLM 标签口径</w:t>
+      </w:r>
+      <w:r>
+        <w:rPr>
+          <w:b w:val="0"/>
+        </w:rPr>
+        <w:t xml:space="preserve">（逐条人工校准只覆盖抽检的 40 条：现货正例确认率 </w:t>
+      </w:r>
+      <w:r>
+        <w:rPr>
+          <w:b/>
+        </w:rPr>
+        <w:t>96.5%</w:t>
+      </w:r>
+      <w:r>
+        <w:rPr>
+          <w:b w:val="0"/>
+        </w:rPr>
+        <w:t>，n=29）；</w:t>
+      </w:r>
+      <w:r>
+        <w:rPr>
+          <w:b/>
+        </w:rPr>
+        <w:t>同语料、同语言（英文）、同源数据</w:t>
+      </w:r>
+      <w:r>
+        <w:rPr>
+          <w:b w:val="0"/>
+        </w:rPr>
+        <w:t>，故这是「相邻品类 ＋ 同源数据」的实证，</w:t>
+      </w:r>
+      <w:r>
+        <w:rPr>
+          <w:b/>
+        </w:rPr>
+        <w:t>不可外推为跨语言或跨平台可用</w:t>
+      </w:r>
+      <w:r>
+        <w:rPr>
+          <w:b w:val="0"/>
+        </w:rPr>
+        <w:t>；迁移成本估算见附录 F。</w:t>
       </w:r>
     </w:p>
     <w:p>
       <w:r>
-        <w:t>8）**覆盖边界：评测集只覆盖「关键词可达 × 已复核星级」子集（实测；分类与判定均为 LLM／AI 口径，未经人工校准）**：标签集由「关键词初筛 → LLM 复核（限低星）」产生，故 `val_v3_test` 的 128 条正例 100% 含一阶关键词，四五星与无关键词评论在构造上都不会被标为正例。凭证到位后完成两处实测（DeepSeek API，599 次判定，约 0.02 美元；**分类由执行方 AI 逐条判定、未经人工复核**）：① **四五星候选池**（12,744 条）按（星级×关键词）分层抽 293 条 → LLM 判正 31 条，其中**明确耳机音质类 3 条、无法判断 6 条、其余 22 条为跨品类**（便携音箱/收音机/显示器/风扇等）→ 分层估计 **≈20 条（严格，95% CI 0–50）／≈95 条（宽松，含无法判断，CI 19–171）**未被复核；② **关键词之外**（87,071 条）随机抽 300 条 → **明确耳机音质类 4 条（1.33%）** → 外推 **≈1,161 条（95% CI 452–2,941）**根本不会进入管线。**含义（口径必须成对，不得混用）**：语料内**声学相关抱怨**总量约 **2,461–2,826 条**（**并非全部是耳机音质差评**：已标注正例中耳机家族约 **41.4%**，人工校准后估计真实耳机音质差评约 **380–400 条**），现有标签集约占 **52.0%–45.3%**（人工佐证口径 **48.5%–42.0%**）；故 F1@调优 0.7220 等指标的适用范围是「关键词可达 × 已复核星级」子集，**全语料召回显著更低**。**这不是指标错误，而是实测出的覆盖边界**（主要缺口在关键词之外）；补充人群未并入训练/评估，对现有指标无追溯影响。改进路径（v3 工作量）：加「是否耳机」前置过滤、去掉星级筛选、闸门改为模型概率直判。详见 `docs/scoped_findings.md`、`v2/scoped_estimates.json`、`v2/ai_scope_classification.json`。</w:t>
+        <w:rPr>
+          <w:b w:val="0"/>
+        </w:rPr>
+        <w:t>8）</w:t>
+      </w:r>
+      <w:r>
+        <w:rPr>
+          <w:b/>
+        </w:rPr>
+        <w:t>覆盖边界：评测集只覆盖「关键词可达 × 已复核星级」子集（实测；分类与判定均为 LLM／AI 口径，未经人工校准）</w:t>
+      </w:r>
+      <w:r>
+        <w:rPr>
+          <w:b w:val="0"/>
+        </w:rPr>
+        <w:t>：标签集由「关键词初筛 → LLM 复核（限低星）」产生，故 val_v3_test 的 128 条正例 100% 含一阶关键词，四五星与无关键词评论在构造上都不会被标为正例。凭证到位后完成两处实测（DeepSeek API，599 次判定，约 0.02 美元；</w:t>
+      </w:r>
+      <w:r>
+        <w:rPr>
+          <w:b/>
+        </w:rPr>
+        <w:t>分类由执行方 AI 逐条判定、未经人工复核</w:t>
+      </w:r>
+      <w:r>
+        <w:rPr>
+          <w:b w:val="0"/>
+        </w:rPr>
+        <w:t xml:space="preserve">）：① </w:t>
+      </w:r>
+      <w:r>
+        <w:rPr>
+          <w:b/>
+        </w:rPr>
+        <w:t>四五星候选池</w:t>
+      </w:r>
+      <w:r>
+        <w:rPr>
+          <w:b w:val="0"/>
+        </w:rPr>
+        <w:t>（12,744 条）按（星级×关键词）分层抽 293 条 → LLM 判正 31 条，其中</w:t>
+      </w:r>
+      <w:r>
+        <w:rPr>
+          <w:b/>
+        </w:rPr>
+        <w:t>明确耳机音质类 3 条、无法判断 6 条、其余 22 条为跨品类</w:t>
+      </w:r>
+      <w:r>
+        <w:rPr>
+          <w:b w:val="0"/>
+        </w:rPr>
+        <w:t xml:space="preserve">（便携音箱/收音机/显示器/风扇等）→ 分层估计 </w:t>
+      </w:r>
+      <w:r>
+        <w:rPr>
+          <w:b/>
+        </w:rPr>
+        <w:t>≈20 条（严格，95% CI 0–50）／≈95 条（宽松，含无法判断，CI 19–171）</w:t>
+      </w:r>
+      <w:r>
+        <w:rPr>
+          <w:b w:val="0"/>
+        </w:rPr>
+        <w:t xml:space="preserve">未被复核；② </w:t>
+      </w:r>
+      <w:r>
+        <w:rPr>
+          <w:b/>
+        </w:rPr>
+        <w:t>关键词之外</w:t>
+      </w:r>
+      <w:r>
+        <w:rPr>
+          <w:b w:val="0"/>
+        </w:rPr>
+        <w:t xml:space="preserve">（87,071 条）随机抽 300 条 → </w:t>
+      </w:r>
+      <w:r>
+        <w:rPr>
+          <w:b/>
+        </w:rPr>
+        <w:t>明确耳机音质类 4 条（1.33%）</w:t>
+      </w:r>
+      <w:r>
+        <w:rPr>
+          <w:b w:val="0"/>
+        </w:rPr>
+        <w:t xml:space="preserve"> → 外推 </w:t>
+      </w:r>
+      <w:r>
+        <w:rPr>
+          <w:b/>
+        </w:rPr>
+        <w:t>≈1,161 条（95% CI 452–2,941）</w:t>
+      </w:r>
+      <w:r>
+        <w:rPr>
+          <w:b w:val="0"/>
+        </w:rPr>
+        <w:t>根本不会进入管线。</w:t>
+      </w:r>
+      <w:r>
+        <w:rPr>
+          <w:b/>
+        </w:rPr>
+        <w:t>含义（口径必须成对，不得混用）</w:t>
+      </w:r>
+      <w:r>
+        <w:rPr>
+          <w:b w:val="0"/>
+        </w:rPr>
+        <w:t>：语料内</w:t>
+      </w:r>
+      <w:r>
+        <w:rPr>
+          <w:b/>
+        </w:rPr>
+        <w:t>声学相关抱怨</w:t>
+      </w:r>
+      <w:r>
+        <w:rPr>
+          <w:b w:val="0"/>
+        </w:rPr>
+        <w:t xml:space="preserve">总量约 </w:t>
+      </w:r>
+      <w:r>
+        <w:rPr>
+          <w:b/>
+        </w:rPr>
+        <w:t>2,461–2,826 条</w:t>
+      </w:r>
+      <w:r>
+        <w:rPr>
+          <w:b w:val="0"/>
+        </w:rPr>
+        <w:t>（</w:t>
+      </w:r>
+      <w:r>
+        <w:rPr>
+          <w:b/>
+        </w:rPr>
+        <w:t>并非全部是耳机音质差评</w:t>
+      </w:r>
+      <w:r>
+        <w:rPr>
+          <w:b w:val="0"/>
+        </w:rPr>
+        <w:t xml:space="preserve">：已标注正例中耳机家族约 </w:t>
+      </w:r>
+      <w:r>
+        <w:rPr>
+          <w:b/>
+        </w:rPr>
+        <w:t>41.4%</w:t>
+      </w:r>
+      <w:r>
+        <w:rPr>
+          <w:b w:val="0"/>
+        </w:rPr>
+        <w:t xml:space="preserve">，人工校准后估计真实耳机音质差评约 </w:t>
+      </w:r>
+      <w:r>
+        <w:rPr>
+          <w:b/>
+        </w:rPr>
+        <w:t>380–400 条</w:t>
+      </w:r>
+      <w:r>
+        <w:rPr>
+          <w:b w:val="0"/>
+        </w:rPr>
+        <w:t xml:space="preserve">），现有标签集约占 </w:t>
+      </w:r>
+      <w:r>
+        <w:rPr>
+          <w:b/>
+        </w:rPr>
+        <w:t>52.0%–45.3%</w:t>
+      </w:r>
+      <w:r>
+        <w:rPr>
+          <w:b w:val="0"/>
+        </w:rPr>
+        <w:t xml:space="preserve">（人工佐证口径 </w:t>
+      </w:r>
+      <w:r>
+        <w:rPr>
+          <w:b/>
+        </w:rPr>
+        <w:t>48.5%–42.0%</w:t>
+      </w:r>
+      <w:r>
+        <w:rPr>
+          <w:b w:val="0"/>
+        </w:rPr>
+        <w:t>）；故 F1@调优 0.7220 等指标的适用范围是「关键词可达 × 已复核星级」子集，</w:t>
+      </w:r>
+      <w:r>
+        <w:rPr>
+          <w:b/>
+        </w:rPr>
+        <w:t>全语料召回显著更低</w:t>
+      </w:r>
+      <w:r>
+        <w:rPr>
+          <w:b w:val="0"/>
+        </w:rPr>
+        <w:t>。</w:t>
+      </w:r>
+      <w:r>
+        <w:rPr>
+          <w:b/>
+        </w:rPr>
+        <w:t>这不是指标错误，而是实测出的覆盖边界</w:t>
+      </w:r>
+      <w:r>
+        <w:rPr>
+          <w:b w:val="0"/>
+        </w:rPr>
+        <w:t>（主要缺口在关键词之外）；补充人群未并入训练/评估，对现有指标无追溯影响。改进路径（v3 工作量）：加「是否耳机」前置过滤、去掉星级筛选、闸门改为模型概率直判。详见 docs/scoped_findings.md、v2/scoped_estimates.json、v2/ai_scope_classification.json。</w:t>
       </w:r>
     </w:p>
     <w:p>
@@ -3205,172 +4422,2380 @@
     </w:p>
     <w:p>
       <w:r>
-        <w:t>9）**两代模型的关系（2026-10-05 更新）**：**LLM 标签口径下**不主张 v2 优于 v1（v1 0.7759 vs v2 0.7220，CI 重叠）；但 **10-05 人工盲判同卡对照推翻了该排序**（v2 62.1%／73.3% vs v1 42.0%／46.5%，登记表 X-26），**且出厂自 10-05 起为判别器**（X-27，人工口径 P 75–78%／R 68.3%）；阅读本节请以登记表 X-25～X-28 为准。原实测：把 v1（复赛产品模型）与 v2（决赛候选）放在**同一个** `val_v3_test` 上、阈值按同一规则在 `val_v3_tune` 上选，得：**v1 0.7759（95% CI 0.721–0.826）vs v2 0.7220（0.655–0.786）**——点估计偏向 v1，两者区间重叠，**差异统计上不可分辨**；固定 0.5 档为 v1 0.6893 / v2 0.7206。此外 v1 的数字另有疑点：v1 训练所用标签文件在评测重建前，**对称推理**显示当前测试集可能有约 80% 的行落在 v1 的早期训练集内（镜像泄漏，本仓库无法验证，因早期文件已不在）。复刻 v1 的 1:10 欠采样配方重训 v2 得 0.6273，说明**配方差异也不是 v2 得分较低的解释**。**归因数字的来源同样须点明**：本报告引用的归因宏 F1 0.8273 与高音 0.5333 出自**未更换权重的 v1 归因模型**，只是改用了逐类阈值（tune 选）——同一模型在统一 0.5 档为宏 F1 0.7180、高音 0.0000，故该跳变主要来自**阈值选择与测试集切换**，不是模型能力提升；且两侧标签同源（LLM），**未经人工校准**。详见 `docs/three_stage_comparison.md` §3.2–3.3。</w:t>
+        <w:rPr>
+          <w:b w:val="0"/>
+        </w:rPr>
+        <w:t>9）</w:t>
+      </w:r>
+      <w:r>
+        <w:rPr>
+          <w:b/>
+        </w:rPr>
+        <w:t>两代模型的关系（2026-10-05 更新）</w:t>
+      </w:r>
+      <w:r>
+        <w:rPr>
+          <w:b w:val="0"/>
+        </w:rPr>
+        <w:t>：</w:t>
+      </w:r>
+      <w:r>
+        <w:rPr>
+          <w:b/>
+        </w:rPr>
+        <w:t>LLM 标签口径下</w:t>
+      </w:r>
+      <w:r>
+        <w:rPr>
+          <w:b w:val="0"/>
+        </w:rPr>
+        <w:t xml:space="preserve">不主张 v2 优于 v1（v1 0.7759 vs v2 0.7220，CI 重叠）；但 </w:t>
+      </w:r>
+      <w:r>
+        <w:rPr>
+          <w:b/>
+        </w:rPr>
+        <w:t>10-05 人工盲判同卡对照推翻了该排序</w:t>
+      </w:r>
+      <w:r>
+        <w:rPr>
+          <w:b w:val="0"/>
+        </w:rPr>
+        <w:t>（v2 62.1%／73.3% vs v1 42.0%／46.5%，登记表 X-26），</w:t>
+      </w:r>
+      <w:r>
+        <w:rPr>
+          <w:b/>
+        </w:rPr>
+        <w:t>且出厂自 10-05 起为判别器</w:t>
+      </w:r>
+      <w:r>
+        <w:rPr>
+          <w:b w:val="0"/>
+        </w:rPr>
+        <w:t>（X-27，人工口径 P 75–78%／R 68.3%）；阅读本节请以登记表 X-25～X-28 为准。原实测：把 v1（复赛产品模型）与 v2（决赛候选）放在</w:t>
+      </w:r>
+      <w:r>
+        <w:rPr>
+          <w:b/>
+        </w:rPr>
+        <w:t>同一个</w:t>
+      </w:r>
+      <w:r>
+        <w:rPr>
+          <w:b w:val="0"/>
+        </w:rPr>
+        <w:t xml:space="preserve"> val_v3_test 上、阈值按同一规则在 val_v3_tune 上选，得：</w:t>
+      </w:r>
+      <w:r>
+        <w:rPr>
+          <w:b/>
+        </w:rPr>
+        <w:t>v1 0.7759（95% CI 0.721–0.826）vs v2 0.7220（0.655–0.786）</w:t>
+      </w:r>
+      <w:r>
+        <w:rPr>
+          <w:b w:val="0"/>
+        </w:rPr>
+        <w:t>——点估计偏向 v1，两者区间重叠，</w:t>
+      </w:r>
+      <w:r>
+        <w:rPr>
+          <w:b/>
+        </w:rPr>
+        <w:t>差异统计上不可分辨</w:t>
+      </w:r>
+      <w:r>
+        <w:rPr>
+          <w:b w:val="0"/>
+        </w:rPr>
+        <w:t>；固定 0.5 档为 v1 0.6893 / v2 0.7206。此外 v1 的数字另有疑点：v1 训练所用标签文件在评测重建前，</w:t>
+      </w:r>
+      <w:r>
+        <w:rPr>
+          <w:b/>
+        </w:rPr>
+        <w:t>对称推理</w:t>
+      </w:r>
+      <w:r>
+        <w:rPr>
+          <w:b w:val="0"/>
+        </w:rPr>
+        <w:t>显示当前测试集可能有约 80% 的行落在 v1 的早期训练集内（镜像泄漏，本仓库无法验证，因早期文件已不在）。复刻 v1 的 1:10 欠采样配方重训 v2 得 0.6273，说明</w:t>
+      </w:r>
+      <w:r>
+        <w:rPr>
+          <w:b/>
+        </w:rPr>
+        <w:t>配方差异也不是 v2 得分较低的解释</w:t>
+      </w:r>
+      <w:r>
+        <w:rPr>
+          <w:b w:val="0"/>
+        </w:rPr>
+        <w:t>。</w:t>
+      </w:r>
+      <w:r>
+        <w:rPr>
+          <w:b/>
+        </w:rPr>
+        <w:t>归因数字的来源同样须点明</w:t>
+      </w:r>
+      <w:r>
+        <w:rPr>
+          <w:b w:val="0"/>
+        </w:rPr>
+        <w:t>：本报告引用的归因宏 F1 0.8273 与高音 0.5333 出自</w:t>
+      </w:r>
+      <w:r>
+        <w:rPr>
+          <w:b/>
+        </w:rPr>
+        <w:t>未更换权重的 v1 归因模型</w:t>
+      </w:r>
+      <w:r>
+        <w:rPr>
+          <w:b w:val="0"/>
+        </w:rPr>
+        <w:t>，只是改用了逐类阈值（tune 选）——同一模型在统一 0.5 档为宏 F1 0.7180、高音 0.0000，故该跳变主要来自</w:t>
+      </w:r>
+      <w:r>
+        <w:rPr>
+          <w:b/>
+        </w:rPr>
+        <w:t>阈值选择与测试集切换</w:t>
+      </w:r>
+      <w:r>
+        <w:rPr>
+          <w:b w:val="0"/>
+        </w:rPr>
+        <w:t>，不是模型能力提升；且两侧标签同源（LLM），</w:t>
+      </w:r>
+      <w:r>
+        <w:rPr>
+          <w:b/>
+        </w:rPr>
+        <w:t>未经人工校准</w:t>
+      </w:r>
+      <w:r>
+        <w:rPr>
+          <w:b w:val="0"/>
+        </w:rPr>
+        <w:t>。详见 docs/three_stage_comparison.md §3.2–3.3。</w:t>
       </w:r>
     </w:p>
     <w:p>
       <w:r>
-        <w:t>6）**覆盖总量区间口径（本轮新增勘误）**：该区间先后出现过三个版本——初版 **2,460–2,730／47%–52%**、重估文档初稿 **2,460–2,540／51%–45%**、现版 **2,461（严格–严格，52.0%）／2,826（宽松–宽松，45.3%）**。前两版的共同错误是**两端混用分类口径**（宽松 W4 配严格闸门外）。现已在 `docs/scoped_findings.md` 写明**成对规则**，并新增机械检查 `check_paired_totals` 防止再犯。数字更正不影响任何模型指标（该区间是覆盖边界的估计，不是模型性能）。</w:t>
+        <w:rPr>
+          <w:b w:val="0"/>
+        </w:rPr>
+        <w:t>6）</w:t>
+      </w:r>
+      <w:r>
+        <w:rPr>
+          <w:b/>
+        </w:rPr>
+        <w:t>覆盖总量区间口径（本轮新增勘误）</w:t>
+      </w:r>
+      <w:r>
+        <w:rPr>
+          <w:b w:val="0"/>
+        </w:rPr>
+        <w:t xml:space="preserve">：该区间先后出现过三个版本——初版 </w:t>
+      </w:r>
+      <w:r>
+        <w:rPr>
+          <w:b/>
+        </w:rPr>
+        <w:t>2,460–2,730／47%–52%</w:t>
+      </w:r>
+      <w:r>
+        <w:rPr>
+          <w:b w:val="0"/>
+        </w:rPr>
+        <w:t xml:space="preserve">、重估文档初稿 </w:t>
+      </w:r>
+      <w:r>
+        <w:rPr>
+          <w:b/>
+        </w:rPr>
+        <w:t>2,460–2,540／51%–45%</w:t>
+      </w:r>
+      <w:r>
+        <w:rPr>
+          <w:b w:val="0"/>
+        </w:rPr>
+        <w:t xml:space="preserve">、现版 </w:t>
+      </w:r>
+      <w:r>
+        <w:rPr>
+          <w:b/>
+        </w:rPr>
+        <w:t>2,461（严格–严格，52.0%）／2,826（宽松–宽松，45.3%）</w:t>
+      </w:r>
+      <w:r>
+        <w:rPr>
+          <w:b w:val="0"/>
+        </w:rPr>
+        <w:t>。前两版的共同错误是</w:t>
+      </w:r>
+      <w:r>
+        <w:rPr>
+          <w:b/>
+        </w:rPr>
+        <w:t>两端混用分类口径</w:t>
+      </w:r>
+      <w:r>
+        <w:rPr>
+          <w:b w:val="0"/>
+        </w:rPr>
+        <w:t>（宽松 W4 配严格闸门外）。现已在 docs/scoped_findings.md 写明</w:t>
+      </w:r>
+      <w:r>
+        <w:rPr>
+          <w:b/>
+        </w:rPr>
+        <w:t>成对规则</w:t>
+      </w:r>
+      <w:r>
+        <w:rPr>
+          <w:b w:val="0"/>
+        </w:rPr>
+        <w:t>，并新增机械检查 check_paired_totals 防止再犯。数字更正不影响任何模型指标（该区间是覆盖边界的估计，不是模型性能）。</w:t>
       </w:r>
     </w:p>
     <w:p>
       <w:r>
-        <w:t>7）**叙事层更正（2026-10-01，红队质询后）**：内部对照材料曾把三阶段的指标排成「0.37 → 0.6871 → 0.7220」的上升线，并称 v2 的提升来自长文本窗口与标签修正。**两处均已撤回**：① 三个数不同语料、不同验证集、不同正例数（13/251/128），**不可排成上升线**；② 同基准实验显示 **v2 并不优于 v1**（v1 0.7759 vs v2 0.7220，CI 重叠），复刻 v1 配方重训亦仅 0.6273 → **原归因无证据支持**。本报告正文与附录 A/B 从未包含该提升断言，此条仅记录内部材料的更正，以确保读者不会从别处读到已被撤回的说法。</w:t>
+        <w:rPr>
+          <w:b w:val="0"/>
+        </w:rPr>
+        <w:t>7）</w:t>
+      </w:r>
+      <w:r>
+        <w:rPr>
+          <w:b/>
+        </w:rPr>
+        <w:t>叙事层更正（2026-10-01，红队质询后）</w:t>
+      </w:r>
+      <w:r>
+        <w:rPr>
+          <w:b w:val="0"/>
+        </w:rPr>
+        <w:t>：内部对照材料曾把三阶段的指标排成「0.37 → 0.6871 → 0.7220」的上升线，并称 v2 的提升来自长文本窗口与标签修正。</w:t>
+      </w:r>
+      <w:r>
+        <w:rPr>
+          <w:b/>
+        </w:rPr>
+        <w:t>两处均已撤回</w:t>
+      </w:r>
+      <w:r>
+        <w:rPr>
+          <w:b w:val="0"/>
+        </w:rPr>
+        <w:t>：① 三个数不同语料、不同验证集、不同正例数（13/251/128），</w:t>
+      </w:r>
+      <w:r>
+        <w:rPr>
+          <w:b/>
+        </w:rPr>
+        <w:t>不可排成上升线</w:t>
+      </w:r>
+      <w:r>
+        <w:rPr>
+          <w:b w:val="0"/>
+        </w:rPr>
+        <w:t xml:space="preserve">；② 同基准实验显示 </w:t>
+      </w:r>
+      <w:r>
+        <w:rPr>
+          <w:b/>
+        </w:rPr>
+        <w:t>v2 并不优于 v1</w:t>
+      </w:r>
+      <w:r>
+        <w:rPr>
+          <w:b w:val="0"/>
+        </w:rPr>
+        <w:t xml:space="preserve">（v1 0.7759 vs v2 0.7220，CI 重叠），复刻 v1 配方重训亦仅 0.6273 → </w:t>
+      </w:r>
+      <w:r>
+        <w:rPr>
+          <w:b/>
+        </w:rPr>
+        <w:t>原归因无证据支持</w:t>
+      </w:r>
+      <w:r>
+        <w:rPr>
+          <w:b w:val="0"/>
+        </w:rPr>
+        <w:t>。本报告正文与附录 A/B 从未包含该提升断言，此条仅记录内部材料的更正，以确保读者不会从别处读到已被撤回的说法。</w:t>
       </w:r>
     </w:p>
     <w:p>
       <w:r>
-        <w:t>8）**人工金标首轮（2026-10-02，独立于 LLM 的真值）**：决策方逐条判定 300 条（S1 闸门外随机／S2 四五星池／S3 已标注集各 100，随机种子 42）。要点：① 总体一致率 83.5%、κ 0.328；② **闸门外真阳性率已获独立人工佐证，且须以区间表述（2026-10-02，三轮共 294 条人工判定）**：S1 首轮 3/95（3.16%）→ S4 追加 0/100 → **S5 干净探针（未见过条目、随机两臂）0/99**，合并 **3/294 = 1.02%（95% CI 0.35%–2.96%）**，与原 LLM 口径 1.33% 相容。据此覆盖率：点估计 **58.5%（严格）／51.5%（宽松）**，**95% 区间为 33.0%–79.9%**——该估计随样本量演化（n=95→3.16%、n=195→1.54%、n=294→1.02%，每次由 1–2 条正例驱动），**故材料报区间；原报 52.0%／45.3% 落在区间内，不被推翻，但精度有限**。另：**材料效应为零**——S5 对照组（只给原文）与实验组（带翻译与解析）正例率均为 0/49 与 0/50，Fisher 精确 p=1.000，即无证据表明执行方材料会推高正例判定；同一批 300 条在两份不同卡上的一致率 91.0%、改判 9.0% 且**无一条翻向「是」**；③ **S3 显示已标注正例的 LLM 精确率仅 30.2%（CI 18.6%–45.1%）**，召回 86.7%；误判的 30 条中 **28 条为口径外产品**（条形音箱／蓝牙音箱／线缆／天线／音频眼镜等），仅 2 条为耳机类真误标——故「1,280 正例」应改述为「**声学相关抱怨集**」，相应指标口径须加「声学抱怨（非严格耳机音质）」限定；④ **S2 层 κ 为 −0.072（低于随机）**，W4 的 ≈20／≈95 估计**未获独立支持**，应标注为仅 LLM 口径。详见 `docs/gold_set/gold_standard_findings.md`（含决策队列 D-Q8）。**口径全量量化（2026-10-02）**：对 1,280 条已标注正例做产品口径判定（分类器经人工真值验证：召回 92%、误报 17%）——其中**耳机家族仅约 530 条（41.4%）**，其余为音箱（255）、其他音频（162）、非音频（109）、线缆（53）、无法判断（136）等；故本报告统一改述为「**声学相关抱怨集**」，相应指标口径须读作「声学抱怨（非严格耳机音质）」。</w:t>
+        <w:rPr>
+          <w:b w:val="0"/>
+        </w:rPr>
+        <w:t>8）</w:t>
+      </w:r>
+      <w:r>
+        <w:rPr>
+          <w:b/>
+        </w:rPr>
+        <w:t>人工金标首轮（2026-10-02，独立于 LLM 的真值）</w:t>
+      </w:r>
+      <w:r>
+        <w:rPr>
+          <w:b w:val="0"/>
+        </w:rPr>
+        <w:t xml:space="preserve">：决策方逐条判定 300 条（S1 闸门外随机／S2 四五星池／S3 已标注集各 100，随机种子 42）。要点：① 总体一致率 83.5%、κ 0.328；② </w:t>
+      </w:r>
+      <w:r>
+        <w:rPr>
+          <w:b/>
+        </w:rPr>
+        <w:t>闸门外真阳性率已获独立人工佐证，且须以区间表述（2026-10-02，三轮共 294 条人工判定）</w:t>
+      </w:r>
+      <w:r>
+        <w:rPr>
+          <w:b w:val="0"/>
+        </w:rPr>
+        <w:t xml:space="preserve">：S1 首轮 3/95（3.16%）→ S4 追加 0/100 → </w:t>
+      </w:r>
+      <w:r>
+        <w:rPr>
+          <w:b/>
+        </w:rPr>
+        <w:t>S5 干净探针（未见过条目、随机两臂）0/99</w:t>
+      </w:r>
+      <w:r>
+        <w:rPr>
+          <w:b w:val="0"/>
+        </w:rPr>
+        <w:t xml:space="preserve">，合并 </w:t>
+      </w:r>
+      <w:r>
+        <w:rPr>
+          <w:b/>
+        </w:rPr>
+        <w:t>3/294 = 1.02%（95% CI 0.35%–2.96%）</w:t>
+      </w:r>
+      <w:r>
+        <w:rPr>
+          <w:b w:val="0"/>
+        </w:rPr>
+        <w:t xml:space="preserve">，与原 LLM 口径 1.33% 相容。据此覆盖率：点估计 </w:t>
+      </w:r>
+      <w:r>
+        <w:rPr>
+          <w:b/>
+        </w:rPr>
+        <w:t>58.5%（严格）／51.5%（宽松）</w:t>
+      </w:r>
+      <w:r>
+        <w:rPr>
+          <w:b w:val="0"/>
+        </w:rPr>
+        <w:t>，</w:t>
+      </w:r>
+      <w:r>
+        <w:rPr>
+          <w:b/>
+        </w:rPr>
+        <w:t>95% 区间为 33.0%–79.9%</w:t>
+      </w:r>
+      <w:r>
+        <w:rPr>
+          <w:b w:val="0"/>
+        </w:rPr>
+        <w:t>——该估计随样本量演化（n=95→3.16%、n=195→1.54%、n=294→1.02%，每次由 1–2 条正例驱动），</w:t>
+      </w:r>
+      <w:r>
+        <w:rPr>
+          <w:b/>
+        </w:rPr>
+        <w:t>故材料报区间；原报 52.0%／45.3% 落在区间内，不被推翻，但精度有限</w:t>
+      </w:r>
+      <w:r>
+        <w:rPr>
+          <w:b w:val="0"/>
+        </w:rPr>
+        <w:t>。另：</w:t>
+      </w:r>
+      <w:r>
+        <w:rPr>
+          <w:b/>
+        </w:rPr>
+        <w:t>材料效应为零</w:t>
+      </w:r>
+      <w:r>
+        <w:rPr>
+          <w:b w:val="0"/>
+        </w:rPr>
+        <w:t>——S5 对照组（只给原文）与实验组（带翻译与解析）正例率均为 0/49 与 0/50，Fisher 精确 p=1.000，即无证据表明执行方材料会推高正例判定；同一批 300 条在两份不同卡上的一致率 91.0%、改判 9.0% 且</w:t>
+      </w:r>
+      <w:r>
+        <w:rPr>
+          <w:b/>
+        </w:rPr>
+        <w:t>无一条翻向「是」</w:t>
+      </w:r>
+      <w:r>
+        <w:rPr>
+          <w:b w:val="0"/>
+        </w:rPr>
+        <w:t xml:space="preserve">；③ </w:t>
+      </w:r>
+      <w:r>
+        <w:rPr>
+          <w:b/>
+        </w:rPr>
+        <w:t>S3 显示已标注正例的 LLM 精确率仅 30.2%（CI 18.6%–45.1%）</w:t>
+      </w:r>
+      <w:r>
+        <w:rPr>
+          <w:b w:val="0"/>
+        </w:rPr>
+        <w:t xml:space="preserve">，召回 86.7%；误判的 30 条中 </w:t>
+      </w:r>
+      <w:r>
+        <w:rPr>
+          <w:b/>
+        </w:rPr>
+        <w:t>28 条为口径外产品</w:t>
+      </w:r>
+      <w:r>
+        <w:rPr>
+          <w:b w:val="0"/>
+        </w:rPr>
+        <w:t>（条形音箱／蓝牙音箱／线缆／天线／音频眼镜等），仅 2 条为耳机类真误标——故「1,280 正例」应改述为「</w:t>
+      </w:r>
+      <w:r>
+        <w:rPr>
+          <w:b/>
+        </w:rPr>
+        <w:t>声学相关抱怨集</w:t>
+      </w:r>
+      <w:r>
+        <w:rPr>
+          <w:b w:val="0"/>
+        </w:rPr>
+        <w:t xml:space="preserve">」，相应指标口径须加「声学抱怨（非严格耳机音质）」限定；④ </w:t>
+      </w:r>
+      <w:r>
+        <w:rPr>
+          <w:b/>
+        </w:rPr>
+        <w:t>S2 层 κ 为 −0.072（低于随机）</w:t>
+      </w:r>
+      <w:r>
+        <w:rPr>
+          <w:b w:val="0"/>
+        </w:rPr>
+        <w:t>，W4 的 ≈20／≈95 估计</w:t>
+      </w:r>
+      <w:r>
+        <w:rPr>
+          <w:b/>
+        </w:rPr>
+        <w:t>未获独立支持</w:t>
+      </w:r>
+      <w:r>
+        <w:rPr>
+          <w:b w:val="0"/>
+        </w:rPr>
+        <w:t>，应标注为仅 LLM 口径。详见 docs/gold_set/gold_standard_findings.md（含决策队列 D-Q8）。</w:t>
+      </w:r>
+      <w:r>
+        <w:rPr>
+          <w:b/>
+        </w:rPr>
+        <w:t>口径全量量化（2026-10-02）</w:t>
+      </w:r>
+      <w:r>
+        <w:rPr>
+          <w:b w:val="0"/>
+        </w:rPr>
+        <w:t>：对 1,280 条已标注正例做产品口径判定（分类器经人工真值验证：召回 92%、误报 17%）——其中</w:t>
+      </w:r>
+      <w:r>
+        <w:rPr>
+          <w:b/>
+        </w:rPr>
+        <w:t>耳机家族仅约 530 条（41.4%）</w:t>
+      </w:r>
+      <w:r>
+        <w:rPr>
+          <w:b w:val="0"/>
+        </w:rPr>
+        <w:t>，其余为音箱（255）、其他音频（162）、非音频（109）、线缆（53）、无法判断（136）等；故本报告统一改述为「</w:t>
+      </w:r>
+      <w:r>
+        <w:rPr>
+          <w:b/>
+        </w:rPr>
+        <w:t>声学相关抱怨集</w:t>
+      </w:r>
+      <w:r>
+        <w:rPr>
+          <w:b w:val="0"/>
+        </w:rPr>
+        <w:t>」，相应指标口径须读作「声学抱怨（非严格耳机音质）」。</w:t>
       </w:r>
     </w:p>
     <w:p>
       <w:r>
-        <w:t>**跨模型校验（2026-10-02）**：用另一模型家族（qwen3.7-plus）对同 300 条做第二判定，一致率 **95.3%**、κ **0.845**——与「LLM 正例对人工精确率仅 30.2%」**同时成立**，说明两家族 LLM **高度一致地共同偏离人工口径**；故本报告**不把跨模型一致当作可信度背书**，只用来回答「换模型结论会不会变」，答案是不会。</w:t>
+        <w:rPr>
+          <w:b/>
+        </w:rPr>
+        <w:t>跨模型校验（2026-10-02）</w:t>
+      </w:r>
+      <w:r>
+        <w:rPr>
+          <w:b w:val="0"/>
+        </w:rPr>
+        <w:t xml:space="preserve">：用另一模型家族（qwen3.7-plus）对同 300 条做第二判定，一致率 </w:t>
+      </w:r>
+      <w:r>
+        <w:rPr>
+          <w:b/>
+        </w:rPr>
+        <w:t>95.3%</w:t>
+      </w:r>
+      <w:r>
+        <w:rPr>
+          <w:b w:val="0"/>
+        </w:rPr>
+        <w:t xml:space="preserve">、κ </w:t>
+      </w:r>
+      <w:r>
+        <w:rPr>
+          <w:b/>
+        </w:rPr>
+        <w:t>0.845</w:t>
+      </w:r>
+      <w:r>
+        <w:rPr>
+          <w:b w:val="0"/>
+        </w:rPr>
+        <w:t>——与「LLM 正例对人工精确率仅 30.2%」</w:t>
+      </w:r>
+      <w:r>
+        <w:rPr>
+          <w:b/>
+        </w:rPr>
+        <w:t>同时成立</w:t>
+      </w:r>
+      <w:r>
+        <w:rPr>
+          <w:b w:val="0"/>
+        </w:rPr>
+        <w:t xml:space="preserve">，说明两家族 LLM </w:t>
+      </w:r>
+      <w:r>
+        <w:rPr>
+          <w:b/>
+        </w:rPr>
+        <w:t>高度一致地共同偏离人工口径</w:t>
+      </w:r>
+      <w:r>
+        <w:rPr>
+          <w:b w:val="0"/>
+        </w:rPr>
+        <w:t>；故本报告</w:t>
+      </w:r>
+      <w:r>
+        <w:rPr>
+          <w:b/>
+        </w:rPr>
+        <w:t>不把跨模型一致当作可信度背书</w:t>
+      </w:r>
+      <w:r>
+        <w:rPr>
+          <w:b w:val="0"/>
+        </w:rPr>
+        <w:t>，只用来回答「换模型结论会不会变」，答案是不会。</w:t>
       </w:r>
     </w:p>
     <w:p>
       <w:r>
-        <w:t>9）**范围内重评（2026-10-02，纯后处理）**：把冻结点测集按产品口径切分后分别报告（阈值取自 `v2/threshold.json`，使用现成概率缓存，未重跑模型）：全测试集 10,000 条／正例 128 → **F1@0.5 0.7206、F1@调优 0.7220、PR-AUC 0.7811**；**耳机家族 778 条／正例 48 → F1@0.5 0.6966、F1@调优 0.6897、PR-AUC 0.7783**；明确口径外 6,858 条／正例 64 → 0.7302／0.7317／0.7918；无法判断 2,364 条／正例 16 → 0.7500／0.7742／0.7936。**两点必须同时读**：① 测试集 128 条正例中 **80 条（62.5%）并非耳机音质差评**；② **限定到耳机口径并不会让指标变好**（F1 0.6966 &lt; 0.7220，且组内仅 48 条正例）——故本项目**不主张**「收紧口径可提升性能」；该表回答的是「限定范围后指标长什么样」，不是新模型结果。详见 `docs/inscope_reeval.md`。</w:t>
+        <w:rPr>
+          <w:b w:val="0"/>
+        </w:rPr>
+        <w:t>9）</w:t>
+      </w:r>
+      <w:r>
+        <w:rPr>
+          <w:b/>
+        </w:rPr>
+        <w:t>范围内重评（2026-10-02，纯后处理）</w:t>
+      </w:r>
+      <w:r>
+        <w:rPr>
+          <w:b w:val="0"/>
+        </w:rPr>
+        <w:t xml:space="preserve">：把冻结点测集按产品口径切分后分别报告（阈值取自 v2/threshold.json，使用现成概率缓存，未重跑模型）：全测试集 10,000 条／正例 128 → </w:t>
+      </w:r>
+      <w:r>
+        <w:rPr>
+          <w:b/>
+        </w:rPr>
+        <w:t>F1@0.5 0.7206、F1@调优 0.7220、PR-AUC 0.7811</w:t>
+      </w:r>
+      <w:r>
+        <w:rPr>
+          <w:b w:val="0"/>
+        </w:rPr>
+        <w:t>；</w:t>
+      </w:r>
+      <w:r>
+        <w:rPr>
+          <w:b/>
+        </w:rPr>
+        <w:t>耳机家族 778 条／正例 48 → F1@0.5 0.6966、F1@调优 0.6897、PR-AUC 0.7783</w:t>
+      </w:r>
+      <w:r>
+        <w:rPr>
+          <w:b w:val="0"/>
+        </w:rPr>
+        <w:t>；明确口径外 6,858 条／正例 64 → 0.7302／0.7317／0.7918；无法判断 2,364 条／正例 16 → 0.7500／0.7742／0.7936。</w:t>
+      </w:r>
+      <w:r>
+        <w:rPr>
+          <w:b/>
+        </w:rPr>
+        <w:t>两点必须同时读</w:t>
+      </w:r>
+      <w:r>
+        <w:rPr>
+          <w:b w:val="0"/>
+        </w:rPr>
+        <w:t xml:space="preserve">：① 测试集 128 条正例中 </w:t>
+      </w:r>
+      <w:r>
+        <w:rPr>
+          <w:b/>
+        </w:rPr>
+        <w:t>80 条（62.5%）并非耳机音质差评</w:t>
+      </w:r>
+      <w:r>
+        <w:rPr>
+          <w:b w:val="0"/>
+        </w:rPr>
+        <w:t xml:space="preserve">；② </w:t>
+      </w:r>
+      <w:r>
+        <w:rPr>
+          <w:b/>
+        </w:rPr>
+        <w:t>限定到耳机口径并不会让指标变好</w:t>
+      </w:r>
+      <w:r>
+        <w:rPr>
+          <w:b w:val="0"/>
+        </w:rPr>
+        <w:t>（F1 0.6966 &lt; 0.7220，且组内仅 48 条正例）——故本项目</w:t>
+      </w:r>
+      <w:r>
+        <w:rPr>
+          <w:b/>
+        </w:rPr>
+        <w:t>不主张</w:t>
+      </w:r>
+      <w:r>
+        <w:rPr>
+          <w:b w:val="0"/>
+        </w:rPr>
+        <w:t>「收紧口径可提升性能」；该表回答的是「限定范围后指标长什么样」，不是新模型结果。详见 docs/inscope_reeval.md。</w:t>
       </w:r>
     </w:p>
     <w:p>
       <w:r>
-        <w:t>10）⚠️ **本条部分数字已于 2026-10-03 撤回**（0.427／0.381／0.471 与「召回 0.000」属混合口径：人工样本 80.4% 落在 v2 训练侧，且划分世代混用）——**结论方向保留**（分布内与分布外差异显著），量化以第 11 条为准。以下为原始记录：10）**真实场景性能（2026-10-02 新测，此前从未测量；本报告最重要的一条限制）**：主指标 0.7220 报在「关键词可达 × 已复核星级」子集上、以 **LLM 标签**为准；而产品实际使用场景是**卖家上传自己的评论**（多数不含闸门关键词、正例率约 1%）。以决策方人工判定的 500 条（479 可比对、25 条确认为耳机音质差评）为真值，测出厂 v1（阈值 0.5）：**S1+S4+S5 闸门外自然混合层（最接近真实使用）n=294、真阳 3 条 → TP 0／召回 0.000（已撤回）**；S2 四五星池 n=96、真阳 7 → 精确 0.286／召回 0.286；S3 已标注集（50/50 人为平衡）n=89、真阳 15 → 精确 0.326／召回 0.933；**混合合计 n=479 → 精确 0.320／召回 0.640／F1 0.427／PR-AUC 0.396（以上数字均已撤回，此处仅存原始记录）**。**读法**：① 最接近真实使用的分层上，3 条人工确认正例**一条未中**（n 极小，但与「模型在闸门外几乎不触发」的既有观察一致）；② 混合样本上**每 3 条告警约 2 条不是**；③ S3 的高召回属**同源循环**（正例来自我们自己的标注管线），不能作为有效性证据；④ 结论：现有指标描述**分布内**表现，产品今天的实际价值应表述为「对**关键词可达**的评论做优先级排序」，**不是**「找出评论里所有耳机音质差评」；⑤ 修法属 v3（用范围内、无闸门偏置的标签重训，并在人工标注的无偏样本上重测）。详见 `docs/realworld_eval.md` 与 `v2/realworld_eval.json`。</w:t>
+        <w:rPr>
+          <w:b w:val="0"/>
+        </w:rPr>
+        <w:t xml:space="preserve">10）⚠️ </w:t>
+      </w:r>
+      <w:r>
+        <w:rPr>
+          <w:b/>
+        </w:rPr>
+        <w:t>本条部分数字已于 2026-10-03 撤回</w:t>
+      </w:r>
+      <w:r>
+        <w:rPr>
+          <w:b w:val="0"/>
+        </w:rPr>
+        <w:t>（0.427／0.381／0.471 与「召回 0.000」属混合口径：人工样本 80.4% 落在 v2 训练侧，且划分世代混用）——</w:t>
+      </w:r>
+      <w:r>
+        <w:rPr>
+          <w:b/>
+        </w:rPr>
+        <w:t>结论方向保留</w:t>
+      </w:r>
+      <w:r>
+        <w:rPr>
+          <w:b w:val="0"/>
+        </w:rPr>
+        <w:t>（分布内与分布外差异显著），量化以第 11 条为准。以下为原始记录：10）</w:t>
+      </w:r>
+      <w:r>
+        <w:rPr>
+          <w:b/>
+        </w:rPr>
+        <w:t>真实场景性能（2026-10-02 新测，此前从未测量；本报告最重要的一条限制）</w:t>
+      </w:r>
+      <w:r>
+        <w:rPr>
+          <w:b w:val="0"/>
+        </w:rPr>
+        <w:t xml:space="preserve">：主指标 0.7220 报在「关键词可达 × 已复核星级」子集上、以 </w:t>
+      </w:r>
+      <w:r>
+        <w:rPr>
+          <w:b/>
+        </w:rPr>
+        <w:t>LLM 标签</w:t>
+      </w:r>
+      <w:r>
+        <w:rPr>
+          <w:b w:val="0"/>
+        </w:rPr>
+        <w:t>为准；而产品实际使用场景是</w:t>
+      </w:r>
+      <w:r>
+        <w:rPr>
+          <w:b/>
+        </w:rPr>
+        <w:t>卖家上传自己的评论</w:t>
+      </w:r>
+      <w:r>
+        <w:rPr>
+          <w:b w:val="0"/>
+        </w:rPr>
+        <w:t>（多数不含闸门关键词、正例率约 1%）。以决策方人工判定的 500 条（479 可比对、25 条确认为耳机音质差评）为真值，测出厂 v1（阈值 0.5）：</w:t>
+      </w:r>
+      <w:r>
+        <w:rPr>
+          <w:b/>
+        </w:rPr>
+        <w:t>S1+S4+S5 闸门外自然混合层（最接近真实使用）n=294、真阳 3 条 → TP 0／召回 0.000（已撤回）</w:t>
+      </w:r>
+      <w:r>
+        <w:rPr>
+          <w:b w:val="0"/>
+        </w:rPr>
+        <w:t>；S2 四五星池 n=96、真阳 7 → 精确 0.286／召回 0.286；S3 已标注集（50/50 人为平衡）n=89、真阳 15 → 精确 0.326／召回 0.933；</w:t>
+      </w:r>
+      <w:r>
+        <w:rPr>
+          <w:b/>
+        </w:rPr>
+        <w:t>混合合计 n=479 → 精确 0.320／召回 0.640／F1 0.427／PR-AUC 0.396（以上数字均已撤回，此处仅存原始记录）</w:t>
+      </w:r>
+      <w:r>
+        <w:rPr>
+          <w:b w:val="0"/>
+        </w:rPr>
+        <w:t>。</w:t>
+      </w:r>
+      <w:r>
+        <w:rPr>
+          <w:b/>
+        </w:rPr>
+        <w:t>读法</w:t>
+      </w:r>
+      <w:r>
+        <w:rPr>
+          <w:b w:val="0"/>
+        </w:rPr>
+        <w:t>：① 最接近真实使用的分层上，3 条人工确认正例</w:t>
+      </w:r>
+      <w:r>
+        <w:rPr>
+          <w:b/>
+        </w:rPr>
+        <w:t>一条未中</w:t>
+      </w:r>
+      <w:r>
+        <w:rPr>
+          <w:b w:val="0"/>
+        </w:rPr>
+        <w:t>（n 极小，但与「模型在闸门外几乎不触发」的既有观察一致）；② 混合样本上</w:t>
+      </w:r>
+      <w:r>
+        <w:rPr>
+          <w:b/>
+        </w:rPr>
+        <w:t>每 3 条告警约 2 条不是</w:t>
+      </w:r>
+      <w:r>
+        <w:rPr>
+          <w:b w:val="0"/>
+        </w:rPr>
+        <w:t>；③ S3 的高召回属</w:t>
+      </w:r>
+      <w:r>
+        <w:rPr>
+          <w:b/>
+        </w:rPr>
+        <w:t>同源循环</w:t>
+      </w:r>
+      <w:r>
+        <w:rPr>
+          <w:b w:val="0"/>
+        </w:rPr>
+        <w:t>（正例来自我们自己的标注管线），不能作为有效性证据；④ 结论：现有指标描述</w:t>
+      </w:r>
+      <w:r>
+        <w:rPr>
+          <w:b/>
+        </w:rPr>
+        <w:t>分布内</w:t>
+      </w:r>
+      <w:r>
+        <w:rPr>
+          <w:b w:val="0"/>
+        </w:rPr>
+        <w:t>表现，产品今天的实际价值应表述为「对</w:t>
+      </w:r>
+      <w:r>
+        <w:rPr>
+          <w:b/>
+        </w:rPr>
+        <w:t>关键词可达</w:t>
+      </w:r>
+      <w:r>
+        <w:rPr>
+          <w:b w:val="0"/>
+        </w:rPr>
+        <w:t>的评论做优先级排序」，</w:t>
+      </w:r>
+      <w:r>
+        <w:rPr>
+          <w:b/>
+        </w:rPr>
+        <w:t>不是</w:t>
+      </w:r>
+      <w:r>
+        <w:rPr>
+          <w:b w:val="0"/>
+        </w:rPr>
+        <w:t>「找出评论里所有耳机音质差评」；⑤ 修法属 v3（用范围内、无闸门偏置的标签重训，并在人工标注的无偏样本上重测）。详见 docs/realworld_eval.md 与 v2/realworld_eval.json。</w:t>
       </w:r>
     </w:p>
     <w:p>
       <w:r>
-        <w:t>11）**测量口径与分布外测量（2026-10-03 修订；**取代第 10 条的量化**）**：① **干净池测量**：分母为**构造池**（留出侧＋闸门外＋从未训练＋从未判过），共 **14,299 条**（精确计数），其中出厂 v1 触发 **15 条 = 0.105%**（Wilson 95% CI **0.064%–0.173%**）；同期人工真值率约 1% 量级→ **提示召回显著偏低**——**引用时上述三个成分必须与数字同屏**，**不得**把它说成「产品在真实语料上的报警率」。② **人工样本与训练划分的重叠**：人工 500 条中 **402 条（80.4%）落在 v2 训练侧**，故按该样本计算的混合口径指标（0.427／0.381／0.471）**已撤回**。③ **世代钉死**：v1 训练输入 `labeled_llm_before_treble.csv`（`7618d2976deffe56…`）＋真留出侧 `val_v2.csv`（`1779a6404323d7fb…`）已登记，复现与训练日志**四数全中**；v2 训练输入为**候选（待佐证）**；未登记世代的划分一律标「不可复现」。详见 `docs/split_manifest.md`。④ **探索性数字（不进正文/摘要/状态卡）**：v1 真留出侧 112 条（可比对 109／正例 8）上，v1 命中 6 条、v2 命中 5 条（CI 大幅重叠，**不可比优劣**）；其中**真实场景子集**（S1+S4+S5，n=59）两者均命中 0 条。详见 `docs/s2c_true_holdout.md`。</w:t>
+        <w:rPr>
+          <w:b w:val="0"/>
+        </w:rPr>
+        <w:t>11）</w:t>
+      </w:r>
+      <w:r>
+        <w:rPr>
+          <w:b/>
+        </w:rPr>
+        <w:t>测量口径与分布外测量（2026-10-03 修订；</w:t>
+      </w:r>
+      <w:r>
+        <w:rPr>
+          <w:b w:val="0"/>
+        </w:rPr>
+        <w:t>取代第 10 条的量化</w:t>
+      </w:r>
+      <w:r>
+        <w:rPr>
+          <w:b/>
+        </w:rPr>
+        <w:t>）</w:t>
+      </w:r>
+      <w:r>
+        <w:rPr>
+          <w:b w:val="0"/>
+        </w:rPr>
+        <w:t xml:space="preserve">：① </w:t>
+      </w:r>
+      <w:r>
+        <w:rPr>
+          <w:b/>
+        </w:rPr>
+        <w:t>干净池测量</w:t>
+      </w:r>
+      <w:r>
+        <w:rPr>
+          <w:b w:val="0"/>
+        </w:rPr>
+        <w:t>：分母为</w:t>
+      </w:r>
+      <w:r>
+        <w:rPr>
+          <w:b/>
+        </w:rPr>
+        <w:t>构造池</w:t>
+      </w:r>
+      <w:r>
+        <w:rPr>
+          <w:b w:val="0"/>
+        </w:rPr>
+        <w:t xml:space="preserve">（留出侧＋闸门外＋从未训练＋从未判过），共 </w:t>
+      </w:r>
+      <w:r>
+        <w:rPr>
+          <w:b/>
+        </w:rPr>
+        <w:t>14,299 条</w:t>
+      </w:r>
+      <w:r>
+        <w:rPr>
+          <w:b w:val="0"/>
+        </w:rPr>
+        <w:t xml:space="preserve">（精确计数），其中出厂 v1 触发 </w:t>
+      </w:r>
+      <w:r>
+        <w:rPr>
+          <w:b/>
+        </w:rPr>
+        <w:t>15 条 = 0.105%</w:t>
+      </w:r>
+      <w:r>
+        <w:rPr>
+          <w:b w:val="0"/>
+        </w:rPr>
+        <w:t xml:space="preserve">（Wilson 95% CI </w:t>
+      </w:r>
+      <w:r>
+        <w:rPr>
+          <w:b/>
+        </w:rPr>
+        <w:t>0.064%–0.173%</w:t>
+      </w:r>
+      <w:r>
+        <w:rPr>
+          <w:b w:val="0"/>
+        </w:rPr>
+        <w:t xml:space="preserve">）；同期人工真值率约 1% 量级→ </w:t>
+      </w:r>
+      <w:r>
+        <w:rPr>
+          <w:b/>
+        </w:rPr>
+        <w:t>提示召回显著偏低</w:t>
+      </w:r>
+      <w:r>
+        <w:rPr>
+          <w:b w:val="0"/>
+        </w:rPr>
+        <w:t>——</w:t>
+      </w:r>
+      <w:r>
+        <w:rPr>
+          <w:b/>
+        </w:rPr>
+        <w:t>引用时上述三个成分必须与数字同屏</w:t>
+      </w:r>
+      <w:r>
+        <w:rPr>
+          <w:b w:val="0"/>
+        </w:rPr>
+        <w:t>，</w:t>
+      </w:r>
+      <w:r>
+        <w:rPr>
+          <w:b/>
+        </w:rPr>
+        <w:t>不得</w:t>
+      </w:r>
+      <w:r>
+        <w:rPr>
+          <w:b w:val="0"/>
+        </w:rPr>
+        <w:t xml:space="preserve">把它说成「产品在真实语料上的报警率」。② </w:t>
+      </w:r>
+      <w:r>
+        <w:rPr>
+          <w:b/>
+        </w:rPr>
+        <w:t>人工样本与训练划分的重叠</w:t>
+      </w:r>
+      <w:r>
+        <w:rPr>
+          <w:b w:val="0"/>
+        </w:rPr>
+        <w:t xml:space="preserve">：人工 500 条中 </w:t>
+      </w:r>
+      <w:r>
+        <w:rPr>
+          <w:b/>
+        </w:rPr>
+        <w:t>402 条（80.4%）落在 v2 训练侧</w:t>
+      </w:r>
+      <w:r>
+        <w:rPr>
+          <w:b w:val="0"/>
+        </w:rPr>
+        <w:t>，故按该样本计算的混合口径指标（0.427／0.381／0.471）</w:t>
+      </w:r>
+      <w:r>
+        <w:rPr>
+          <w:b/>
+        </w:rPr>
+        <w:t>已撤回</w:t>
+      </w:r>
+      <w:r>
+        <w:rPr>
+          <w:b w:val="0"/>
+        </w:rPr>
+        <w:t xml:space="preserve">。③ </w:t>
+      </w:r>
+      <w:r>
+        <w:rPr>
+          <w:b/>
+        </w:rPr>
+        <w:t>世代钉死</w:t>
+      </w:r>
+      <w:r>
+        <w:rPr>
+          <w:b w:val="0"/>
+        </w:rPr>
+        <w:t>：v1 训练输入 labeled_llm_before_treble.csv（7618d2976deffe56…）＋真留出侧 val_v2.csv（1779a6404323d7fb…）已登记，复现与训练日志</w:t>
+      </w:r>
+      <w:r>
+        <w:rPr>
+          <w:b/>
+        </w:rPr>
+        <w:t>四数全中</w:t>
+      </w:r>
+      <w:r>
+        <w:rPr>
+          <w:b w:val="0"/>
+        </w:rPr>
+        <w:t>；v2 训练输入为</w:t>
+      </w:r>
+      <w:r>
+        <w:rPr>
+          <w:b/>
+        </w:rPr>
+        <w:t>候选（待佐证）</w:t>
+      </w:r>
+      <w:r>
+        <w:rPr>
+          <w:b w:val="0"/>
+        </w:rPr>
+        <w:t xml:space="preserve">；未登记世代的划分一律标「不可复现」。详见 docs/split_manifest.md。④ </w:t>
+      </w:r>
+      <w:r>
+        <w:rPr>
+          <w:b/>
+        </w:rPr>
+        <w:t>探索性数字（不进正文/摘要/状态卡）</w:t>
+      </w:r>
+      <w:r>
+        <w:rPr>
+          <w:b w:val="0"/>
+        </w:rPr>
+        <w:t>：v1 真留出侧 112 条（可比对 109／正例 8）上，v1 命中 6 条、v2 命中 5 条（CI 大幅重叠，</w:t>
+      </w:r>
+      <w:r>
+        <w:rPr>
+          <w:b/>
+        </w:rPr>
+        <w:t>不可比优劣</w:t>
+      </w:r>
+      <w:r>
+        <w:rPr>
+          <w:b w:val="0"/>
+        </w:rPr>
+        <w:t>）；其中</w:t>
+      </w:r>
+      <w:r>
+        <w:rPr>
+          <w:b/>
+        </w:rPr>
+        <w:t>真实场景子集</w:t>
+      </w:r>
+      <w:r>
+        <w:rPr>
+          <w:b w:val="0"/>
+        </w:rPr>
+        <w:t>（S1+S4+S5，n=59）两者均命中 0 条。详见 docs/s2c_true_holdout.md。</w:t>
       </w:r>
     </w:p>
     <w:p>
       <w:r>
-        <w:t>14）**扩词表的独立检验（2026-10-03，预注册）**：为验证「闸门外漏检是否只是词表缺口」，我们把候选扩词表（降噪/漏音/失真类 26 词）**先冻结**（`audio_gate.py` sha256 `81df7375…`）、再在「**仅被扩词表覆盖、原闸门未覆盖**」的 **861** 条抽样框上随机抽 **98 条**人工盲判：**P(真阳｜扩词表命中) = 9/100 = 9.0%**（Wilson 95% CI 4.8%–16.2%；Clopper-Pearson 4.2%–16.4%）据此，扩词表在全语料可回收真阳约 **78 条**（区间 41–140）。**三点必须同时读**：① 命中者中约 **91% 并不是**真阳——闸门外总体以噪声为主，**扩词表不是主要杠杆**；② 先前基于 8 条（含写词表时看过的条目）得到的 37.5% 属**事后拟合**，独立检验把它下调到 9.0%（**放大 4 倍**）——这条同时实证了本项目「先冻结、后检验」纪律的价值；③ 本次判定 **100/100 完成**，与预注册一致。</w:t>
+        <w:rPr>
+          <w:b w:val="0"/>
+        </w:rPr>
+        <w:t>14）</w:t>
+      </w:r>
+      <w:r>
+        <w:rPr>
+          <w:b/>
+        </w:rPr>
+        <w:t>扩词表的独立检验（2026-10-03，预注册）</w:t>
+      </w:r>
+      <w:r>
+        <w:rPr>
+          <w:b w:val="0"/>
+        </w:rPr>
+        <w:t>：为验证「闸门外漏检是否只是词表缺口」，我们把候选扩词表（降噪/漏音/失真类 26 词）</w:t>
+      </w:r>
+      <w:r>
+        <w:rPr>
+          <w:b/>
+        </w:rPr>
+        <w:t>先冻结</w:t>
+      </w:r>
+      <w:r>
+        <w:rPr>
+          <w:b w:val="0"/>
+        </w:rPr>
+        <w:t>（audio_gate.py sha256 81df7375…）、再在「</w:t>
+      </w:r>
+      <w:r>
+        <w:rPr>
+          <w:b/>
+        </w:rPr>
+        <w:t>仅被扩词表覆盖、原闸门未覆盖</w:t>
+      </w:r>
+      <w:r>
+        <w:rPr>
+          <w:b w:val="0"/>
+        </w:rPr>
+        <w:t xml:space="preserve">」的 </w:t>
+      </w:r>
+      <w:r>
+        <w:rPr>
+          <w:b/>
+        </w:rPr>
+        <w:t>861</w:t>
+      </w:r>
+      <w:r>
+        <w:rPr>
+          <w:b w:val="0"/>
+        </w:rPr>
+        <w:t xml:space="preserve"> 条抽样框上随机抽 </w:t>
+      </w:r>
+      <w:r>
+        <w:rPr>
+          <w:b/>
+        </w:rPr>
+        <w:t>98 条</w:t>
+      </w:r>
+      <w:r>
+        <w:rPr>
+          <w:b w:val="0"/>
+        </w:rPr>
+        <w:t>人工盲判：</w:t>
+      </w:r>
+      <w:r>
+        <w:rPr>
+          <w:b/>
+        </w:rPr>
+        <w:t>P(真阳｜扩词表命中) = 9/100 = 9.0%</w:t>
+      </w:r>
+      <w:r>
+        <w:rPr>
+          <w:b w:val="0"/>
+        </w:rPr>
+        <w:t xml:space="preserve">（Wilson 95% CI 4.8%–16.2%；Clopper-Pearson 4.2%–16.4%）据此，扩词表在全语料可回收真阳约 </w:t>
+      </w:r>
+      <w:r>
+        <w:rPr>
+          <w:b/>
+        </w:rPr>
+        <w:t>78 条</w:t>
+      </w:r>
+      <w:r>
+        <w:rPr>
+          <w:b w:val="0"/>
+        </w:rPr>
+        <w:t>（区间 41–140）。</w:t>
+      </w:r>
+      <w:r>
+        <w:rPr>
+          <w:b/>
+        </w:rPr>
+        <w:t>三点必须同时读</w:t>
+      </w:r>
+      <w:r>
+        <w:rPr>
+          <w:b w:val="0"/>
+        </w:rPr>
+        <w:t xml:space="preserve">：① 命中者中约 </w:t>
+      </w:r>
+      <w:r>
+        <w:rPr>
+          <w:b/>
+        </w:rPr>
+        <w:t>91% 并不是</w:t>
+      </w:r>
+      <w:r>
+        <w:rPr>
+          <w:b w:val="0"/>
+        </w:rPr>
+        <w:t>真阳——闸门外总体以噪声为主，</w:t>
+      </w:r>
+      <w:r>
+        <w:rPr>
+          <w:b/>
+        </w:rPr>
+        <w:t>扩词表不是主要杠杆</w:t>
+      </w:r>
+      <w:r>
+        <w:rPr>
+          <w:b w:val="0"/>
+        </w:rPr>
+        <w:t>；② 先前基于 8 条（含写词表时看过的条目）得到的 37.5% 属</w:t>
+      </w:r>
+      <w:r>
+        <w:rPr>
+          <w:b/>
+        </w:rPr>
+        <w:t>事后拟合</w:t>
+      </w:r>
+      <w:r>
+        <w:rPr>
+          <w:b w:val="0"/>
+        </w:rPr>
+        <w:t>，独立检验把它下调到 9.0%（</w:t>
+      </w:r>
+      <w:r>
+        <w:rPr>
+          <w:b/>
+        </w:rPr>
+        <w:t>放大 4 倍</w:t>
+      </w:r>
+      <w:r>
+        <w:rPr>
+          <w:b w:val="0"/>
+        </w:rPr>
+        <w:t xml:space="preserve">）——这条同时实证了本项目「先冻结、后检验」纪律的价值；③ 本次判定 </w:t>
+      </w:r>
+      <w:r>
+        <w:rPr>
+          <w:b/>
+        </w:rPr>
+        <w:t>100/100 完成</w:t>
+      </w:r>
+      <w:r>
+        <w:rPr>
+          <w:b w:val="0"/>
+        </w:rPr>
+        <w:t>，与预注册一致。</w:t>
       </w:r>
     </w:p>
     <w:p>
       <w:r>
-        <w:t>12）**五类归因的人工校验（2026-10-03 完成；取代「未校准」表述）**：以 50 条人工归因（Arm A 25 条已确认音质抱怨＋Arm B 25 条模型告警）为真值：**模型 vs 人工 宏 F1 = 0.4371**（n=50）；在**有 LLM 类标签的 28 条**上（即 0.8273 的真实评测面）**0.5157**——而**出厂宣称的 0.8273 是「模型 vs LLM 标签」**；同一批条目上**LLM 标签 vs 人工 = 0.6795，反优于模型**（模型相对其老师是退化的）。**逐类**：低音 0.824／杂音 0.560／音量 0.571／**清晰度 0.231（精确率仅 0.158）**／**高音 0.000**。**两点定性发现**：① Arm B 25 条中 **9 条为非耳机或与音频无关的产品**（音箱、条形音箱、CD 播放器、手机壳…）——即出厂模型**自己的告警里约 36% 打在了错误品类**上；② **降噪类抱怨在五类归因中没有对应类别**（人工反复注明「与五类归因不相交」），构成**类目缺口**：它在二分类上算音质抱怨，却无处归因。**对外表述相应下调**：归因应按「人工口径 0.44–0.52」呈现，并标注类别不均衡与类目缺口。</w:t>
+        <w:rPr>
+          <w:b w:val="0"/>
+        </w:rPr>
+        <w:t>12）</w:t>
+      </w:r>
+      <w:r>
+        <w:rPr>
+          <w:b/>
+        </w:rPr>
+        <w:t>五类归因的人工校验（2026-10-03 完成；取代「未校准」表述）</w:t>
+      </w:r>
+      <w:r>
+        <w:rPr>
+          <w:b w:val="0"/>
+        </w:rPr>
+        <w:t>：以 50 条人工归因（Arm A 25 条已确认音质抱怨＋Arm B 25 条模型告警）为真值：</w:t>
+      </w:r>
+      <w:r>
+        <w:rPr>
+          <w:b/>
+        </w:rPr>
+        <w:t>模型 vs 人工 宏 F1 = 0.4371</w:t>
+      </w:r>
+      <w:r>
+        <w:rPr>
+          <w:b w:val="0"/>
+        </w:rPr>
+        <w:t>（n=50）；在</w:t>
+      </w:r>
+      <w:r>
+        <w:rPr>
+          <w:b/>
+        </w:rPr>
+        <w:t>有 LLM 类标签的 28 条</w:t>
+      </w:r>
+      <w:r>
+        <w:rPr>
+          <w:b w:val="0"/>
+        </w:rPr>
+        <w:t>上（即 0.8273 的真实评测面）</w:t>
+      </w:r>
+      <w:r>
+        <w:rPr>
+          <w:b/>
+        </w:rPr>
+        <w:t>0.5157</w:t>
+      </w:r>
+      <w:r>
+        <w:rPr>
+          <w:b w:val="0"/>
+        </w:rPr>
+        <w:t>——而</w:t>
+      </w:r>
+      <w:r>
+        <w:rPr>
+          <w:b/>
+        </w:rPr>
+        <w:t>出厂宣称的 0.8273 是「模型 vs LLM 标签」</w:t>
+      </w:r>
+      <w:r>
+        <w:rPr>
+          <w:b w:val="0"/>
+        </w:rPr>
+        <w:t>；同一批条目上</w:t>
+      </w:r>
+      <w:r>
+        <w:rPr>
+          <w:b/>
+        </w:rPr>
+        <w:t>LLM 标签 vs 人工 = 0.6795，反优于模型</w:t>
+      </w:r>
+      <w:r>
+        <w:rPr>
+          <w:b w:val="0"/>
+        </w:rPr>
+        <w:t>（模型相对其老师是退化的）。</w:t>
+      </w:r>
+      <w:r>
+        <w:rPr>
+          <w:b/>
+        </w:rPr>
+        <w:t>逐类</w:t>
+      </w:r>
+      <w:r>
+        <w:rPr>
+          <w:b w:val="0"/>
+        </w:rPr>
+        <w:t>：低音 0.824／杂音 0.560／音量 0.571／</w:t>
+      </w:r>
+      <w:r>
+        <w:rPr>
+          <w:b/>
+        </w:rPr>
+        <w:t>清晰度 0.231（精确率仅 0.158）</w:t>
+      </w:r>
+      <w:r>
+        <w:rPr>
+          <w:b w:val="0"/>
+        </w:rPr>
+        <w:t>／</w:t>
+      </w:r>
+      <w:r>
+        <w:rPr>
+          <w:b/>
+        </w:rPr>
+        <w:t>高音 0.000</w:t>
+      </w:r>
+      <w:r>
+        <w:rPr>
+          <w:b w:val="0"/>
+        </w:rPr>
+        <w:t>。</w:t>
+      </w:r>
+      <w:r>
+        <w:rPr>
+          <w:b/>
+        </w:rPr>
+        <w:t>两点定性发现</w:t>
+      </w:r>
+      <w:r>
+        <w:rPr>
+          <w:b w:val="0"/>
+        </w:rPr>
+        <w:t xml:space="preserve">：① Arm B 25 条中 </w:t>
+      </w:r>
+      <w:r>
+        <w:rPr>
+          <w:b/>
+        </w:rPr>
+        <w:t>9 条为非耳机或与音频无关的产品</w:t>
+      </w:r>
+      <w:r>
+        <w:rPr>
+          <w:b w:val="0"/>
+        </w:rPr>
+        <w:t>（音箱、条形音箱、CD 播放器、手机壳…）——即出厂模型</w:t>
+      </w:r>
+      <w:r>
+        <w:rPr>
+          <w:b/>
+        </w:rPr>
+        <w:t>自己的告警里约 36% 打在了错误品类</w:t>
+      </w:r>
+      <w:r>
+        <w:rPr>
+          <w:b w:val="0"/>
+        </w:rPr>
+        <w:t xml:space="preserve">上；② </w:t>
+      </w:r>
+      <w:r>
+        <w:rPr>
+          <w:b/>
+        </w:rPr>
+        <w:t>降噪类抱怨在五类归因中没有对应类别</w:t>
+      </w:r>
+      <w:r>
+        <w:rPr>
+          <w:b w:val="0"/>
+        </w:rPr>
+        <w:t>（人工反复注明「与五类归因不相交」），构成</w:t>
+      </w:r>
+      <w:r>
+        <w:rPr>
+          <w:b/>
+        </w:rPr>
+        <w:t>类目缺口</w:t>
+      </w:r>
+      <w:r>
+        <w:rPr>
+          <w:b w:val="0"/>
+        </w:rPr>
+        <w:t>：它在二分类上算音质抱怨，却无处归因。</w:t>
+      </w:r>
+      <w:r>
+        <w:rPr>
+          <w:b/>
+        </w:rPr>
+        <w:t>对外表述相应下调</w:t>
+      </w:r>
+      <w:r>
+        <w:rPr>
+          <w:b w:val="0"/>
+        </w:rPr>
+        <w:t>：归因应按「人工口径 0.44–0.52」呈现，并标注类别不均衡与类目缺口。</w:t>
       </w:r>
     </w:p>
     <w:p>
       <w:r>
-        <w:t>13）**告警精确率与召回（干净池）——含 v1 世代原测与判别器同池补测**：</w:t>
+        <w:rPr>
+          <w:b w:val="0"/>
+        </w:rPr>
+        <w:t>13）</w:t>
+      </w:r>
+      <w:r>
+        <w:rPr>
+          <w:b/>
+        </w:rPr>
+        <w:t>告警精确率与召回（干净池）——含 v1 世代原测与判别器同池补测</w:t>
+      </w:r>
+      <w:r>
+        <w:rPr>
+          <w:b w:val="0"/>
+        </w:rPr>
+        <w:t>：</w:t>
       </w:r>
     </w:p>
     <w:p>
       <w:r>
-        <w:t>**【判别器（出厂）2026-10-05 补测】**同池 14,299 条、同闸门口径：触发 16 条 = 0.112%（v1 为 15 条 = 0.105%），期望正例区间 37–316 条 → **期望正例÷告警 = 2.3–19.8（该比值 &gt;1 即触发严重不足；它不是精确率）**；**若这 16 条全为真阳，召回也只有 5%–43%**；**判别器在干净池的告警精确率尚未测**，16 条已逐条留档（`docs/gold_set/clean_pool_disc_items.csv`）待人工判定。</w:t>
+        <w:rPr>
+          <w:b/>
+        </w:rPr>
+        <w:t>【判别器（出厂）2026-10-05 补测】</w:t>
+      </w:r>
+      <w:r>
+        <w:rPr>
+          <w:b w:val="0"/>
+        </w:rPr>
+        <w:t xml:space="preserve">同池 14,299 条、同闸门口径：触发 16 条 = 0.112%（v1 为 15 条 = 0.105%），期望正例区间 37–316 条 → </w:t>
+      </w:r>
+      <w:r>
+        <w:rPr>
+          <w:b/>
+        </w:rPr>
+        <w:t>期望正例÷告警 = 2.3–19.8（该比值 &gt;1 即触发严重不足；它不是精确率）</w:t>
+      </w:r>
+      <w:r>
+        <w:rPr>
+          <w:b w:val="0"/>
+        </w:rPr>
+        <w:t>；</w:t>
+      </w:r>
+      <w:r>
+        <w:rPr>
+          <w:b/>
+        </w:rPr>
+        <w:t>若这 16 条全为真阳，召回也只有 5%–43%</w:t>
+      </w:r>
+      <w:r>
+        <w:rPr>
+          <w:b w:val="0"/>
+        </w:rPr>
+        <w:t>；</w:t>
+      </w:r>
+      <w:r>
+        <w:rPr>
+          <w:b/>
+        </w:rPr>
+        <w:t>判别器在干净池的告警精确率尚未测</w:t>
+      </w:r>
+      <w:r>
+        <w:rPr>
+          <w:b w:val="0"/>
+        </w:rPr>
+        <w:t>，16 条已逐条留档（docs/gold_set/clean_pool_disc_items.csv）待人工判定。</w:t>
       </w:r>
     </w:p>
     <w:p>
       <w:r>
-        <w:t>**【v1 世代原测，2026-10-03】**在干净池（留出侧＋闸门外＋从未训练＋从未判过，14,299 条）中产品共触发 **15 条**，逐条人工判定结果：**是 3／不是 6／无法判断 6** → **告警精确率 20.0%**（Wilson 95% CI 7.0%–45.2%；若排除「无法判断」则为 33.3%，CI 12.1%–64.6%）；随机背景臂 100 条**全部判为不是** → 锚外真阳率 ≤3.7%，与先前 3/294 合并为 **0.76%（CI 0.26%–2.21%）**。据此，闸门外召回 ≈ **2.8%**（由基线率 CI 传导：0.9%–8.1%）。**含义（必须与主文定位句同屏）**：产品在**无音频词汇**的评论上，**既漏掉绝大多数真阳、又有约 2/3–4/5 的告警不是真阳**——故其当前正当用法是「在**关键词可达**的评论上做优先级排序」，**不是**通用发现器。15）**新增能力与验证状态（P0/P1；10-05 更新口径）**：① **三档输出**：优先处理档（**人工盲判精确率 75–78%、召回 68.3%（46–100%）**，两张独立样本各 50 条）／待复核档／范围外档；</w:t>
+        <w:rPr>
+          <w:b/>
+        </w:rPr>
+        <w:t>【v1 世代原测，2026-10-03】</w:t>
+      </w:r>
+      <w:r>
+        <w:rPr>
+          <w:b w:val="0"/>
+        </w:rPr>
+        <w:t xml:space="preserve">在干净池（留出侧＋闸门外＋从未训练＋从未判过，14,299 条）中产品共触发 </w:t>
+      </w:r>
+      <w:r>
+        <w:rPr>
+          <w:b/>
+        </w:rPr>
+        <w:t>15 条</w:t>
+      </w:r>
+      <w:r>
+        <w:rPr>
+          <w:b w:val="0"/>
+        </w:rPr>
+        <w:t>，逐条人工判定结果：</w:t>
+      </w:r>
+      <w:r>
+        <w:rPr>
+          <w:b/>
+        </w:rPr>
+        <w:t>是 3／不是 6／无法判断 6</w:t>
+      </w:r>
+      <w:r>
+        <w:rPr>
+          <w:b w:val="0"/>
+        </w:rPr>
+        <w:t xml:space="preserve"> → </w:t>
+      </w:r>
+      <w:r>
+        <w:rPr>
+          <w:b/>
+        </w:rPr>
+        <w:t>告警精确率 20.0%</w:t>
+      </w:r>
+      <w:r>
+        <w:rPr>
+          <w:b w:val="0"/>
+        </w:rPr>
+        <w:t>（Wilson 95% CI 7.0%–45.2%；若排除「无法判断」则为 33.3%，CI 12.1%–64.6%）；随机背景臂 100 条</w:t>
+      </w:r>
+      <w:r>
+        <w:rPr>
+          <w:b/>
+        </w:rPr>
+        <w:t>全部判为不是</w:t>
+      </w:r>
+      <w:r>
+        <w:rPr>
+          <w:b w:val="0"/>
+        </w:rPr>
+        <w:t xml:space="preserve"> → 锚外真阳率 ≤3.7%，与先前 3/294 合并为 </w:t>
+      </w:r>
+      <w:r>
+        <w:rPr>
+          <w:b/>
+        </w:rPr>
+        <w:t>0.76%（CI 0.26%–2.21%）</w:t>
+      </w:r>
+      <w:r>
+        <w:rPr>
+          <w:b w:val="0"/>
+        </w:rPr>
+        <w:t xml:space="preserve">。据此，闸门外召回 ≈ </w:t>
+      </w:r>
+      <w:r>
+        <w:rPr>
+          <w:b/>
+        </w:rPr>
+        <w:t>2.8%</w:t>
+      </w:r>
+      <w:r>
+        <w:rPr>
+          <w:b w:val="0"/>
+        </w:rPr>
+        <w:t>（由基线率 CI 传导：0.9%–8.1%）。</w:t>
+      </w:r>
+      <w:r>
+        <w:rPr>
+          <w:b/>
+        </w:rPr>
+        <w:t>含义（必须与主文定位句同屏）</w:t>
+      </w:r>
+      <w:r>
+        <w:rPr>
+          <w:b w:val="0"/>
+        </w:rPr>
+        <w:t>：产品在</w:t>
+      </w:r>
+      <w:r>
+        <w:rPr>
+          <w:b/>
+        </w:rPr>
+        <w:t>无音频词汇</w:t>
+      </w:r>
+      <w:r>
+        <w:rPr>
+          <w:b w:val="0"/>
+        </w:rPr>
+        <w:t>的评论上，</w:t>
+      </w:r>
+      <w:r>
+        <w:rPr>
+          <w:b/>
+        </w:rPr>
+        <w:t>既漏掉绝大多数真阳、又有约 2/3–4/5 的告警不是真阳</w:t>
+      </w:r>
+      <w:r>
+        <w:rPr>
+          <w:b w:val="0"/>
+        </w:rPr>
+        <w:t>——故其当前正当用法是「在</w:t>
+      </w:r>
+      <w:r>
+        <w:rPr>
+          <w:b/>
+        </w:rPr>
+        <w:t>关键词可达</w:t>
+      </w:r>
+      <w:r>
+        <w:rPr>
+          <w:b w:val="0"/>
+        </w:rPr>
+        <w:t>的评论上做优先级排序」，</w:t>
+      </w:r>
+      <w:r>
+        <w:rPr>
+          <w:b/>
+        </w:rPr>
+        <w:t>不是</w:t>
+      </w:r>
+      <w:r>
+        <w:rPr>
+          <w:b w:val="0"/>
+        </w:rPr>
+        <w:t>通用发现器。15）</w:t>
+      </w:r>
+      <w:r>
+        <w:rPr>
+          <w:b/>
+        </w:rPr>
+        <w:t>新增能力与验证状态（P0/P1；10-05 更新口径）</w:t>
+      </w:r>
+      <w:r>
+        <w:rPr>
+          <w:b w:val="0"/>
+        </w:rPr>
+        <w:t xml:space="preserve">：① </w:t>
+      </w:r>
+      <w:r>
+        <w:rPr>
+          <w:b/>
+        </w:rPr>
+        <w:t>三档输出</w:t>
+      </w:r>
+      <w:r>
+        <w:rPr>
+          <w:b w:val="0"/>
+        </w:rPr>
+        <w:t>：优先处理档（</w:t>
+      </w:r>
+      <w:r>
+        <w:rPr>
+          <w:b/>
+        </w:rPr>
+        <w:t>人工盲判精确率 75–78%、召回 68.3%（46–100%）</w:t>
+      </w:r>
+      <w:r>
+        <w:rPr>
+          <w:b w:val="0"/>
+        </w:rPr>
+        <w:t>，两张独立样本各 50 条）／待复核档／范围外档；</w:t>
       </w:r>
     </w:p>
     <w:p>
       <w:r>
-        <w:t>范围外档明确标注「**未判定 ≠ 正常**」；**档位名后的实测数字不得省略**。</w:t>
+        <w:rPr>
+          <w:b w:val="0"/>
+        </w:rPr>
+        <w:t>范围外档明确标注「</w:t>
+      </w:r>
+      <w:r>
+        <w:rPr>
+          <w:b/>
+        </w:rPr>
+        <w:t>未判定 ≠ 正常</w:t>
+      </w:r>
+      <w:r>
+        <w:rPr>
+          <w:b w:val="0"/>
+        </w:rPr>
+        <w:t>」；</w:t>
+      </w:r>
+      <w:r>
+        <w:rPr>
+          <w:b/>
+        </w:rPr>
+        <w:t>档位名后的实测数字不得省略</w:t>
+      </w:r>
+      <w:r>
+        <w:rPr>
+          <w:b w:val="0"/>
+        </w:rPr>
+        <w:t>。</w:t>
       </w:r>
     </w:p>
     <w:p>
       <w:r>
-        <w:t>② **品类模型（本地、零 API）**：11,979 条口径标签训练，留出段 acc **0.6774**、</w:t>
+        <w:rPr>
+          <w:b w:val="0"/>
+        </w:rPr>
+        <w:t xml:space="preserve">② </w:t>
+      </w:r>
+      <w:r>
+        <w:rPr>
+          <w:b/>
+        </w:rPr>
+        <w:t>品类模型（本地、零 API）</w:t>
+      </w:r>
+      <w:r>
+        <w:rPr>
+          <w:b w:val="0"/>
+        </w:rPr>
+        <w:t xml:space="preserve">：11,979 条口径标签训练，留出段 acc </w:t>
+      </w:r>
+      <w:r>
+        <w:rPr>
+          <w:b/>
+        </w:rPr>
+        <w:t>0.6774</w:t>
+      </w:r>
+      <w:r>
+        <w:rPr>
+          <w:b w:val="0"/>
+        </w:rPr>
+        <w:t>、</w:t>
       </w:r>
     </w:p>
     <w:p>
       <w:r>
-        <w:t>耳机家族合并 **精确率 0.8848／召回 0.7802**；品类仅作展示。**品类过滤实测取舍：不划算，故默认关闭**——40 条人工告警上精确率 37.5%→53.8%，</w:t>
+        <w:rPr>
+          <w:b w:val="0"/>
+        </w:rPr>
+        <w:t xml:space="preserve">耳机家族合并 </w:t>
+      </w:r>
+      <w:r>
+        <w:rPr>
+          <w:b/>
+        </w:rPr>
+        <w:t>精确率 0.8848／召回 0.7802</w:t>
+      </w:r>
+      <w:r>
+        <w:rPr>
+          <w:b w:val="0"/>
+        </w:rPr>
+        <w:t>；品类仅作展示。</w:t>
+      </w:r>
+      <w:r>
+        <w:rPr>
+          <w:b/>
+        </w:rPr>
+        <w:t>品类过滤实测取舍：不划算，故默认关闭</w:t>
+      </w:r>
+      <w:r>
+        <w:rPr>
+          <w:b w:val="0"/>
+        </w:rPr>
+        <w:t>——40 条人工告警上精确率 37.5%→53.8%，</w:t>
       </w:r>
     </w:p>
     <w:p>
       <w:r>
-        <w:t>但**丢弃人工真阳 8/15＝53%**、仅保留 13/40 条目。③ **非音质差评的类型分布（13 类）与不可归因原因（7 类）**：本地模型、零 API，</w:t>
+        <w:rPr>
+          <w:b w:val="0"/>
+        </w:rPr>
+        <w:t>但</w:t>
+      </w:r>
+      <w:r>
+        <w:rPr>
+          <w:b/>
+        </w:rPr>
+        <w:t>丢弃人工真阳 8/15＝53%</w:t>
+      </w:r>
+      <w:r>
+        <w:rPr>
+          <w:b w:val="0"/>
+        </w:rPr>
+        <w:t xml:space="preserve">、仅保留 13/40 条目。③ </w:t>
+      </w:r>
+      <w:r>
+        <w:rPr>
+          <w:b/>
+        </w:rPr>
+        <w:t>非音质差评的类型分布（13 类）与不可归因原因（7 类）</w:t>
+      </w:r>
+      <w:r>
+        <w:rPr>
+          <w:b w:val="0"/>
+        </w:rPr>
+        <w:t>：本地模型、零 API，</w:t>
       </w:r>
     </w:p>
     <w:p>
       <w:r>
-        <w:t>训练自 LLM 标签（20,000 条标注，实测成本 $2.97）；**尚未经人工校准**，验证卡 130 条（每类 10 条）已就绪，校准前不得作为结论引用。</w:t>
+        <w:rPr>
+          <w:b w:val="0"/>
+        </w:rPr>
+        <w:t>训练自 LLM 标签（20,000 条标注，实测成本 $2.97）；</w:t>
+      </w:r>
+      <w:r>
+        <w:rPr>
+          <w:b/>
+        </w:rPr>
+        <w:t>尚未经人工校准</w:t>
+      </w:r>
+      <w:r>
+        <w:rPr>
+          <w:b w:val="0"/>
+        </w:rPr>
+        <w:t>，验证卡 130 条（每类 10 条）已就绪，校准前不得作为结论引用。</w:t>
       </w:r>
     </w:p>
     <w:p>
       <w:r>
-        <w:t>④ **闸门外监督**：本轮首次为「没提音频词」的评论取得监督——20,000 条标注中闸门外 17,216 条里 **90 条**为音质抱怨</w:t>
+        <w:rPr>
+          <w:b w:val="0"/>
+        </w:rPr>
+        <w:t xml:space="preserve">④ </w:t>
+      </w:r>
+      <w:r>
+        <w:rPr>
+          <w:b/>
+        </w:rPr>
+        <w:t>闸门外监督</w:t>
+      </w:r>
+      <w:r>
+        <w:rPr>
+          <w:b w:val="0"/>
+        </w:rPr>
+        <w:t xml:space="preserve">：本轮首次为「没提音频词」的评论取得监督——20,000 条标注中闸门外 17,216 条里 </w:t>
+      </w:r>
+      <w:r>
+        <w:rPr>
+          <w:b/>
+        </w:rPr>
+        <w:t>90 条</w:t>
+      </w:r>
+      <w:r>
+        <w:rPr>
+          <w:b w:val="0"/>
+        </w:rPr>
+        <w:t>为音质抱怨</w:t>
       </w:r>
     </w:p>
     <w:p>
       <w:r>
-        <w:t>（此前仅 15 条）；据此重训的音质模型（v5）**评测结果待测**，不预设结论。⑤ **主动砍掉的方案（负面结果同样披露）**：曾设计「品类判耳机 ⇒ 绕过音频词汇闸门」的</w:t>
+        <w:rPr>
+          <w:b w:val="0"/>
+        </w:rPr>
+        <w:t>（此前仅 15 条）；据此重训的音质模型（v5）</w:t>
+      </w:r>
+      <w:r>
+        <w:rPr>
+          <w:b/>
+        </w:rPr>
+        <w:t>评测结果待测</w:t>
+      </w:r>
+      <w:r>
+        <w:rPr>
+          <w:b w:val="0"/>
+        </w:rPr>
+        <w:t xml:space="preserve">，不预设结论。⑤ </w:t>
+      </w:r>
+      <w:r>
+        <w:rPr>
+          <w:b/>
+        </w:rPr>
+        <w:t>主动砍掉的方案（负面结果同样披露）</w:t>
+      </w:r>
+      <w:r>
+        <w:rPr>
+          <w:b w:val="0"/>
+        </w:rPr>
+        <w:t>：曾设计「品类判耳机 ⇒ 绕过音频词汇闸门」的</w:t>
       </w:r>
     </w:p>
     <w:p>
       <w:r>
-        <w:t>旁路以补召回，**免费预试即否决**：放行 313 条仅触发 1 条，而该子集期望正例 1–7 条 → **期望正例数 ÷ 告警数 = 0.81–6.92**（该比值 &gt;1 即表示触发不足；**不是精确率**），</w:t>
+        <w:rPr>
+          <w:b w:val="0"/>
+        </w:rPr>
+        <w:t>旁路以补召回，</w:t>
+      </w:r>
+      <w:r>
+        <w:rPr>
+          <w:b/>
+        </w:rPr>
+        <w:t>免费预试即否决</w:t>
+      </w:r>
+      <w:r>
+        <w:rPr>
+          <w:b w:val="0"/>
+        </w:rPr>
+        <w:t xml:space="preserve">：放行 313 条仅触发 1 条，而该子集期望正例 1–7 条 → </w:t>
+      </w:r>
+      <w:r>
+        <w:rPr>
+          <w:b/>
+        </w:rPr>
+        <w:t>期望正例数 ÷ 告警数 = 0.81–6.92</w:t>
+      </w:r>
+      <w:r>
+        <w:rPr>
+          <w:b w:val="0"/>
+        </w:rPr>
+        <w:t>（该比值 &gt;1 即表示触发不足；</w:t>
+      </w:r>
+      <w:r>
+        <w:rPr>
+          <w:b/>
+        </w:rPr>
+        <w:t>不是精确率</w:t>
+      </w:r>
+      <w:r>
+        <w:rPr>
+          <w:b w:val="0"/>
+        </w:rPr>
+        <w:t>），</w:t>
       </w:r>
     </w:p>
     <w:p>
       <w:r>
-        <w:t>**不携带成功信息**（放大量 ≠ 提能力）；瓶颈在模型而非路由。⑥ **验收测量进行中**：出厂总体（闸门内 ∧ 品类判耳机）分层抽 100 条</w:t>
+        <w:rPr>
+          <w:b/>
+        </w:rPr>
+        <w:t>不携带成功信息</w:t>
+      </w:r>
+      <w:r>
+        <w:rPr>
+          <w:b w:val="0"/>
+        </w:rPr>
+        <w:t xml:space="preserve">（放大量 ≠ 提能力）；瓶颈在模型而非路由。⑥ </w:t>
+      </w:r>
+      <w:r>
+        <w:rPr>
+          <w:b/>
+        </w:rPr>
+        <w:t>验收测量进行中</w:t>
+      </w:r>
+      <w:r>
+        <w:rPr>
+          <w:b w:val="0"/>
+        </w:rPr>
+        <w:t>：出厂总体（闸门内 ∧ 品类判耳机）分层抽 100 条</w:t>
       </w:r>
     </w:p>
     <w:p>
       <w:r>
-        <w:t>（触发 50＋未触发 50，仅留出侧）由决策方盲判，用于给出**精确率与召回**的实测值。在该测量完成前，本报告不得使用「覆盖大部分场景」「高精确度」等表述。</w:t>
+        <w:rPr>
+          <w:b w:val="0"/>
+        </w:rPr>
+        <w:t>（触发 50＋未触发 50，仅留出侧）由决策方盲判，用于给出</w:t>
+      </w:r>
+      <w:r>
+        <w:rPr>
+          <w:b/>
+        </w:rPr>
+        <w:t>精确率与召回</w:t>
+      </w:r>
+      <w:r>
+        <w:rPr>
+          <w:b w:val="0"/>
+        </w:rPr>
+        <w:t>的实测值。在该测量完成前，本报告不得使用「覆盖大部分场景」「高精确度」等表述。</w:t>
       </w:r>
     </w:p>
     <w:p>
       <w:r>
-        <w:t>16）**范围内表现：历史（v1，LLM 口径）与现行（判别器，人工口径）（2026-10-05 改写）**：</w:t>
+        <w:rPr>
+          <w:b w:val="0"/>
+        </w:rPr>
+        <w:t>16）</w:t>
+      </w:r>
+      <w:r>
+        <w:rPr>
+          <w:b/>
+        </w:rPr>
+        <w:t>范围内表现：历史（v1，LLM 口径）与现行（判别器，人工口径）（2026-10-05 改写）</w:t>
+      </w:r>
+      <w:r>
+        <w:rPr>
+          <w:b w:val="0"/>
+        </w:rPr>
+        <w:t>：</w:t>
       </w:r>
     </w:p>
     <w:p>
       <w:r>
-        <w:t>**【历史】2026-10-03 的 v1 阈值扫描**（下文原样保留；**v1 已非出厂模型**，且该扫描为开卷口径——val_v3_test 有 **79.66%** 落在 v1 真实训练侧）：</w:t>
+        <w:rPr>
+          <w:b/>
+        </w:rPr>
+        <w:t>【历史】2026-10-03 的 v1 阈值扫描</w:t>
+      </w:r>
+      <w:r>
+        <w:rPr>
+          <w:b w:val="0"/>
+        </w:rPr>
+        <w:t>（下文原样保留；</w:t>
+      </w:r>
+      <w:r>
+        <w:rPr>
+          <w:b/>
+        </w:rPr>
+        <w:t>v1 已非出厂模型</w:t>
+      </w:r>
+      <w:r>
+        <w:rPr>
+          <w:b w:val="0"/>
+        </w:rPr>
+        <w:t xml:space="preserve">，且该扫描为开卷口径——val_v3_test 有 </w:t>
+      </w:r>
+      <w:r>
+        <w:rPr>
+          <w:b/>
+        </w:rPr>
+        <w:t>79.66%</w:t>
+      </w:r>
+      <w:r>
+        <w:rPr>
+          <w:b w:val="0"/>
+        </w:rPr>
+        <w:t xml:space="preserve"> 落在 v1 真实训练侧）：</w:t>
       </w:r>
     </w:p>
     <w:p>
       <w:r>
-        <w:t>在「**关键词明确**」的范围内（val_v3_test ∩ 品类判耳机：n=778、正例 48）做阈值扫描：</w:t>
+        <w:rPr>
+          <w:b w:val="0"/>
+        </w:rPr>
+        <w:t>在「</w:t>
+      </w:r>
+      <w:r>
+        <w:rPr>
+          <w:b/>
+        </w:rPr>
+        <w:t>关键词明确</w:t>
+      </w:r>
+      <w:r>
+        <w:rPr>
+          <w:b w:val="0"/>
+        </w:rPr>
+        <w:t>」的范围内（val_v3_test ∩ 品类判耳机：n=778、正例 48）做阈值扫描：</w:t>
       </w:r>
     </w:p>
     <w:p>
       <w:r>
-        <w:t>**出厂模型 v1 在阈值 0.95 处取得最佳 F1 0.8077**（精确率 **75.0%**／召回 **87.5%**）；</w:t>
+        <w:rPr>
+          <w:b/>
+        </w:rPr>
+        <w:t>出厂模型 v1 在阈值 0.95 处取得最佳 F1 0.8077</w:t>
+      </w:r>
+      <w:r>
+        <w:rPr>
+          <w:b w:val="0"/>
+        </w:rPr>
+        <w:t xml:space="preserve">（精确率 </w:t>
+      </w:r>
+      <w:r>
+        <w:rPr>
+          <w:b/>
+        </w:rPr>
+        <w:t>75.0%</w:t>
+      </w:r>
+      <w:r>
+        <w:rPr>
+          <w:b w:val="0"/>
+        </w:rPr>
+        <w:t xml:space="preserve">／召回 </w:t>
+      </w:r>
+      <w:r>
+        <w:rPr>
+          <w:b/>
+        </w:rPr>
+        <w:t>87.5%</w:t>
+      </w:r>
+      <w:r>
+        <w:rPr>
+          <w:b w:val="0"/>
+        </w:rPr>
+        <w:t>）；</w:t>
       </w:r>
     </w:p>
     <w:p>
       <w:r>
-        <w:t>0.5 档为 P 60.8%／R 93.8%／F1 0.7377。该口径为 **LLM 标签**；</w:t>
+        <w:rPr>
+          <w:b w:val="0"/>
+        </w:rPr>
+        <w:t xml:space="preserve">0.5 档为 P 60.8%／R 93.8%／F1 0.7377。该口径为 </w:t>
+      </w:r>
+      <w:r>
+        <w:rPr>
+          <w:b/>
+        </w:rPr>
+        <w:t>LLM 标签</w:t>
+      </w:r>
+      <w:r>
+        <w:rPr>
+          <w:b w:val="0"/>
+        </w:rPr>
+        <w:t>；</w:t>
       </w:r>
     </w:p>
     <w:p>
       <w:r>
-        <w:t>人工告警样本给出的精确率为 **63%（n=19）**，与上表同档位（0.9）的 LLM 口径 66.7% 相互印证。</w:t>
+        <w:rPr>
+          <w:b w:val="0"/>
+        </w:rPr>
+        <w:t xml:space="preserve">人工告警样本给出的精确率为 </w:t>
+      </w:r>
+      <w:r>
+        <w:rPr>
+          <w:b/>
+        </w:rPr>
+        <w:t>63%（n=19）</w:t>
+      </w:r>
+      <w:r>
+        <w:rPr>
+          <w:b w:val="0"/>
+        </w:rPr>
+        <w:t>，与上表同档位（0.9）的 LLM 口径 66.7% 相互印证。</w:t>
       </w:r>
     </w:p>
     <w:p>
       <w:r>
-        <w:t>**【现行·出厂判别器】人工盲判（两张独立样本各 50 条触发档）**：**精确率 75–78%**、**召回 68.3%（95% CI 46–100%）**；同条目捕获 39/41（v1 34/41、v2 26/41）；**召回是点估计且区间宽，引用必须带区间**；**漏报为结构性——阈值降到 0.2 召回不变（漏判条目得分 &lt;0.2）**。</w:t>
+        <w:rPr>
+          <w:b/>
+        </w:rPr>
+        <w:t>【现行·出厂判别器】人工盲判（两张独立样本各 50 条触发档）</w:t>
+      </w:r>
+      <w:r>
+        <w:rPr>
+          <w:b w:val="0"/>
+        </w:rPr>
+        <w:t>：</w:t>
+      </w:r>
+      <w:r>
+        <w:rPr>
+          <w:b/>
+        </w:rPr>
+        <w:t>精确率 75–78%</w:t>
+      </w:r>
+      <w:r>
+        <w:rPr>
+          <w:b w:val="0"/>
+        </w:rPr>
+        <w:t>、</w:t>
+      </w:r>
+      <w:r>
+        <w:rPr>
+          <w:b/>
+        </w:rPr>
+        <w:t>召回 68.3%（95% CI 46–100%）</w:t>
+      </w:r>
+      <w:r>
+        <w:rPr>
+          <w:b w:val="0"/>
+        </w:rPr>
+        <w:t>；同条目捕获 39/41（v1 34/41、v2 26/41）；</w:t>
+      </w:r>
+      <w:r>
+        <w:rPr>
+          <w:b/>
+        </w:rPr>
+        <w:t>召回是点估计且区间宽，引用必须带区间</w:t>
+      </w:r>
+      <w:r>
+        <w:rPr>
+          <w:b w:val="0"/>
+        </w:rPr>
+        <w:t>；</w:t>
+      </w:r>
+      <w:r>
+        <w:rPr>
+          <w:b/>
+        </w:rPr>
+        <w:t>漏报为结构性——阈值降到 0.2 召回不变（漏判条目得分 &lt;0.2）</w:t>
+      </w:r>
+      <w:r>
+        <w:rPr>
+          <w:b w:val="0"/>
+        </w:rPr>
+        <w:t>。</w:t>
       </w:r>
     </w:p>
     <w:p>
       <w:r>
-        <w:t>**故正当承诺修正为**：对**明确提到声音**的评论，在优先处理档上做到「**精确率约 3/4、覆盖约 2/3**」；**此前写的「召回近九成」是 v1 的 LLM 口径数字，作为承诺已于 2026-10-05 撤下**。人工口径均建立在一人判读之上（人对人一致率 82–84%、**κ 0.33**），引用请同屏标注 κ。</w:t>
+        <w:rPr>
+          <w:b/>
+        </w:rPr>
+        <w:t>故正当承诺修正为</w:t>
+      </w:r>
+      <w:r>
+        <w:rPr>
+          <w:b w:val="0"/>
+        </w:rPr>
+        <w:t>：对</w:t>
+      </w:r>
+      <w:r>
+        <w:rPr>
+          <w:b/>
+        </w:rPr>
+        <w:t>明确提到声音</w:t>
+      </w:r>
+      <w:r>
+        <w:rPr>
+          <w:b w:val="0"/>
+        </w:rPr>
+        <w:t>的评论，在优先处理档上做到「</w:t>
+      </w:r>
+      <w:r>
+        <w:rPr>
+          <w:b/>
+        </w:rPr>
+        <w:t>精确率约 3/4、覆盖约 2/3</w:t>
+      </w:r>
+      <w:r>
+        <w:rPr>
+          <w:b w:val="0"/>
+        </w:rPr>
+        <w:t>」；</w:t>
+      </w:r>
+      <w:r>
+        <w:rPr>
+          <w:b/>
+        </w:rPr>
+        <w:t>此前写的「召回近九成」是 v1 的 LLM 口径数字，作为承诺已于 2026-10-05 撤下</w:t>
+      </w:r>
+      <w:r>
+        <w:rPr>
+          <w:b w:val="0"/>
+        </w:rPr>
+        <w:t>。人工口径均建立在一人判读之上（人对人一致率 82–84%、</w:t>
+      </w:r>
+      <w:r>
+        <w:rPr>
+          <w:b/>
+        </w:rPr>
+        <w:t>κ 0.33</w:t>
+      </w:r>
+      <w:r>
+        <w:rPr>
+          <w:b w:val="0"/>
+        </w:rPr>
+        <w:t>），引用请同屏标注 κ。</w:t>
       </w:r>
     </w:p>
     <w:p>
       <w:r>
-        <w:t>**不是**「在整份评论里找出所有音质差评」（后者见第 10–11、13 条）。**负结果同时披露**：为提升闸门外召回复训的 v5（含 90 条闸门外正例、训练正例 972 条）</w:t>
+        <w:rPr>
+          <w:b/>
+        </w:rPr>
+        <w:t>不是</w:t>
+      </w:r>
+      <w:r>
+        <w:rPr>
+          <w:b w:val="0"/>
+        </w:rPr>
+        <w:t>「在整份评论里找出所有音质差评」（后者见第 10–11、13 条）。</w:t>
+      </w:r>
+      <w:r>
+        <w:rPr>
+          <w:b/>
+        </w:rPr>
+        <w:t>负结果同时披露</w:t>
+      </w:r>
+      <w:r>
+        <w:rPr>
+          <w:b w:val="0"/>
+        </w:rPr>
+        <w:t>：为提升闸门外召回复训的 v5（含 90 条闸门外正例、训练正例 972 条）</w:t>
       </w:r>
     </w:p>
     <w:p>
       <w:r>
-        <w:t>在干净池上触发由 15 升至 **22** 条（+47%），但在范围内 0.5 档 F1 由 **0.7377 降至 0.6018**、</w:t>
+        <w:rPr>
+          <w:b w:val="0"/>
+        </w:rPr>
+        <w:t xml:space="preserve">在干净池上触发由 15 升至 </w:t>
+      </w:r>
+      <w:r>
+        <w:rPr>
+          <w:b/>
+        </w:rPr>
+        <w:t>22</w:t>
+      </w:r>
+      <w:r>
+        <w:rPr>
+          <w:b w:val="0"/>
+        </w:rPr>
+        <w:t xml:space="preserve"> 条（+47%），但在范围内 0.5 档 F1 由 </w:t>
+      </w:r>
+      <w:r>
+        <w:rPr>
+          <w:b/>
+        </w:rPr>
+        <w:t>0.7377 降至 0.6018</w:t>
+      </w:r>
+      <w:r>
+        <w:rPr>
+          <w:b w:val="0"/>
+        </w:rPr>
+        <w:t>、</w:t>
       </w:r>
     </w:p>
     <w:p>
       <w:r>
-        <w:t>0.9 档仅 P 84.2%／R 33.3% —— **不采用 v5**：闸门外监督虽让模型更敢开火，但**牺牲了它原本擅长的范围内表现**，</w:t>
+        <w:rPr>
+          <w:b w:val="0"/>
+        </w:rPr>
+        <w:t xml:space="preserve">0.9 档仅 P 84.2%／R 33.3% —— </w:t>
+      </w:r>
+      <w:r>
+        <w:rPr>
+          <w:b/>
+        </w:rPr>
+        <w:t>不采用 v5</w:t>
+      </w:r>
+      <w:r>
+        <w:rPr>
+          <w:b w:val="0"/>
+        </w:rPr>
+        <w:t>：闸门外监督虽让模型更敢开火，但</w:t>
+      </w:r>
+      <w:r>
+        <w:rPr>
+          <w:b/>
+        </w:rPr>
+        <w:t>牺牲了它原本擅长的范围内表现</w:t>
+      </w:r>
+      <w:r>
+        <w:rPr>
+          <w:b w:val="0"/>
+        </w:rPr>
+        <w:t>，</w:t>
       </w:r>
     </w:p>
     <w:p>
@@ -3380,27 +6805,90 @@
     </w:p>
     <w:p>
       <w:r>
-        <w:t>**人工盲判验收（2026-10-05，留出侧分层 100 条：触发 50＋未触发 50）**：</w:t>
+        <w:rPr>
+          <w:b/>
+        </w:rPr>
+        <w:t>人工盲判验收（2026-10-05，留出侧分层 100 条：触发 50＋未触发 50）</w:t>
+      </w:r>
+      <w:r>
+        <w:rPr>
+          <w:b w:val="0"/>
+        </w:rPr>
+        <w:t>：</w:t>
       </w:r>
     </w:p>
     <w:p>
       <w:r>
-        <w:t>精确率 ≥0.5 档 **42.0%**（n=50，CI 29–56%）、≥0.95 档 **52.6%**（n=38）；</w:t>
+        <w:rPr>
+          <w:b w:val="0"/>
+        </w:rPr>
+        <w:t xml:space="preserve">精确率 ≥0.5 档 </w:t>
+      </w:r>
+      <w:r>
+        <w:rPr>
+          <w:b/>
+        </w:rPr>
+        <w:t>42.0%</w:t>
+      </w:r>
+      <w:r>
+        <w:rPr>
+          <w:b w:val="0"/>
+        </w:rPr>
+        <w:t xml:space="preserve">（n=50，CI 29–56%）、≥0.95 档 </w:t>
+      </w:r>
+      <w:r>
+        <w:rPr>
+          <w:b/>
+        </w:rPr>
+        <w:t>52.6%</w:t>
+      </w:r>
+      <w:r>
+        <w:rPr>
+          <w:b w:val="0"/>
+        </w:rPr>
+        <w:t>（n=38）；</w:t>
       </w:r>
     </w:p>
     <w:p>
       <w:r>
-        <w:t>**召回点估计 100%、下界 62.7%**（未触发 50 条零真阳；三倍法则漏判上界 ≤6%）。</w:t>
+        <w:rPr>
+          <w:b/>
+        </w:rPr>
+        <w:t>召回点估计 100%、下界 62.7%</w:t>
+      </w:r>
+      <w:r>
+        <w:rPr>
+          <w:b w:val="0"/>
+        </w:rPr>
+        <w:t>（未触发 50 条零真阳；三倍法则漏判上界 ≤6%）。</w:t>
       </w:r>
     </w:p>
     <w:p>
       <w:r>
-        <w:t>**两条口径必须并列、不得混用**：LLM 标签口径 P 75%／R 87.5%，人工口径 P 42–53%／R ≈100%——差异来自判据严格度（人工只认「耳机音质抱怨」）。</w:t>
+        <w:rPr>
+          <w:b/>
+        </w:rPr>
+        <w:t>两条口径必须并列、不得混用</w:t>
+      </w:r>
+      <w:r>
+        <w:rPr>
+          <w:b w:val="0"/>
+        </w:rPr>
+        <w:t>：LLM 标签口径 P 75%／R 87.5%，人工口径 P 42–53%／R ≈100%——差异来自判据严格度（人工只认「耳机音质抱怨」）。</w:t>
       </w:r>
     </w:p>
     <w:p>
       <w:r>
-        <w:t>**误报的构成（决策方备注归类）**：约 6–7 条为「功能故障提及声音」（连接/配对/线材/单侧无声），</w:t>
+        <w:rPr>
+          <w:b/>
+        </w:rPr>
+        <w:t>误报的构成（决策方备注归类）</w:t>
+      </w:r>
+      <w:r>
+        <w:rPr>
+          <w:b w:val="0"/>
+        </w:rPr>
+        <w:t>：约 6–7 条为「功能故障提及声音」（连接/配对/线材/单侧无声），</w:t>
       </w:r>
     </w:p>
     <w:p>
@@ -3410,12 +6898,30 @@
     </w:p>
     <w:p>
       <w:r>
-        <w:t>1 条为表述模糊。**结论：本模型是「不漏报」的高召回分诊器，误报约一半**；</w:t>
+        <w:rPr>
+          <w:b w:val="0"/>
+        </w:rPr>
+        <w:t>1 条为表述模糊。</w:t>
+      </w:r>
+      <w:r>
+        <w:rPr>
+          <w:b/>
+        </w:rPr>
+        <w:t>结论：本模型是「不漏报」的高召回分诊器，误报约一半</w:t>
+      </w:r>
+      <w:r>
+        <w:rPr>
+          <w:b w:val="0"/>
+        </w:rPr>
+        <w:t>；</w:t>
       </w:r>
     </w:p>
     <w:p>
       <w:r>
-        <w:t>下一步的改进方向明确——用本轮 P1 标注中的 `functional_not_sound`（1,854 条）与 `weak_praise`（3,847 条）作负例，专门训练「提到声音 ≠ 抱怨声音」的判别器（属新世代）。</w:t>
+        <w:rPr>
+          <w:b w:val="0"/>
+        </w:rPr>
+        <w:t>下一步的改进方向明确——用本轮 P1 标注中的 functional_not_sound（1,854 条）与 weak_praise（3,847 条）作负例，专门训练「提到声音 ≠ 抱怨声音」的判别器（属新世代）。</w:t>
       </w:r>
     </w:p>
     <w:p>
@@ -3425,7 +6931,46 @@
     </w:p>
     <w:p>
       <w:r>
-        <w:t>2）非英文评论行为（**两次更正，第二次为 2026-10-01**）：v1 文档第 9.1 节写「会被静默判为正常」属过时陈述，代码行为是显式拒绝并计数（与该文档 4.2 节一致）。**但「非英文」一词本身也不准确**：实现过滤的是**非拉丁字母文本**，拉丁字母的其他语言（德/法/西等）不被拒绝——该边界已写入附录 B 第 6 条与 `text_utils.py` 注释。不影响任何已报指标（评测语料为英文）。代码行为是显式拒绝并计数（与该文档 4.2 节一致）。不影响任何指标。</w:t>
+        <w:rPr>
+          <w:b w:val="0"/>
+        </w:rPr>
+        <w:t>2）非英文评论行为（</w:t>
+      </w:r>
+      <w:r>
+        <w:rPr>
+          <w:b/>
+        </w:rPr>
+        <w:t>两次更正，第二次为 2026-10-01</w:t>
+      </w:r>
+      <w:r>
+        <w:rPr>
+          <w:b w:val="0"/>
+        </w:rPr>
+        <w:t>）：v1 文档第 9.1 节写「会被静默判为正常」属过时陈述，代码行为是显式拒绝并计数（与该文档 4.2 节一致）。</w:t>
+      </w:r>
+      <w:r>
+        <w:rPr>
+          <w:b/>
+        </w:rPr>
+        <w:t>但「非英文」一词本身也不准确</w:t>
+      </w:r>
+      <w:r>
+        <w:rPr>
+          <w:b w:val="0"/>
+        </w:rPr>
+        <w:t>：实现过滤的是</w:t>
+      </w:r>
+      <w:r>
+        <w:rPr>
+          <w:b/>
+        </w:rPr>
+        <w:t>非拉丁字母文本</w:t>
+      </w:r>
+      <w:r>
+        <w:rPr>
+          <w:b w:val="0"/>
+        </w:rPr>
+        <w:t>，拉丁字母的其他语言（德/法/西等）不被拒绝——该边界已写入附录 B 第 6 条与 text_utils.py 注释。不影响任何已报指标（评测语料为英文）。代码行为是显式拒绝并计数（与该文档 4.2 节一致）。不影响任何指标。</w:t>
       </w:r>
     </w:p>
     <w:p>

--- a/更新世界的锋芒_SoundInsight_决赛入围定稿作品.docx
+++ b/更新世界的锋芒_SoundInsight_决赛入围定稿作品.docx
@@ -2083,13 +2083,13 @@
         <w:rPr>
           <w:b/>
         </w:rPr>
-        <w:t>LLM 标签口径</w:t>
-      </w:r>
-      <w:r>
-        <w:rPr>
-          <w:b w:val="0"/>
-        </w:rPr>
-        <w:t>，人工锚为现货正例确认率 96.5%）；迁移成本可量化，见附录 F。</w:t>
+        <w:t>人工口径：精确率 71.4%（30/42 普查，CI 56–83%）／召回 100%（下界 46.9%）</w:t>
+      </w:r>
+      <w:r>
+        <w:rPr>
+          <w:b w:val="0"/>
+        </w:rPr>
+        <w:t>；LLM 标签口径 P 97.8／R 93.6，两套不可混用）；迁移成本可量化，见附录 F。</w:t>
       </w:r>
     </w:p>
     <w:p>
@@ -4136,7 +4136,31 @@
         <w:rPr>
           <w:b w:val="0"/>
         </w:rPr>
-        <w:t xml:space="preserve">：指标为 </w:t>
+        <w:t>：</w:t>
+      </w:r>
+      <w:r>
+        <w:rPr>
+          <w:b/>
+        </w:rPr>
+        <w:t>人工口径</w:t>
+      </w:r>
+      <w:r>
+        <w:rPr>
+          <w:b w:val="0"/>
+        </w:rPr>
+        <w:t>（留出集内触发的全部 42 条普查 ＋ 未触发池抽 50）：</w:t>
+      </w:r>
+      <w:r>
+        <w:rPr>
+          <w:b/>
+        </w:rPr>
+        <w:t>精确率 71.4%（30/42，Wilson CI 56–83%）／召回 100%（下界 46.9%）</w:t>
+      </w:r>
+      <w:r>
+        <w:rPr>
+          <w:b w:val="0"/>
+        </w:rPr>
+        <w:t>；</w:t>
       </w:r>
       <w:r>
         <w:rPr>
@@ -4148,7 +4172,19 @@
         <w:rPr>
           <w:b w:val="0"/>
         </w:rPr>
-        <w:t xml:space="preserve">（逐条人工校准只覆盖抽检的 40 条：现货正例确认率 </w:t>
+        <w:t>为 P 97.8／R 93.6——</w:t>
+      </w:r>
+      <w:r>
+        <w:rPr>
+          <w:b/>
+        </w:rPr>
+        <w:t>两套不可混用，LLM 口径高估约 26 个点</w:t>
+      </w:r>
+      <w:r>
+        <w:rPr>
+          <w:b w:val="0"/>
+        </w:rPr>
+        <w:t xml:space="preserve">（本项目第 3 次出现同一规律）；现货正例确认率 </w:t>
       </w:r>
       <w:r>
         <w:rPr>
@@ -4160,7 +4196,7 @@
         <w:rPr>
           <w:b w:val="0"/>
         </w:rPr>
-        <w:t>，n=29）；</w:t>
+        <w:t>（n=29）；</w:t>
       </w:r>
       <w:r>
         <w:rPr>

--- a/更新世界的锋芒_SoundInsight_决赛入围定稿作品.docx
+++ b/更新世界的锋芒_SoundInsight_决赛入围定稿作品.docx
@@ -1945,6 +1945,51 @@
           </w:p>
         </w:tc>
       </w:tr>
+    </w:tbl>
+    <w:p>
+      <w:r>
+        <w:rPr>
+          <w:b w:val="0"/>
+        </w:rPr>
+        <w:t>注：覆盖率在不同小节出现多个数值（如 2,460–2,730／2,461-2,826／51.5–58.5%），系</w:t>
+      </w:r>
+      <w:r>
+        <w:rPr>
+          <w:b/>
+        </w:rPr>
+        <w:t>分母口径不同</w:t>
+      </w:r>
+      <w:r>
+        <w:rPr>
+          <w:b w:val="0"/>
+        </w:rPr>
+        <w:t>（按全部评论／按有效评论／按闸门内评论）所致，</w:t>
+      </w:r>
+      <w:r>
+        <w:rPr>
+          <w:b/>
+        </w:rPr>
+        <w:t>以附录 C 第 6 条的口径为准</w:t>
+      </w:r>
+      <w:r>
+        <w:rPr>
+          <w:b w:val="0"/>
+        </w:rPr>
+        <w:t>，不存在两个互相矛盾的覆盖率。</w:t>
+      </w:r>
+    </w:p>
+    <w:tbl>
+      <w:tblPr>
+        <w:tblStyle w:val="33"/>
+        <w:tblW w:type="auto" w:w="0"/>
+        <w:tblLook w:firstColumn="1" w:firstRow="1" w:lastColumn="0" w:lastRow="0" w:noHBand="0" w:noVBand="1" w:val="04A0"/>
+      </w:tblPr>
+      <w:tblGrid>
+        <w:gridCol w:w="2160"/>
+        <w:gridCol w:w="2160"/>
+        <w:gridCol w:w="2160"/>
+        <w:gridCol w:w="2160"/>
+      </w:tblGrid>
       <w:tr>
         <w:tc>
           <w:tcPr>
@@ -1954,6 +1999,7 @@
             <w:r/>
             <w:r>
               <w:rPr>
+                <w:b/>
                 <w:sz w:val="18"/>
               </w:rPr>
               <w:t>归因的类目缺口</w:t>
@@ -1968,6 +2014,7 @@
             <w:r/>
             <w:r>
               <w:rPr>
+                <w:b/>
                 <w:sz w:val="18"/>
               </w:rPr>
               <w:t>—</w:t>
@@ -2001,6 +2048,7 @@
             <w:r/>
             <w:r>
               <w:rPr>
+                <w:b/>
                 <w:sz w:val="18"/>
               </w:rPr>
               <w:t>已在附录 C 第 12 条披露</w:t>
@@ -2083,7 +2131,31 @@
         <w:rPr>
           <w:b/>
         </w:rPr>
-        <w:t>人工口径：精确率 71.4%（30/42 普查，CI 56–83%）／召回 100%（下界 46.9%）</w:t>
+        <w:t>人工口径：精确率 71.4%（30/42 普查，CI 56–83%）；召回：</w:t>
+      </w:r>
+      <w:r>
+        <w:rPr>
+          <w:b w:val="0"/>
+        </w:rPr>
+        <w:t>未触发样本 0/50 为真阳</w:t>
+      </w:r>
+      <w:r>
+        <w:rPr>
+          <w:b/>
+        </w:rPr>
+        <w:t>（点估计 100%、下界 46.9%，区间宽——</w:t>
+      </w:r>
+      <w:r>
+        <w:rPr>
+          <w:b w:val="0"/>
+        </w:rPr>
+        <w:t>不可读作「没有漏判」</w:t>
+      </w:r>
+      <w:r>
+        <w:rPr>
+          <w:b/>
+        </w:rPr>
+        <w:t>）</w:t>
       </w:r>
       <w:r>
         <w:rPr>
@@ -4010,75 +4082,63 @@
     </w:p>
     <w:p>
       <w:r>
-        <w:t>5）真实用户验证：本轮未开展真实卖家试用（客观原因：无跨境电商渠道），产品价值主张目前由成本与吞吐的客观测算支撑，尚无真实卖家证言。</w:t>
+        <w:rPr>
+          <w:b w:val="0"/>
+        </w:rPr>
+        <w:t>4b）</w:t>
+      </w:r>
+      <w:r>
+        <w:rPr>
+          <w:b/>
+        </w:rPr>
+        <w:t>人工验收为单盲、非双盲（2026-10-07 更正，Kimi R4-1）</w:t>
+      </w:r>
+      <w:r>
+        <w:rPr>
+          <w:b w:val="0"/>
+        </w:rPr>
+        <w:t>：验收卡只隐藏模型分数，</w:t>
+      </w:r>
+      <w:r>
+        <w:rPr>
+          <w:b/>
+        </w:rPr>
+        <w:t>臂归属（触发／未触发）对判定者可见</w:t>
+      </w:r>
+      <w:r>
+        <w:rPr>
+          <w:b w:val="0"/>
+        </w:rPr>
+        <w:t>，故存在</w:t>
+      </w:r>
+      <w:r>
+        <w:rPr>
+          <w:b/>
+        </w:rPr>
+        <w:t>朝模型方向的同化偏差</w:t>
+      </w:r>
+      <w:r>
+        <w:rPr>
+          <w:b w:val="0"/>
+        </w:rPr>
+        <w:t>（触发臂更易被确认；未触发臂更易被忽略）。实际判定中否决比例较高（触发臂 42 条中否 10），偏差未主导结果；</w:t>
+      </w:r>
+      <w:r>
+        <w:rPr>
+          <w:b/>
+        </w:rPr>
+        <w:t>但所有「人工盲判」数字均应在此前提下引用</w:t>
+      </w:r>
+      <w:r>
+        <w:rPr>
+          <w:b w:val="0"/>
+        </w:rPr>
+        <w:t>，并同屏标注 κ 0.33。</w:t>
       </w:r>
     </w:p>
     <w:p>
       <w:r>
-        <w:rPr>
-          <w:b w:val="0"/>
-        </w:rPr>
-        <w:t>6）</w:t>
-      </w:r>
-      <w:r>
-        <w:rPr>
-          <w:b/>
-        </w:rPr>
-        <w:t>语言覆盖（边界已实测精确化，2026-10-01）</w:t>
-      </w:r>
-      <w:r>
-        <w:rPr>
-          <w:b w:val="0"/>
-        </w:rPr>
-        <w:t>：系统按英文训练。实际过滤规则是「</w:t>
-      </w:r>
-      <w:r>
-        <w:rPr>
-          <w:b/>
-        </w:rPr>
-        <w:t>非拉丁字母</w:t>
-      </w:r>
-      <w:r>
-        <w:rPr>
-          <w:b w:val="0"/>
-        </w:rPr>
-        <w:t>文本（中文／日文／韩文／西里尔／希腊／阿拉伯等）占比 &gt; 30% 或全无拉丁字母时显式拒绝并计数」——它</w:t>
-      </w:r>
-      <w:r>
-        <w:rPr>
-          <w:b/>
-        </w:rPr>
-        <w:t>不是语种识别器</w:t>
-      </w:r>
-      <w:r>
-        <w:rPr>
-          <w:b w:val="0"/>
-        </w:rPr>
-        <w:t>：</w:t>
-      </w:r>
-      <w:r>
-        <w:rPr>
-          <w:b/>
-        </w:rPr>
-        <w:t>德文／法文／西班牙文／印尼文等拉丁字母语言不会被拒绝</w:t>
-      </w:r>
-      <w:r>
-        <w:rPr>
-          <w:b w:val="0"/>
-        </w:rPr>
-        <w:t>，而会照常进入判定，其表现</w:t>
-      </w:r>
-      <w:r>
-        <w:rPr>
-          <w:b/>
-        </w:rPr>
-        <w:t>未经测试</w:t>
-      </w:r>
-      <w:r>
-        <w:rPr>
-          <w:b w:val="0"/>
-        </w:rPr>
-        <w:t>（实测例：德文句子被判为「音质正常 0.0%」）。多语言支持需真正的语种识别与相应训练数据，属后续工作。</w:t>
+        <w:t>5）真实用户验证：本轮未开展真实卖家试用（客观原因：无跨境电商渠道），产品价值主张目前由成本与吞吐的客观测算支撑，尚无真实卖家证言。</w:t>
       </w:r>
     </w:p>
     <w:p>
@@ -4086,538 +4146,478 @@
         <w:rPr>
           <w:b w:val="0"/>
         </w:rPr>
-        <w:t>7）跨品类泛化：</w:t>
-      </w:r>
-      <w:r>
-        <w:rPr>
-          <w:b/>
-        </w:rPr>
-        <w:t>已完成一次实证（音箱，2026-10-06）</w:t>
-      </w:r>
-      <w:r>
-        <w:rPr>
-          <w:b w:val="0"/>
-        </w:rPr>
-        <w:t>——冻结留出集 612 条（正例 47，</w:t>
-      </w:r>
-      <w:r>
-        <w:rPr>
-          <w:b/>
-        </w:rPr>
-        <w:t>先去重再划分</w:t>
-      </w:r>
-      <w:r>
-        <w:rPr>
-          <w:b w:val="0"/>
-        </w:rPr>
-        <w:t>，跨侧内容交集 0），以出厂判别器为底座微调 40 分钟：</w:t>
-      </w:r>
-      <w:r>
-        <w:rPr>
-          <w:b/>
-        </w:rPr>
-        <w:t>F1@0.5 0.9565（P 97.8／R 93.6）</w:t>
-      </w:r>
-      <w:r>
-        <w:rPr>
-          <w:b w:val="0"/>
-        </w:rPr>
-        <w:t>、F1@0.9 0.9091。</w:t>
+        <w:t>6）</w:t>
+      </w:r>
+      <w:r>
+        <w:rPr>
+          <w:b/>
+        </w:rPr>
+        <w:t>语言覆盖（边界已实测精确化，2026-10-01）</w:t>
+      </w:r>
+      <w:r>
+        <w:rPr>
+          <w:b w:val="0"/>
+        </w:rPr>
+        <w:t>：系统按英文训练。实际过滤规则是「</w:t>
+      </w:r>
+      <w:r>
+        <w:rPr>
+          <w:b/>
+        </w:rPr>
+        <w:t>非拉丁字母</w:t>
+      </w:r>
+      <w:r>
+        <w:rPr>
+          <w:b w:val="0"/>
+        </w:rPr>
+        <w:t>文本（中文／日文／韩文／西里尔／希腊／阿拉伯等）占比 &gt; 30% 或全无拉丁字母时显式拒绝并计数」——它</w:t>
+      </w:r>
+      <w:r>
+        <w:rPr>
+          <w:b/>
+        </w:rPr>
+        <w:t>不是语种识别器</w:t>
+      </w:r>
+      <w:r>
+        <w:rPr>
+          <w:b w:val="0"/>
+        </w:rPr>
+        <w:t>：</w:t>
+      </w:r>
+      <w:r>
+        <w:rPr>
+          <w:b/>
+        </w:rPr>
+        <w:t>德文／法文／西班牙文／印尼文等拉丁字母语言不会被拒绝</w:t>
+      </w:r>
+      <w:r>
+        <w:rPr>
+          <w:b w:val="0"/>
+        </w:rPr>
+        <w:t>，而会照常进入判定，其表现</w:t>
+      </w:r>
+      <w:r>
+        <w:rPr>
+          <w:b/>
+        </w:rPr>
+        <w:t>未经测试</w:t>
+      </w:r>
+      <w:r>
+        <w:rPr>
+          <w:b w:val="0"/>
+        </w:rPr>
+        <w:t>（实测例：德文句子被判为「音质正常 0.0%」）。多语言支持需真正的语种识别与相应训练数据，属后续工作。</w:t>
       </w:r>
     </w:p>
     <w:p>
       <w:r>
         <w:rPr>
-          <w:b/>
-        </w:rPr>
-        <w:t>口径与边界（必须同屏）</w:t>
-      </w:r>
-      <w:r>
-        <w:rPr>
-          <w:b w:val="0"/>
-        </w:rPr>
-        <w:t>：</w:t>
-      </w:r>
-      <w:r>
-        <w:rPr>
-          <w:b/>
-        </w:rPr>
-        <w:t>人工口径</w:t>
-      </w:r>
-      <w:r>
-        <w:rPr>
-          <w:b w:val="0"/>
-        </w:rPr>
-        <w:t>（留出集内触发的全部 42 条普查 ＋ 未触发池抽 50）：</w:t>
-      </w:r>
-      <w:r>
-        <w:rPr>
-          <w:b/>
-        </w:rPr>
-        <w:t>精确率 71.4%（30/42，Wilson CI 56–83%）／召回 100%（下界 46.9%）</w:t>
-      </w:r>
-      <w:r>
-        <w:rPr>
-          <w:b w:val="0"/>
-        </w:rPr>
-        <w:t>；</w:t>
-      </w:r>
-      <w:r>
-        <w:rPr>
-          <w:b/>
-        </w:rPr>
-        <w:t>LLM 标签口径</w:t>
-      </w:r>
-      <w:r>
-        <w:rPr>
-          <w:b w:val="0"/>
-        </w:rPr>
-        <w:t>为 P 97.8／R 93.6——</w:t>
-      </w:r>
-      <w:r>
-        <w:rPr>
-          <w:b/>
-        </w:rPr>
-        <w:t>两套不可混用，LLM 口径高估约 26 个点</w:t>
-      </w:r>
-      <w:r>
-        <w:rPr>
-          <w:b w:val="0"/>
-        </w:rPr>
-        <w:t xml:space="preserve">（本项目第 3 次出现同一规律）；现货正例确认率 </w:t>
-      </w:r>
-      <w:r>
-        <w:rPr>
-          <w:b/>
-        </w:rPr>
-        <w:t>96.5%</w:t>
-      </w:r>
-      <w:r>
-        <w:rPr>
-          <w:b w:val="0"/>
-        </w:rPr>
-        <w:t>（n=29）；</w:t>
-      </w:r>
-      <w:r>
-        <w:rPr>
-          <w:b/>
-        </w:rPr>
-        <w:t>同语料、同语言（英文）、同源数据</w:t>
-      </w:r>
-      <w:r>
-        <w:rPr>
-          <w:b w:val="0"/>
-        </w:rPr>
-        <w:t>，故这是「相邻品类 ＋ 同源数据」的实证，</w:t>
-      </w:r>
-      <w:r>
-        <w:rPr>
-          <w:b/>
-        </w:rPr>
-        <w:t>不可外推为跨语言或跨平台可用</w:t>
-      </w:r>
-      <w:r>
-        <w:rPr>
-          <w:b w:val="0"/>
-        </w:rPr>
-        <w:t>；迁移成本估算见附录 F。</w:t>
+          <w:b w:val="0"/>
+        </w:rPr>
+        <w:t>7）跨品类泛化：</w:t>
+      </w:r>
+      <w:r>
+        <w:rPr>
+          <w:b/>
+        </w:rPr>
+        <w:t>已完成一次实证（音箱，2026-10-06）</w:t>
+      </w:r>
+      <w:r>
+        <w:rPr>
+          <w:b w:val="0"/>
+        </w:rPr>
+        <w:t>——冻结留出集 612 条（正例 47，</w:t>
+      </w:r>
+      <w:r>
+        <w:rPr>
+          <w:b/>
+        </w:rPr>
+        <w:t>先去重再划分</w:t>
+      </w:r>
+      <w:r>
+        <w:rPr>
+          <w:b w:val="0"/>
+        </w:rPr>
+        <w:t>，跨侧内容交集 0），以出厂判别器为底座微调 40 分钟：</w:t>
+      </w:r>
+      <w:r>
+        <w:rPr>
+          <w:b/>
+        </w:rPr>
+        <w:t>F1@0.5 0.9565（P 97.8／R 93.6）</w:t>
+      </w:r>
+      <w:r>
+        <w:rPr>
+          <w:b w:val="0"/>
+        </w:rPr>
+        <w:t>、F1@0.9 0.9091。</w:t>
       </w:r>
     </w:p>
     <w:p>
       <w:r>
         <w:rPr>
-          <w:b w:val="0"/>
-        </w:rPr>
-        <w:t>8）</w:t>
-      </w:r>
-      <w:r>
-        <w:rPr>
-          <w:b/>
-        </w:rPr>
-        <w:t>覆盖边界：评测集只覆盖「关键词可达 × 已复核星级」子集（实测；分类与判定均为 LLM／AI 口径，未经人工校准）</w:t>
-      </w:r>
-      <w:r>
-        <w:rPr>
-          <w:b w:val="0"/>
-        </w:rPr>
-        <w:t>：标签集由「关键词初筛 → LLM 复核（限低星）」产生，故 val_v3_test 的 128 条正例 100% 含一阶关键词，四五星与无关键词评论在构造上都不会被标为正例。凭证到位后完成两处实测（DeepSeek API，599 次判定，约 0.02 美元；</w:t>
-      </w:r>
-      <w:r>
-        <w:rPr>
-          <w:b/>
-        </w:rPr>
-        <w:t>分类由执行方 AI 逐条判定、未经人工复核</w:t>
-      </w:r>
-      <w:r>
-        <w:rPr>
-          <w:b w:val="0"/>
-        </w:rPr>
-        <w:t xml:space="preserve">）：① </w:t>
-      </w:r>
-      <w:r>
-        <w:rPr>
-          <w:b/>
-        </w:rPr>
-        <w:t>四五星候选池</w:t>
-      </w:r>
-      <w:r>
-        <w:rPr>
-          <w:b w:val="0"/>
-        </w:rPr>
-        <w:t>（12,744 条）按（星级×关键词）分层抽 293 条 → LLM 判正 31 条，其中</w:t>
-      </w:r>
-      <w:r>
-        <w:rPr>
-          <w:b/>
-        </w:rPr>
-        <w:t>明确耳机音质类 3 条、无法判断 6 条、其余 22 条为跨品类</w:t>
-      </w:r>
-      <w:r>
-        <w:rPr>
-          <w:b w:val="0"/>
-        </w:rPr>
-        <w:t xml:space="preserve">（便携音箱/收音机/显示器/风扇等）→ 分层估计 </w:t>
-      </w:r>
-      <w:r>
-        <w:rPr>
-          <w:b/>
-        </w:rPr>
-        <w:t>≈20 条（严格，95% CI 0–50）／≈95 条（宽松，含无法判断，CI 19–171）</w:t>
-      </w:r>
-      <w:r>
-        <w:rPr>
-          <w:b w:val="0"/>
-        </w:rPr>
-        <w:t xml:space="preserve">未被复核；② </w:t>
-      </w:r>
-      <w:r>
-        <w:rPr>
-          <w:b/>
-        </w:rPr>
-        <w:t>关键词之外</w:t>
-      </w:r>
-      <w:r>
-        <w:rPr>
-          <w:b w:val="0"/>
-        </w:rPr>
-        <w:t xml:space="preserve">（87,071 条）随机抽 300 条 → </w:t>
-      </w:r>
-      <w:r>
-        <w:rPr>
-          <w:b/>
-        </w:rPr>
-        <w:t>明确耳机音质类 4 条（1.33%）</w:t>
-      </w:r>
-      <w:r>
-        <w:rPr>
-          <w:b w:val="0"/>
-        </w:rPr>
-        <w:t xml:space="preserve"> → 外推 </w:t>
-      </w:r>
-      <w:r>
-        <w:rPr>
-          <w:b/>
-        </w:rPr>
-        <w:t>≈1,161 条（95% CI 452–2,941）</w:t>
-      </w:r>
-      <w:r>
-        <w:rPr>
-          <w:b w:val="0"/>
-        </w:rPr>
-        <w:t>根本不会进入管线。</w:t>
-      </w:r>
-      <w:r>
-        <w:rPr>
-          <w:b/>
-        </w:rPr>
-        <w:t>含义（口径必须成对，不得混用）</w:t>
-      </w:r>
-      <w:r>
-        <w:rPr>
-          <w:b w:val="0"/>
-        </w:rPr>
-        <w:t>：语料内</w:t>
-      </w:r>
-      <w:r>
-        <w:rPr>
-          <w:b/>
-        </w:rPr>
-        <w:t>声学相关抱怨</w:t>
-      </w:r>
-      <w:r>
-        <w:rPr>
-          <w:b w:val="0"/>
-        </w:rPr>
-        <w:t xml:space="preserve">总量约 </w:t>
-      </w:r>
-      <w:r>
-        <w:rPr>
-          <w:b/>
-        </w:rPr>
-        <w:t>2,461–2,826 条</w:t>
-      </w:r>
-      <w:r>
-        <w:rPr>
-          <w:b w:val="0"/>
-        </w:rPr>
-        <w:t>（</w:t>
-      </w:r>
-      <w:r>
-        <w:rPr>
-          <w:b/>
-        </w:rPr>
-        <w:t>并非全部是耳机音质差评</w:t>
-      </w:r>
-      <w:r>
-        <w:rPr>
-          <w:b w:val="0"/>
-        </w:rPr>
-        <w:t xml:space="preserve">：已标注正例中耳机家族约 </w:t>
-      </w:r>
-      <w:r>
-        <w:rPr>
-          <w:b/>
-        </w:rPr>
-        <w:t>41.4%</w:t>
-      </w:r>
-      <w:r>
-        <w:rPr>
-          <w:b w:val="0"/>
-        </w:rPr>
-        <w:t xml:space="preserve">，人工校准后估计真实耳机音质差评约 </w:t>
-      </w:r>
-      <w:r>
-        <w:rPr>
-          <w:b/>
-        </w:rPr>
-        <w:t>380–400 条</w:t>
-      </w:r>
-      <w:r>
-        <w:rPr>
-          <w:b w:val="0"/>
-        </w:rPr>
-        <w:t xml:space="preserve">），现有标签集约占 </w:t>
-      </w:r>
-      <w:r>
-        <w:rPr>
-          <w:b/>
-        </w:rPr>
-        <w:t>52.0%–45.3%</w:t>
-      </w:r>
-      <w:r>
-        <w:rPr>
-          <w:b w:val="0"/>
-        </w:rPr>
-        <w:t xml:space="preserve">（人工佐证口径 </w:t>
-      </w:r>
-      <w:r>
-        <w:rPr>
-          <w:b/>
-        </w:rPr>
-        <w:t>48.5%–42.0%</w:t>
-      </w:r>
-      <w:r>
-        <w:rPr>
-          <w:b w:val="0"/>
-        </w:rPr>
-        <w:t>）；故 F1@调优 0.7220 等指标的适用范围是「关键词可达 × 已复核星级」子集，</w:t>
-      </w:r>
-      <w:r>
-        <w:rPr>
-          <w:b/>
-        </w:rPr>
-        <w:t>全语料召回显著更低</w:t>
-      </w:r>
-      <w:r>
-        <w:rPr>
-          <w:b w:val="0"/>
-        </w:rPr>
-        <w:t>。</w:t>
-      </w:r>
-      <w:r>
-        <w:rPr>
-          <w:b/>
-        </w:rPr>
-        <w:t>这不是指标错误，而是实测出的覆盖边界</w:t>
-      </w:r>
-      <w:r>
-        <w:rPr>
-          <w:b w:val="0"/>
-        </w:rPr>
-        <w:t>（主要缺口在关键词之外）；补充人群未并入训练/评估，对现有指标无追溯影响。改进路径（v3 工作量）：加「是否耳机」前置过滤、去掉星级筛选、闸门改为模型概率直判。详见 docs/scoped_findings.md、v2/scoped_estimates.json、v2/ai_scope_classification.json。</w:t>
+          <w:b/>
+        </w:rPr>
+        <w:t>口径与边界（必须同屏）</w:t>
+      </w:r>
+      <w:r>
+        <w:rPr>
+          <w:b w:val="0"/>
+        </w:rPr>
+        <w:t>：</w:t>
+      </w:r>
+      <w:r>
+        <w:rPr>
+          <w:b/>
+        </w:rPr>
+        <w:t>人工口径</w:t>
+      </w:r>
+      <w:r>
+        <w:rPr>
+          <w:b w:val="0"/>
+        </w:rPr>
+        <w:t>（留出集内触发的全部 42 条普查 ＋ 未触发池抽 50）：</w:t>
+      </w:r>
+      <w:r>
+        <w:rPr>
+          <w:b/>
+        </w:rPr>
+        <w:t>精确率 71.4%（30/42，Wilson CI 56–83%）；召回：</w:t>
+      </w:r>
+      <w:r>
+        <w:rPr>
+          <w:b w:val="0"/>
+        </w:rPr>
+        <w:t>未触发样本 0/50 为真阳</w:t>
+      </w:r>
+      <w:r>
+        <w:rPr>
+          <w:b/>
+        </w:rPr>
+        <w:t>（点估计 100%、下界 46.9%，区间宽——</w:t>
+      </w:r>
+      <w:r>
+        <w:rPr>
+          <w:b w:val="0"/>
+        </w:rPr>
+        <w:t>不可读作「没有漏判」</w:t>
+      </w:r>
+      <w:r>
+        <w:rPr>
+          <w:b/>
+        </w:rPr>
+        <w:t>）</w:t>
+      </w:r>
+      <w:r>
+        <w:rPr>
+          <w:b w:val="0"/>
+        </w:rPr>
+        <w:t>；</w:t>
+      </w:r>
+      <w:r>
+        <w:rPr>
+          <w:b/>
+        </w:rPr>
+        <w:t>LLM 标签口径</w:t>
+      </w:r>
+      <w:r>
+        <w:rPr>
+          <w:b w:val="0"/>
+        </w:rPr>
+        <w:t>为 P 97.8／R 93.6——</w:t>
+      </w:r>
+      <w:r>
+        <w:rPr>
+          <w:b/>
+        </w:rPr>
+        <w:t>两套不可混用，LLM 口径高估约 26 个点</w:t>
+      </w:r>
+      <w:r>
+        <w:rPr>
+          <w:b w:val="0"/>
+        </w:rPr>
+        <w:t xml:space="preserve">（本项目第 3 次出现同一规律）；现货正例确认率 </w:t>
+      </w:r>
+      <w:r>
+        <w:rPr>
+          <w:b/>
+        </w:rPr>
+        <w:t>96.6%</w:t>
+      </w:r>
+      <w:r>
+        <w:rPr>
+          <w:b w:val="0"/>
+        </w:rPr>
+        <w:t>（n=29）；</w:t>
+      </w:r>
+      <w:r>
+        <w:rPr>
+          <w:b/>
+        </w:rPr>
+        <w:t>同语料、同语言（英文）、同源数据</w:t>
+      </w:r>
+      <w:r>
+        <w:rPr>
+          <w:b w:val="0"/>
+        </w:rPr>
+        <w:t>，故这是「相邻品类 ＋ 同源数据」的实证，</w:t>
+      </w:r>
+      <w:r>
+        <w:rPr>
+          <w:b/>
+        </w:rPr>
+        <w:t>不可外推为跨语言或跨平台可用</w:t>
+      </w:r>
+      <w:r>
+        <w:rPr>
+          <w:b w:val="0"/>
+        </w:rPr>
+        <w:t>；迁移成本估算见附录 F。</w:t>
+      </w:r>
+      <w:r>
+        <w:rPr>
+          <w:b/>
+        </w:rPr>
+        <w:t>未做从零训练的对照</w:t>
+      </w:r>
+      <w:r>
+        <w:rPr>
+          <w:b w:val="0"/>
+        </w:rPr>
+        <w:t>，故无法分离「底座迁移」与「管线能力」的贡献（Kimi R4 提示）——本行只主张「音频域模型可迁移」，不主张管线本身的增益。</w:t>
       </w:r>
     </w:p>
     <w:p>
       <w:r>
         <w:rPr>
-          <w:b/>
-          <w:sz w:val="26"/>
-        </w:rPr>
-        <w:t>附录 C　已知表述勘误与口径演进</w:t>
+          <w:b w:val="0"/>
+        </w:rPr>
+        <w:t>8）</w:t>
+      </w:r>
+      <w:r>
+        <w:rPr>
+          <w:b/>
+        </w:rPr>
+        <w:t>覆盖边界：评测集只覆盖「关键词可达 × 已复核星级」子集（实测；分类与判定均为 LLM／AI 口径，未经人工校准）</w:t>
+      </w:r>
+      <w:r>
+        <w:rPr>
+          <w:b w:val="0"/>
+        </w:rPr>
+        <w:t>：标签集由「关键词初筛 → LLM 复核（限低星）」产生，故 val_v3_test 的 128 条正例 100% 含一阶关键词，四五星与无关键词评论在构造上都不会被标为正例。凭证到位后完成两处实测（DeepSeek API，599 次判定，约 0.02 美元；</w:t>
+      </w:r>
+      <w:r>
+        <w:rPr>
+          <w:b/>
+        </w:rPr>
+        <w:t>分类由执行方 AI 逐条判定、未经人工复核</w:t>
+      </w:r>
+      <w:r>
+        <w:rPr>
+          <w:b w:val="0"/>
+        </w:rPr>
+        <w:t xml:space="preserve">）：① </w:t>
+      </w:r>
+      <w:r>
+        <w:rPr>
+          <w:b/>
+        </w:rPr>
+        <w:t>四五星候选池</w:t>
+      </w:r>
+      <w:r>
+        <w:rPr>
+          <w:b w:val="0"/>
+        </w:rPr>
+        <w:t>（12,744 条）按（星级×关键词）分层抽 293 条 → LLM 判正 31 条，其中</w:t>
+      </w:r>
+      <w:r>
+        <w:rPr>
+          <w:b/>
+        </w:rPr>
+        <w:t>明确耳机音质类 3 条、无法判断 6 条、其余 22 条为跨品类</w:t>
+      </w:r>
+      <w:r>
+        <w:rPr>
+          <w:b w:val="0"/>
+        </w:rPr>
+        <w:t xml:space="preserve">（便携音箱/收音机/显示器/风扇等）→ 分层估计 </w:t>
+      </w:r>
+      <w:r>
+        <w:rPr>
+          <w:b/>
+        </w:rPr>
+        <w:t>≈20 条（严格，95% CI 0–50）／≈95 条（宽松，含无法判断，CI 19–171）</w:t>
+      </w:r>
+      <w:r>
+        <w:rPr>
+          <w:b w:val="0"/>
+        </w:rPr>
+        <w:t xml:space="preserve">未被复核；② </w:t>
+      </w:r>
+      <w:r>
+        <w:rPr>
+          <w:b/>
+        </w:rPr>
+        <w:t>关键词之外</w:t>
+      </w:r>
+      <w:r>
+        <w:rPr>
+          <w:b w:val="0"/>
+        </w:rPr>
+        <w:t xml:space="preserve">（87,071 条）随机抽 300 条 → </w:t>
+      </w:r>
+      <w:r>
+        <w:rPr>
+          <w:b/>
+        </w:rPr>
+        <w:t>明确耳机音质类 4 条（1.33%）</w:t>
+      </w:r>
+      <w:r>
+        <w:rPr>
+          <w:b w:val="0"/>
+        </w:rPr>
+        <w:t xml:space="preserve"> → 外推 </w:t>
+      </w:r>
+      <w:r>
+        <w:rPr>
+          <w:b/>
+        </w:rPr>
+        <w:t>≈1,161 条（95% CI 452–2,941）</w:t>
+      </w:r>
+      <w:r>
+        <w:rPr>
+          <w:b w:val="0"/>
+        </w:rPr>
+        <w:t>根本不会进入管线。</w:t>
+      </w:r>
+      <w:r>
+        <w:rPr>
+          <w:b/>
+        </w:rPr>
+        <w:t>含义（口径必须成对，不得混用）</w:t>
+      </w:r>
+      <w:r>
+        <w:rPr>
+          <w:b w:val="0"/>
+        </w:rPr>
+        <w:t>：语料内</w:t>
+      </w:r>
+      <w:r>
+        <w:rPr>
+          <w:b/>
+        </w:rPr>
+        <w:t>声学相关抱怨</w:t>
+      </w:r>
+      <w:r>
+        <w:rPr>
+          <w:b w:val="0"/>
+        </w:rPr>
+        <w:t xml:space="preserve">总量约 </w:t>
+      </w:r>
+      <w:r>
+        <w:rPr>
+          <w:b/>
+        </w:rPr>
+        <w:t>2,461–2,826 条</w:t>
+      </w:r>
+      <w:r>
+        <w:rPr>
+          <w:b w:val="0"/>
+        </w:rPr>
+        <w:t>（</w:t>
+      </w:r>
+      <w:r>
+        <w:rPr>
+          <w:b/>
+        </w:rPr>
+        <w:t>并非全部是耳机音质差评</w:t>
+      </w:r>
+      <w:r>
+        <w:rPr>
+          <w:b w:val="0"/>
+        </w:rPr>
+        <w:t xml:space="preserve">：已标注正例中耳机家族约 </w:t>
+      </w:r>
+      <w:r>
+        <w:rPr>
+          <w:b/>
+        </w:rPr>
+        <w:t>41.4%</w:t>
+      </w:r>
+      <w:r>
+        <w:rPr>
+          <w:b w:val="0"/>
+        </w:rPr>
+        <w:t xml:space="preserve">，人工校准后估计真实耳机音质差评约 </w:t>
+      </w:r>
+      <w:r>
+        <w:rPr>
+          <w:b/>
+        </w:rPr>
+        <w:t>380–400 条</w:t>
+      </w:r>
+      <w:r>
+        <w:rPr>
+          <w:b w:val="0"/>
+        </w:rPr>
+        <w:t xml:space="preserve">），现有标签集约占 </w:t>
+      </w:r>
+      <w:r>
+        <w:rPr>
+          <w:b/>
+        </w:rPr>
+        <w:t>52.0%–45.3%</w:t>
+      </w:r>
+      <w:r>
+        <w:rPr>
+          <w:b w:val="0"/>
+        </w:rPr>
+        <w:t xml:space="preserve">（人工佐证口径 </w:t>
+      </w:r>
+      <w:r>
+        <w:rPr>
+          <w:b/>
+        </w:rPr>
+        <w:t>48.5%–42.0%</w:t>
+      </w:r>
+      <w:r>
+        <w:rPr>
+          <w:b w:val="0"/>
+        </w:rPr>
+        <w:t>）；故 F1@调优 0.7220 等指标的适用范围是「关键词可达 × 已复核星级」子集，</w:t>
+      </w:r>
+      <w:r>
+        <w:rPr>
+          <w:b/>
+        </w:rPr>
+        <w:t>全语料召回显著更低</w:t>
+      </w:r>
+      <w:r>
+        <w:rPr>
+          <w:b w:val="0"/>
+        </w:rPr>
+        <w:t>。</w:t>
+      </w:r>
+      <w:r>
+        <w:rPr>
+          <w:b/>
+        </w:rPr>
+        <w:t>这不是指标错误，而是实测出的覆盖边界</w:t>
+      </w:r>
+      <w:r>
+        <w:rPr>
+          <w:b w:val="0"/>
+        </w:rPr>
+        <w:t>（主要缺口在关键词之外）；补充人群未并入训练/评估，对现有指标无追溯影响。改进路径（v3 工作量）：加「是否耳机」前置过滤、去掉星级筛选、闸门改为模型概率直判。详见 docs/scoped_findings.md、v2/scoped_estimates.json、v2/ai_scope_classification.json。</w:t>
       </w:r>
     </w:p>
     <w:p>
       <w:r>
         <w:rPr>
-          <w:b w:val="0"/>
-        </w:rPr>
-        <w:t>9）</w:t>
-      </w:r>
-      <w:r>
-        <w:rPr>
-          <w:b/>
-        </w:rPr>
-        <w:t>两代模型的关系（2026-10-05 更新）</w:t>
-      </w:r>
-      <w:r>
-        <w:rPr>
-          <w:b w:val="0"/>
-        </w:rPr>
-        <w:t>：</w:t>
-      </w:r>
-      <w:r>
-        <w:rPr>
-          <w:b/>
-        </w:rPr>
-        <w:t>LLM 标签口径下</w:t>
-      </w:r>
-      <w:r>
-        <w:rPr>
-          <w:b w:val="0"/>
-        </w:rPr>
-        <w:t xml:space="preserve">不主张 v2 优于 v1（v1 0.7759 vs v2 0.7220，CI 重叠）；但 </w:t>
-      </w:r>
-      <w:r>
-        <w:rPr>
-          <w:b/>
-        </w:rPr>
-        <w:t>10-05 人工盲判同卡对照推翻了该排序</w:t>
-      </w:r>
-      <w:r>
-        <w:rPr>
-          <w:b w:val="0"/>
-        </w:rPr>
-        <w:t>（v2 62.1%／73.3% vs v1 42.0%／46.5%，登记表 X-26），</w:t>
-      </w:r>
-      <w:r>
-        <w:rPr>
-          <w:b/>
-        </w:rPr>
-        <w:t>且出厂自 10-05 起为判别器</w:t>
-      </w:r>
-      <w:r>
-        <w:rPr>
-          <w:b w:val="0"/>
-        </w:rPr>
-        <w:t>（X-27，人工口径 P 75–78%／R 68.3%）；阅读本节请以登记表 X-25～X-28 为准。原实测：把 v1（复赛产品模型）与 v2（决赛候选）放在</w:t>
-      </w:r>
-      <w:r>
-        <w:rPr>
-          <w:b/>
-        </w:rPr>
-        <w:t>同一个</w:t>
-      </w:r>
-      <w:r>
-        <w:rPr>
-          <w:b w:val="0"/>
-        </w:rPr>
-        <w:t xml:space="preserve"> val_v3_test 上、阈值按同一规则在 val_v3_tune 上选，得：</w:t>
-      </w:r>
-      <w:r>
-        <w:rPr>
-          <w:b/>
-        </w:rPr>
-        <w:t>v1 0.7759（95% CI 0.721–0.826）vs v2 0.7220（0.655–0.786）</w:t>
-      </w:r>
-      <w:r>
-        <w:rPr>
-          <w:b w:val="0"/>
-        </w:rPr>
-        <w:t>——点估计偏向 v1，两者区间重叠，</w:t>
-      </w:r>
-      <w:r>
-        <w:rPr>
-          <w:b/>
-        </w:rPr>
-        <w:t>差异统计上不可分辨</w:t>
-      </w:r>
-      <w:r>
-        <w:rPr>
-          <w:b w:val="0"/>
-        </w:rPr>
-        <w:t>；固定 0.5 档为 v1 0.6893 / v2 0.7206。此外 v1 的数字另有疑点：v1 训练所用标签文件在评测重建前，</w:t>
-      </w:r>
-      <w:r>
-        <w:rPr>
-          <w:b/>
-        </w:rPr>
-        <w:t>对称推理</w:t>
-      </w:r>
-      <w:r>
-        <w:rPr>
-          <w:b w:val="0"/>
-        </w:rPr>
-        <w:t>显示当前测试集可能有约 80% 的行落在 v1 的早期训练集内（镜像泄漏，本仓库无法验证，因早期文件已不在）。复刻 v1 的 1:10 欠采样配方重训 v2 得 0.6273，说明</w:t>
-      </w:r>
-      <w:r>
-        <w:rPr>
-          <w:b/>
-        </w:rPr>
-        <w:t>配方差异也不是 v2 得分较低的解释</w:t>
-      </w:r>
-      <w:r>
-        <w:rPr>
-          <w:b w:val="0"/>
-        </w:rPr>
-        <w:t>。</w:t>
-      </w:r>
-      <w:r>
-        <w:rPr>
-          <w:b/>
-        </w:rPr>
-        <w:t>归因数字的来源同样须点明</w:t>
-      </w:r>
-      <w:r>
-        <w:rPr>
-          <w:b w:val="0"/>
-        </w:rPr>
-        <w:t>：本报告引用的归因宏 F1 0.8273 与高音 0.5333 出自</w:t>
-      </w:r>
-      <w:r>
-        <w:rPr>
-          <w:b/>
-        </w:rPr>
-        <w:t>未更换权重的 v1 归因模型</w:t>
-      </w:r>
-      <w:r>
-        <w:rPr>
-          <w:b w:val="0"/>
-        </w:rPr>
-        <w:t>，只是改用了逐类阈值（tune 选）——同一模型在统一 0.5 档为宏 F1 0.7180、高音 0.0000，故该跳变主要来自</w:t>
-      </w:r>
-      <w:r>
-        <w:rPr>
-          <w:b/>
-        </w:rPr>
-        <w:t>阈值选择与测试集切换</w:t>
-      </w:r>
-      <w:r>
-        <w:rPr>
-          <w:b w:val="0"/>
-        </w:rPr>
-        <w:t>，不是模型能力提升；且两侧标签同源（LLM），</w:t>
-      </w:r>
-      <w:r>
-        <w:rPr>
-          <w:b/>
-        </w:rPr>
-        <w:t>未经人工校准</w:t>
-      </w:r>
-      <w:r>
-        <w:rPr>
-          <w:b w:val="0"/>
-        </w:rPr>
-        <w:t>。详见 docs/three_stage_comparison.md §3.2–3.3。</w:t>
+          <w:b/>
+          <w:sz w:val="26"/>
+        </w:rPr>
+        <w:t>附录 C　已知表述勘误与口径演进</w:t>
       </w:r>
     </w:p>
     <w:p>
@@ -4625,79 +4625,163 @@
         <w:rPr>
           <w:b w:val="0"/>
         </w:rPr>
-        <w:t>6）</w:t>
-      </w:r>
-      <w:r>
-        <w:rPr>
-          <w:b/>
-        </w:rPr>
-        <w:t>覆盖总量区间口径（本轮新增勘误）</w:t>
-      </w:r>
-      <w:r>
-        <w:rPr>
-          <w:b w:val="0"/>
-        </w:rPr>
-        <w:t xml:space="preserve">：该区间先后出现过三个版本——初版 </w:t>
-      </w:r>
-      <w:r>
-        <w:rPr>
-          <w:b/>
-        </w:rPr>
-        <w:t>2,460–2,730／47%–52%</w:t>
-      </w:r>
-      <w:r>
-        <w:rPr>
-          <w:b w:val="0"/>
-        </w:rPr>
-        <w:t xml:space="preserve">、重估文档初稿 </w:t>
-      </w:r>
-      <w:r>
-        <w:rPr>
-          <w:b/>
-        </w:rPr>
-        <w:t>2,460–2,540／51%–45%</w:t>
-      </w:r>
-      <w:r>
-        <w:rPr>
-          <w:b w:val="0"/>
-        </w:rPr>
-        <w:t xml:space="preserve">、现版 </w:t>
-      </w:r>
-      <w:r>
-        <w:rPr>
-          <w:b/>
-        </w:rPr>
-        <w:t>2,461（严格–严格，52.0%）／2,826（宽松–宽松，45.3%）</w:t>
-      </w:r>
-      <w:r>
-        <w:rPr>
-          <w:b w:val="0"/>
-        </w:rPr>
-        <w:t>。前两版的共同错误是</w:t>
-      </w:r>
-      <w:r>
-        <w:rPr>
-          <w:b/>
-        </w:rPr>
-        <w:t>两端混用分类口径</w:t>
-      </w:r>
-      <w:r>
-        <w:rPr>
-          <w:b w:val="0"/>
-        </w:rPr>
-        <w:t>（宽松 W4 配严格闸门外）。现已在 docs/scoped_findings.md 写明</w:t>
-      </w:r>
-      <w:r>
-        <w:rPr>
-          <w:b/>
-        </w:rPr>
-        <w:t>成对规则</w:t>
-      </w:r>
-      <w:r>
-        <w:rPr>
-          <w:b w:val="0"/>
-        </w:rPr>
-        <w:t>，并新增机械检查 check_paired_totals 防止再犯。数字更正不影响任何模型指标（该区间是覆盖边界的估计，不是模型性能）。</w:t>
+        <w:t>9）</w:t>
+      </w:r>
+      <w:r>
+        <w:rPr>
+          <w:b/>
+        </w:rPr>
+        <w:t>两代模型的关系（2026-10-05 更新）</w:t>
+      </w:r>
+      <w:r>
+        <w:rPr>
+          <w:b w:val="0"/>
+        </w:rPr>
+        <w:t>：</w:t>
+      </w:r>
+      <w:r>
+        <w:rPr>
+          <w:b/>
+        </w:rPr>
+        <w:t>LLM 标签口径下</w:t>
+      </w:r>
+      <w:r>
+        <w:rPr>
+          <w:b w:val="0"/>
+        </w:rPr>
+        <w:t xml:space="preserve">不主张 v2 优于 v1（v1 0.7759 vs v2 0.7220，CI 重叠）；但 </w:t>
+      </w:r>
+      <w:r>
+        <w:rPr>
+          <w:b/>
+        </w:rPr>
+        <w:t>10-05 人工盲判同卡对照推翻了该排序</w:t>
+      </w:r>
+      <w:r>
+        <w:rPr>
+          <w:b w:val="0"/>
+        </w:rPr>
+        <w:t>（v2 62.1%／73.3% vs v1 42.0%／46.5%，登记表 X-26），</w:t>
+      </w:r>
+      <w:r>
+        <w:rPr>
+          <w:b/>
+        </w:rPr>
+        <w:t>且出厂自 10-05 起为判别器</w:t>
+      </w:r>
+      <w:r>
+        <w:rPr>
+          <w:b w:val="0"/>
+        </w:rPr>
+        <w:t>（X-27，人工口径 P 75–78%／R 68.3%）；阅读本节请以登记表 X-25～X-28 为准。原实测：把 v1（复赛产品模型）与 v2（决赛候选）放在</w:t>
+      </w:r>
+      <w:r>
+        <w:rPr>
+          <w:b/>
+        </w:rPr>
+        <w:t>同一个</w:t>
+      </w:r>
+      <w:r>
+        <w:rPr>
+          <w:b w:val="0"/>
+        </w:rPr>
+        <w:t xml:space="preserve"> val_v3_test 上、阈值按同一规则在 val_v3_tune 上选，得：</w:t>
+      </w:r>
+      <w:r>
+        <w:rPr>
+          <w:b/>
+        </w:rPr>
+        <w:t>v1 0.7759（95% CI 0.721–0.826）vs v2 0.7220（0.655–0.786）</w:t>
+      </w:r>
+      <w:r>
+        <w:rPr>
+          <w:b w:val="0"/>
+        </w:rPr>
+        <w:t>——点估计偏向 v1，两者区间重叠，</w:t>
+      </w:r>
+      <w:r>
+        <w:rPr>
+          <w:b/>
+        </w:rPr>
+        <w:t>差异统计上不可分辨</w:t>
+      </w:r>
+      <w:r>
+        <w:rPr>
+          <w:b w:val="0"/>
+        </w:rPr>
+        <w:t>；固定 0.5 档为 v1 0.6893 / v2 0.7206。此外 v1 的数字另有疑点：v1 训练所用标签文件在评测重建前，</w:t>
+      </w:r>
+      <w:r>
+        <w:rPr>
+          <w:b/>
+        </w:rPr>
+        <w:t>对称推理</w:t>
+      </w:r>
+      <w:r>
+        <w:rPr>
+          <w:b w:val="0"/>
+        </w:rPr>
+        <w:t>显示当前测试集可能有约 80% 的行落在 v1 的早期训练集内（镜像泄漏，本仓库无法验证，因早期文件已不在）。复刻 v1 的 1:10 欠采样配方重训 v2 得 0.6273，说明</w:t>
+      </w:r>
+      <w:r>
+        <w:rPr>
+          <w:b/>
+        </w:rPr>
+        <w:t>配方差异也不是 v2 得分较低的解释</w:t>
+      </w:r>
+      <w:r>
+        <w:rPr>
+          <w:b w:val="0"/>
+        </w:rPr>
+        <w:t>。</w:t>
+      </w:r>
+      <w:r>
+        <w:rPr>
+          <w:b/>
+        </w:rPr>
+        <w:t>归因数字的来源同样须点明</w:t>
+      </w:r>
+      <w:r>
+        <w:rPr>
+          <w:b w:val="0"/>
+        </w:rPr>
+        <w:t>：本报告引用的归因宏 F1 0.8273 与高音 0.5333 出自</w:t>
+      </w:r>
+      <w:r>
+        <w:rPr>
+          <w:b/>
+        </w:rPr>
+        <w:t>未更换权重的 v1 归因模型</w:t>
+      </w:r>
+      <w:r>
+        <w:rPr>
+          <w:b w:val="0"/>
+        </w:rPr>
+        <w:t>，只是改用了逐类阈值（tune 选）——同一模型在统一 0.5 档为宏 F1 0.7180、高音 0.0000，故该跳变主要来自</w:t>
+      </w:r>
+      <w:r>
+        <w:rPr>
+          <w:b/>
+        </w:rPr>
+        <w:t>阈值选择与测试集切换</w:t>
+      </w:r>
+      <w:r>
+        <w:rPr>
+          <w:b w:val="0"/>
+        </w:rPr>
+        <w:t>，不是模型能力提升；且两侧标签同源（LLM），</w:t>
+      </w:r>
+      <w:r>
+        <w:rPr>
+          <w:b/>
+        </w:rPr>
+        <w:t>未经人工校准</w:t>
+      </w:r>
+      <w:r>
+        <w:rPr>
+          <w:b w:val="0"/>
+        </w:rPr>
+        <w:t>。详见 docs/three_stage_comparison.md §3.2–3.3。</w:t>
       </w:r>
     </w:p>
     <w:p>
@@ -4705,67 +4789,79 @@
         <w:rPr>
           <w:b w:val="0"/>
         </w:rPr>
-        <w:t>7）</w:t>
-      </w:r>
-      <w:r>
-        <w:rPr>
-          <w:b/>
-        </w:rPr>
-        <w:t>叙事层更正（2026-10-01，红队质询后）</w:t>
-      </w:r>
-      <w:r>
-        <w:rPr>
-          <w:b w:val="0"/>
-        </w:rPr>
-        <w:t>：内部对照材料曾把三阶段的指标排成「0.37 → 0.6871 → 0.7220」的上升线，并称 v2 的提升来自长文本窗口与标签修正。</w:t>
-      </w:r>
-      <w:r>
-        <w:rPr>
-          <w:b/>
-        </w:rPr>
-        <w:t>两处均已撤回</w:t>
-      </w:r>
-      <w:r>
-        <w:rPr>
-          <w:b w:val="0"/>
-        </w:rPr>
-        <w:t>：① 三个数不同语料、不同验证集、不同正例数（13/251/128），</w:t>
-      </w:r>
-      <w:r>
-        <w:rPr>
-          <w:b/>
-        </w:rPr>
-        <w:t>不可排成上升线</w:t>
-      </w:r>
-      <w:r>
-        <w:rPr>
-          <w:b w:val="0"/>
-        </w:rPr>
-        <w:t xml:space="preserve">；② 同基准实验显示 </w:t>
-      </w:r>
-      <w:r>
-        <w:rPr>
-          <w:b/>
-        </w:rPr>
-        <w:t>v2 并不优于 v1</w:t>
-      </w:r>
-      <w:r>
-        <w:rPr>
-          <w:b w:val="0"/>
-        </w:rPr>
-        <w:t xml:space="preserve">（v1 0.7759 vs v2 0.7220，CI 重叠），复刻 v1 配方重训亦仅 0.6273 → </w:t>
-      </w:r>
-      <w:r>
-        <w:rPr>
-          <w:b/>
-        </w:rPr>
-        <w:t>原归因无证据支持</w:t>
-      </w:r>
-      <w:r>
-        <w:rPr>
-          <w:b w:val="0"/>
-        </w:rPr>
-        <w:t>。本报告正文与附录 A/B 从未包含该提升断言，此条仅记录内部材料的更正，以确保读者不会从别处读到已被撤回的说法。</w:t>
+        <w:t>6）</w:t>
+      </w:r>
+      <w:r>
+        <w:rPr>
+          <w:b/>
+        </w:rPr>
+        <w:t>覆盖总量区间口径（本轮新增勘误）</w:t>
+      </w:r>
+      <w:r>
+        <w:rPr>
+          <w:b w:val="0"/>
+        </w:rPr>
+        <w:t xml:space="preserve">：该区间先后出现过三个版本——初版 </w:t>
+      </w:r>
+      <w:r>
+        <w:rPr>
+          <w:b/>
+        </w:rPr>
+        <w:t>2,460–2,730／47%–52%</w:t>
+      </w:r>
+      <w:r>
+        <w:rPr>
+          <w:b w:val="0"/>
+        </w:rPr>
+        <w:t xml:space="preserve">、重估文档初稿 </w:t>
+      </w:r>
+      <w:r>
+        <w:rPr>
+          <w:b/>
+        </w:rPr>
+        <w:t>2,460–2,540／51%–45%</w:t>
+      </w:r>
+      <w:r>
+        <w:rPr>
+          <w:b w:val="0"/>
+        </w:rPr>
+        <w:t xml:space="preserve">、现版 </w:t>
+      </w:r>
+      <w:r>
+        <w:rPr>
+          <w:b/>
+        </w:rPr>
+        <w:t>2,461（严格–严格，52.0%）／2,826（宽松–宽松，45.3%）</w:t>
+      </w:r>
+      <w:r>
+        <w:rPr>
+          <w:b w:val="0"/>
+        </w:rPr>
+        <w:t>。前两版的共同错误是</w:t>
+      </w:r>
+      <w:r>
+        <w:rPr>
+          <w:b/>
+        </w:rPr>
+        <w:t>两端混用分类口径</w:t>
+      </w:r>
+      <w:r>
+        <w:rPr>
+          <w:b w:val="0"/>
+        </w:rPr>
+        <w:t>（宽松 W4 配严格闸门外）。现已在 docs/scoped_findings.md 写明</w:t>
+      </w:r>
+      <w:r>
+        <w:rPr>
+          <w:b/>
+        </w:rPr>
+        <w:t>成对规则</w:t>
+      </w:r>
+      <w:r>
+        <w:rPr>
+          <w:b w:val="0"/>
+        </w:rPr>
+        <w:t>，并新增机械检查 check_paired_totals 防止再犯。数字更正不影响任何模型指标（该区间是覆盖边界的估计，不是模型性能）。</w:t>
       </w:r>
     </w:p>
     <w:p>
@@ -4773,377 +4869,353 @@
         <w:rPr>
           <w:b w:val="0"/>
         </w:rPr>
-        <w:t>8）</w:t>
-      </w:r>
-      <w:r>
-        <w:rPr>
-          <w:b/>
-        </w:rPr>
-        <w:t>人工金标首轮（2026-10-02，独立于 LLM 的真值）</w:t>
-      </w:r>
-      <w:r>
-        <w:rPr>
-          <w:b w:val="0"/>
-        </w:rPr>
-        <w:t xml:space="preserve">：决策方逐条判定 300 条（S1 闸门外随机／S2 四五星池／S3 已标注集各 100，随机种子 42）。要点：① 总体一致率 83.5%、κ 0.328；② </w:t>
-      </w:r>
-      <w:r>
-        <w:rPr>
-          <w:b/>
-        </w:rPr>
-        <w:t>闸门外真阳性率已获独立人工佐证，且须以区间表述（2026-10-02，三轮共 294 条人工判定）</w:t>
-      </w:r>
-      <w:r>
-        <w:rPr>
-          <w:b w:val="0"/>
-        </w:rPr>
-        <w:t xml:space="preserve">：S1 首轮 3/95（3.16%）→ S4 追加 0/100 → </w:t>
-      </w:r>
-      <w:r>
-        <w:rPr>
-          <w:b/>
-        </w:rPr>
-        <w:t>S5 干净探针（未见过条目、随机两臂）0/99</w:t>
-      </w:r>
-      <w:r>
-        <w:rPr>
-          <w:b w:val="0"/>
-        </w:rPr>
-        <w:t xml:space="preserve">，合并 </w:t>
-      </w:r>
-      <w:r>
-        <w:rPr>
-          <w:b/>
-        </w:rPr>
-        <w:t>3/294 = 1.02%（95% CI 0.35%–2.96%）</w:t>
-      </w:r>
-      <w:r>
-        <w:rPr>
-          <w:b w:val="0"/>
-        </w:rPr>
-        <w:t xml:space="preserve">，与原 LLM 口径 1.33% 相容。据此覆盖率：点估计 </w:t>
-      </w:r>
-      <w:r>
-        <w:rPr>
-          <w:b/>
-        </w:rPr>
-        <w:t>58.5%（严格）／51.5%（宽松）</w:t>
-      </w:r>
-      <w:r>
-        <w:rPr>
-          <w:b w:val="0"/>
-        </w:rPr>
-        <w:t>，</w:t>
-      </w:r>
-      <w:r>
-        <w:rPr>
-          <w:b/>
-        </w:rPr>
-        <w:t>95% 区间为 33.0%–79.9%</w:t>
-      </w:r>
-      <w:r>
-        <w:rPr>
-          <w:b w:val="0"/>
-        </w:rPr>
-        <w:t>——该估计随样本量演化（n=95→3.16%、n=195→1.54%、n=294→1.02%，每次由 1–2 条正例驱动），</w:t>
-      </w:r>
-      <w:r>
-        <w:rPr>
-          <w:b/>
-        </w:rPr>
-        <w:t>故材料报区间；原报 52.0%／45.3% 落在区间内，不被推翻，但精度有限</w:t>
-      </w:r>
-      <w:r>
-        <w:rPr>
-          <w:b w:val="0"/>
-        </w:rPr>
-        <w:t>。另：</w:t>
-      </w:r>
-      <w:r>
-        <w:rPr>
-          <w:b/>
-        </w:rPr>
-        <w:t>材料效应为零</w:t>
-      </w:r>
-      <w:r>
-        <w:rPr>
-          <w:b w:val="0"/>
-        </w:rPr>
-        <w:t>——S5 对照组（只给原文）与实验组（带翻译与解析）正例率均为 0/49 与 0/50，Fisher 精确 p=1.000，即无证据表明执行方材料会推高正例判定；同一批 300 条在两份不同卡上的一致率 91.0%、改判 9.0% 且</w:t>
-      </w:r>
-      <w:r>
-        <w:rPr>
-          <w:b/>
-        </w:rPr>
-        <w:t>无一条翻向「是」</w:t>
-      </w:r>
-      <w:r>
-        <w:rPr>
-          <w:b w:val="0"/>
-        </w:rPr>
-        <w:t xml:space="preserve">；③ </w:t>
-      </w:r>
-      <w:r>
-        <w:rPr>
-          <w:b/>
-        </w:rPr>
-        <w:t>S3 显示已标注正例的 LLM 精确率仅 30.2%（CI 18.6%–45.1%）</w:t>
-      </w:r>
-      <w:r>
-        <w:rPr>
-          <w:b w:val="0"/>
-        </w:rPr>
-        <w:t xml:space="preserve">，召回 86.7%；误判的 30 条中 </w:t>
-      </w:r>
-      <w:r>
-        <w:rPr>
-          <w:b/>
-        </w:rPr>
-        <w:t>28 条为口径外产品</w:t>
-      </w:r>
-      <w:r>
-        <w:rPr>
-          <w:b w:val="0"/>
-        </w:rPr>
-        <w:t>（条形音箱／蓝牙音箱／线缆／天线／音频眼镜等），仅 2 条为耳机类真误标——故「1,280 正例」应改述为「</w:t>
-      </w:r>
-      <w:r>
-        <w:rPr>
-          <w:b/>
-        </w:rPr>
-        <w:t>声学相关抱怨集</w:t>
-      </w:r>
-      <w:r>
-        <w:rPr>
-          <w:b w:val="0"/>
-        </w:rPr>
-        <w:t xml:space="preserve">」，相应指标口径须加「声学抱怨（非严格耳机音质）」限定；④ </w:t>
-      </w:r>
-      <w:r>
-        <w:rPr>
-          <w:b/>
-        </w:rPr>
-        <w:t>S2 层 κ 为 −0.072（低于随机）</w:t>
-      </w:r>
-      <w:r>
-        <w:rPr>
-          <w:b w:val="0"/>
-        </w:rPr>
-        <w:t>，W4 的 ≈20／≈95 估计</w:t>
-      </w:r>
-      <w:r>
-        <w:rPr>
-          <w:b/>
-        </w:rPr>
-        <w:t>未获独立支持</w:t>
-      </w:r>
-      <w:r>
-        <w:rPr>
-          <w:b w:val="0"/>
-        </w:rPr>
-        <w:t>，应标注为仅 LLM 口径。详见 docs/gold_set/gold_standard_findings.md（含决策队列 D-Q8）。</w:t>
-      </w:r>
-      <w:r>
-        <w:rPr>
-          <w:b/>
-        </w:rPr>
-        <w:t>口径全量量化（2026-10-02）</w:t>
-      </w:r>
-      <w:r>
-        <w:rPr>
-          <w:b w:val="0"/>
-        </w:rPr>
-        <w:t>：对 1,280 条已标注正例做产品口径判定（分类器经人工真值验证：召回 92%、误报 17%）——其中</w:t>
-      </w:r>
-      <w:r>
-        <w:rPr>
-          <w:b/>
-        </w:rPr>
-        <w:t>耳机家族仅约 530 条（41.4%）</w:t>
-      </w:r>
-      <w:r>
-        <w:rPr>
-          <w:b w:val="0"/>
-        </w:rPr>
-        <w:t>，其余为音箱（255）、其他音频（162）、非音频（109）、线缆（53）、无法判断（136）等；故本报告统一改述为「</w:t>
-      </w:r>
-      <w:r>
-        <w:rPr>
-          <w:b/>
-        </w:rPr>
-        <w:t>声学相关抱怨集</w:t>
-      </w:r>
-      <w:r>
-        <w:rPr>
-          <w:b w:val="0"/>
-        </w:rPr>
-        <w:t>」，相应指标口径须读作「声学抱怨（非严格耳机音质）」。</w:t>
+        <w:t>7）</w:t>
+      </w:r>
+      <w:r>
+        <w:rPr>
+          <w:b/>
+        </w:rPr>
+        <w:t>叙事层更正（2026-10-01，红队质询后）</w:t>
+      </w:r>
+      <w:r>
+        <w:rPr>
+          <w:b w:val="0"/>
+        </w:rPr>
+        <w:t>：内部对照材料曾把三阶段的指标排成「0.37 → 0.6871 → 0.7220」的上升线，并称 v2 的提升来自长文本窗口与标签修正。</w:t>
+      </w:r>
+      <w:r>
+        <w:rPr>
+          <w:b/>
+        </w:rPr>
+        <w:t>两处均已撤回</w:t>
+      </w:r>
+      <w:r>
+        <w:rPr>
+          <w:b w:val="0"/>
+        </w:rPr>
+        <w:t>：① 三个数不同语料、不同验证集、不同正例数（13/251/128），</w:t>
+      </w:r>
+      <w:r>
+        <w:rPr>
+          <w:b/>
+        </w:rPr>
+        <w:t>不可排成上升线</w:t>
+      </w:r>
+      <w:r>
+        <w:rPr>
+          <w:b w:val="0"/>
+        </w:rPr>
+        <w:t xml:space="preserve">；② 同基准实验显示 </w:t>
+      </w:r>
+      <w:r>
+        <w:rPr>
+          <w:b/>
+        </w:rPr>
+        <w:t>v2 并不优于 v1</w:t>
+      </w:r>
+      <w:r>
+        <w:rPr>
+          <w:b w:val="0"/>
+        </w:rPr>
+        <w:t xml:space="preserve">（v1 0.7759 vs v2 0.7220，CI 重叠），复刻 v1 配方重训亦仅 0.6273 → </w:t>
+      </w:r>
+      <w:r>
+        <w:rPr>
+          <w:b/>
+        </w:rPr>
+        <w:t>原归因无证据支持</w:t>
+      </w:r>
+      <w:r>
+        <w:rPr>
+          <w:b w:val="0"/>
+        </w:rPr>
+        <w:t>。本报告正文与附录 A/B 从未包含该提升断言，此条仅记录内部材料的更正，以确保读者不会从别处读到已被撤回的说法。</w:t>
       </w:r>
     </w:p>
     <w:p>
       <w:r>
         <w:rPr>
-          <w:b/>
-        </w:rPr>
-        <w:t>跨模型校验（2026-10-02）</w:t>
-      </w:r>
-      <w:r>
-        <w:rPr>
-          <w:b w:val="0"/>
-        </w:rPr>
-        <w:t xml:space="preserve">：用另一模型家族（qwen3.7-plus）对同 300 条做第二判定，一致率 </w:t>
-      </w:r>
-      <w:r>
-        <w:rPr>
-          <w:b/>
-        </w:rPr>
-        <w:t>95.3%</w:t>
-      </w:r>
-      <w:r>
-        <w:rPr>
-          <w:b w:val="0"/>
-        </w:rPr>
-        <w:t xml:space="preserve">、κ </w:t>
-      </w:r>
-      <w:r>
-        <w:rPr>
-          <w:b/>
-        </w:rPr>
-        <w:t>0.845</w:t>
-      </w:r>
-      <w:r>
-        <w:rPr>
-          <w:b w:val="0"/>
-        </w:rPr>
-        <w:t>——与「LLM 正例对人工精确率仅 30.2%」</w:t>
-      </w:r>
-      <w:r>
-        <w:rPr>
-          <w:b/>
-        </w:rPr>
-        <w:t>同时成立</w:t>
-      </w:r>
-      <w:r>
-        <w:rPr>
-          <w:b w:val="0"/>
-        </w:rPr>
-        <w:t xml:space="preserve">，说明两家族 LLM </w:t>
-      </w:r>
-      <w:r>
-        <w:rPr>
-          <w:b/>
-        </w:rPr>
-        <w:t>高度一致地共同偏离人工口径</w:t>
-      </w:r>
-      <w:r>
-        <w:rPr>
-          <w:b w:val="0"/>
-        </w:rPr>
-        <w:t>；故本报告</w:t>
-      </w:r>
-      <w:r>
-        <w:rPr>
-          <w:b/>
-        </w:rPr>
-        <w:t>不把跨模型一致当作可信度背书</w:t>
-      </w:r>
-      <w:r>
-        <w:rPr>
-          <w:b w:val="0"/>
-        </w:rPr>
-        <w:t>，只用来回答「换模型结论会不会变」，答案是不会。</w:t>
+          <w:b w:val="0"/>
+        </w:rPr>
+        <w:t>8）</w:t>
+      </w:r>
+      <w:r>
+        <w:rPr>
+          <w:b/>
+        </w:rPr>
+        <w:t>人工金标首轮（2026-10-02，独立于 LLM 的真值）</w:t>
+      </w:r>
+      <w:r>
+        <w:rPr>
+          <w:b w:val="0"/>
+        </w:rPr>
+        <w:t xml:space="preserve">：决策方逐条判定 300 条（S1 闸门外随机／S2 四五星池／S3 已标注集各 100，随机种子 42）。要点：① 总体一致率 83.5%、κ 0.328；② </w:t>
+      </w:r>
+      <w:r>
+        <w:rPr>
+          <w:b/>
+        </w:rPr>
+        <w:t>闸门外真阳性率已获独立人工佐证，且须以区间表述（2026-10-02，三轮共 294 条人工判定）</w:t>
+      </w:r>
+      <w:r>
+        <w:rPr>
+          <w:b w:val="0"/>
+        </w:rPr>
+        <w:t xml:space="preserve">：S1 首轮 3/95（3.16%）→ S4 追加 0/100 → </w:t>
+      </w:r>
+      <w:r>
+        <w:rPr>
+          <w:b/>
+        </w:rPr>
+        <w:t>S5 干净探针（未见过条目、随机两臂）0/99</w:t>
+      </w:r>
+      <w:r>
+        <w:rPr>
+          <w:b w:val="0"/>
+        </w:rPr>
+        <w:t xml:space="preserve">，合并 </w:t>
+      </w:r>
+      <w:r>
+        <w:rPr>
+          <w:b/>
+        </w:rPr>
+        <w:t>3/294 = 1.02%（95% CI 0.35%–2.96%）</w:t>
+      </w:r>
+      <w:r>
+        <w:rPr>
+          <w:b w:val="0"/>
+        </w:rPr>
+        <w:t xml:space="preserve">，与原 LLM 口径 1.33% 相容。据此覆盖率：点估计 </w:t>
+      </w:r>
+      <w:r>
+        <w:rPr>
+          <w:b/>
+        </w:rPr>
+        <w:t>58.5%（严格）／51.5%（宽松）</w:t>
+      </w:r>
+      <w:r>
+        <w:rPr>
+          <w:b w:val="0"/>
+        </w:rPr>
+        <w:t>，</w:t>
+      </w:r>
+      <w:r>
+        <w:rPr>
+          <w:b/>
+        </w:rPr>
+        <w:t>95% 区间为 33.0%–79.9%</w:t>
+      </w:r>
+      <w:r>
+        <w:rPr>
+          <w:b w:val="0"/>
+        </w:rPr>
+        <w:t>——该估计随样本量演化（n=95→3.16%、n=195→1.54%、n=294→1.02%，每次由 1–2 条正例驱动），</w:t>
+      </w:r>
+      <w:r>
+        <w:rPr>
+          <w:b/>
+        </w:rPr>
+        <w:t>故材料报区间；原报 52.0%／45.3% 落在区间内，不被推翻，但精度有限</w:t>
+      </w:r>
+      <w:r>
+        <w:rPr>
+          <w:b w:val="0"/>
+        </w:rPr>
+        <w:t>。另：</w:t>
+      </w:r>
+      <w:r>
+        <w:rPr>
+          <w:b/>
+        </w:rPr>
+        <w:t>材料效应为零</w:t>
+      </w:r>
+      <w:r>
+        <w:rPr>
+          <w:b w:val="0"/>
+        </w:rPr>
+        <w:t>——S5 对照组（只给原文）与实验组（带翻译与解析）正例率均为 0/49 与 0/50，Fisher 精确 p=1.000，即无证据表明执行方材料会推高正例判定；同一批 300 条在两份不同卡上的一致率 91.0%、改判 9.0% 且</w:t>
+      </w:r>
+      <w:r>
+        <w:rPr>
+          <w:b/>
+        </w:rPr>
+        <w:t>无一条翻向「是」</w:t>
+      </w:r>
+      <w:r>
+        <w:rPr>
+          <w:b w:val="0"/>
+        </w:rPr>
+        <w:t xml:space="preserve">；③ </w:t>
+      </w:r>
+      <w:r>
+        <w:rPr>
+          <w:b/>
+        </w:rPr>
+        <w:t>S3 显示已标注正例的 LLM 精确率仅 30.2%（CI 18.6%–45.1%）</w:t>
+      </w:r>
+      <w:r>
+        <w:rPr>
+          <w:b w:val="0"/>
+        </w:rPr>
+        <w:t xml:space="preserve">，召回 86.7%；误判的 30 条中 </w:t>
+      </w:r>
+      <w:r>
+        <w:rPr>
+          <w:b/>
+        </w:rPr>
+        <w:t>28 条为口径外产品</w:t>
+      </w:r>
+      <w:r>
+        <w:rPr>
+          <w:b w:val="0"/>
+        </w:rPr>
+        <w:t>（条形音箱／蓝牙音箱／线缆／天线／音频眼镜等），仅 2 条为耳机类真误标——故「1,280 正例」应改述为「</w:t>
+      </w:r>
+      <w:r>
+        <w:rPr>
+          <w:b/>
+        </w:rPr>
+        <w:t>声学相关抱怨集</w:t>
+      </w:r>
+      <w:r>
+        <w:rPr>
+          <w:b w:val="0"/>
+        </w:rPr>
+        <w:t xml:space="preserve">」，相应指标口径须加「声学抱怨（非严格耳机音质）」限定；④ </w:t>
+      </w:r>
+      <w:r>
+        <w:rPr>
+          <w:b/>
+        </w:rPr>
+        <w:t>S2 层 κ 为 −0.072（低于随机）</w:t>
+      </w:r>
+      <w:r>
+        <w:rPr>
+          <w:b w:val="0"/>
+        </w:rPr>
+        <w:t>，W4 的 ≈20／≈95 估计</w:t>
+      </w:r>
+      <w:r>
+        <w:rPr>
+          <w:b/>
+        </w:rPr>
+        <w:t>未获独立支持</w:t>
+      </w:r>
+      <w:r>
+        <w:rPr>
+          <w:b w:val="0"/>
+        </w:rPr>
+        <w:t>，应标注为仅 LLM 口径。详见 docs/gold_set/gold_standard_findings.md（含决策队列 D-Q8）。</w:t>
+      </w:r>
+      <w:r>
+        <w:rPr>
+          <w:b/>
+        </w:rPr>
+        <w:t>口径全量量化（2026-10-02）</w:t>
+      </w:r>
+      <w:r>
+        <w:rPr>
+          <w:b w:val="0"/>
+        </w:rPr>
+        <w:t>：对 1,280 条已标注正例做产品口径判定（分类器经人工真值验证：召回 92%、误报 17%）——其中</w:t>
+      </w:r>
+      <w:r>
+        <w:rPr>
+          <w:b/>
+        </w:rPr>
+        <w:t>耳机家族仅约 530 条（41.4%）</w:t>
+      </w:r>
+      <w:r>
+        <w:rPr>
+          <w:b w:val="0"/>
+        </w:rPr>
+        <w:t>，其余为音箱（255）、其他音频（162）、非音频（109）、线缆（53）、无法判断（136）等；故本报告统一改述为「</w:t>
+      </w:r>
+      <w:r>
+        <w:rPr>
+          <w:b/>
+        </w:rPr>
+        <w:t>声学相关抱怨集</w:t>
+      </w:r>
+      <w:r>
+        <w:rPr>
+          <w:b w:val="0"/>
+        </w:rPr>
+        <w:t>」，相应指标口径须读作「声学抱怨（非严格耳机音质）」。</w:t>
       </w:r>
     </w:p>
     <w:p>
       <w:r>
         <w:rPr>
-          <w:b w:val="0"/>
-        </w:rPr>
-        <w:t>9）</w:t>
-      </w:r>
-      <w:r>
-        <w:rPr>
-          <w:b/>
-        </w:rPr>
-        <w:t>范围内重评（2026-10-02，纯后处理）</w:t>
-      </w:r>
-      <w:r>
-        <w:rPr>
-          <w:b w:val="0"/>
-        </w:rPr>
-        <w:t xml:space="preserve">：把冻结点测集按产品口径切分后分别报告（阈值取自 v2/threshold.json，使用现成概率缓存，未重跑模型）：全测试集 10,000 条／正例 128 → </w:t>
-      </w:r>
-      <w:r>
-        <w:rPr>
-          <w:b/>
-        </w:rPr>
-        <w:t>F1@0.5 0.7206、F1@调优 0.7220、PR-AUC 0.7811</w:t>
-      </w:r>
-      <w:r>
-        <w:rPr>
-          <w:b w:val="0"/>
-        </w:rPr>
-        <w:t>；</w:t>
-      </w:r>
-      <w:r>
-        <w:rPr>
-          <w:b/>
-        </w:rPr>
-        <w:t>耳机家族 778 条／正例 48 → F1@0.5 0.6966、F1@调优 0.6897、PR-AUC 0.7783</w:t>
-      </w:r>
-      <w:r>
-        <w:rPr>
-          <w:b w:val="0"/>
-        </w:rPr>
-        <w:t>；明确口径外 6,858 条／正例 64 → 0.7302／0.7317／0.7918；无法判断 2,364 条／正例 16 → 0.7500／0.7742／0.7936。</w:t>
-      </w:r>
-      <w:r>
-        <w:rPr>
-          <w:b/>
-        </w:rPr>
-        <w:t>两点必须同时读</w:t>
-      </w:r>
-      <w:r>
-        <w:rPr>
-          <w:b w:val="0"/>
-        </w:rPr>
-        <w:t xml:space="preserve">：① 测试集 128 条正例中 </w:t>
-      </w:r>
-      <w:r>
-        <w:rPr>
-          <w:b/>
-        </w:rPr>
-        <w:t>80 条（62.5%）并非耳机音质差评</w:t>
-      </w:r>
-      <w:r>
-        <w:rPr>
-          <w:b w:val="0"/>
-        </w:rPr>
-        <w:t xml:space="preserve">；② </w:t>
-      </w:r>
-      <w:r>
-        <w:rPr>
-          <w:b/>
-        </w:rPr>
-        <w:t>限定到耳机口径并不会让指标变好</w:t>
-      </w:r>
-      <w:r>
-        <w:rPr>
-          <w:b w:val="0"/>
-        </w:rPr>
-        <w:t>（F1 0.6966 &lt; 0.7220，且组内仅 48 条正例）——故本项目</w:t>
-      </w:r>
-      <w:r>
-        <w:rPr>
-          <w:b/>
-        </w:rPr>
-        <w:t>不主张</w:t>
-      </w:r>
-      <w:r>
-        <w:rPr>
-          <w:b w:val="0"/>
-        </w:rPr>
-        <w:t>「收紧口径可提升性能」；该表回答的是「限定范围后指标长什么样」，不是新模型结果。详见 docs/inscope_reeval.md。</w:t>
+          <w:b/>
+        </w:rPr>
+        <w:t>跨模型校验（2026-10-02）</w:t>
+      </w:r>
+      <w:r>
+        <w:rPr>
+          <w:b w:val="0"/>
+        </w:rPr>
+        <w:t xml:space="preserve">：用另一模型家族（qwen3.7-plus）对同 300 条做第二判定，一致率 </w:t>
+      </w:r>
+      <w:r>
+        <w:rPr>
+          <w:b/>
+        </w:rPr>
+        <w:t>95.3%</w:t>
+      </w:r>
+      <w:r>
+        <w:rPr>
+          <w:b w:val="0"/>
+        </w:rPr>
+        <w:t xml:space="preserve">、κ </w:t>
+      </w:r>
+      <w:r>
+        <w:rPr>
+          <w:b/>
+        </w:rPr>
+        <w:t>0.845</w:t>
+      </w:r>
+      <w:r>
+        <w:rPr>
+          <w:b w:val="0"/>
+        </w:rPr>
+        <w:t>——与「LLM 正例对人工精确率仅 30.2%」</w:t>
+      </w:r>
+      <w:r>
+        <w:rPr>
+          <w:b/>
+        </w:rPr>
+        <w:t>同时成立</w:t>
+      </w:r>
+      <w:r>
+        <w:rPr>
+          <w:b w:val="0"/>
+        </w:rPr>
+        <w:t xml:space="preserve">，说明两家族 LLM </w:t>
+      </w:r>
+      <w:r>
+        <w:rPr>
+          <w:b/>
+        </w:rPr>
+        <w:t>高度一致地共同偏离人工口径</w:t>
+      </w:r>
+      <w:r>
+        <w:rPr>
+          <w:b w:val="0"/>
+        </w:rPr>
+        <w:t>；故本报告</w:t>
+      </w:r>
+      <w:r>
+        <w:rPr>
+          <w:b/>
+        </w:rPr>
+        <w:t>不把跨模型一致当作可信度背书</w:t>
+      </w:r>
+      <w:r>
+        <w:rPr>
+          <w:b w:val="0"/>
+        </w:rPr>
+        <w:t>，只用来回答「换模型结论会不会变」，答案是不会。</w:t>
       </w:r>
     </w:p>
     <w:p>
@@ -5151,175 +5223,91 @@
         <w:rPr>
           <w:b w:val="0"/>
         </w:rPr>
-        <w:t xml:space="preserve">10）⚠️ </w:t>
-      </w:r>
-      <w:r>
-        <w:rPr>
-          <w:b/>
-        </w:rPr>
-        <w:t>本条部分数字已于 2026-10-03 撤回</w:t>
-      </w:r>
-      <w:r>
-        <w:rPr>
-          <w:b w:val="0"/>
-        </w:rPr>
-        <w:t>（0.427／0.381／0.471 与「召回 0.000」属混合口径：人工样本 80.4% 落在 v2 训练侧，且划分世代混用）——</w:t>
-      </w:r>
-      <w:r>
-        <w:rPr>
-          <w:b/>
-        </w:rPr>
-        <w:t>结论方向保留</w:t>
-      </w:r>
-      <w:r>
-        <w:rPr>
-          <w:b w:val="0"/>
-        </w:rPr>
-        <w:t>（分布内与分布外差异显著），量化以第 11 条为准。以下为原始记录：10）</w:t>
-      </w:r>
-      <w:r>
-        <w:rPr>
-          <w:b/>
-        </w:rPr>
-        <w:t>真实场景性能（2026-10-02 新测，此前从未测量；本报告最重要的一条限制）</w:t>
-      </w:r>
-      <w:r>
-        <w:rPr>
-          <w:b w:val="0"/>
-        </w:rPr>
-        <w:t xml:space="preserve">：主指标 0.7220 报在「关键词可达 × 已复核星级」子集上、以 </w:t>
-      </w:r>
-      <w:r>
-        <w:rPr>
-          <w:b/>
-        </w:rPr>
-        <w:t>LLM 标签</w:t>
-      </w:r>
-      <w:r>
-        <w:rPr>
-          <w:b w:val="0"/>
-        </w:rPr>
-        <w:t>为准；而产品实际使用场景是</w:t>
-      </w:r>
-      <w:r>
-        <w:rPr>
-          <w:b/>
-        </w:rPr>
-        <w:t>卖家上传自己的评论</w:t>
-      </w:r>
-      <w:r>
-        <w:rPr>
-          <w:b w:val="0"/>
-        </w:rPr>
-        <w:t>（多数不含闸门关键词、正例率约 1%）。以决策方人工判定的 500 条（479 可比对、25 条确认为耳机音质差评）为真值，测出厂 v1（阈值 0.5）：</w:t>
-      </w:r>
-      <w:r>
-        <w:rPr>
-          <w:b/>
-        </w:rPr>
-        <w:t>S1+S4+S5 闸门外自然混合层（最接近真实使用）n=294、真阳 3 条 → TP 0／召回 0.000（已撤回）</w:t>
-      </w:r>
-      <w:r>
-        <w:rPr>
-          <w:b w:val="0"/>
-        </w:rPr>
-        <w:t>；S2 四五星池 n=96、真阳 7 → 精确 0.286／召回 0.286；S3 已标注集（50/50 人为平衡）n=89、真阳 15 → 精确 0.326／召回 0.933；</w:t>
-      </w:r>
-      <w:r>
-        <w:rPr>
-          <w:b/>
-        </w:rPr>
-        <w:t>混合合计 n=479 → 精确 0.320／召回 0.640／F1 0.427／PR-AUC 0.396（以上数字均已撤回，此处仅存原始记录）</w:t>
-      </w:r>
-      <w:r>
-        <w:rPr>
-          <w:b w:val="0"/>
-        </w:rPr>
-        <w:t>。</w:t>
-      </w:r>
-      <w:r>
-        <w:rPr>
-          <w:b/>
-        </w:rPr>
-        <w:t>读法</w:t>
-      </w:r>
-      <w:r>
-        <w:rPr>
-          <w:b w:val="0"/>
-        </w:rPr>
-        <w:t>：① 最接近真实使用的分层上，3 条人工确认正例</w:t>
-      </w:r>
-      <w:r>
-        <w:rPr>
-          <w:b/>
-        </w:rPr>
-        <w:t>一条未中</w:t>
-      </w:r>
-      <w:r>
-        <w:rPr>
-          <w:b w:val="0"/>
-        </w:rPr>
-        <w:t>（n 极小，但与「模型在闸门外几乎不触发」的既有观察一致）；② 混合样本上</w:t>
-      </w:r>
-      <w:r>
-        <w:rPr>
-          <w:b/>
-        </w:rPr>
-        <w:t>每 3 条告警约 2 条不是</w:t>
-      </w:r>
-      <w:r>
-        <w:rPr>
-          <w:b w:val="0"/>
-        </w:rPr>
-        <w:t>；③ S3 的高召回属</w:t>
-      </w:r>
-      <w:r>
-        <w:rPr>
-          <w:b/>
-        </w:rPr>
-        <w:t>同源循环</w:t>
-      </w:r>
-      <w:r>
-        <w:rPr>
-          <w:b w:val="0"/>
-        </w:rPr>
-        <w:t>（正例来自我们自己的标注管线），不能作为有效性证据；④ 结论：现有指标描述</w:t>
-      </w:r>
-      <w:r>
-        <w:rPr>
-          <w:b/>
-        </w:rPr>
-        <w:t>分布内</w:t>
-      </w:r>
-      <w:r>
-        <w:rPr>
-          <w:b w:val="0"/>
-        </w:rPr>
-        <w:t>表现，产品今天的实际价值应表述为「对</w:t>
-      </w:r>
-      <w:r>
-        <w:rPr>
-          <w:b/>
-        </w:rPr>
-        <w:t>关键词可达</w:t>
-      </w:r>
-      <w:r>
-        <w:rPr>
-          <w:b w:val="0"/>
-        </w:rPr>
-        <w:t>的评论做优先级排序」，</w:t>
-      </w:r>
-      <w:r>
-        <w:rPr>
-          <w:b/>
-        </w:rPr>
-        <w:t>不是</w:t>
-      </w:r>
-      <w:r>
-        <w:rPr>
-          <w:b w:val="0"/>
-        </w:rPr>
-        <w:t>「找出评论里所有耳机音质差评」；⑤ 修法属 v3（用范围内、无闸门偏置的标签重训，并在人工标注的无偏样本上重测）。详见 docs/realworld_eval.md 与 v2/realworld_eval.json。</w:t>
+        <w:t>9）</w:t>
+      </w:r>
+      <w:r>
+        <w:rPr>
+          <w:b/>
+        </w:rPr>
+        <w:t>范围内重评（2026-10-02，纯后处理）</w:t>
+      </w:r>
+      <w:r>
+        <w:rPr>
+          <w:b w:val="0"/>
+        </w:rPr>
+        <w:t xml:space="preserve">：把冻结点测集按产品口径切分后分别报告（阈值取自 v2/threshold.json，使用现成概率缓存，未重跑模型）：全测试集 10,000 条／正例 128 → </w:t>
+      </w:r>
+      <w:r>
+        <w:rPr>
+          <w:b/>
+        </w:rPr>
+        <w:t>F1@0.5 0.7206、F1@调优 0.7220、PR-AUC 0.7811</w:t>
+      </w:r>
+      <w:r>
+        <w:rPr>
+          <w:b w:val="0"/>
+        </w:rPr>
+        <w:t>；</w:t>
+      </w:r>
+      <w:r>
+        <w:rPr>
+          <w:b/>
+        </w:rPr>
+        <w:t>耳机家族 778 条／正例 48 → F1@0.5 0.6966、F1@调优 0.6897、PR-AUC 0.7783</w:t>
+      </w:r>
+      <w:r>
+        <w:rPr>
+          <w:b w:val="0"/>
+        </w:rPr>
+        <w:t>；明确口径外 6,858 条／正例 64 → 0.7302／0.7317／0.7918；无法判断 2,364 条／正例 16 → 0.7500／0.7742／0.7936。</w:t>
+      </w:r>
+      <w:r>
+        <w:rPr>
+          <w:b/>
+        </w:rPr>
+        <w:t>两点必须同时读</w:t>
+      </w:r>
+      <w:r>
+        <w:rPr>
+          <w:b w:val="0"/>
+        </w:rPr>
+        <w:t xml:space="preserve">：① 测试集 128 条正例中 </w:t>
+      </w:r>
+      <w:r>
+        <w:rPr>
+          <w:b/>
+        </w:rPr>
+        <w:t>80 条（62.5%）并非耳机音质差评</w:t>
+      </w:r>
+      <w:r>
+        <w:rPr>
+          <w:b w:val="0"/>
+        </w:rPr>
+        <w:t xml:space="preserve">；② </w:t>
+      </w:r>
+      <w:r>
+        <w:rPr>
+          <w:b/>
+        </w:rPr>
+        <w:t>限定到耳机口径并不会让指标变好</w:t>
+      </w:r>
+      <w:r>
+        <w:rPr>
+          <w:b w:val="0"/>
+        </w:rPr>
+        <w:t>（F1 0.6966 &lt; 0.7220，且组内仅 48 条正例）——故本项目</w:t>
+      </w:r>
+      <w:r>
+        <w:rPr>
+          <w:b/>
+        </w:rPr>
+        <w:t>不主张</w:t>
+      </w:r>
+      <w:r>
+        <w:rPr>
+          <w:b w:val="0"/>
+        </w:rPr>
+        <w:t>「收紧口径可提升性能」；该表回答的是「限定范围后指标长什么样」，不是新模型结果。详见 docs/inscope_reeval.md。</w:t>
       </w:r>
     </w:p>
     <w:p>
@@ -5327,235 +5315,175 @@
         <w:rPr>
           <w:b w:val="0"/>
         </w:rPr>
-        <w:t>11）</w:t>
-      </w:r>
-      <w:r>
-        <w:rPr>
-          <w:b/>
-        </w:rPr>
-        <w:t>测量口径与分布外测量（2026-10-03 修订；</w:t>
-      </w:r>
-      <w:r>
-        <w:rPr>
-          <w:b w:val="0"/>
-        </w:rPr>
-        <w:t>取代第 10 条的量化</w:t>
-      </w:r>
-      <w:r>
-        <w:rPr>
-          <w:b/>
-        </w:rPr>
-        <w:t>）</w:t>
-      </w:r>
-      <w:r>
-        <w:rPr>
-          <w:b w:val="0"/>
-        </w:rPr>
-        <w:t xml:space="preserve">：① </w:t>
-      </w:r>
-      <w:r>
-        <w:rPr>
-          <w:b/>
-        </w:rPr>
-        <w:t>干净池测量</w:t>
-      </w:r>
-      <w:r>
-        <w:rPr>
-          <w:b w:val="0"/>
-        </w:rPr>
-        <w:t>：分母为</w:t>
-      </w:r>
-      <w:r>
-        <w:rPr>
-          <w:b/>
-        </w:rPr>
-        <w:t>构造池</w:t>
-      </w:r>
-      <w:r>
-        <w:rPr>
-          <w:b w:val="0"/>
-        </w:rPr>
-        <w:t xml:space="preserve">（留出侧＋闸门外＋从未训练＋从未判过），共 </w:t>
-      </w:r>
-      <w:r>
-        <w:rPr>
-          <w:b/>
-        </w:rPr>
-        <w:t>14,299 条</w:t>
-      </w:r>
-      <w:r>
-        <w:rPr>
-          <w:b w:val="0"/>
-        </w:rPr>
-        <w:t xml:space="preserve">（精确计数），其中出厂 v1 触发 </w:t>
-      </w:r>
-      <w:r>
-        <w:rPr>
-          <w:b/>
-        </w:rPr>
-        <w:t>15 条 = 0.105%</w:t>
-      </w:r>
-      <w:r>
-        <w:rPr>
-          <w:b w:val="0"/>
-        </w:rPr>
-        <w:t xml:space="preserve">（Wilson 95% CI </w:t>
-      </w:r>
-      <w:r>
-        <w:rPr>
-          <w:b/>
-        </w:rPr>
-        <w:t>0.064%–0.173%</w:t>
-      </w:r>
-      <w:r>
-        <w:rPr>
-          <w:b w:val="0"/>
-        </w:rPr>
-        <w:t xml:space="preserve">）；同期人工真值率约 1% 量级→ </w:t>
-      </w:r>
-      <w:r>
-        <w:rPr>
-          <w:b/>
-        </w:rPr>
-        <w:t>提示召回显著偏低</w:t>
-      </w:r>
-      <w:r>
-        <w:rPr>
-          <w:b w:val="0"/>
-        </w:rPr>
-        <w:t>——</w:t>
-      </w:r>
-      <w:r>
-        <w:rPr>
-          <w:b/>
-        </w:rPr>
-        <w:t>引用时上述三个成分必须与数字同屏</w:t>
-      </w:r>
-      <w:r>
-        <w:rPr>
-          <w:b w:val="0"/>
-        </w:rPr>
-        <w:t>，</w:t>
-      </w:r>
-      <w:r>
-        <w:rPr>
-          <w:b/>
-        </w:rPr>
-        <w:t>不得</w:t>
-      </w:r>
-      <w:r>
-        <w:rPr>
-          <w:b w:val="0"/>
-        </w:rPr>
-        <w:t xml:space="preserve">把它说成「产品在真实语料上的报警率」。② </w:t>
-      </w:r>
-      <w:r>
-        <w:rPr>
-          <w:b/>
-        </w:rPr>
-        <w:t>人工样本与训练划分的重叠</w:t>
-      </w:r>
-      <w:r>
-        <w:rPr>
-          <w:b w:val="0"/>
-        </w:rPr>
-        <w:t xml:space="preserve">：人工 500 条中 </w:t>
-      </w:r>
-      <w:r>
-        <w:rPr>
-          <w:b/>
-        </w:rPr>
-        <w:t>402 条（80.4%）落在 v2 训练侧</w:t>
-      </w:r>
-      <w:r>
-        <w:rPr>
-          <w:b w:val="0"/>
-        </w:rPr>
-        <w:t>，故按该样本计算的混合口径指标（0.427／0.381／0.471）</w:t>
-      </w:r>
-      <w:r>
-        <w:rPr>
-          <w:b/>
-        </w:rPr>
-        <w:t>已撤回</w:t>
-      </w:r>
-      <w:r>
-        <w:rPr>
-          <w:b w:val="0"/>
-        </w:rPr>
-        <w:t xml:space="preserve">。③ </w:t>
-      </w:r>
-      <w:r>
-        <w:rPr>
-          <w:b/>
-        </w:rPr>
-        <w:t>世代钉死</w:t>
-      </w:r>
-      <w:r>
-        <w:rPr>
-          <w:b w:val="0"/>
-        </w:rPr>
-        <w:t>：v1 训练输入 labeled_llm_before_treble.csv（7618d2976deffe56…）＋真留出侧 val_v2.csv（1779a6404323d7fb…）已登记，复现与训练日志</w:t>
-      </w:r>
-      <w:r>
-        <w:rPr>
-          <w:b/>
-        </w:rPr>
-        <w:t>四数全中</w:t>
-      </w:r>
-      <w:r>
-        <w:rPr>
-          <w:b w:val="0"/>
-        </w:rPr>
-        <w:t>；v2 训练输入为</w:t>
-      </w:r>
-      <w:r>
-        <w:rPr>
-          <w:b/>
-        </w:rPr>
-        <w:t>候选（待佐证）</w:t>
-      </w:r>
-      <w:r>
-        <w:rPr>
-          <w:b w:val="0"/>
-        </w:rPr>
-        <w:t xml:space="preserve">；未登记世代的划分一律标「不可复现」。详见 docs/split_manifest.md。④ </w:t>
-      </w:r>
-      <w:r>
-        <w:rPr>
-          <w:b/>
-        </w:rPr>
-        <w:t>探索性数字（不进正文/摘要/状态卡）</w:t>
-      </w:r>
-      <w:r>
-        <w:rPr>
-          <w:b w:val="0"/>
-        </w:rPr>
-        <w:t>：v1 真留出侧 112 条（可比对 109／正例 8）上，v1 命中 6 条、v2 命中 5 条（CI 大幅重叠，</w:t>
-      </w:r>
-      <w:r>
-        <w:rPr>
-          <w:b/>
-        </w:rPr>
-        <w:t>不可比优劣</w:t>
-      </w:r>
-      <w:r>
-        <w:rPr>
-          <w:b w:val="0"/>
-        </w:rPr>
-        <w:t>）；其中</w:t>
-      </w:r>
-      <w:r>
-        <w:rPr>
-          <w:b/>
-        </w:rPr>
-        <w:t>真实场景子集</w:t>
-      </w:r>
-      <w:r>
-        <w:rPr>
-          <w:b w:val="0"/>
-        </w:rPr>
-        <w:t>（S1+S4+S5，n=59）两者均命中 0 条。详见 docs/s2c_true_holdout.md。</w:t>
+        <w:t xml:space="preserve">10）⚠️ </w:t>
+      </w:r>
+      <w:r>
+        <w:rPr>
+          <w:b/>
+        </w:rPr>
+        <w:t>本条部分数字已于 2026-10-03 撤回</w:t>
+      </w:r>
+      <w:r>
+        <w:rPr>
+          <w:b w:val="0"/>
+        </w:rPr>
+        <w:t>（0.427／0.381／0.471 与「召回 0.000」属混合口径：人工样本 80.4% 落在 v2 训练侧，且划分世代混用）——</w:t>
+      </w:r>
+      <w:r>
+        <w:rPr>
+          <w:b/>
+        </w:rPr>
+        <w:t>结论方向保留</w:t>
+      </w:r>
+      <w:r>
+        <w:rPr>
+          <w:b w:val="0"/>
+        </w:rPr>
+        <w:t>（分布内与分布外差异显著），量化以第 11 条为准。以下为原始记录：10）</w:t>
+      </w:r>
+      <w:r>
+        <w:rPr>
+          <w:b/>
+        </w:rPr>
+        <w:t>真实场景性能（2026-10-02 新测，此前从未测量；本报告最重要的一条限制）</w:t>
+      </w:r>
+      <w:r>
+        <w:rPr>
+          <w:b w:val="0"/>
+        </w:rPr>
+        <w:t xml:space="preserve">：主指标 0.7220 报在「关键词可达 × 已复核星级」子集上、以 </w:t>
+      </w:r>
+      <w:r>
+        <w:rPr>
+          <w:b/>
+        </w:rPr>
+        <w:t>LLM 标签</w:t>
+      </w:r>
+      <w:r>
+        <w:rPr>
+          <w:b w:val="0"/>
+        </w:rPr>
+        <w:t>为准；而产品实际使用场景是</w:t>
+      </w:r>
+      <w:r>
+        <w:rPr>
+          <w:b/>
+        </w:rPr>
+        <w:t>卖家上传自己的评论</w:t>
+      </w:r>
+      <w:r>
+        <w:rPr>
+          <w:b w:val="0"/>
+        </w:rPr>
+        <w:t>（多数不含闸门关键词、正例率约 1%）。以决策方人工判定的 500 条（479 可比对、25 条确认为耳机音质差评）为真值，测出厂 v1（阈值 0.5）：</w:t>
+      </w:r>
+      <w:r>
+        <w:rPr>
+          <w:b/>
+        </w:rPr>
+        <w:t>S1+S4+S5 闸门外自然混合层（最接近真实使用）n=294、真阳 3 条 → TP 0／召回 0.000（已撤回）</w:t>
+      </w:r>
+      <w:r>
+        <w:rPr>
+          <w:b w:val="0"/>
+        </w:rPr>
+        <w:t>；S2 四五星池 n=96、真阳 7 → 精确 0.286／召回 0.286；S3 已标注集（50/50 人为平衡）n=89、真阳 15 → 精确 0.326／召回 0.933；</w:t>
+      </w:r>
+      <w:r>
+        <w:rPr>
+          <w:b/>
+        </w:rPr>
+        <w:t>混合合计 n=479 → 精确 0.320／召回 0.640／F1 0.427／PR-AUC 0.396（以上数字均已撤回，此处仅存原始记录）</w:t>
+      </w:r>
+      <w:r>
+        <w:rPr>
+          <w:b w:val="0"/>
+        </w:rPr>
+        <w:t>。</w:t>
+      </w:r>
+      <w:r>
+        <w:rPr>
+          <w:b/>
+        </w:rPr>
+        <w:t>读法</w:t>
+      </w:r>
+      <w:r>
+        <w:rPr>
+          <w:b w:val="0"/>
+        </w:rPr>
+        <w:t>：① 最接近真实使用的分层上，3 条人工确认正例</w:t>
+      </w:r>
+      <w:r>
+        <w:rPr>
+          <w:b/>
+        </w:rPr>
+        <w:t>一条未中</w:t>
+      </w:r>
+      <w:r>
+        <w:rPr>
+          <w:b w:val="0"/>
+        </w:rPr>
+        <w:t>（n 极小，但与「模型在闸门外几乎不触发」的既有观察一致）；② 混合样本上</w:t>
+      </w:r>
+      <w:r>
+        <w:rPr>
+          <w:b/>
+        </w:rPr>
+        <w:t>每 3 条告警约 2 条不是</w:t>
+      </w:r>
+      <w:r>
+        <w:rPr>
+          <w:b w:val="0"/>
+        </w:rPr>
+        <w:t>；③ S3 的高召回属</w:t>
+      </w:r>
+      <w:r>
+        <w:rPr>
+          <w:b/>
+        </w:rPr>
+        <w:t>同源循环</w:t>
+      </w:r>
+      <w:r>
+        <w:rPr>
+          <w:b w:val="0"/>
+        </w:rPr>
+        <w:t>（正例来自我们自己的标注管线），不能作为有效性证据；④ 结论：现有指标描述</w:t>
+      </w:r>
+      <w:r>
+        <w:rPr>
+          <w:b/>
+        </w:rPr>
+        <w:t>分布内</w:t>
+      </w:r>
+      <w:r>
+        <w:rPr>
+          <w:b w:val="0"/>
+        </w:rPr>
+        <w:t>表现，产品今天的实际价值应表述为「对</w:t>
+      </w:r>
+      <w:r>
+        <w:rPr>
+          <w:b/>
+        </w:rPr>
+        <w:t>关键词可达</w:t>
+      </w:r>
+      <w:r>
+        <w:rPr>
+          <w:b w:val="0"/>
+        </w:rPr>
+        <w:t>的评论做优先级排序」，</w:t>
+      </w:r>
+      <w:r>
+        <w:rPr>
+          <w:b/>
+        </w:rPr>
+        <w:t>不是</w:t>
+      </w:r>
+      <w:r>
+        <w:rPr>
+          <w:b w:val="0"/>
+        </w:rPr>
+        <w:t>「找出评论里所有耳机音质差评」；⑤ 修法属 v3（用范围内、无闸门偏置的标签重训，并在人工标注的无偏样本上重测）。详见 docs/realworld_eval.md 与 v2/realworld_eval.json。</w:t>
       </w:r>
     </w:p>
     <w:p>
@@ -5563,163 +5491,235 @@
         <w:rPr>
           <w:b w:val="0"/>
         </w:rPr>
-        <w:t>14）</w:t>
-      </w:r>
-      <w:r>
-        <w:rPr>
-          <w:b/>
-        </w:rPr>
-        <w:t>扩词表的独立检验（2026-10-03，预注册）</w:t>
-      </w:r>
-      <w:r>
-        <w:rPr>
-          <w:b w:val="0"/>
-        </w:rPr>
-        <w:t>：为验证「闸门外漏检是否只是词表缺口」，我们把候选扩词表（降噪/漏音/失真类 26 词）</w:t>
-      </w:r>
-      <w:r>
-        <w:rPr>
-          <w:b/>
-        </w:rPr>
-        <w:t>先冻结</w:t>
-      </w:r>
-      <w:r>
-        <w:rPr>
-          <w:b w:val="0"/>
-        </w:rPr>
-        <w:t>（audio_gate.py sha256 81df7375…）、再在「</w:t>
-      </w:r>
-      <w:r>
-        <w:rPr>
-          <w:b/>
-        </w:rPr>
-        <w:t>仅被扩词表覆盖、原闸门未覆盖</w:t>
-      </w:r>
-      <w:r>
-        <w:rPr>
-          <w:b w:val="0"/>
-        </w:rPr>
-        <w:t xml:space="preserve">」的 </w:t>
-      </w:r>
-      <w:r>
-        <w:rPr>
-          <w:b/>
-        </w:rPr>
-        <w:t>861</w:t>
-      </w:r>
-      <w:r>
-        <w:rPr>
-          <w:b w:val="0"/>
-        </w:rPr>
-        <w:t xml:space="preserve"> 条抽样框上随机抽 </w:t>
-      </w:r>
-      <w:r>
-        <w:rPr>
-          <w:b/>
-        </w:rPr>
-        <w:t>98 条</w:t>
-      </w:r>
-      <w:r>
-        <w:rPr>
-          <w:b w:val="0"/>
-        </w:rPr>
-        <w:t>人工盲判：</w:t>
-      </w:r>
-      <w:r>
-        <w:rPr>
-          <w:b/>
-        </w:rPr>
-        <w:t>P(真阳｜扩词表命中) = 9/100 = 9.0%</w:t>
-      </w:r>
-      <w:r>
-        <w:rPr>
-          <w:b w:val="0"/>
-        </w:rPr>
-        <w:t xml:space="preserve">（Wilson 95% CI 4.8%–16.2%；Clopper-Pearson 4.2%–16.4%）据此，扩词表在全语料可回收真阳约 </w:t>
-      </w:r>
-      <w:r>
-        <w:rPr>
-          <w:b/>
-        </w:rPr>
-        <w:t>78 条</w:t>
-      </w:r>
-      <w:r>
-        <w:rPr>
-          <w:b w:val="0"/>
-        </w:rPr>
-        <w:t>（区间 41–140）。</w:t>
-      </w:r>
-      <w:r>
-        <w:rPr>
-          <w:b/>
-        </w:rPr>
-        <w:t>三点必须同时读</w:t>
-      </w:r>
-      <w:r>
-        <w:rPr>
-          <w:b w:val="0"/>
-        </w:rPr>
-        <w:t xml:space="preserve">：① 命中者中约 </w:t>
-      </w:r>
-      <w:r>
-        <w:rPr>
-          <w:b/>
-        </w:rPr>
-        <w:t>91% 并不是</w:t>
-      </w:r>
-      <w:r>
-        <w:rPr>
-          <w:b w:val="0"/>
-        </w:rPr>
-        <w:t>真阳——闸门外总体以噪声为主，</w:t>
-      </w:r>
-      <w:r>
-        <w:rPr>
-          <w:b/>
-        </w:rPr>
-        <w:t>扩词表不是主要杠杆</w:t>
-      </w:r>
-      <w:r>
-        <w:rPr>
-          <w:b w:val="0"/>
-        </w:rPr>
-        <w:t>；② 先前基于 8 条（含写词表时看过的条目）得到的 37.5% 属</w:t>
-      </w:r>
-      <w:r>
-        <w:rPr>
-          <w:b/>
-        </w:rPr>
-        <w:t>事后拟合</w:t>
-      </w:r>
-      <w:r>
-        <w:rPr>
-          <w:b w:val="0"/>
-        </w:rPr>
-        <w:t>，独立检验把它下调到 9.0%（</w:t>
-      </w:r>
-      <w:r>
-        <w:rPr>
-          <w:b/>
-        </w:rPr>
-        <w:t>放大 4 倍</w:t>
-      </w:r>
-      <w:r>
-        <w:rPr>
-          <w:b w:val="0"/>
-        </w:rPr>
-        <w:t xml:space="preserve">）——这条同时实证了本项目「先冻结、后检验」纪律的价值；③ 本次判定 </w:t>
-      </w:r>
-      <w:r>
-        <w:rPr>
-          <w:b/>
-        </w:rPr>
-        <w:t>100/100 完成</w:t>
-      </w:r>
-      <w:r>
-        <w:rPr>
-          <w:b w:val="0"/>
-        </w:rPr>
-        <w:t>，与预注册一致。</w:t>
+        <w:t>11）</w:t>
+      </w:r>
+      <w:r>
+        <w:rPr>
+          <w:b/>
+        </w:rPr>
+        <w:t>测量口径与分布外测量（2026-10-03 修订；</w:t>
+      </w:r>
+      <w:r>
+        <w:rPr>
+          <w:b w:val="0"/>
+        </w:rPr>
+        <w:t>取代第 10 条的量化</w:t>
+      </w:r>
+      <w:r>
+        <w:rPr>
+          <w:b/>
+        </w:rPr>
+        <w:t>）</w:t>
+      </w:r>
+      <w:r>
+        <w:rPr>
+          <w:b w:val="0"/>
+        </w:rPr>
+        <w:t xml:space="preserve">：① </w:t>
+      </w:r>
+      <w:r>
+        <w:rPr>
+          <w:b/>
+        </w:rPr>
+        <w:t>干净池测量</w:t>
+      </w:r>
+      <w:r>
+        <w:rPr>
+          <w:b w:val="0"/>
+        </w:rPr>
+        <w:t>：分母为</w:t>
+      </w:r>
+      <w:r>
+        <w:rPr>
+          <w:b/>
+        </w:rPr>
+        <w:t>构造池</w:t>
+      </w:r>
+      <w:r>
+        <w:rPr>
+          <w:b w:val="0"/>
+        </w:rPr>
+        <w:t xml:space="preserve">（留出侧＋闸门外＋从未训练＋从未判过），共 </w:t>
+      </w:r>
+      <w:r>
+        <w:rPr>
+          <w:b/>
+        </w:rPr>
+        <w:t>14,299 条</w:t>
+      </w:r>
+      <w:r>
+        <w:rPr>
+          <w:b w:val="0"/>
+        </w:rPr>
+        <w:t xml:space="preserve">（精确计数），其中出厂 v1 触发 </w:t>
+      </w:r>
+      <w:r>
+        <w:rPr>
+          <w:b/>
+        </w:rPr>
+        <w:t>15 条 = 0.105%</w:t>
+      </w:r>
+      <w:r>
+        <w:rPr>
+          <w:b w:val="0"/>
+        </w:rPr>
+        <w:t xml:space="preserve">（Wilson 95% CI </w:t>
+      </w:r>
+      <w:r>
+        <w:rPr>
+          <w:b/>
+        </w:rPr>
+        <w:t>0.064%–0.173%</w:t>
+      </w:r>
+      <w:r>
+        <w:rPr>
+          <w:b w:val="0"/>
+        </w:rPr>
+        <w:t xml:space="preserve">）；同期人工真值率约 1% 量级→ </w:t>
+      </w:r>
+      <w:r>
+        <w:rPr>
+          <w:b/>
+        </w:rPr>
+        <w:t>提示召回显著偏低</w:t>
+      </w:r>
+      <w:r>
+        <w:rPr>
+          <w:b w:val="0"/>
+        </w:rPr>
+        <w:t>——</w:t>
+      </w:r>
+      <w:r>
+        <w:rPr>
+          <w:b/>
+        </w:rPr>
+        <w:t>引用时上述三个成分必须与数字同屏</w:t>
+      </w:r>
+      <w:r>
+        <w:rPr>
+          <w:b w:val="0"/>
+        </w:rPr>
+        <w:t>，</w:t>
+      </w:r>
+      <w:r>
+        <w:rPr>
+          <w:b/>
+        </w:rPr>
+        <w:t>不得</w:t>
+      </w:r>
+      <w:r>
+        <w:rPr>
+          <w:b w:val="0"/>
+        </w:rPr>
+        <w:t xml:space="preserve">把它说成「产品在真实语料上的报警率」。② </w:t>
+      </w:r>
+      <w:r>
+        <w:rPr>
+          <w:b/>
+        </w:rPr>
+        <w:t>人工样本与训练划分的重叠</w:t>
+      </w:r>
+      <w:r>
+        <w:rPr>
+          <w:b w:val="0"/>
+        </w:rPr>
+        <w:t xml:space="preserve">：人工 500 条中 </w:t>
+      </w:r>
+      <w:r>
+        <w:rPr>
+          <w:b/>
+        </w:rPr>
+        <w:t>402 条（80.4%）落在 v2 训练侧</w:t>
+      </w:r>
+      <w:r>
+        <w:rPr>
+          <w:b w:val="0"/>
+        </w:rPr>
+        <w:t>，故按该样本计算的混合口径指标（0.427／0.381／0.471）</w:t>
+      </w:r>
+      <w:r>
+        <w:rPr>
+          <w:b/>
+        </w:rPr>
+        <w:t>已撤回</w:t>
+      </w:r>
+      <w:r>
+        <w:rPr>
+          <w:b w:val="0"/>
+        </w:rPr>
+        <w:t xml:space="preserve">。③ </w:t>
+      </w:r>
+      <w:r>
+        <w:rPr>
+          <w:b/>
+        </w:rPr>
+        <w:t>世代钉死</w:t>
+      </w:r>
+      <w:r>
+        <w:rPr>
+          <w:b w:val="0"/>
+        </w:rPr>
+        <w:t>：v1 训练输入 labeled_llm_before_treble.csv（7618d2976deffe56…）＋真留出侧 val_v2.csv（1779a6404323d7fb…）已登记，复现与训练日志</w:t>
+      </w:r>
+      <w:r>
+        <w:rPr>
+          <w:b/>
+        </w:rPr>
+        <w:t>四数全中</w:t>
+      </w:r>
+      <w:r>
+        <w:rPr>
+          <w:b w:val="0"/>
+        </w:rPr>
+        <w:t>；v2 训练输入为</w:t>
+      </w:r>
+      <w:r>
+        <w:rPr>
+          <w:b/>
+        </w:rPr>
+        <w:t>候选（待佐证）</w:t>
+      </w:r>
+      <w:r>
+        <w:rPr>
+          <w:b w:val="0"/>
+        </w:rPr>
+        <w:t xml:space="preserve">；未登记世代的划分一律标「不可复现」。详见 docs/split_manifest.md。④ </w:t>
+      </w:r>
+      <w:r>
+        <w:rPr>
+          <w:b/>
+        </w:rPr>
+        <w:t>探索性数字（不进正文/摘要/状态卡）</w:t>
+      </w:r>
+      <w:r>
+        <w:rPr>
+          <w:b w:val="0"/>
+        </w:rPr>
+        <w:t>：v1 真留出侧 112 条（可比对 109／正例 8）上，v1 命中 6 条、v2 命中 5 条（CI 大幅重叠，</w:t>
+      </w:r>
+      <w:r>
+        <w:rPr>
+          <w:b/>
+        </w:rPr>
+        <w:t>不可比优劣</w:t>
+      </w:r>
+      <w:r>
+        <w:rPr>
+          <w:b w:val="0"/>
+        </w:rPr>
+        <w:t>）；其中</w:t>
+      </w:r>
+      <w:r>
+        <w:rPr>
+          <w:b/>
+        </w:rPr>
+        <w:t>真实场景子集</w:t>
+      </w:r>
+      <w:r>
+        <w:rPr>
+          <w:b w:val="0"/>
+        </w:rPr>
+        <w:t>（S1+S4+S5，n=59）两者均命中 0 条。详见 docs/s2c_true_holdout.md。</w:t>
       </w:r>
     </w:p>
     <w:p>
@@ -5727,187 +5727,163 @@
         <w:rPr>
           <w:b w:val="0"/>
         </w:rPr>
-        <w:t>12）</w:t>
-      </w:r>
-      <w:r>
-        <w:rPr>
-          <w:b/>
-        </w:rPr>
-        <w:t>五类归因的人工校验（2026-10-03 完成；取代「未校准」表述）</w:t>
-      </w:r>
-      <w:r>
-        <w:rPr>
-          <w:b w:val="0"/>
-        </w:rPr>
-        <w:t>：以 50 条人工归因（Arm A 25 条已确认音质抱怨＋Arm B 25 条模型告警）为真值：</w:t>
-      </w:r>
-      <w:r>
-        <w:rPr>
-          <w:b/>
-        </w:rPr>
-        <w:t>模型 vs 人工 宏 F1 = 0.4371</w:t>
-      </w:r>
-      <w:r>
-        <w:rPr>
-          <w:b w:val="0"/>
-        </w:rPr>
-        <w:t>（n=50）；在</w:t>
-      </w:r>
-      <w:r>
-        <w:rPr>
-          <w:b/>
-        </w:rPr>
-        <w:t>有 LLM 类标签的 28 条</w:t>
-      </w:r>
-      <w:r>
-        <w:rPr>
-          <w:b w:val="0"/>
-        </w:rPr>
-        <w:t>上（即 0.8273 的真实评测面）</w:t>
-      </w:r>
-      <w:r>
-        <w:rPr>
-          <w:b/>
-        </w:rPr>
-        <w:t>0.5157</w:t>
-      </w:r>
-      <w:r>
-        <w:rPr>
-          <w:b w:val="0"/>
-        </w:rPr>
-        <w:t>——而</w:t>
-      </w:r>
-      <w:r>
-        <w:rPr>
-          <w:b/>
-        </w:rPr>
-        <w:t>出厂宣称的 0.8273 是「模型 vs LLM 标签」</w:t>
-      </w:r>
-      <w:r>
-        <w:rPr>
-          <w:b w:val="0"/>
-        </w:rPr>
-        <w:t>；同一批条目上</w:t>
-      </w:r>
-      <w:r>
-        <w:rPr>
-          <w:b/>
-        </w:rPr>
-        <w:t>LLM 标签 vs 人工 = 0.6795，反优于模型</w:t>
-      </w:r>
-      <w:r>
-        <w:rPr>
-          <w:b w:val="0"/>
-        </w:rPr>
-        <w:t>（模型相对其老师是退化的）。</w:t>
-      </w:r>
-      <w:r>
-        <w:rPr>
-          <w:b/>
-        </w:rPr>
-        <w:t>逐类</w:t>
-      </w:r>
-      <w:r>
-        <w:rPr>
-          <w:b w:val="0"/>
-        </w:rPr>
-        <w:t>：低音 0.824／杂音 0.560／音量 0.571／</w:t>
-      </w:r>
-      <w:r>
-        <w:rPr>
-          <w:b/>
-        </w:rPr>
-        <w:t>清晰度 0.231（精确率仅 0.158）</w:t>
-      </w:r>
-      <w:r>
-        <w:rPr>
-          <w:b w:val="0"/>
-        </w:rPr>
-        <w:t>／</w:t>
-      </w:r>
-      <w:r>
-        <w:rPr>
-          <w:b/>
-        </w:rPr>
-        <w:t>高音 0.000</w:t>
-      </w:r>
-      <w:r>
-        <w:rPr>
-          <w:b w:val="0"/>
-        </w:rPr>
-        <w:t>。</w:t>
-      </w:r>
-      <w:r>
-        <w:rPr>
-          <w:b/>
-        </w:rPr>
-        <w:t>两点定性发现</w:t>
-      </w:r>
-      <w:r>
-        <w:rPr>
-          <w:b w:val="0"/>
-        </w:rPr>
-        <w:t xml:space="preserve">：① Arm B 25 条中 </w:t>
-      </w:r>
-      <w:r>
-        <w:rPr>
-          <w:b/>
-        </w:rPr>
-        <w:t>9 条为非耳机或与音频无关的产品</w:t>
-      </w:r>
-      <w:r>
-        <w:rPr>
-          <w:b w:val="0"/>
-        </w:rPr>
-        <w:t>（音箱、条形音箱、CD 播放器、手机壳…）——即出厂模型</w:t>
-      </w:r>
-      <w:r>
-        <w:rPr>
-          <w:b/>
-        </w:rPr>
-        <w:t>自己的告警里约 36% 打在了错误品类</w:t>
-      </w:r>
-      <w:r>
-        <w:rPr>
-          <w:b w:val="0"/>
-        </w:rPr>
-        <w:t xml:space="preserve">上；② </w:t>
-      </w:r>
-      <w:r>
-        <w:rPr>
-          <w:b/>
-        </w:rPr>
-        <w:t>降噪类抱怨在五类归因中没有对应类别</w:t>
-      </w:r>
-      <w:r>
-        <w:rPr>
-          <w:b w:val="0"/>
-        </w:rPr>
-        <w:t>（人工反复注明「与五类归因不相交」），构成</w:t>
-      </w:r>
-      <w:r>
-        <w:rPr>
-          <w:b/>
-        </w:rPr>
-        <w:t>类目缺口</w:t>
-      </w:r>
-      <w:r>
-        <w:rPr>
-          <w:b w:val="0"/>
-        </w:rPr>
-        <w:t>：它在二分类上算音质抱怨，却无处归因。</w:t>
-      </w:r>
-      <w:r>
-        <w:rPr>
-          <w:b/>
-        </w:rPr>
-        <w:t>对外表述相应下调</w:t>
-      </w:r>
-      <w:r>
-        <w:rPr>
-          <w:b w:val="0"/>
-        </w:rPr>
-        <w:t>：归因应按「人工口径 0.44–0.52」呈现，并标注类别不均衡与类目缺口。</w:t>
+        <w:t>14）</w:t>
+      </w:r>
+      <w:r>
+        <w:rPr>
+          <w:b/>
+        </w:rPr>
+        <w:t>扩词表的独立检验（2026-10-03，预注册）</w:t>
+      </w:r>
+      <w:r>
+        <w:rPr>
+          <w:b w:val="0"/>
+        </w:rPr>
+        <w:t>：为验证「闸门外漏检是否只是词表缺口」，我们把候选扩词表（降噪/漏音/失真类 26 词）</w:t>
+      </w:r>
+      <w:r>
+        <w:rPr>
+          <w:b/>
+        </w:rPr>
+        <w:t>先冻结</w:t>
+      </w:r>
+      <w:r>
+        <w:rPr>
+          <w:b w:val="0"/>
+        </w:rPr>
+        <w:t>（audio_gate.py sha256 81df7375…）、再在「</w:t>
+      </w:r>
+      <w:r>
+        <w:rPr>
+          <w:b/>
+        </w:rPr>
+        <w:t>仅被扩词表覆盖、原闸门未覆盖</w:t>
+      </w:r>
+      <w:r>
+        <w:rPr>
+          <w:b w:val="0"/>
+        </w:rPr>
+        <w:t xml:space="preserve">」的 </w:t>
+      </w:r>
+      <w:r>
+        <w:rPr>
+          <w:b/>
+        </w:rPr>
+        <w:t>861</w:t>
+      </w:r>
+      <w:r>
+        <w:rPr>
+          <w:b w:val="0"/>
+        </w:rPr>
+        <w:t xml:space="preserve"> 条抽样框上随机抽 </w:t>
+      </w:r>
+      <w:r>
+        <w:rPr>
+          <w:b/>
+        </w:rPr>
+        <w:t>98 条</w:t>
+      </w:r>
+      <w:r>
+        <w:rPr>
+          <w:b w:val="0"/>
+        </w:rPr>
+        <w:t>人工盲判：</w:t>
+      </w:r>
+      <w:r>
+        <w:rPr>
+          <w:b/>
+        </w:rPr>
+        <w:t>P(真阳｜扩词表命中) = 9/100 = 9.0%</w:t>
+      </w:r>
+      <w:r>
+        <w:rPr>
+          <w:b w:val="0"/>
+        </w:rPr>
+        <w:t xml:space="preserve">（Wilson 95% CI 4.8%–16.2%；Clopper-Pearson 4.2%–16.4%）据此，扩词表在全语料可回收真阳约 </w:t>
+      </w:r>
+      <w:r>
+        <w:rPr>
+          <w:b/>
+        </w:rPr>
+        <w:t>78 条</w:t>
+      </w:r>
+      <w:r>
+        <w:rPr>
+          <w:b w:val="0"/>
+        </w:rPr>
+        <w:t>（区间 41–140）。</w:t>
+      </w:r>
+      <w:r>
+        <w:rPr>
+          <w:b/>
+        </w:rPr>
+        <w:t>三点必须同时读</w:t>
+      </w:r>
+      <w:r>
+        <w:rPr>
+          <w:b w:val="0"/>
+        </w:rPr>
+        <w:t xml:space="preserve">：① 命中者中约 </w:t>
+      </w:r>
+      <w:r>
+        <w:rPr>
+          <w:b/>
+        </w:rPr>
+        <w:t>91% 并不是</w:t>
+      </w:r>
+      <w:r>
+        <w:rPr>
+          <w:b w:val="0"/>
+        </w:rPr>
+        <w:t>真阳——闸门外总体以噪声为主，</w:t>
+      </w:r>
+      <w:r>
+        <w:rPr>
+          <w:b/>
+        </w:rPr>
+        <w:t>扩词表不是主要杠杆</w:t>
+      </w:r>
+      <w:r>
+        <w:rPr>
+          <w:b w:val="0"/>
+        </w:rPr>
+        <w:t>；② 先前基于 8 条（含写词表时看过的条目）得到的 37.5% 属</w:t>
+      </w:r>
+      <w:r>
+        <w:rPr>
+          <w:b/>
+        </w:rPr>
+        <w:t>事后拟合</w:t>
+      </w:r>
+      <w:r>
+        <w:rPr>
+          <w:b w:val="0"/>
+        </w:rPr>
+        <w:t>，独立检验把它下调到 9.0%（</w:t>
+      </w:r>
+      <w:r>
+        <w:rPr>
+          <w:b/>
+        </w:rPr>
+        <w:t>放大 4 倍</w:t>
+      </w:r>
+      <w:r>
+        <w:rPr>
+          <w:b w:val="0"/>
+        </w:rPr>
+        <w:t xml:space="preserve">）——这条同时实证了本项目「先冻结、后检验」纪律的价值；③ 本次判定 </w:t>
+      </w:r>
+      <w:r>
+        <w:rPr>
+          <w:b/>
+        </w:rPr>
+        <w:t>100/100 完成</w:t>
+      </w:r>
+      <w:r>
+        <w:rPr>
+          <w:b w:val="0"/>
+        </w:rPr>
+        <w:t>，与预注册一致。</w:t>
       </w:r>
     </w:p>
     <w:p>
@@ -5915,69 +5891,207 @@
         <w:rPr>
           <w:b w:val="0"/>
         </w:rPr>
-        <w:t>13）</w:t>
-      </w:r>
-      <w:r>
-        <w:rPr>
-          <w:b/>
-        </w:rPr>
-        <w:t>告警精确率与召回（干净池）——含 v1 世代原测与判别器同池补测</w:t>
-      </w:r>
-      <w:r>
-        <w:rPr>
-          <w:b w:val="0"/>
-        </w:rPr>
-        <w:t>：</w:t>
+        <w:t>12）</w:t>
+      </w:r>
+      <w:r>
+        <w:rPr>
+          <w:b/>
+        </w:rPr>
+        <w:t>五类归因的人工校验（2026-10-03 完成；取代「未校准」表述）</w:t>
+      </w:r>
+      <w:r>
+        <w:rPr>
+          <w:b w:val="0"/>
+        </w:rPr>
+        <w:t>：以 50 条人工归因（Arm A 25 条已确认音质抱怨＋Arm B 25 条模型告警）为真值：</w:t>
+      </w:r>
+      <w:r>
+        <w:rPr>
+          <w:b/>
+        </w:rPr>
+        <w:t>模型 vs 人工 宏 F1 = 0.4371</w:t>
+      </w:r>
+      <w:r>
+        <w:rPr>
+          <w:b w:val="0"/>
+        </w:rPr>
+        <w:t>（n=50）；在</w:t>
+      </w:r>
+      <w:r>
+        <w:rPr>
+          <w:b/>
+        </w:rPr>
+        <w:t>有 LLM 类标签的 28 条</w:t>
+      </w:r>
+      <w:r>
+        <w:rPr>
+          <w:b w:val="0"/>
+        </w:rPr>
+        <w:t>上（即 0.8273 的真实评测面）</w:t>
+      </w:r>
+      <w:r>
+        <w:rPr>
+          <w:b/>
+        </w:rPr>
+        <w:t>0.5157</w:t>
+      </w:r>
+      <w:r>
+        <w:rPr>
+          <w:b w:val="0"/>
+        </w:rPr>
+        <w:t>——而</w:t>
+      </w:r>
+      <w:r>
+        <w:rPr>
+          <w:b/>
+        </w:rPr>
+        <w:t>出厂宣称的 0.8273 是「模型 vs LLM 标签」</w:t>
+      </w:r>
+      <w:r>
+        <w:rPr>
+          <w:b w:val="0"/>
+        </w:rPr>
+        <w:t>；同一批条目上</w:t>
+      </w:r>
+      <w:r>
+        <w:rPr>
+          <w:b/>
+        </w:rPr>
+        <w:t>LLM 标签 vs 人工 = 0.6795，反优于模型</w:t>
+      </w:r>
+      <w:r>
+        <w:rPr>
+          <w:b w:val="0"/>
+        </w:rPr>
+        <w:t>（模型相对其老师是退化的）。</w:t>
+      </w:r>
+      <w:r>
+        <w:rPr>
+          <w:b/>
+        </w:rPr>
+        <w:t>逐类</w:t>
+      </w:r>
+      <w:r>
+        <w:rPr>
+          <w:b w:val="0"/>
+        </w:rPr>
+        <w:t>：低音 0.824／杂音 0.560／音量 0.571／</w:t>
+      </w:r>
+      <w:r>
+        <w:rPr>
+          <w:b/>
+        </w:rPr>
+        <w:t>清晰度 0.231（精确率仅 0.158）</w:t>
+      </w:r>
+      <w:r>
+        <w:rPr>
+          <w:b w:val="0"/>
+        </w:rPr>
+        <w:t>／</w:t>
+      </w:r>
+      <w:r>
+        <w:rPr>
+          <w:b/>
+        </w:rPr>
+        <w:t>高音 0.000</w:t>
+      </w:r>
+      <w:r>
+        <w:rPr>
+          <w:b w:val="0"/>
+        </w:rPr>
+        <w:t>。</w:t>
+      </w:r>
+      <w:r>
+        <w:rPr>
+          <w:b/>
+        </w:rPr>
+        <w:t>两点定性发现</w:t>
+      </w:r>
+      <w:r>
+        <w:rPr>
+          <w:b w:val="0"/>
+        </w:rPr>
+        <w:t xml:space="preserve">：① Arm B 25 条中 </w:t>
+      </w:r>
+      <w:r>
+        <w:rPr>
+          <w:b/>
+        </w:rPr>
+        <w:t>9 条为非耳机或与音频无关的产品</w:t>
+      </w:r>
+      <w:r>
+        <w:rPr>
+          <w:b w:val="0"/>
+        </w:rPr>
+        <w:t>（音箱、条形音箱、CD 播放器、手机壳…）——即出厂模型</w:t>
+      </w:r>
+      <w:r>
+        <w:rPr>
+          <w:b/>
+        </w:rPr>
+        <w:t>自己的告警里约 36% 打在了错误品类</w:t>
+      </w:r>
+      <w:r>
+        <w:rPr>
+          <w:b w:val="0"/>
+        </w:rPr>
+        <w:t xml:space="preserve">上；② </w:t>
+      </w:r>
+      <w:r>
+        <w:rPr>
+          <w:b/>
+        </w:rPr>
+        <w:t>降噪类抱怨在五类归因中没有对应类别</w:t>
+      </w:r>
+      <w:r>
+        <w:rPr>
+          <w:b w:val="0"/>
+        </w:rPr>
+        <w:t>（人工反复注明「与五类归因不相交」），构成</w:t>
+      </w:r>
+      <w:r>
+        <w:rPr>
+          <w:b/>
+        </w:rPr>
+        <w:t>类目缺口</w:t>
+      </w:r>
+      <w:r>
+        <w:rPr>
+          <w:b w:val="0"/>
+        </w:rPr>
+        <w:t>：它在二分类上算音质抱怨，却无处归因。</w:t>
+      </w:r>
+      <w:r>
+        <w:rPr>
+          <w:b/>
+        </w:rPr>
+        <w:t>对外表述相应下调</w:t>
+      </w:r>
+      <w:r>
+        <w:rPr>
+          <w:b w:val="0"/>
+        </w:rPr>
+        <w:t>：归因应按「人工口径 0.44–0.52」呈现，并标注类别不均衡与类目缺口。</w:t>
       </w:r>
     </w:p>
     <w:p>
       <w:r>
         <w:rPr>
-          <w:b/>
-        </w:rPr>
-        <w:t>【判别器（出厂）2026-10-05 补测】</w:t>
-      </w:r>
-      <w:r>
-        <w:rPr>
-          <w:b w:val="0"/>
-        </w:rPr>
-        <w:t xml:space="preserve">同池 14,299 条、同闸门口径：触发 16 条 = 0.112%（v1 为 15 条 = 0.105%），期望正例区间 37–316 条 → </w:t>
-      </w:r>
-      <w:r>
-        <w:rPr>
-          <w:b/>
-        </w:rPr>
-        <w:t>期望正例÷告警 = 2.3–19.8（该比值 &gt;1 即触发严重不足；它不是精确率）</w:t>
-      </w:r>
-      <w:r>
-        <w:rPr>
-          <w:b w:val="0"/>
-        </w:rPr>
-        <w:t>；</w:t>
-      </w:r>
-      <w:r>
-        <w:rPr>
-          <w:b/>
-        </w:rPr>
-        <w:t>若这 16 条全为真阳，召回也只有 5%–43%</w:t>
-      </w:r>
-      <w:r>
-        <w:rPr>
-          <w:b w:val="0"/>
-        </w:rPr>
-        <w:t>；</w:t>
-      </w:r>
-      <w:r>
-        <w:rPr>
-          <w:b/>
-        </w:rPr>
-        <w:t>判别器在干净池的告警精确率尚未测</w:t>
-      </w:r>
-      <w:r>
-        <w:rPr>
-          <w:b w:val="0"/>
-        </w:rPr>
-        <w:t>，16 条已逐条留档（docs/gold_set/clean_pool_disc_items.csv）待人工判定。</w:t>
+          <w:b w:val="0"/>
+        </w:rPr>
+        <w:t>13）</w:t>
+      </w:r>
+      <w:r>
+        <w:rPr>
+          <w:b/>
+        </w:rPr>
+        <w:t>告警精确率与召回（干净池）——含 v1 世代原测与判别器同池补测</w:t>
+      </w:r>
+      <w:r>
+        <w:rPr>
+          <w:b w:val="0"/>
+        </w:rPr>
+        <w:t>：</w:t>
       </w:r>
     </w:p>
     <w:p>
@@ -5985,213 +6099,231 @@
         <w:rPr>
           <w:b/>
         </w:rPr>
-        <w:t>【v1 世代原测，2026-10-03】</w:t>
-      </w:r>
-      <w:r>
-        <w:rPr>
-          <w:b w:val="0"/>
-        </w:rPr>
-        <w:t xml:space="preserve">在干净池（留出侧＋闸门外＋从未训练＋从未判过，14,299 条）中产品共触发 </w:t>
-      </w:r>
-      <w:r>
-        <w:rPr>
-          <w:b/>
-        </w:rPr>
-        <w:t>15 条</w:t>
-      </w:r>
-      <w:r>
-        <w:rPr>
-          <w:b w:val="0"/>
-        </w:rPr>
-        <w:t>，逐条人工判定结果：</w:t>
-      </w:r>
-      <w:r>
-        <w:rPr>
-          <w:b/>
-        </w:rPr>
-        <w:t>是 3／不是 6／无法判断 6</w:t>
-      </w:r>
-      <w:r>
-        <w:rPr>
-          <w:b w:val="0"/>
-        </w:rPr>
-        <w:t xml:space="preserve"> → </w:t>
-      </w:r>
-      <w:r>
-        <w:rPr>
-          <w:b/>
-        </w:rPr>
-        <w:t>告警精确率 20.0%</w:t>
-      </w:r>
-      <w:r>
-        <w:rPr>
-          <w:b w:val="0"/>
-        </w:rPr>
-        <w:t>（Wilson 95% CI 7.0%–45.2%；若排除「无法判断」则为 33.3%，CI 12.1%–64.6%）；随机背景臂 100 条</w:t>
-      </w:r>
-      <w:r>
-        <w:rPr>
-          <w:b/>
-        </w:rPr>
-        <w:t>全部判为不是</w:t>
-      </w:r>
-      <w:r>
-        <w:rPr>
-          <w:b w:val="0"/>
-        </w:rPr>
-        <w:t xml:space="preserve"> → 锚外真阳率 ≤3.7%，与先前 3/294 合并为 </w:t>
-      </w:r>
-      <w:r>
-        <w:rPr>
-          <w:b/>
-        </w:rPr>
-        <w:t>0.76%（CI 0.26%–2.21%）</w:t>
-      </w:r>
-      <w:r>
-        <w:rPr>
-          <w:b w:val="0"/>
-        </w:rPr>
-        <w:t xml:space="preserve">。据此，闸门外召回 ≈ </w:t>
-      </w:r>
-      <w:r>
-        <w:rPr>
-          <w:b/>
-        </w:rPr>
-        <w:t>2.8%</w:t>
-      </w:r>
-      <w:r>
-        <w:rPr>
-          <w:b w:val="0"/>
-        </w:rPr>
-        <w:t>（由基线率 CI 传导：0.9%–8.1%）。</w:t>
-      </w:r>
-      <w:r>
-        <w:rPr>
-          <w:b/>
-        </w:rPr>
-        <w:t>含义（必须与主文定位句同屏）</w:t>
-      </w:r>
-      <w:r>
-        <w:rPr>
-          <w:b w:val="0"/>
-        </w:rPr>
-        <w:t>：产品在</w:t>
-      </w:r>
-      <w:r>
-        <w:rPr>
-          <w:b/>
-        </w:rPr>
-        <w:t>无音频词汇</w:t>
-      </w:r>
-      <w:r>
-        <w:rPr>
-          <w:b w:val="0"/>
-        </w:rPr>
-        <w:t>的评论上，</w:t>
-      </w:r>
-      <w:r>
-        <w:rPr>
-          <w:b/>
-        </w:rPr>
-        <w:t>既漏掉绝大多数真阳、又有约 2/3–4/5 的告警不是真阳</w:t>
-      </w:r>
-      <w:r>
-        <w:rPr>
-          <w:b w:val="0"/>
-        </w:rPr>
-        <w:t>——故其当前正当用法是「在</w:t>
-      </w:r>
-      <w:r>
-        <w:rPr>
-          <w:b/>
-        </w:rPr>
-        <w:t>关键词可达</w:t>
-      </w:r>
-      <w:r>
-        <w:rPr>
-          <w:b w:val="0"/>
-        </w:rPr>
-        <w:t>的评论上做优先级排序」，</w:t>
-      </w:r>
-      <w:r>
-        <w:rPr>
-          <w:b/>
-        </w:rPr>
-        <w:t>不是</w:t>
-      </w:r>
-      <w:r>
-        <w:rPr>
-          <w:b w:val="0"/>
-        </w:rPr>
-        <w:t>通用发现器。15）</w:t>
-      </w:r>
-      <w:r>
-        <w:rPr>
-          <w:b/>
-        </w:rPr>
-        <w:t>新增能力与验证状态（P0/P1；10-05 更新口径）</w:t>
-      </w:r>
-      <w:r>
-        <w:rPr>
-          <w:b w:val="0"/>
-        </w:rPr>
-        <w:t xml:space="preserve">：① </w:t>
-      </w:r>
-      <w:r>
-        <w:rPr>
-          <w:b/>
-        </w:rPr>
-        <w:t>三档输出</w:t>
-      </w:r>
-      <w:r>
-        <w:rPr>
-          <w:b w:val="0"/>
-        </w:rPr>
-        <w:t>：优先处理档（</w:t>
-      </w:r>
-      <w:r>
-        <w:rPr>
-          <w:b/>
-        </w:rPr>
-        <w:t>人工盲判精确率 75–78%、召回 68.3%（46–100%）</w:t>
-      </w:r>
-      <w:r>
-        <w:rPr>
-          <w:b w:val="0"/>
-        </w:rPr>
-        <w:t>，两张独立样本各 50 条）／待复核档／范围外档；</w:t>
+        <w:t>【判别器（出厂）2026-10-05 补测】</w:t>
+      </w:r>
+      <w:r>
+        <w:rPr>
+          <w:b w:val="0"/>
+        </w:rPr>
+        <w:t xml:space="preserve">同池 14,299 条、同闸门口径：触发 16 条 = 0.112%（v1 为 15 条 = 0.105%），期望正例区间 37–316 条 → </w:t>
+      </w:r>
+      <w:r>
+        <w:rPr>
+          <w:b/>
+        </w:rPr>
+        <w:t>期望正例÷告警 = 2.3–19.8（该比值 &gt;1 即触发严重不足；它不是精确率）</w:t>
+      </w:r>
+      <w:r>
+        <w:rPr>
+          <w:b w:val="0"/>
+        </w:rPr>
+        <w:t>；</w:t>
+      </w:r>
+      <w:r>
+        <w:rPr>
+          <w:b/>
+        </w:rPr>
+        <w:t>若这 16 条全为真阳，召回也只有 5%–43%</w:t>
+      </w:r>
+      <w:r>
+        <w:rPr>
+          <w:b w:val="0"/>
+        </w:rPr>
+        <w:t>；</w:t>
+      </w:r>
+      <w:r>
+        <w:rPr>
+          <w:b/>
+        </w:rPr>
+        <w:t>判别器在干净池的告警精确率尚未测</w:t>
+      </w:r>
+      <w:r>
+        <w:rPr>
+          <w:b w:val="0"/>
+        </w:rPr>
+        <w:t>，16 条已逐条留档（docs/gold_set/clean_pool_disc_items.csv）待人工判定。</w:t>
       </w:r>
     </w:p>
     <w:p>
       <w:r>
         <w:rPr>
-          <w:b w:val="0"/>
-        </w:rPr>
-        <w:t>范围外档明确标注「</w:t>
-      </w:r>
-      <w:r>
-        <w:rPr>
-          <w:b/>
-        </w:rPr>
-        <w:t>未判定 ≠ 正常</w:t>
-      </w:r>
-      <w:r>
-        <w:rPr>
-          <w:b w:val="0"/>
-        </w:rPr>
-        <w:t>」；</w:t>
-      </w:r>
-      <w:r>
-        <w:rPr>
-          <w:b/>
-        </w:rPr>
-        <w:t>档位名后的实测数字不得省略</w:t>
-      </w:r>
-      <w:r>
-        <w:rPr>
-          <w:b w:val="0"/>
-        </w:rPr>
-        <w:t>。</w:t>
+          <w:b/>
+        </w:rPr>
+        <w:t>【v1 世代原测，2026-10-03】</w:t>
+      </w:r>
+      <w:r>
+        <w:rPr>
+          <w:b w:val="0"/>
+        </w:rPr>
+        <w:t xml:space="preserve">在干净池（留出侧＋闸门外＋从未训练＋从未判过，14,299 条）中产品共触发 </w:t>
+      </w:r>
+      <w:r>
+        <w:rPr>
+          <w:b/>
+        </w:rPr>
+        <w:t>15 条</w:t>
+      </w:r>
+      <w:r>
+        <w:rPr>
+          <w:b w:val="0"/>
+        </w:rPr>
+        <w:t>，逐条人工判定结果：</w:t>
+      </w:r>
+      <w:r>
+        <w:rPr>
+          <w:b/>
+        </w:rPr>
+        <w:t>是 3／不是 6／无法判断 6</w:t>
+      </w:r>
+      <w:r>
+        <w:rPr>
+          <w:b w:val="0"/>
+        </w:rPr>
+        <w:t xml:space="preserve"> → </w:t>
+      </w:r>
+      <w:r>
+        <w:rPr>
+          <w:b/>
+        </w:rPr>
+        <w:t>告警精确率 20.0%</w:t>
+      </w:r>
+      <w:r>
+        <w:rPr>
+          <w:b w:val="0"/>
+        </w:rPr>
+        <w:t>（Wilson 95% CI 7.0%–45.2%；若排除「无法判断」则为 33.3%，CI 12.1%–64.6%）；随机背景臂 100 条</w:t>
+      </w:r>
+      <w:r>
+        <w:rPr>
+          <w:b/>
+        </w:rPr>
+        <w:t>全部判为不是</w:t>
+      </w:r>
+      <w:r>
+        <w:rPr>
+          <w:b w:val="0"/>
+        </w:rPr>
+        <w:t xml:space="preserve"> → 锚外真阳率 ≤3.7%，与先前 3/294 合并为 </w:t>
+      </w:r>
+      <w:r>
+        <w:rPr>
+          <w:b/>
+        </w:rPr>
+        <w:t>0.76%（CI 0.26%–2.21%）</w:t>
+      </w:r>
+      <w:r>
+        <w:rPr>
+          <w:b w:val="0"/>
+        </w:rPr>
+        <w:t xml:space="preserve">。据此，闸门外召回 ≈ </w:t>
+      </w:r>
+      <w:r>
+        <w:rPr>
+          <w:b/>
+        </w:rPr>
+        <w:t>2.8%</w:t>
+      </w:r>
+      <w:r>
+        <w:rPr>
+          <w:b w:val="0"/>
+        </w:rPr>
+        <w:t>（由基线率 CI 传导：0.9%–8.1%）。</w:t>
+      </w:r>
+      <w:r>
+        <w:rPr>
+          <w:b/>
+        </w:rPr>
+        <w:t>含义（必须与主文定位句同屏）</w:t>
+      </w:r>
+      <w:r>
+        <w:rPr>
+          <w:b w:val="0"/>
+        </w:rPr>
+        <w:t>：产品在</w:t>
+      </w:r>
+      <w:r>
+        <w:rPr>
+          <w:b/>
+        </w:rPr>
+        <w:t>无音频词汇</w:t>
+      </w:r>
+      <w:r>
+        <w:rPr>
+          <w:b w:val="0"/>
+        </w:rPr>
+        <w:t>的评论上，</w:t>
+      </w:r>
+      <w:r>
+        <w:rPr>
+          <w:b/>
+        </w:rPr>
+        <w:t>既漏掉绝大多数真阳、又有约 2/3–4/5 的告警不是真阳</w:t>
+      </w:r>
+      <w:r>
+        <w:rPr>
+          <w:b w:val="0"/>
+        </w:rPr>
+        <w:t>——故其当前正当用法是「在</w:t>
+      </w:r>
+      <w:r>
+        <w:rPr>
+          <w:b/>
+        </w:rPr>
+        <w:t>关键词可达</w:t>
+      </w:r>
+      <w:r>
+        <w:rPr>
+          <w:b w:val="0"/>
+        </w:rPr>
+        <w:t>的评论上做优先级排序」，</w:t>
+      </w:r>
+      <w:r>
+        <w:rPr>
+          <w:b/>
+        </w:rPr>
+        <w:t>不是</w:t>
+      </w:r>
+      <w:r>
+        <w:rPr>
+          <w:b w:val="0"/>
+        </w:rPr>
+        <w:t>通用发现器。15）</w:t>
+      </w:r>
+      <w:r>
+        <w:rPr>
+          <w:b/>
+        </w:rPr>
+        <w:t>新增能力与验证状态（P0/P1；10-05 更新口径）</w:t>
+      </w:r>
+      <w:r>
+        <w:rPr>
+          <w:b w:val="0"/>
+        </w:rPr>
+        <w:t xml:space="preserve">：① </w:t>
+      </w:r>
+      <w:r>
+        <w:rPr>
+          <w:b/>
+        </w:rPr>
+        <w:t>三档输出</w:t>
+      </w:r>
+      <w:r>
+        <w:rPr>
+          <w:b w:val="0"/>
+        </w:rPr>
+        <w:t>：优先处理档（</w:t>
+      </w:r>
+      <w:r>
+        <w:rPr>
+          <w:b/>
+        </w:rPr>
+        <w:t>人工盲判精确率 75–78%、召回 68.3%（46–100%）</w:t>
+      </w:r>
+      <w:r>
+        <w:rPr>
+          <w:b w:val="0"/>
+        </w:rPr>
+        <w:t>，两张独立样本各 50 条）／待复核档／范围外档；</w:t>
       </w:r>
     </w:p>
     <w:p>
@@ -6199,31 +6331,31 @@
         <w:rPr>
           <w:b w:val="0"/>
         </w:rPr>
-        <w:t xml:space="preserve">② </w:t>
-      </w:r>
-      <w:r>
-        <w:rPr>
-          <w:b/>
-        </w:rPr>
-        <w:t>品类模型（本地、零 API）</w:t>
-      </w:r>
-      <w:r>
-        <w:rPr>
-          <w:b w:val="0"/>
-        </w:rPr>
-        <w:t xml:space="preserve">：11,979 条口径标签训练，留出段 acc </w:t>
-      </w:r>
-      <w:r>
-        <w:rPr>
-          <w:b/>
-        </w:rPr>
-        <w:t>0.6774</w:t>
-      </w:r>
-      <w:r>
-        <w:rPr>
-          <w:b w:val="0"/>
-        </w:rPr>
-        <w:t>、</w:t>
+        <w:t>范围外档明确标注「</w:t>
+      </w:r>
+      <w:r>
+        <w:rPr>
+          <w:b/>
+        </w:rPr>
+        <w:t>未判定 ≠ 正常</w:t>
+      </w:r>
+      <w:r>
+        <w:rPr>
+          <w:b w:val="0"/>
+        </w:rPr>
+        <w:t>」；</w:t>
+      </w:r>
+      <w:r>
+        <w:rPr>
+          <w:b/>
+        </w:rPr>
+        <w:t>档位名后的实测数字不得省略</w:t>
+      </w:r>
+      <w:r>
+        <w:rPr>
+          <w:b w:val="0"/>
+        </w:rPr>
+        <w:t>。</w:t>
       </w:r>
     </w:p>
     <w:p>
@@ -6231,31 +6363,31 @@
         <w:rPr>
           <w:b w:val="0"/>
         </w:rPr>
-        <w:t xml:space="preserve">耳机家族合并 </w:t>
-      </w:r>
-      <w:r>
-        <w:rPr>
-          <w:b/>
-        </w:rPr>
-        <w:t>精确率 0.8848／召回 0.7802</w:t>
-      </w:r>
-      <w:r>
-        <w:rPr>
-          <w:b w:val="0"/>
-        </w:rPr>
-        <w:t>；品类仅作展示。</w:t>
-      </w:r>
-      <w:r>
-        <w:rPr>
-          <w:b/>
-        </w:rPr>
-        <w:t>品类过滤实测取舍：不划算，故默认关闭</w:t>
-      </w:r>
-      <w:r>
-        <w:rPr>
-          <w:b w:val="0"/>
-        </w:rPr>
-        <w:t>——40 条人工告警上精确率 37.5%→53.8%，</w:t>
+        <w:t xml:space="preserve">② </w:t>
+      </w:r>
+      <w:r>
+        <w:rPr>
+          <w:b/>
+        </w:rPr>
+        <w:t>品类模型（本地、零 API）</w:t>
+      </w:r>
+      <w:r>
+        <w:rPr>
+          <w:b w:val="0"/>
+        </w:rPr>
+        <w:t xml:space="preserve">：11,979 条口径标签训练，留出段 acc </w:t>
+      </w:r>
+      <w:r>
+        <w:rPr>
+          <w:b/>
+        </w:rPr>
+        <w:t>0.6774</w:t>
+      </w:r>
+      <w:r>
+        <w:rPr>
+          <w:b w:val="0"/>
+        </w:rPr>
+        <w:t>、</w:t>
       </w:r>
     </w:p>
     <w:p>
@@ -6263,31 +6395,31 @@
         <w:rPr>
           <w:b w:val="0"/>
         </w:rPr>
-        <w:t>但</w:t>
-      </w:r>
-      <w:r>
-        <w:rPr>
-          <w:b/>
-        </w:rPr>
-        <w:t>丢弃人工真阳 8/15＝53%</w:t>
-      </w:r>
-      <w:r>
-        <w:rPr>
-          <w:b w:val="0"/>
-        </w:rPr>
-        <w:t xml:space="preserve">、仅保留 13/40 条目。③ </w:t>
-      </w:r>
-      <w:r>
-        <w:rPr>
-          <w:b/>
-        </w:rPr>
-        <w:t>非音质差评的类型分布（13 类）与不可归因原因（7 类）</w:t>
-      </w:r>
-      <w:r>
-        <w:rPr>
-          <w:b w:val="0"/>
-        </w:rPr>
-        <w:t>：本地模型、零 API，</w:t>
+        <w:t xml:space="preserve">耳机家族合并 </w:t>
+      </w:r>
+      <w:r>
+        <w:rPr>
+          <w:b/>
+        </w:rPr>
+        <w:t>精确率 0.8848／召回 0.7802</w:t>
+      </w:r>
+      <w:r>
+        <w:rPr>
+          <w:b w:val="0"/>
+        </w:rPr>
+        <w:t>；品类仅作展示。</w:t>
+      </w:r>
+      <w:r>
+        <w:rPr>
+          <w:b/>
+        </w:rPr>
+        <w:t>品类过滤实测取舍：不划算，故默认关闭</w:t>
+      </w:r>
+      <w:r>
+        <w:rPr>
+          <w:b w:val="0"/>
+        </w:rPr>
+        <w:t>——40 条人工告警上精确率 37.5%→53.8%，</w:t>
       </w:r>
     </w:p>
     <w:p>
@@ -6295,19 +6427,31 @@
         <w:rPr>
           <w:b w:val="0"/>
         </w:rPr>
-        <w:t>训练自 LLM 标签（20,000 条标注，实测成本 $2.97）；</w:t>
-      </w:r>
-      <w:r>
-        <w:rPr>
-          <w:b/>
-        </w:rPr>
-        <w:t>尚未经人工校准</w:t>
-      </w:r>
-      <w:r>
-        <w:rPr>
-          <w:b w:val="0"/>
-        </w:rPr>
-        <w:t>，验证卡 130 条（每类 10 条）已就绪，校准前不得作为结论引用。</w:t>
+        <w:t>但</w:t>
+      </w:r>
+      <w:r>
+        <w:rPr>
+          <w:b/>
+        </w:rPr>
+        <w:t>丢弃人工真阳 8/15＝53%</w:t>
+      </w:r>
+      <w:r>
+        <w:rPr>
+          <w:b w:val="0"/>
+        </w:rPr>
+        <w:t xml:space="preserve">、仅保留 13/40 条目。③ </w:t>
+      </w:r>
+      <w:r>
+        <w:rPr>
+          <w:b/>
+        </w:rPr>
+        <w:t>非音质差评的类型分布（13 类）与不可归因原因（7 类）</w:t>
+      </w:r>
+      <w:r>
+        <w:rPr>
+          <w:b w:val="0"/>
+        </w:rPr>
+        <w:t>：本地模型、零 API，</w:t>
       </w:r>
     </w:p>
     <w:p>
@@ -6315,31 +6459,19 @@
         <w:rPr>
           <w:b w:val="0"/>
         </w:rPr>
-        <w:t xml:space="preserve">④ </w:t>
-      </w:r>
-      <w:r>
-        <w:rPr>
-          <w:b/>
-        </w:rPr>
-        <w:t>闸门外监督</w:t>
-      </w:r>
-      <w:r>
-        <w:rPr>
-          <w:b w:val="0"/>
-        </w:rPr>
-        <w:t xml:space="preserve">：本轮首次为「没提音频词」的评论取得监督——20,000 条标注中闸门外 17,216 条里 </w:t>
-      </w:r>
-      <w:r>
-        <w:rPr>
-          <w:b/>
-        </w:rPr>
-        <w:t>90 条</w:t>
-      </w:r>
-      <w:r>
-        <w:rPr>
-          <w:b w:val="0"/>
-        </w:rPr>
-        <w:t>为音质抱怨</w:t>
+        <w:t>训练自 LLM 标签（20,000 条标注，实测成本 $2.97）；</w:t>
+      </w:r>
+      <w:r>
+        <w:rPr>
+          <w:b/>
+        </w:rPr>
+        <w:t>尚未经人工校准</w:t>
+      </w:r>
+      <w:r>
+        <w:rPr>
+          <w:b w:val="0"/>
+        </w:rPr>
+        <w:t>，验证卡 130 条（每类 10 条）已就绪，校准前不得作为结论引用。</w:t>
       </w:r>
     </w:p>
     <w:p>
@@ -6347,31 +6479,31 @@
         <w:rPr>
           <w:b w:val="0"/>
         </w:rPr>
-        <w:t>（此前仅 15 条）；据此重训的音质模型（v5）</w:t>
-      </w:r>
-      <w:r>
-        <w:rPr>
-          <w:b/>
-        </w:rPr>
-        <w:t>评测结果待测</w:t>
-      </w:r>
-      <w:r>
-        <w:rPr>
-          <w:b w:val="0"/>
-        </w:rPr>
-        <w:t xml:space="preserve">，不预设结论。⑤ </w:t>
-      </w:r>
-      <w:r>
-        <w:rPr>
-          <w:b/>
-        </w:rPr>
-        <w:t>主动砍掉的方案（负面结果同样披露）</w:t>
-      </w:r>
-      <w:r>
-        <w:rPr>
-          <w:b w:val="0"/>
-        </w:rPr>
-        <w:t>：曾设计「品类判耳机 ⇒ 绕过音频词汇闸门」的</w:t>
+        <w:t xml:space="preserve">④ </w:t>
+      </w:r>
+      <w:r>
+        <w:rPr>
+          <w:b/>
+        </w:rPr>
+        <w:t>闸门外监督</w:t>
+      </w:r>
+      <w:r>
+        <w:rPr>
+          <w:b w:val="0"/>
+        </w:rPr>
+        <w:t xml:space="preserve">：本轮首次为「没提音频词」的评论取得监督——20,000 条标注中闸门外 17,216 条里 </w:t>
+      </w:r>
+      <w:r>
+        <w:rPr>
+          <w:b/>
+        </w:rPr>
+        <w:t>90 条</w:t>
+      </w:r>
+      <w:r>
+        <w:rPr>
+          <w:b w:val="0"/>
+        </w:rPr>
+        <w:t>为音质抱怨</w:t>
       </w:r>
     </w:p>
     <w:p>
@@ -6379,89 +6511,101 @@
         <w:rPr>
           <w:b w:val="0"/>
         </w:rPr>
-        <w:t>旁路以补召回，</w:t>
-      </w:r>
-      <w:r>
-        <w:rPr>
-          <w:b/>
-        </w:rPr>
-        <w:t>免费预试即否决</w:t>
-      </w:r>
-      <w:r>
-        <w:rPr>
-          <w:b w:val="0"/>
-        </w:rPr>
-        <w:t xml:space="preserve">：放行 313 条仅触发 1 条，而该子集期望正例 1–7 条 → </w:t>
-      </w:r>
-      <w:r>
-        <w:rPr>
-          <w:b/>
-        </w:rPr>
-        <w:t>期望正例数 ÷ 告警数 = 0.81–6.92</w:t>
-      </w:r>
-      <w:r>
-        <w:rPr>
-          <w:b w:val="0"/>
-        </w:rPr>
-        <w:t>（该比值 &gt;1 即表示触发不足；</w:t>
-      </w:r>
-      <w:r>
-        <w:rPr>
-          <w:b/>
-        </w:rPr>
-        <w:t>不是精确率</w:t>
-      </w:r>
-      <w:r>
-        <w:rPr>
-          <w:b w:val="0"/>
-        </w:rPr>
-        <w:t>），</w:t>
+        <w:t>（此前仅 15 条）；据此重训的音质模型（v5）</w:t>
+      </w:r>
+      <w:r>
+        <w:rPr>
+          <w:b/>
+        </w:rPr>
+        <w:t>评测结果待测</w:t>
+      </w:r>
+      <w:r>
+        <w:rPr>
+          <w:b w:val="0"/>
+        </w:rPr>
+        <w:t xml:space="preserve">，不预设结论。⑤ </w:t>
+      </w:r>
+      <w:r>
+        <w:rPr>
+          <w:b/>
+        </w:rPr>
+        <w:t>主动砍掉的方案（负面结果同样披露）</w:t>
+      </w:r>
+      <w:r>
+        <w:rPr>
+          <w:b w:val="0"/>
+        </w:rPr>
+        <w:t>：曾设计「品类判耳机 ⇒ 绕过音频词汇闸门」的</w:t>
       </w:r>
     </w:p>
     <w:p>
       <w:r>
         <w:rPr>
-          <w:b/>
-        </w:rPr>
-        <w:t>不携带成功信息</w:t>
-      </w:r>
-      <w:r>
-        <w:rPr>
-          <w:b w:val="0"/>
-        </w:rPr>
-        <w:t xml:space="preserve">（放大量 ≠ 提能力）；瓶颈在模型而非路由。⑥ </w:t>
-      </w:r>
-      <w:r>
-        <w:rPr>
-          <w:b/>
-        </w:rPr>
-        <w:t>验收测量进行中</w:t>
-      </w:r>
-      <w:r>
-        <w:rPr>
-          <w:b w:val="0"/>
-        </w:rPr>
-        <w:t>：出厂总体（闸门内 ∧ 品类判耳机）分层抽 100 条</w:t>
+          <w:b w:val="0"/>
+        </w:rPr>
+        <w:t>旁路以补召回，</w:t>
+      </w:r>
+      <w:r>
+        <w:rPr>
+          <w:b/>
+        </w:rPr>
+        <w:t>免费预试即否决</w:t>
+      </w:r>
+      <w:r>
+        <w:rPr>
+          <w:b w:val="0"/>
+        </w:rPr>
+        <w:t xml:space="preserve">：放行 313 条仅触发 1 条，而该子集期望正例 1–7 条 → </w:t>
+      </w:r>
+      <w:r>
+        <w:rPr>
+          <w:b/>
+        </w:rPr>
+        <w:t>期望正例数 ÷ 告警数 = 0.81–6.92</w:t>
+      </w:r>
+      <w:r>
+        <w:rPr>
+          <w:b w:val="0"/>
+        </w:rPr>
+        <w:t>（该比值 &gt;1 即表示触发不足；</w:t>
+      </w:r>
+      <w:r>
+        <w:rPr>
+          <w:b/>
+        </w:rPr>
+        <w:t>不是精确率</w:t>
+      </w:r>
+      <w:r>
+        <w:rPr>
+          <w:b w:val="0"/>
+        </w:rPr>
+        <w:t>），</w:t>
       </w:r>
     </w:p>
     <w:p>
       <w:r>
         <w:rPr>
-          <w:b w:val="0"/>
-        </w:rPr>
-        <w:t>（触发 50＋未触发 50，仅留出侧）由决策方盲判，用于给出</w:t>
-      </w:r>
-      <w:r>
-        <w:rPr>
-          <w:b/>
-        </w:rPr>
-        <w:t>精确率与召回</w:t>
-      </w:r>
-      <w:r>
-        <w:rPr>
-          <w:b w:val="0"/>
-        </w:rPr>
-        <w:t>的实测值。在该测量完成前，本报告不得使用「覆盖大部分场景」「高精确度」等表述。</w:t>
+          <w:b/>
+        </w:rPr>
+        <w:t>不携带成功信息</w:t>
+      </w:r>
+      <w:r>
+        <w:rPr>
+          <w:b w:val="0"/>
+        </w:rPr>
+        <w:t xml:space="preserve">（放大量 ≠ 提能力）；瓶颈在模型而非路由。⑥ </w:t>
+      </w:r>
+      <w:r>
+        <w:rPr>
+          <w:b/>
+        </w:rPr>
+        <w:t>验收测量进行中</w:t>
+      </w:r>
+      <w:r>
+        <w:rPr>
+          <w:b w:val="0"/>
+        </w:rPr>
+        <w:t>：出厂总体（闸门内 ∧ 品类判耳机）分层抽 100 条</w:t>
       </w:r>
     </w:p>
     <w:p>
@@ -6469,135 +6613,135 @@
         <w:rPr>
           <w:b w:val="0"/>
         </w:rPr>
-        <w:t>16）</w:t>
-      </w:r>
-      <w:r>
-        <w:rPr>
-          <w:b/>
-        </w:rPr>
-        <w:t>范围内表现：历史（v1，LLM 口径）与现行（判别器，人工口径）（2026-10-05 改写）</w:t>
-      </w:r>
-      <w:r>
-        <w:rPr>
-          <w:b w:val="0"/>
-        </w:rPr>
-        <w:t>：</w:t>
+        <w:t>（触发 50＋未触发 50，仅留出侧）由决策方盲判，用于给出</w:t>
+      </w:r>
+      <w:r>
+        <w:rPr>
+          <w:b/>
+        </w:rPr>
+        <w:t>精确率与召回</w:t>
+      </w:r>
+      <w:r>
+        <w:rPr>
+          <w:b w:val="0"/>
+        </w:rPr>
+        <w:t>的实测值。在该测量完成前，本报告不得使用「覆盖大部分场景」「高精确度」等表述。</w:t>
       </w:r>
     </w:p>
     <w:p>
       <w:r>
         <w:rPr>
-          <w:b/>
-        </w:rPr>
-        <w:t>【历史】2026-10-03 的 v1 阈值扫描</w:t>
-      </w:r>
-      <w:r>
-        <w:rPr>
-          <w:b w:val="0"/>
-        </w:rPr>
-        <w:t>（下文原样保留；</w:t>
-      </w:r>
-      <w:r>
-        <w:rPr>
-          <w:b/>
-        </w:rPr>
-        <w:t>v1 已非出厂模型</w:t>
-      </w:r>
-      <w:r>
-        <w:rPr>
-          <w:b w:val="0"/>
-        </w:rPr>
-        <w:t xml:space="preserve">，且该扫描为开卷口径——val_v3_test 有 </w:t>
-      </w:r>
-      <w:r>
-        <w:rPr>
-          <w:b/>
-        </w:rPr>
-        <w:t>79.66%</w:t>
-      </w:r>
-      <w:r>
-        <w:rPr>
-          <w:b w:val="0"/>
-        </w:rPr>
-        <w:t xml:space="preserve"> 落在 v1 真实训练侧）：</w:t>
+          <w:b w:val="0"/>
+        </w:rPr>
+        <w:t>16）</w:t>
+      </w:r>
+      <w:r>
+        <w:rPr>
+          <w:b/>
+        </w:rPr>
+        <w:t>范围内表现：历史（v1，LLM 口径）与现行（判别器，人工口径）（2026-10-05 改写）</w:t>
+      </w:r>
+      <w:r>
+        <w:rPr>
+          <w:b w:val="0"/>
+        </w:rPr>
+        <w:t>：</w:t>
       </w:r>
     </w:p>
     <w:p>
       <w:r>
         <w:rPr>
-          <w:b w:val="0"/>
-        </w:rPr>
-        <w:t>在「</w:t>
-      </w:r>
-      <w:r>
-        <w:rPr>
-          <w:b/>
-        </w:rPr>
-        <w:t>关键词明确</w:t>
-      </w:r>
-      <w:r>
-        <w:rPr>
-          <w:b w:val="0"/>
-        </w:rPr>
-        <w:t>」的范围内（val_v3_test ∩ 品类判耳机：n=778、正例 48）做阈值扫描：</w:t>
+          <w:b/>
+        </w:rPr>
+        <w:t>【历史】2026-10-03 的 v1 阈值扫描</w:t>
+      </w:r>
+      <w:r>
+        <w:rPr>
+          <w:b w:val="0"/>
+        </w:rPr>
+        <w:t>（下文原样保留；</w:t>
+      </w:r>
+      <w:r>
+        <w:rPr>
+          <w:b/>
+        </w:rPr>
+        <w:t>v1 已非出厂模型</w:t>
+      </w:r>
+      <w:r>
+        <w:rPr>
+          <w:b w:val="0"/>
+        </w:rPr>
+        <w:t xml:space="preserve">，且该扫描为开卷口径——val_v3_test 有 </w:t>
+      </w:r>
+      <w:r>
+        <w:rPr>
+          <w:b/>
+        </w:rPr>
+        <w:t>79.66%</w:t>
+      </w:r>
+      <w:r>
+        <w:rPr>
+          <w:b w:val="0"/>
+        </w:rPr>
+        <w:t xml:space="preserve"> 落在 v1 真实训练侧）：</w:t>
       </w:r>
     </w:p>
     <w:p>
       <w:r>
         <w:rPr>
-          <w:b/>
-        </w:rPr>
-        <w:t>出厂模型 v1 在阈值 0.95 处取得最佳 F1 0.8077</w:t>
-      </w:r>
-      <w:r>
-        <w:rPr>
-          <w:b w:val="0"/>
-        </w:rPr>
-        <w:t xml:space="preserve">（精确率 </w:t>
-      </w:r>
-      <w:r>
-        <w:rPr>
-          <w:b/>
-        </w:rPr>
-        <w:t>75.0%</w:t>
-      </w:r>
-      <w:r>
-        <w:rPr>
-          <w:b w:val="0"/>
-        </w:rPr>
-        <w:t xml:space="preserve">／召回 </w:t>
-      </w:r>
-      <w:r>
-        <w:rPr>
-          <w:b/>
-        </w:rPr>
-        <w:t>87.5%</w:t>
-      </w:r>
-      <w:r>
-        <w:rPr>
-          <w:b w:val="0"/>
-        </w:rPr>
-        <w:t>）；</w:t>
+          <w:b w:val="0"/>
+        </w:rPr>
+        <w:t>在「</w:t>
+      </w:r>
+      <w:r>
+        <w:rPr>
+          <w:b/>
+        </w:rPr>
+        <w:t>关键词明确</w:t>
+      </w:r>
+      <w:r>
+        <w:rPr>
+          <w:b w:val="0"/>
+        </w:rPr>
+        <w:t>」的范围内（val_v3_test ∩ 品类判耳机：n=778、正例 48）做阈值扫描：</w:t>
       </w:r>
     </w:p>
     <w:p>
       <w:r>
         <w:rPr>
-          <w:b w:val="0"/>
-        </w:rPr>
-        <w:t xml:space="preserve">0.5 档为 P 60.8%／R 93.8%／F1 0.7377。该口径为 </w:t>
-      </w:r>
-      <w:r>
-        <w:rPr>
-          <w:b/>
-        </w:rPr>
-        <w:t>LLM 标签</w:t>
-      </w:r>
-      <w:r>
-        <w:rPr>
-          <w:b w:val="0"/>
-        </w:rPr>
-        <w:t>；</w:t>
+          <w:b/>
+        </w:rPr>
+        <w:t>出厂模型 v1 在阈值 0.95 处取得最佳 F1 0.8077</w:t>
+      </w:r>
+      <w:r>
+        <w:rPr>
+          <w:b w:val="0"/>
+        </w:rPr>
+        <w:t xml:space="preserve">（精确率 </w:t>
+      </w:r>
+      <w:r>
+        <w:rPr>
+          <w:b/>
+        </w:rPr>
+        <w:t>75.0%</w:t>
+      </w:r>
+      <w:r>
+        <w:rPr>
+          <w:b w:val="0"/>
+        </w:rPr>
+        <w:t xml:space="preserve">／召回 </w:t>
+      </w:r>
+      <w:r>
+        <w:rPr>
+          <w:b/>
+        </w:rPr>
+        <w:t>87.5%</w:t>
+      </w:r>
+      <w:r>
+        <w:rPr>
+          <w:b w:val="0"/>
+        </w:rPr>
+        <w:t>）；</w:t>
       </w:r>
     </w:p>
     <w:p>
@@ -6605,6 +6749,26 @@
         <w:rPr>
           <w:b w:val="0"/>
         </w:rPr>
+        <w:t xml:space="preserve">0.5 档为 P 60.8%／R 93.8%／F1 0.7377。该口径为 </w:t>
+      </w:r>
+      <w:r>
+        <w:rPr>
+          <w:b/>
+        </w:rPr>
+        <w:t>LLM 标签</w:t>
+      </w:r>
+      <w:r>
+        <w:rPr>
+          <w:b w:val="0"/>
+        </w:rPr>
+        <w:t>；</w:t>
+      </w:r>
+    </w:p>
+    <w:p>
+      <w:r>
+        <w:rPr>
+          <w:b w:val="0"/>
+        </w:rPr>
         <w:t xml:space="preserve">人工告警样本给出的精确率为 </w:t>
       </w:r>
       <w:r>
@@ -6618,6 +6782,20 @@
           <w:b w:val="0"/>
         </w:rPr>
         <w:t>，与上表同档位（0.9）的 LLM 口径 66.7% 相互印证。</w:t>
+      </w:r>
+    </w:p>
+    <w:p>
+      <w:r>
+        <w:rPr>
+          <w:b/>
+        </w:rPr>
+        <w:t>【历史·v1 世代，人工口径】</w:t>
+      </w:r>
+      <w:r>
+        <w:rPr>
+          <w:b w:val="0"/>
+        </w:rPr>
+        <w:t>上述 P/R 属 v1、非当前出厂，勿与下段混读：</w:t>
       </w:r>
     </w:p>
     <w:p>

--- a/更新世界的锋芒_SoundInsight_决赛入围定稿作品.docx
+++ b/更新世界的锋芒_SoundInsight_决赛入围定稿作品.docx
@@ -6789,13 +6789,25 @@
         <w:rPr>
           <w:b/>
         </w:rPr>
-        <w:t>【历史·v1 世代，人工口径】</w:t>
-      </w:r>
-      <w:r>
-        <w:rPr>
-          <w:b w:val="0"/>
-        </w:rPr>
-        <w:t>上述 P/R 属 v1、非当前出厂，勿与下段混读：</w:t>
+        <w:t>【切换说明】</w:t>
+      </w:r>
+      <w:r>
+        <w:rPr>
+          <w:b w:val="0"/>
+        </w:rPr>
+        <w:t>以上均为 v1 世代读数；以下为</w:t>
+      </w:r>
+      <w:r>
+        <w:rPr>
+          <w:b/>
+        </w:rPr>
+        <w:t>现行出厂（判别器）</w:t>
+      </w:r>
+      <w:r>
+        <w:rPr>
+          <w:b w:val="0"/>
+        </w:rPr>
+        <w:t>口径：</w:t>
       </w:r>
     </w:p>
     <w:p>
@@ -7015,6 +7027,20 @@
     <w:p>
       <w:r>
         <w:t>而范围内的精确与召回恰是本产品对用户的核心承诺。该结论已登记为登记表 X-22。</w:t>
+      </w:r>
+    </w:p>
+    <w:p>
+      <w:r>
+        <w:rPr>
+          <w:b/>
+        </w:rPr>
+        <w:t>【历史·v1 世代，人工口径】以下为 v1 出厂期的 P0 验收集</w:t>
+      </w:r>
+      <w:r>
+        <w:rPr>
+          <w:b w:val="0"/>
+        </w:rPr>
+        <w:t>（非当前出厂；与紧随的现行判别器段不可混读）：</w:t>
       </w:r>
     </w:p>
     <w:p>
